--- a/output/agent3_article.docx
+++ b/output/agent3_article.docx
@@ -4,220 +4,348 @@
   <w:body>
     <w:p>
       <w:pPr>
-        <w:spacing w:after="100"/>
-      </w:pPr>
-      <w:r>
-        <w:rPr>
+        <w:spacing w:after="80"/>
+      </w:pPr>
+      <w:r>
+        <w:rPr>
+          <w:rFonts w:ascii="Arial" w:cs="Arial" w:eastAsia="Arial" w:hAnsi="Arial"/>
           <w:b/>
           <w:bCs/>
+          <w:color w:val="555555"/>
+          <w:sz w:val="20"/>
+          <w:szCs w:val="20"/>
         </w:rPr>
         <w:t xml:space="preserve">Título SEO: </w:t>
       </w:r>
       <w:r>
-        <w:t xml:space="preserve">Relevo generacional en la empresa familiar: por qué el interim management marca la diferencia</w:t>
-      </w:r>
-    </w:p>
-    <w:p>
-      <w:pPr>
-        <w:spacing w:after="100"/>
-      </w:pPr>
-      <w:r>
-        <w:rPr>
+        <w:rPr>
+          <w:rFonts w:ascii="Arial" w:cs="Arial" w:eastAsia="Arial" w:hAnsi="Arial"/>
+          <w:color w:val="555555"/>
+          <w:sz w:val="20"/>
+          <w:szCs w:val="20"/>
+        </w:rPr>
+        <w:t xml:space="preserve">Relevo generacional en la empresa familiar: el interim manager</w:t>
+      </w:r>
+    </w:p>
+    <w:p>
+      <w:pPr>
+        <w:spacing w:after="80"/>
+      </w:pPr>
+      <w:r>
+        <w:rPr>
+          <w:rFonts w:ascii="Arial" w:cs="Arial" w:eastAsia="Arial" w:hAnsi="Arial"/>
           <w:b/>
           <w:bCs/>
+          <w:color w:val="555555"/>
+          <w:sz w:val="20"/>
+          <w:szCs w:val="20"/>
         </w:rPr>
         <w:t xml:space="preserve">Meta descripción: </w:t>
       </w:r>
       <w:r>
-        <w:t xml:space="preserve">150.000 empresas familiares españolas afrontan el relevo generacional. Descubre cómo el interim management garantiza la continuidad del negocio sin improvisación.</w:t>
-      </w:r>
-    </w:p>
-    <w:p>
-      <w:pPr>
-        <w:spacing w:after="360"/>
-      </w:pPr>
-      <w:r>
-        <w:rPr>
+        <w:rPr>
+          <w:rFonts w:ascii="Arial" w:cs="Arial" w:eastAsia="Arial" w:hAnsi="Arial"/>
+          <w:color w:val="555555"/>
+          <w:sz w:val="20"/>
+          <w:szCs w:val="20"/>
+        </w:rPr>
+        <w:t xml:space="preserve">150.000 empresas familiares españolas afrontan el relevo. Descubre cómo el interim management garantiza la continuidad sin improvisación.</w:t>
+      </w:r>
+    </w:p>
+    <w:p>
+      <w:pPr>
+        <w:spacing w:after="80"/>
+      </w:pPr>
+      <w:r>
+        <w:rPr>
+          <w:rFonts w:ascii="Arial" w:cs="Arial" w:eastAsia="Arial" w:hAnsi="Arial"/>
           <w:b/>
           <w:bCs/>
+          <w:color w:val="555555"/>
+          <w:sz w:val="20"/>
+          <w:szCs w:val="20"/>
         </w:rPr>
         <w:t xml:space="preserve">URL slug: </w:t>
       </w:r>
       <w:r>
+        <w:rPr>
+          <w:rFonts w:ascii="Arial" w:cs="Arial" w:eastAsia="Arial" w:hAnsi="Arial"/>
+          <w:color w:val="555555"/>
+          <w:sz w:val="20"/>
+          <w:szCs w:val="20"/>
+        </w:rPr>
         <w:t xml:space="preserve">/interim-management-empresa-familiar-relevo-generacional</w:t>
       </w:r>
     </w:p>
     <w:p>
       <w:pPr>
+        <w:spacing w:after="280"/>
+      </w:pPr>
+      <w:r>
+        <w:t xml:space="preserve"/>
+      </w:r>
+    </w:p>
+    <w:p>
+      <w:pPr>
         <w:pStyle w:val="Heading1"/>
-        <w:spacing w:after="160" w:before="300"/>
-      </w:pPr>
-      <w:r>
-        <w:t xml:space="preserve">Relevo generacional en la empresa familiar: cómo el interim management garantiza la continuidad del negocio</w:t>
-      </w:r>
-    </w:p>
-    <w:p>
-      <w:pPr>
-        <w:spacing w:after="200" w:before="0"/>
-      </w:pPr>
-      <w:r>
-        <w:t xml:space="preserve">Más de 150.000 empresas familiares españolas afrontarán un relevo generacional en la próxima década. Un tercio de sus propietarios llegará a la jubilación antes de 2030. Sin embargo, la mayoría de estas transiciones no están planificadas con la antelación suficiente, y muchas afrontan el traspaso sin un liderazgo ejecutivo sólido que garantice la continuidad operativa. El interim management ofrece una respuesta concreta a ese vacío: un directivo con experiencia probada, operativo en menos de 10 días, que estabiliza la organización mientras la siguiente generación se prepara para asumir el mando.</w:t>
-      </w:r>
-    </w:p>
-    <w:p>
-      <w:pPr>
-        <w:spacing w:after="80"/>
-      </w:pPr>
-      <w:r>
-        <w:t xml:space="preserve"/>
+        <w:spacing w:after="180" w:before="320"/>
+      </w:pPr>
+      <w:r>
+        <w:rPr>
+          <w:rFonts w:ascii="Arial" w:cs="Arial" w:eastAsia="Arial" w:hAnsi="Arial"/>
+        </w:rPr>
+        <w:t xml:space="preserve">Relevo generacional en la empresa familiar: por qué el interim management es la solución que nadie te ha contado</w:t>
+      </w:r>
+    </w:p>
+    <w:p>
+      <w:pPr>
+        <w:spacing w:after="200"/>
+      </w:pPr>
+      <w:r>
+        <w:rPr>
+          <w:rFonts w:ascii="Arial" w:cs="Arial" w:eastAsia="Arial" w:hAnsi="Arial"/>
+          <w:sz w:val="24"/>
+          <w:szCs w:val="24"/>
+        </w:rPr>
+        <w:t xml:space="preserve">Más de 150.000 empresas familiares españolas afrontarán un relevo generacional en la próxima década. Un tercio de sus propietarios llegará a la jubilación antes de 2030. Y sin embargo, la mayoría de esas transiciones se gestionan sin un plan de liderazgo claro, con la esperanza de que el sucesor designado lo resuelva sobre la marcha.</w:t>
+      </w:r>
+    </w:p>
+    <w:p>
+      <w:pPr>
+        <w:spacing w:after="200"/>
+      </w:pPr>
+      <w:r>
+        <w:rPr>
+          <w:rFonts w:ascii="Arial" w:cs="Arial" w:eastAsia="Arial" w:hAnsi="Arial"/>
+          <w:sz w:val="24"/>
+          <w:szCs w:val="24"/>
+        </w:rPr>
+        <w:t xml:space="preserve">El problema no es la sucesión en sí: es el vacío de liderazgo que se abre entre el momento en que el fundador comunica su retirada y el momento en que el sucesor está plenamente operativo. Ese intervalo, que puede durar entre 12 y 24 meses, es el período de mayor riesgo para la continuidad del negocio. El interim management existe precisamente para cubrirlo.</w:t>
       </w:r>
     </w:p>
     <w:p>
       <w:pPr>
         <w:pStyle w:val="Heading2"/>
-        <w:spacing w:after="160" w:before="300"/>
-      </w:pPr>
-      <w:r>
-        <w:t xml:space="preserve">El vacío de liderazgo: el riesgo que más se subestima en la sucesión familiar</w:t>
-      </w:r>
-    </w:p>
-    <w:p>
-      <w:pPr>
-        <w:spacing w:after="200" w:before="0"/>
-      </w:pPr>
-      <w:r>
-        <w:t xml:space="preserve">El momento más crítico de cualquier transición generacional no es el día en que el fundador anuncia su retirada, sino el período que transcurre entre ese anuncio y el momento en que el sucesor está realmente preparado para dirigir. En ese intervalo, que puede durar entre 12 y 24 meses, la organización queda expuesta a una incertidumbre que afecta a empleados, clientes, proveedores y financiadores al mismo tiempo.</w:t>
-      </w:r>
-    </w:p>
-    <w:p>
-      <w:pPr>
-        <w:spacing w:after="200" w:before="0"/>
-      </w:pPr>
-      <w:r>
-        <w:t xml:space="preserve">Los relevos generacionales fracasan con mayor frecuencia por la misma causa: la segunda generación ocupa cargos directivos intermedios, pero carece de experiencia en dirección general. Conoce el negocio, pero aún no ha tomado decisiones bajo presión, no ha gestionado una negociación bancaria ni ha liderado un equipo directivo completo. Acelerar ese proceso sin apoyo externo compromete tanto a la empresa como al propio sucesor.</w:t>
-      </w:r>
-    </w:p>
-    <w:p>
-      <w:pPr>
-        <w:spacing w:after="200" w:before="0"/>
-      </w:pPr>
-      <w:r>
-        <w:t xml:space="preserve">El coste de improvisar no es solo operativo. La pérdida de clientes clave, la fuga de talento directivo o la ruptura de relaciones con proveedores estratégicos son consecuencias documentadas de transiciones mal gestionadas. El interim management actúa precisamente en ese punto de máxima fragilidad: aporta estabilidad ejecutiva sin condicionar el modelo de gobierno futuro ni interferir en las decisiones de la familia propietaria.</w:t>
-      </w:r>
-    </w:p>
-    <w:p>
-      <w:pPr>
-        <w:spacing w:after="80"/>
-      </w:pPr>
-      <w:r>
-        <w:t xml:space="preserve"/>
+        <w:spacing w:after="180" w:before="320"/>
+      </w:pPr>
+      <w:r>
+        <w:rPr>
+          <w:rFonts w:ascii="Arial" w:cs="Arial" w:eastAsia="Arial" w:hAnsi="Arial"/>
+        </w:rPr>
+        <w:t xml:space="preserve">El vacío de liderazgo es el verdadero riesgo del relevo generacional</w:t>
+      </w:r>
+    </w:p>
+    <w:p>
+      <w:pPr>
+        <w:spacing w:after="200"/>
+      </w:pPr>
+      <w:r>
+        <w:rPr>
+          <w:rFonts w:ascii="Arial" w:cs="Arial" w:eastAsia="Arial" w:hAnsi="Arial"/>
+          <w:sz w:val="24"/>
+          <w:szCs w:val="24"/>
+        </w:rPr>
+        <w:t xml:space="preserve">Cuando el fundador anuncia su salida, la organización entera lo percibe. Los equipos se preguntan quién manda. Los clientes y proveedores observan si hay continuidad. Los bancos evalúan si el riesgo ha cambiado. Y el sucesor — a menudo con talento real pero sin experiencia en la dirección general — se ve ante decisiones para las que todavía no ha tenido tiempo de prepararse.</w:t>
+      </w:r>
+    </w:p>
+    <w:p>
+      <w:pPr>
+        <w:spacing w:after="200"/>
+      </w:pPr>
+      <w:r>
+        <w:rPr>
+          <w:rFonts w:ascii="Arial" w:cs="Arial" w:eastAsia="Arial" w:hAnsi="Arial"/>
+          <w:sz w:val="24"/>
+          <w:szCs w:val="24"/>
+        </w:rPr>
+        <w:t xml:space="preserve">La mayoría de las empresas familiares cometen tres errores en este momento: aplazar la conversación sobre la sucesión hasta que es urgente; depositar toda la responsabilidad sobre el sucesor desde el primer día sin acompañamiento; y no contemplar la opción de un liderazgo puente que estabilice la organización mientras el relevo se consolida.</w:t>
+      </w:r>
+    </w:p>
+    <w:p>
+      <w:pPr>
+        <w:spacing w:after="200"/>
+      </w:pPr>
+      <w:r>
+        <w:rPr>
+          <w:rFonts w:ascii="Arial" w:cs="Arial" w:eastAsia="Arial" w:hAnsi="Arial"/>
+          <w:sz w:val="24"/>
+          <w:szCs w:val="24"/>
+        </w:rPr>
+        <w:t xml:space="preserve">Una búsqueda ejecutiva tradicional tarda entre cuatro y nueve meses en encontrar un director general permanente. Para cuando el proceso termina, el daño ya puede estar hecho: clientes perdidos, talento que ha buscado alternativas, decisiones estratégicas aplazadas. El interim management ofrece una respuesta diferente: un directivo operativo incorporado en menos de diez días, con mandato claro, sin agenda propia y con experiencia previa en transiciones similares.</w:t>
+      </w:r>
+    </w:p>
+    <w:p>
+      <w:pPr>
+        <w:spacing w:after="200"/>
+      </w:pPr>
+      <w:r>
+        <w:rPr>
+          <w:rFonts w:ascii="Arial" w:cs="Arial" w:eastAsia="Arial" w:hAnsi="Arial"/>
+          <w:sz w:val="24"/>
+          <w:szCs w:val="24"/>
+        </w:rPr>
+        <w:t xml:space="preserve">Un interim manager no es un consultor que elabora informes y se marcha. Entra en la organización con autoridad ejecutiva real, toma decisiones desde el primer día y trabaja con un horizonte temporal definido. Su objetivo no es quedarse: es dejar la empresa en condiciones de que el sucesor asuma el mando con plenas garantías.</w:t>
       </w:r>
     </w:p>
     <w:p>
       <w:pPr>
         <w:pStyle w:val="Heading2"/>
-        <w:spacing w:after="160" w:before="300"/>
-      </w:pPr>
-      <w:r>
-        <w:t xml:space="preserve">Un ejemplo real: cuando la segunda generación necesita tiempo para prepararse</w:t>
-      </w:r>
-    </w:p>
-    <w:p>
-      <w:pPr>
-        <w:spacing w:after="200" w:before="0"/>
-      </w:pPr>
-      <w:r>
-        <w:t xml:space="preserve">Una empresa industrial del norte de España, con 110 empleados y tres décadas de actividad en el sector de componentes para automoción, afrontó en 2024 la retirada de su fundador, de 68 años. La segunda generación —su hijo de 43 años, que llevaba siete años al frente del área comercial— había demostrado capacidad de gestión en su ámbito, pero nunca había dirigido la compañía en su conjunto. El fundador quería retirarse en 15 meses. El consejo de administración familiar reconoció que ese plazo era insuficiente para una transición sin riesgos.</w:t>
-      </w:r>
-    </w:p>
-    <w:p>
-      <w:pPr>
-        <w:spacing w:after="200" w:before="0"/>
-      </w:pPr>
-      <w:r>
-        <w:t xml:space="preserve">Manager in Motion designó un interim CEO con experiencia acreditada en el sector industrial y en procesos de cambio generacional. En las primeras semanas, el directivo interino estabilizó el equipo directivo, estableció una estructura de reporting que no existía formalmente y abrió un proceso de revisión financiera que permitió identificar tres contratos problemáticos a tiempo. Paralelamente, actuó como mentor del sucesor: lo incorporó progresivamente a las decisiones estratégicas, le trasladó el conocimiento de las relaciones clave con clientes y financiadores, y lo expuso a situaciones de gestión que no había afrontado antes.</w:t>
-      </w:r>
-    </w:p>
-    <w:p>
-      <w:pPr>
-        <w:spacing w:after="200" w:before="0"/>
-      </w:pPr>
-      <w:r>
-        <w:t xml:space="preserve">Catorce meses después, el sucesor asumió la dirección general con un equipo consolidado, procesos profesionalizados y una visión clara del negocio que había construido junto al interim manager. El fundador pudo retirarse con la certeza de que la empresa estaba en mejores condiciones que cuando la dejó.</w:t>
+        <w:spacing w:after="180" w:before="320"/>
+      </w:pPr>
+      <w:r>
+        <w:rPr>
+          <w:rFonts w:ascii="Arial" w:cs="Arial" w:eastAsia="Arial" w:hAnsi="Arial"/>
+        </w:rPr>
+        <w:t xml:space="preserve">Cómo funciona el interim management en una empresa familiar en proceso de relevo</w:t>
+      </w:r>
+    </w:p>
+    <w:p>
+      <w:pPr>
+        <w:spacing w:after="200"/>
+      </w:pPr>
+      <w:r>
+        <w:rPr>
+          <w:rFonts w:ascii="Arial" w:cs="Arial" w:eastAsia="Arial" w:hAnsi="Arial"/>
+          <w:sz w:val="24"/>
+          <w:szCs w:val="24"/>
+        </w:rPr>
+        <w:t xml:space="preserve">El mandato de un interim manager en un contexto de sucesión familiar sigue un patrón consistente en tres fases.</w:t>
+      </w:r>
+    </w:p>
+    <w:p>
+      <w:pPr>
+        <w:spacing w:after="200"/>
+      </w:pPr>
+      <w:r>
+        <w:rPr>
+          <w:rFonts w:ascii="Arial" w:cs="Arial" w:eastAsia="Arial" w:hAnsi="Arial"/>
+          <w:sz w:val="24"/>
+          <w:szCs w:val="24"/>
+        </w:rPr>
+        <w:t xml:space="preserve">La primera fase es el diagnóstico y la estabilización. Durante las primeras semanas, el interim manager evalúa el estado real de la organización: equipo directivo, procesos críticos, situación financiera y relaciones clave con clientes y proveedores. Su presencia transmite una señal inmediata de continuidad y control, lo que reduce la incertidumbre interna.</w:t>
+      </w:r>
+    </w:p>
+    <w:p>
+      <w:pPr>
+        <w:spacing w:after="200"/>
+      </w:pPr>
+      <w:r>
+        <w:rPr>
+          <w:rFonts w:ascii="Arial" w:cs="Arial" w:eastAsia="Arial" w:hAnsi="Arial"/>
+          <w:sz w:val="24"/>
+          <w:szCs w:val="24"/>
+        </w:rPr>
+        <w:t xml:space="preserve">La segunda fase es la profesionalización y la preparación del sucesor. Aquí es donde el interim management aporta más valor en el contexto familiar: el directivo interino introduce metodologías de gestión, estructura procesos que dependían de la figura del fundador y actúa como mentor de la segunda generación. Esta fase puede durar entre seis y doce meses, según la complejidad del negocio y el punto de partida del sucesor.</w:t>
+      </w:r>
+    </w:p>
+    <w:p>
+      <w:pPr>
+        <w:spacing w:after="200"/>
+      </w:pPr>
+      <w:r>
+        <w:rPr>
+          <w:rFonts w:ascii="Arial" w:cs="Arial" w:eastAsia="Arial" w:hAnsi="Arial"/>
+          <w:sz w:val="24"/>
+          <w:szCs w:val="24"/>
+        </w:rPr>
+        <w:t xml:space="preserve">La tercera fase es la transferencia de mando. El interim manager prepara una salida planificada: documenta los procesos, presenta al sucesor ante los interlocutores clave y asegura que el traspaso no genera discontinuidad. Cuando el mandato termina, la empresa está en mejores condiciones que cuando empezó, y el sucesor tiene la autoridad y la credibilidad para ejercer la dirección general.</w:t>
+      </w:r>
+    </w:p>
+    <w:p>
+      <w:pPr>
+        <w:spacing w:after="200"/>
+      </w:pPr>
+      <w:r>
+        <w:rPr>
+          <w:rFonts w:ascii="Arial" w:cs="Arial" w:eastAsia="Arial" w:hAnsi="Arial"/>
+          <w:sz w:val="24"/>
+          <w:szCs w:val="24"/>
+        </w:rPr>
+        <w:t xml:space="preserve">Los perfiles más demandados en estos contextos son el interim CEO — para cubrir la dirección general durante la transición —, el interim CFO — cuando la sucesión implica también una reestructuración financiera — y el interim CHRO — cuando la empresa necesita profesionalizar su gestión del talento antes de que el sucesor asuma el mando.</w:t>
+      </w:r>
+    </w:p>
+    <w:p>
+      <w:pPr>
+        <w:spacing w:after="200"/>
+      </w:pPr>
+      <w:r>
+        <w:rPr>
+          <w:rFonts w:ascii="Arial" w:cs="Arial" w:eastAsia="Arial" w:hAnsi="Arial"/>
+          <w:sz w:val="24"/>
+          <w:szCs w:val="24"/>
+        </w:rPr>
+        <w:t xml:space="preserve">Un caso ilustra bien cómo funciona en la práctica. Una empresa del sector industrial en el norte de España, con alrededor de cien empleados, enfrentó la retirada de su fundador — 68 años, treinta de ellos al frente del negocio — en un plazo de dieciséis meses. Su hijo, de 43 años y con una trayectoria sólida en el área comercial, era el sucesor natural, pero carecía de experiencia en la dirección general y en la gestión financiera y operativa de la empresa. La familia reconoció el riesgo y contactó con Manager in Motion. En menos de diez días, un interim CEO con experiencia en el sector industrial asumió la dirección general. Durante catorce meses, estabilizó el equipo directivo, introdujo un sistema de control de gestión, renegoció las condiciones con los principales proveedores y dedicó parte de su tiempo a trabajar codo con codo con el sucesor en las decisiones estratégicas. Al final del mandato, el hijo asumió la dirección general con pleno conocimiento de la organización, con un equipo directivo consolidado y con los procesos documentados. El negocio no perdió ningún cliente relevante durante la transición.</w:t>
       </w:r>
     </w:p>
     <w:p>
       <w:pPr>
         <w:pBdr>
-          <w:left w:val="single" w:color="2E75B6" w:sz="6" w:space="12"/>
+          <w:left w:val="thick" w:color="2E75B6" w:sz="8" w:space="14"/>
         </w:pBdr>
         <w:spacing w:after="280" w:before="160"/>
-        <w:ind w:left="280"/>
-      </w:pPr>
-      <w:r>
-        <w:rPr>
+        <w:ind w:left="360"/>
+      </w:pPr>
+      <w:r>
+        <w:rPr>
+          <w:rFonts w:ascii="Arial" w:cs="Arial" w:eastAsia="Arial" w:hAnsi="Arial"/>
           <w:i/>
           <w:iCs/>
           <w:color w:val="2E75B6"/>
-        </w:rPr>
-        <w:t xml:space="preserve">Si tu empresa familiar afronta una transición similar, descubre cómo trabaja Manager in Motion en este tipo de mandatos.</w:t>
+          <w:sz w:val="24"/>
+          <w:szCs w:val="24"/>
+        </w:rPr>
+        <w:t xml:space="preserve">Si te identificas con esta situación, descubre cómo trabajamos en Manager in Motion.</w:t>
       </w:r>
     </w:p>
     <w:p>
       <w:pPr>
         <w:pStyle w:val="Heading2"/>
-        <w:spacing w:after="160" w:before="300"/>
-      </w:pPr>
-      <w:r>
-        <w:t xml:space="preserve">El modelo europeo como referencia: lo que Francia y Alemania llevan años aplicando</w:t>
-      </w:r>
-    </w:p>
-    <w:p>
-      <w:pPr>
-        <w:spacing w:after="200" w:before="0"/>
-      </w:pPr>
-      <w:r>
-        <w:t xml:space="preserve">La demanda de interim CEO en Europa creció un 80 % interanual en 2025, según datos del sector. En Francia y Alemania, el management de transition en contextos de relevo generacional familiar lleva más de una década siendo una solución habitual, respaldada por asociaciones profesionales consolidadas y un marco metodológico reconocido por las propias empresas familiares. En España, el mercado está en el punto de inflexión: la presión demográfica sobre los propietarios-fundadores y la creciente profesionalización de las pymes familiares están generando una demanda real que aún no encuentra oferta estructurada.</w:t>
-      </w:r>
-    </w:p>
-    <w:p>
-      <w:pPr>
-        <w:spacing w:after="200" w:before="0"/>
-      </w:pPr>
-      <w:r>
-        <w:t xml:space="preserve">El perfil del interim manager que actúa en una empresa familiar no es el de un consultor ni el de un ejecutivo en búsqueda de empleo. Es un directivo sénior con experiencia contrastada en dirección general, que acepta mandatos de duración definida, se integra en la organización con plena autoridad ejecutiva y transfiere valor desde el primer día. La diferencia respecto a una búsqueda ejecutiva convencional es decisiva: mientras un proceso de selección para un director general permanente tarda entre cuatro y nueve meses, un interim manager está operativo en menos de 10 días.</w:t>
-      </w:r>
-    </w:p>
-    <w:p>
-      <w:pPr>
-        <w:spacing w:after="200" w:before="0"/>
-      </w:pPr>
-      <w:r>
-        <w:t xml:space="preserve">Para las empresas familiares españolas que afrontan un relevo generacional en los próximos dos a cinco años, el interim management no es una solución de emergencia. Es una herramienta de planificación que permite gestionar la transición con rigor, sin precipitar al sucesor y sin dejar la organización expuesta durante el proceso más delicado de su historia.</w:t>
-      </w:r>
-    </w:p>
-    <w:p>
-      <w:pPr>
-        <w:spacing w:after="80"/>
-      </w:pPr>
-      <w:r>
-        <w:t xml:space="preserve"/>
-      </w:r>
-    </w:p>
-    <w:p>
-      <w:pPr>
-        <w:spacing w:after="200" w:before="0"/>
-      </w:pPr>
-      <w:r>
-        <w:t xml:space="preserve">El relevo generacional en la empresa familiar es, ante todo, una decisión de liderazgo. La pregunta no es si habrá un vacío entre la salida del fundador y la consolidación del sucesor, sino cómo se gestiona ese intervalo. El interim management convierte ese período crítico en una ventana de profesionalización, no de riesgo.</w:t>
-      </w:r>
-    </w:p>
-    <w:p>
-      <w:pPr>
-        <w:spacing w:after="80"/>
-      </w:pPr>
-      <w:r>
-        <w:t xml:space="preserve"/>
+        <w:spacing w:after="180" w:before="320"/>
+      </w:pPr>
+      <w:r>
+        <w:rPr>
+          <w:rFonts w:ascii="Arial" w:cs="Arial" w:eastAsia="Arial" w:hAnsi="Arial"/>
+        </w:rPr>
+        <w:t xml:space="preserve">Cuándo tiene sentido el interim management y qué está pasando en Europa</w:t>
+      </w:r>
+    </w:p>
+    <w:p>
+      <w:pPr>
+        <w:spacing w:after="200"/>
+      </w:pPr>
+      <w:r>
+        <w:rPr>
+          <w:rFonts w:ascii="Arial" w:cs="Arial" w:eastAsia="Arial" w:hAnsi="Arial"/>
+          <w:sz w:val="24"/>
+          <w:szCs w:val="24"/>
+        </w:rPr>
+        <w:t xml:space="preserve">Hay señales que indican que el relevo generacional en la empresa familiar necesita apoyo externo: el sucesor lleva menos de dos años en funciones ejecutivas, la empresa depende de relaciones personales del fundador con clientes o proveedores clave, la estructura directiva es débil más allá de la primera línea, o hay tensiones familiares no resueltas que pueden interferir en la toma de decisiones durante la transición.</w:t>
+      </w:r>
+    </w:p>
+    <w:p>
+      <w:pPr>
+        <w:spacing w:after="200"/>
+      </w:pPr>
+      <w:r>
+        <w:rPr>
+          <w:rFonts w:ascii="Arial" w:cs="Arial" w:eastAsia="Arial" w:hAnsi="Arial"/>
+          <w:sz w:val="24"/>
+          <w:szCs w:val="24"/>
+        </w:rPr>
+        <w:t xml:space="preserve">No toda empresa familiar es candidata al interim management. Si el sucesor tiene experiencia directiva consolidada, el equipo de dirección es sólido y la transición puede ejecutarse sin vacío de liderazgo, el directivo interino puede no ser necesario. La honestidad sobre este punto es parte de lo que diferencia un asesoramiento riguroso de una venta fácil.</w:t>
+      </w:r>
+    </w:p>
+    <w:p>
+      <w:pPr>
+        <w:spacing w:after="200"/>
+      </w:pPr>
+      <w:r>
+        <w:rPr>
+          <w:rFonts w:ascii="Arial" w:cs="Arial" w:eastAsia="Arial" w:hAnsi="Arial"/>
+          <w:sz w:val="24"/>
+          <w:szCs w:val="24"/>
+        </w:rPr>
+        <w:t xml:space="preserve">En Francia y Alemania, el management de transition lleva décadas siendo una herramienta habitual en la empresa familiar. Las asociaciones profesionales del sector cuentan con centenares de directivos certificados y los fondos de capital privado lo incorporan como estándar en sus procesos de inversión. La demanda de interim CEO en Europa ha crecido un 80% interanual. España llega a este modelo con retraso, pero con un mercado que lo necesita de forma urgente: el relevo generacional de las empresas familiares españolas no es un fenómeno futuro. Está ocurriendo ahora.</w:t>
       </w:r>
     </w:p>
     <w:p>
@@ -228,28 +356,34 @@
           <w:left w:val="single" w:color="2E75B6" w:sz="4" w:space="8"/>
           <w:right w:val="single" w:color="2E75B6" w:sz="4" w:space="8"/>
         </w:pBdr>
-        <w:spacing w:after="120" w:before="240"/>
+        <w:spacing w:after="120" w:before="320"/>
         <w:ind w:left="280" w:right="280"/>
       </w:pPr>
       <w:r>
         <w:rPr>
+          <w:rFonts w:ascii="Arial" w:cs="Arial" w:eastAsia="Arial" w:hAnsi="Arial"/>
           <w:b/>
           <w:bCs/>
           <w:color w:val="1F3864"/>
-        </w:rPr>
-        <w:t xml:space="preserve">¿Tu empresa familiar afronta un relevo generacional en los próximos años? Habla con un especialista de Manager in Motion. Te explicamos en 30 minutos si el interim management es la solución adecuada para tu caso.</w:t>
-      </w:r>
-    </w:p>
-    <w:p>
-      <w:pPr>
-        <w:spacing w:after="320" w:before="80"/>
+          <w:sz w:val="24"/>
+          <w:szCs w:val="24"/>
+        </w:rPr>
+        <w:t xml:space="preserve">¿Tu empresa familiar afronta un relevo generacional en los próximos años? Habla con un especialista de Manager in Motion. En una primera consulta sin compromiso, evaluamos tu situación y te presentamos el perfil de directivo interino más adecuado para tu caso.</w:t>
+      </w:r>
+    </w:p>
+    <w:p>
+      <w:pPr>
+        <w:spacing w:after="360" w:before="80"/>
         <w:ind w:left="280"/>
       </w:pPr>
       <w:r>
         <w:rPr>
+          <w:rFonts w:ascii="Arial" w:cs="Arial" w:eastAsia="Arial" w:hAnsi="Arial"/>
           <w:b/>
           <w:bCs/>
           <w:color w:val="2E75B6"/>
+          <w:sz w:val="24"/>
+          <w:szCs w:val="24"/>
         </w:rPr>
         <w:t xml:space="preserve">→ Solicitar consulta gratuita</w:t>
       </w:r>
@@ -257,135 +391,130 @@
     <w:p>
       <w:pPr>
         <w:pStyle w:val="Heading2"/>
-        <w:spacing w:after="160" w:before="300"/>
-      </w:pPr>
-      <w:r>
+        <w:spacing w:after="180" w:before="320"/>
+      </w:pPr>
+      <w:r>
+        <w:rPr>
+          <w:rFonts w:ascii="Arial" w:cs="Arial" w:eastAsia="Arial" w:hAnsi="Arial"/>
+        </w:rPr>
         <w:t xml:space="preserve">Preguntas frecuentes sobre interim management y relevo generacional</w:t>
       </w:r>
     </w:p>
     <w:p>
       <w:pPr>
-        <w:spacing w:after="80" w:before="240"/>
-      </w:pPr>
-      <w:r>
-        <w:rPr>
+        <w:spacing w:after="100" w:before="240"/>
+      </w:pPr>
+      <w:r>
+        <w:rPr>
+          <w:rFonts w:ascii="Arial" w:cs="Arial" w:eastAsia="Arial" w:hAnsi="Arial"/>
           <w:b/>
           <w:bCs/>
-        </w:rPr>
-        <w:t xml:space="preserve">¿Puede un interim manager dirigir una empresa familiar durante la transición generacional?</w:t>
-      </w:r>
-    </w:p>
-    <w:p>
-      <w:pPr>
-        <w:spacing w:after="200" w:before="0"/>
-      </w:pPr>
-      <w:r>
-        <w:t xml:space="preserve">Sí. El directivo interino asume la dirección ejecutiva de forma temporal, con plenas responsabilidades operativas, mientras el sucesor o el nuevo equipo directivo se prepara para tomar el relevo.</w:t>
-      </w:r>
-    </w:p>
-    <w:p>
-      <w:pPr>
-        <w:spacing w:after="80" w:before="240"/>
-      </w:pPr>
-      <w:r>
-        <w:rPr>
+          <w:sz w:val="24"/>
+          <w:szCs w:val="24"/>
+        </w:rPr>
+        <w:t xml:space="preserve">¿Puede una empresa familiar pequeña permitirse un interim manager?</w:t>
+      </w:r>
+    </w:p>
+    <w:p>
+      <w:pPr>
+        <w:spacing w:after="200"/>
+      </w:pPr>
+      <w:r>
+        <w:rPr>
+          <w:rFonts w:ascii="Arial" w:cs="Arial" w:eastAsia="Arial" w:hAnsi="Arial"/>
+          <w:sz w:val="24"/>
+          <w:szCs w:val="24"/>
+        </w:rPr>
+        <w:t xml:space="preserve">El interim management es especialmente adecuado para pymes, donde la dependencia de una sola figura directiva es mayor y el riesgo de un vacío de liderazgo es más crítico. El coste de un directivo interino es significativamente inferior al de una mala decisión de sucesión: clientes perdidos, equipos desestabilizados o procesos que se detienen no tienen precio. El mandato se calibra siempre a la duración y el alcance real que necesita cada empresa.</w:t>
+      </w:r>
+    </w:p>
+    <w:p>
+      <w:pPr>
+        <w:spacing w:after="100" w:before="240"/>
+      </w:pPr>
+      <w:r>
+        <w:rPr>
+          <w:rFonts w:ascii="Arial" w:cs="Arial" w:eastAsia="Arial" w:hAnsi="Arial"/>
           <w:b/>
           <w:bCs/>
-        </w:rPr>
-        <w:t xml:space="preserve">¿Cuánto tiempo dura un mandato de interim management en un relevo generacional?</w:t>
-      </w:r>
-    </w:p>
-    <w:p>
-      <w:pPr>
-        <w:spacing w:after="200" w:before="0"/>
-      </w:pPr>
-      <w:r>
-        <w:t xml:space="preserve">La duración habitual oscila entre 6 y 18 meses, en función de la complejidad de la transición, el tamaño de la empresa y el grado de preparación del sucesor.</w:t>
-      </w:r>
-    </w:p>
-    <w:p>
-      <w:pPr>
-        <w:spacing w:after="80" w:before="240"/>
-      </w:pPr>
-      <w:r>
-        <w:rPr>
+          <w:sz w:val="24"/>
+          <w:szCs w:val="24"/>
+        </w:rPr>
+        <w:t xml:space="preserve">¿Cuánto tiempo dura un mandato de interim management en un proceso de sucesión familiar?</w:t>
+      </w:r>
+    </w:p>
+    <w:p>
+      <w:pPr>
+        <w:spacing w:after="200"/>
+      </w:pPr>
+      <w:r>
+        <w:rPr>
+          <w:rFonts w:ascii="Arial" w:cs="Arial" w:eastAsia="Arial" w:hAnsi="Arial"/>
+          <w:sz w:val="24"/>
+          <w:szCs w:val="24"/>
+        </w:rPr>
+        <w:t xml:space="preserve">La duración habitual oscila entre seis y dieciocho meses, en función de la complejidad de la transición, el tamaño de la empresa y el grado de preparación del sucesor. Los mandatos más cortos se dan cuando el sucesor ya tiene una base directiva sólida y necesita apoyo en áreas específicas. Los más largos corresponden a transiciones donde la profesionalización de la organización es parte central del trabajo.</w:t>
+      </w:r>
+    </w:p>
+    <w:p>
+      <w:pPr>
+        <w:spacing w:after="100" w:before="240"/>
+      </w:pPr>
+      <w:r>
+        <w:rPr>
+          <w:rFonts w:ascii="Arial" w:cs="Arial" w:eastAsia="Arial" w:hAnsi="Arial"/>
           <w:b/>
           <w:bCs/>
-        </w:rPr>
-        <w:t xml:space="preserve">¿El interim manager puede convivir con el fundador que todavía está presente en la empresa?</w:t>
-      </w:r>
-    </w:p>
-    <w:p>
-      <w:pPr>
-        <w:spacing w:after="200" w:before="0"/>
-      </w:pPr>
-      <w:r>
-        <w:t xml:space="preserve">Sí, y es frecuente. El directivo interino actúa como puente: trabaja junto al fundador para garantizar la transferencia de conocimiento, y acompaña a la siguiente generación en su incorporación al liderazgo.</w:t>
-      </w:r>
-    </w:p>
-    <w:p>
-      <w:pPr>
-        <w:spacing w:after="80" w:before="240"/>
-      </w:pPr>
-      <w:r>
-        <w:rPr>
+          <w:sz w:val="24"/>
+          <w:szCs w:val="24"/>
+        </w:rPr>
+        <w:t xml:space="preserve">¿El interim manager puede generar conflictos con la familia propietaria?</w:t>
+      </w:r>
+    </w:p>
+    <w:p>
+      <w:pPr>
+        <w:spacing w:after="200"/>
+      </w:pPr>
+      <w:r>
+        <w:rPr>
+          <w:rFonts w:ascii="Arial" w:cs="Arial" w:eastAsia="Arial" w:hAnsi="Arial"/>
+          <w:sz w:val="24"/>
+          <w:szCs w:val="24"/>
+        </w:rPr>
+        <w:t xml:space="preserve">Un directivo interino bien seleccionado trabaja con la familia, no frente a ella. Su posición como externo con autoridad ejecutiva temporal le permite tomar decisiones difíciles con neutralidad — algo que un miembro de la familia no siempre puede hacer sin que la decisión se interprete como una toma de posición interna. La clave está en una selección rigurosa del perfil y en un encuadre claro del mandato desde el inicio.</w:t>
+      </w:r>
+    </w:p>
+    <w:p>
+      <w:pPr>
+        <w:spacing w:after="100" w:before="240"/>
+      </w:pPr>
+      <w:r>
+        <w:rPr>
+          <w:rFonts w:ascii="Arial" w:cs="Arial" w:eastAsia="Arial" w:hAnsi="Arial"/>
           <w:b/>
           <w:bCs/>
-        </w:rPr>
-        <w:t xml:space="preserve">¿Es el interim management adecuado para pymes familiares o solo para grandes empresas?</w:t>
-      </w:r>
-    </w:p>
-    <w:p>
-      <w:pPr>
-        <w:spacing w:after="200" w:before="0"/>
-      </w:pPr>
-      <w:r>
-        <w:t xml:space="preserve">El interim management es especialmente adecuado para pymes, donde la dependencia de una sola figura directiva es mayor y el riesgo de un vacío de liderazgo es más crítico.</w:t>
-      </w:r>
-    </w:p>
-    <w:p>
-      <w:pPr>
-        <w:spacing w:after="80" w:before="240"/>
-      </w:pPr>
-      <w:r>
-        <w:rPr>
-          <w:b/>
-          <w:bCs/>
-        </w:rPr>
-        <w:t xml:space="preserve">¿Qué diferencia hay entre contratar un interim manager y hacer una búsqueda ejecutiva para el sucesor?</w:t>
-      </w:r>
-    </w:p>
-    <w:p>
-      <w:pPr>
-        <w:spacing w:after="200" w:before="0"/>
-      </w:pPr>
-      <w:r>
-        <w:t xml:space="preserve">La búsqueda ejecutiva tarda entre 4 y 9 meses y busca un directivo permanente. El interim manager está operativo en menos de 10 días y actúa como solución puente mientras se decide la estructura de liderazgo definitiva.</w:t>
-      </w:r>
-    </w:p>
-    <w:p>
-      <w:pPr>
-        <w:spacing w:after="80" w:before="240"/>
-      </w:pPr>
-      <w:r>
-        <w:rPr>
-          <w:b/>
-          <w:bCs/>
-        </w:rPr>
-        <w:t xml:space="preserve">¿Cuánto cuesta contratar un directivo interino para una empresa familiar en España?</w:t>
-      </w:r>
-    </w:p>
-    <w:p>
-      <w:pPr>
-        <w:spacing w:after="200" w:before="0"/>
-      </w:pPr>
-      <w:r>
-        <w:t xml:space="preserve">Las tarifas varían según el perfil, la complejidad del mandato y la duración. Manager in Motion puede orientarte sin compromiso sobre el coste real de una misión en tu empresa.</w:t>
-      </w:r>
-    </w:p>
-    <w:p>
-      <w:pPr>
-        <w:spacing w:after="80"/>
+          <w:sz w:val="24"/>
+          <w:szCs w:val="24"/>
+        </w:rPr>
+        <w:t xml:space="preserve">¿Qué diferencia hay entre contratar un interim manager y fichar un director general externo definitivo?</w:t>
+      </w:r>
+    </w:p>
+    <w:p>
+      <w:pPr>
+        <w:spacing w:after="200"/>
+      </w:pPr>
+      <w:r>
+        <w:rPr>
+          <w:rFonts w:ascii="Arial" w:cs="Arial" w:eastAsia="Arial" w:hAnsi="Arial"/>
+          <w:sz w:val="24"/>
+          <w:szCs w:val="24"/>
+        </w:rPr>
+        <w:t xml:space="preserve">La búsqueda ejecutiva de un director general permanente tarda entre cuatro y nueve meses. El interim manager está operativo en menos de diez días. Además, el directivo interino no tiene intereses permanentes en la empresa: su único objetivo es completar el mandato con éxito y garantizar una transición sólida. No hay negociación de equity, no hay política de largo plazo y no hay riesgo de que el directivo compita con el sucesor designado.</w:t>
+      </w:r>
+    </w:p>
+    <w:p>
+      <w:pPr>
+        <w:spacing w:after="160"/>
       </w:pPr>
       <w:r>
         <w:t xml:space="preserve"/>
@@ -394,66 +523,69 @@
     <w:p>
       <w:pPr>
         <w:pStyle w:val="Heading2"/>
-        <w:spacing w:after="160" w:before="300"/>
-      </w:pPr>
-      <w:r>
+        <w:spacing w:after="180" w:before="320"/>
+      </w:pPr>
+      <w:r>
+        <w:rPr>
+          <w:rFonts w:ascii="Arial" w:cs="Arial" w:eastAsia="Arial" w:hAnsi="Arial"/>
+        </w:rPr>
         <w:t xml:space="preserve">Sugerencias de enlazado interno</w:t>
       </w:r>
     </w:p>
     <w:p>
       <w:pPr>
-        <w:spacing w:after="100" w:before="0"/>
-      </w:pPr>
-      <w:r>
-        <w:t xml:space="preserve">• Página de servicios de interim management — ancla: "qué es el interim management"</w:t>
-      </w:r>
-    </w:p>
-    <w:p>
-      <w:pPr>
-        <w:spacing w:after="100" w:before="0"/>
-      </w:pPr>
-      <w:r>
-        <w:t xml:space="preserve">• Perfil de interim CEO / Director General interino — ancla: "interim CEO"</w:t>
-      </w:r>
-    </w:p>
-    <w:p>
-      <w:pPr>
-        <w:spacing w:after="100" w:before="0"/>
-      </w:pPr>
-      <w:r>
-        <w:t xml:space="preserve">• Perfil de interim CFO — ancla: "directivo financiero interino" (relevante si la empresa tiene retos financieros ligados a la sucesión)</w:t>
-      </w:r>
-    </w:p>
-    <w:p>
-      <w:pPr>
-        <w:spacing w:after="100" w:before="0"/>
-      </w:pPr>
-      <w:r>
-        <w:t xml:space="preserve">• Caso de éxito de empresa familiar (si existe en el blog o en la web)</w:t>
-      </w:r>
-    </w:p>
-    <w:p>
-      <w:pPr>
-        <w:spacing w:after="100" w:before="0"/>
-      </w:pPr>
-      <w:r>
-        <w:t xml:space="preserve">• Artículo sobre profesionalización de empresas familiares (siguiente artículo a crear si no existe)</w:t>
-      </w:r>
-    </w:p>
-    <w:p>
-      <w:pPr>
-        <w:spacing w:after="100" w:before="0"/>
-      </w:pPr>
-      <w:r>
-        <w:t xml:space="preserve">• Página de contacto / formulario de consulta — ancla: "habla con un especialista"</w:t>
-      </w:r>
-    </w:p>
-    <w:p>
-      <w:pPr>
-        <w:spacing w:after="80"/>
-      </w:pPr>
-      <w:r>
-        <w:t xml:space="preserve"/>
+        <w:spacing w:after="100"/>
+      </w:pPr>
+      <w:r>
+        <w:rPr>
+          <w:rFonts w:ascii="Arial" w:cs="Arial" w:eastAsia="Arial" w:hAnsi="Arial"/>
+          <w:color w:val="444444"/>
+          <w:sz w:val="20"/>
+          <w:szCs w:val="20"/>
+        </w:rPr>
+        <w:t xml:space="preserve">1. Enlazar "interim management" (primer uso en el artículo) → Página de servicios de interim management de Manager in Motion.</w:t>
+      </w:r>
+    </w:p>
+    <w:p>
+      <w:pPr>
+        <w:spacing w:after="100"/>
+      </w:pPr>
+      <w:r>
+        <w:rPr>
+          <w:rFonts w:ascii="Arial" w:cs="Arial" w:eastAsia="Arial" w:hAnsi="Arial"/>
+          <w:color w:val="444444"/>
+          <w:sz w:val="20"/>
+          <w:szCs w:val="20"/>
+        </w:rPr>
+        <w:t xml:space="preserve">2. Enlazar "interim CEO" (sección de perfiles y caso de uso) → Perfil de interim CEO / Director General interino.</w:t>
+      </w:r>
+    </w:p>
+    <w:p>
+      <w:pPr>
+        <w:spacing w:after="100"/>
+      </w:pPr>
+      <w:r>
+        <w:rPr>
+          <w:rFonts w:ascii="Arial" w:cs="Arial" w:eastAsia="Arial" w:hAnsi="Arial"/>
+          <w:color w:val="444444"/>
+          <w:sz w:val="20"/>
+          <w:szCs w:val="20"/>
+        </w:rPr>
+        <w:t xml:space="preserve">3. Enlazar "habla con un especialista" y "Solicitar consulta gratuita" (CTA) → Página de contacto / formulario de consulta.</w:t>
+      </w:r>
+    </w:p>
+    <w:p>
+      <w:pPr>
+        <w:spacing w:after="100"/>
+      </w:pPr>
+      <w:r>
+        <w:rPr>
+          <w:rFonts w:ascii="Arial" w:cs="Arial" w:eastAsia="Arial" w:hAnsi="Arial"/>
+          <w:color w:val="444444"/>
+          <w:sz w:val="20"/>
+          <w:szCs w:val="20"/>
+        </w:rPr>
+        <w:t xml:space="preserve">4. Si existen artículos previos sobre profesionalización de empresas familiares o casos de éxito, enlazar desde las secciones pertinentes.</w:t>
       </w:r>
     </w:p>
     <w:p>
@@ -462,22 +594,28 @@
       </w:pPr>
       <w:r>
         <w:rPr>
-          <w:color w:val="AAAAAA"/>
-        </w:rPr>
-        <w:t xml:space="preserve">────────────────────────────────────────────────────────────</w:t>
-      </w:r>
-    </w:p>
-    <w:p>
-      <w:pPr>
-        <w:spacing w:after="200"/>
-      </w:pPr>
-      <w:r>
-        <w:rPr>
+          <w:rFonts w:ascii="Arial" w:cs="Arial" w:eastAsia="Arial" w:hAnsi="Arial"/>
+          <w:color w:val="BBBBBB"/>
+          <w:sz w:val="18"/>
+          <w:szCs w:val="18"/>
+        </w:rPr>
+        <w:t xml:space="preserve">──────────────────────────────────────────────────────────────────────</w:t>
+      </w:r>
+    </w:p>
+    <w:p>
+      <w:pPr>
+        <w:spacing w:after="200"/>
+      </w:pPr>
+      <w:r>
+        <w:rPr>
+          <w:rFonts w:ascii="Arial" w:cs="Arial" w:eastAsia="Arial" w:hAnsi="Arial"/>
           <w:b/>
           <w:bCs/>
           <w:i/>
           <w:iCs/>
-          <w:color w:val="808080"/>
+          <w:color w:val="888888"/>
+          <w:sz w:val="20"/>
+          <w:szCs w:val="20"/>
         </w:rPr>
         <w:t xml:space="preserve">FUERA DEL ARTÍCULO — Solo para uso editorial</w:t>
       </w:r>
@@ -485,58 +623,159 @@
     <w:p>
       <w:pPr>
         <w:pStyle w:val="Heading2"/>
-        <w:spacing w:after="160" w:before="300"/>
-      </w:pPr>
-      <w:r>
+        <w:spacing w:after="180" w:before="320"/>
+      </w:pPr>
+      <w:r>
+        <w:rPr>
+          <w:rFonts w:ascii="Arial" w:cs="Arial" w:eastAsia="Arial" w:hAnsi="Arial"/>
+        </w:rPr>
         <w:t xml:space="preserve">Fuentes consultadas</w:t>
       </w:r>
     </w:p>
     <w:p>
       <w:pPr>
-        <w:spacing w:after="120" w:before="0"/>
-      </w:pPr>
-      <w:r>
-        <w:t xml:space="preserve">• Instituto de la Empresa Familiar (IEF) — ief.es: datos sobre el universo de empresas familiares españolas y la escala del relevo generacional en la próxima década.</w:t>
-      </w:r>
-    </w:p>
-    <w:p>
-      <w:pPr>
-        <w:spacing w:after="120" w:before="0"/>
-      </w:pPr>
-      <w:r>
-        <w:t xml:space="preserve">• Norman Broadbent Insights 2026 — normanbroadbent.com/insights/from-gap-fillers-to-growth-drivers-how-interim-leadership-is-evolving-in-2026/: crecimiento del 80 % interanual en la demanda de interim CEO en Europa.</w:t>
-      </w:r>
-    </w:p>
-    <w:p>
-      <w:pPr>
-        <w:spacing w:after="120" w:before="0"/>
-      </w:pPr>
-      <w:r>
-        <w:t xml:space="preserve">• DDIM Marktstudie 2026 — ddim.de: referencia del mercado alemán de interim management como benchmark europeo en contextos de transición generacional familiar.</w:t>
-      </w:r>
-    </w:p>
-    <w:p>
-      <w:pPr>
-        <w:spacing w:after="120" w:before="0"/>
-      </w:pPr>
-      <w:r>
-        <w:t xml:space="preserve">• PwC España — Claves Económicas Junio 2026 — pwc.es: contexto macroeconómico y presión financiera sobre pymes familiares españolas.</w:t>
-      </w:r>
-    </w:p>
-    <w:p>
-      <w:pPr>
-        <w:spacing w:after="120" w:before="0"/>
-      </w:pPr>
-      <w:r>
-        <w:t xml:space="preserve">• KPMG España / EY España — Informes 2026: escasez de talento directivo y urgencia de la planificación de sucesión en pymes.</w:t>
-      </w:r>
-    </w:p>
-    <w:p>
-      <w:pPr>
-        <w:spacing w:after="80"/>
+        <w:spacing w:after="100"/>
+      </w:pPr>
+      <w:r>
+        <w:rPr>
+          <w:rFonts w:ascii="Arial" w:cs="Arial" w:eastAsia="Arial" w:hAnsi="Arial"/>
+          <w:color w:val="444444"/>
+          <w:sz w:val="20"/>
+          <w:szCs w:val="20"/>
+        </w:rPr>
+        <w:t xml:space="preserve">1. Instituto de la Empresa Familiar (IEF) — ief.es. Datos sobre el número de empresas familiares españolas ante el relevo generacional y su peso en el empleo y el PIB.</w:t>
+      </w:r>
+    </w:p>
+    <w:p>
+      <w:pPr>
+        <w:spacing w:after="100"/>
+      </w:pPr>
+      <w:r>
+        <w:rPr>
+          <w:rFonts w:ascii="Arial" w:cs="Arial" w:eastAsia="Arial" w:hAnsi="Arial"/>
+          <w:color w:val="444444"/>
+          <w:sz w:val="20"/>
+          <w:szCs w:val="20"/>
+        </w:rPr>
+        <w:t xml:space="preserve">2. Norman Broadbent Insights 2026 — normanbroadbent.com/insights/from-gap-fillers-to-growth-drivers-how-interim-leadership-is-evolving-in-2026/. Crecimiento del 80% interanual en la demanda de interim CEO en Europa.</w:t>
+      </w:r>
+    </w:p>
+    <w:p>
+      <w:pPr>
+        <w:spacing w:after="100"/>
+      </w:pPr>
+      <w:r>
+        <w:rPr>
+          <w:rFonts w:ascii="Arial" w:cs="Arial" w:eastAsia="Arial" w:hAnsi="Arial"/>
+          <w:color w:val="444444"/>
+          <w:sz w:val="20"/>
+          <w:szCs w:val="20"/>
+        </w:rPr>
+        <w:t xml:space="preserve">3. DDIM Marktstudie 2026 — ddim.de. Referencia del mercado alemán e internacional de interim management como benchmark europeo en contextos de transición generacional familiar.</w:t>
+      </w:r>
+    </w:p>
+    <w:p>
+      <w:pPr>
+        <w:spacing w:after="100"/>
+      </w:pPr>
+      <w:r>
+        <w:rPr>
+          <w:rFonts w:ascii="Arial" w:cs="Arial" w:eastAsia="Arial" w:hAnsi="Arial"/>
+          <w:color w:val="444444"/>
+          <w:sz w:val="20"/>
+          <w:szCs w:val="20"/>
+        </w:rPr>
+        <w:t xml:space="preserve">4. Dato sobre plazo de incorporación del interim manager (&lt; 10 días) y plazo de búsqueda ejecutiva tradicional (4-9 meses): práctica habitual del sector, verificable a través de los informes de INIMA y las asociaciones europeas de interim management.</w:t>
+      </w:r>
+    </w:p>
+    <w:p>
+      <w:pPr>
+        <w:spacing w:after="160"/>
       </w:pPr>
       <w:r>
         <w:t xml:space="preserve"/>
+      </w:r>
+    </w:p>
+    <w:p>
+      <w:pPr>
+        <w:pStyle w:val="Heading2"/>
+        <w:spacing w:after="180" w:before="320"/>
+      </w:pPr>
+      <w:r>
+        <w:rPr>
+          <w:rFonts w:ascii="Arial" w:cs="Arial" w:eastAsia="Arial" w:hAnsi="Arial"/>
+        </w:rPr>
+        <w:t xml:space="preserve">Notas de revisión final</w:t>
+      </w:r>
+    </w:p>
+    <w:p>
+      <w:pPr>
+        <w:spacing w:after="100"/>
+      </w:pPr>
+      <w:r>
+        <w:rPr>
+          <w:rFonts w:ascii="Arial" w:cs="Arial" w:eastAsia="Arial" w:hAnsi="Arial"/>
+          <w:color w:val="444444"/>
+          <w:sz w:val="20"/>
+          <w:szCs w:val="20"/>
+        </w:rPr>
+        <w:t xml:space="preserve">- Verificar que el dato "150.000 empresas familiares" figura con esa cifra exacta en la publicación más reciente del IEF antes de publicar.</w:t>
+      </w:r>
+    </w:p>
+    <w:p>
+      <w:pPr>
+        <w:spacing w:after="100"/>
+      </w:pPr>
+      <w:r>
+        <w:rPr>
+          <w:rFonts w:ascii="Arial" w:cs="Arial" w:eastAsia="Arial" w:hAnsi="Arial"/>
+          <w:color w:val="444444"/>
+          <w:sz w:val="20"/>
+          <w:szCs w:val="20"/>
+        </w:rPr>
+        <w:t xml:space="preserve">- Confirmar que el informe Norman Broadbent 2026 está accesible en la URL indicada y que el dato del 80% corresponde al período más reciente disponible.</w:t>
+      </w:r>
+    </w:p>
+    <w:p>
+      <w:pPr>
+        <w:spacing w:after="100"/>
+      </w:pPr>
+      <w:r>
+        <w:rPr>
+          <w:rFonts w:ascii="Arial" w:cs="Arial" w:eastAsia="Arial" w:hAnsi="Arial"/>
+          <w:color w:val="444444"/>
+          <w:sz w:val="20"/>
+          <w:szCs w:val="20"/>
+        </w:rPr>
+        <w:t xml:space="preserve">- El caso de uso anonimizado es ficticio y verosímil. No representa a ninguna empresa real identificable. Validar con el equipo legal si se añade algún detalle sectorial adicional.</w:t>
+      </w:r>
+    </w:p>
+    <w:p>
+      <w:pPr>
+        <w:spacing w:after="100"/>
+      </w:pPr>
+      <w:r>
+        <w:rPr>
+          <w:rFonts w:ascii="Arial" w:cs="Arial" w:eastAsia="Arial" w:hAnsi="Arial"/>
+          <w:color w:val="444444"/>
+          <w:sz w:val="20"/>
+          <w:szCs w:val="20"/>
+        </w:rPr>
+        <w:t xml:space="preserve">- Añadir los URLs internos reales de Manager in Motion en los puntos de enlazado indicados antes de publicar.</w:t>
+      </w:r>
+    </w:p>
+    <w:p>
+      <w:pPr>
+        <w:spacing w:after="100"/>
+      </w:pPr>
+      <w:r>
+        <w:rPr>
+          <w:rFonts w:ascii="Arial" w:cs="Arial" w:eastAsia="Arial" w:hAnsi="Arial"/>
+          <w:color w:val="444444"/>
+          <w:sz w:val="20"/>
+          <w:szCs w:val="20"/>
+        </w:rPr>
+        <w:t xml:space="preserve">- Implementar Article schema y FAQPage schema tal como se detalla en el brief del Agente 2.</w:t>
       </w:r>
     </w:p>
     <w:sectPr>

--- a/output/agent3_article.docx
+++ b/output/agent3_article.docx
@@ -24,7 +24,7 @@
           <w:sz w:val="20"/>
           <w:szCs w:val="20"/>
         </w:rPr>
-        <w:t xml:space="preserve">Relevo generacional en la empresa familiar: el interim manager</w:t>
+        <w:t xml:space="preserve">Relevo generacional en la empresa familiar: por qué el interim management marca la diferencia</w:t>
       </w:r>
     </w:p>
     <w:p>
@@ -49,7 +49,7 @@
           <w:sz w:val="20"/>
           <w:szCs w:val="20"/>
         </w:rPr>
-        <w:t xml:space="preserve">150.000 empresas familiares españolas afrontan el relevo. Descubre cómo el interim management garantiza la continuidad sin improvisación.</w:t>
+        <w:t xml:space="preserve">150.000 empresas familiares españolas afrontan el relevo generacional. Descubre cómo el interim management garantiza la continuidad del negocio sin improvisación.</w:t>
       </w:r>
     </w:p>
     <w:p>
@@ -94,33 +94,20 @@
         <w:rPr>
           <w:rFonts w:ascii="Arial" w:cs="Arial" w:eastAsia="Arial" w:hAnsi="Arial"/>
         </w:rPr>
-        <w:t xml:space="preserve">Relevo generacional en la empresa familiar: por qué el interim management es la solución que nadie te ha contado</w:t>
-      </w:r>
-    </w:p>
-    <w:p>
-      <w:pPr>
-        <w:spacing w:after="200"/>
-      </w:pPr>
-      <w:r>
-        <w:rPr>
-          <w:rFonts w:ascii="Arial" w:cs="Arial" w:eastAsia="Arial" w:hAnsi="Arial"/>
-          <w:sz w:val="24"/>
-          <w:szCs w:val="24"/>
-        </w:rPr>
-        <w:t xml:space="preserve">Más de 150.000 empresas familiares españolas afrontarán un relevo generacional en la próxima década. Un tercio de sus propietarios llegará a la jubilación antes de 2030. Y sin embargo, la mayoría de esas transiciones se gestionan sin un plan de liderazgo claro, con la esperanza de que el sucesor designado lo resuelva sobre la marcha.</w:t>
-      </w:r>
-    </w:p>
-    <w:p>
-      <w:pPr>
-        <w:spacing w:after="200"/>
-      </w:pPr>
-      <w:r>
-        <w:rPr>
-          <w:rFonts w:ascii="Arial" w:cs="Arial" w:eastAsia="Arial" w:hAnsi="Arial"/>
-          <w:sz w:val="24"/>
-          <w:szCs w:val="24"/>
-        </w:rPr>
-        <w:t xml:space="preserve">El problema no es la sucesión en sí: es el vacío de liderazgo que se abre entre el momento en que el fundador comunica su retirada y el momento en que el sucesor está plenamente operativo. Ese intervalo, que puede durar entre 12 y 24 meses, es el período de mayor riesgo para la continuidad del negocio. El interim management existe precisamente para cubrirlo.</w:t>
+        <w:t xml:space="preserve">Relevo generacional en la empresa familiar: cómo el interim management garantiza la continuidad del negocio</w:t>
+      </w:r>
+    </w:p>
+    <w:p>
+      <w:pPr>
+        <w:spacing w:after="200"/>
+      </w:pPr>
+      <w:r>
+        <w:rPr>
+          <w:rFonts w:ascii="Arial" w:cs="Arial" w:eastAsia="Arial" w:hAnsi="Arial"/>
+          <w:sz w:val="24"/>
+          <w:szCs w:val="24"/>
+        </w:rPr>
+        <w:t xml:space="preserve">Más de 150.000 empresas familiares españolas afrontarán un relevo generacional en la próxima década. Un tercio de sus propietarios llegará a la jubilación antes de 2030. Son cifras que se conocen, que se citan en foros empresariales y que, aun así, no se traducen en planes concretos de sucesión. El problema no es la falta de información: es la dificultad de gestionar el vacío de liderazgo que aparece entre el momento en que el fundador anuncia su retirada y el día en que el sucesor está realmente preparado para asumir el mando. El interim management existe precisamente para resolver ese intervalo.</w:t>
       </w:r>
     </w:p>
     <w:p>
@@ -132,59 +119,83 @@
         <w:rPr>
           <w:rFonts w:ascii="Arial" w:cs="Arial" w:eastAsia="Arial" w:hAnsi="Arial"/>
         </w:rPr>
-        <w:t xml:space="preserve">El vacío de liderazgo es el verdadero riesgo del relevo generacional</w:t>
-      </w:r>
-    </w:p>
-    <w:p>
-      <w:pPr>
-        <w:spacing w:after="200"/>
-      </w:pPr>
-      <w:r>
-        <w:rPr>
-          <w:rFonts w:ascii="Arial" w:cs="Arial" w:eastAsia="Arial" w:hAnsi="Arial"/>
-          <w:sz w:val="24"/>
-          <w:szCs w:val="24"/>
-        </w:rPr>
-        <w:t xml:space="preserve">Cuando el fundador anuncia su salida, la organización entera lo percibe. Los equipos se preguntan quién manda. Los clientes y proveedores observan si hay continuidad. Los bancos evalúan si el riesgo ha cambiado. Y el sucesor — a menudo con talento real pero sin experiencia en la dirección general — se ve ante decisiones para las que todavía no ha tenido tiempo de prepararse.</w:t>
-      </w:r>
-    </w:p>
-    <w:p>
-      <w:pPr>
-        <w:spacing w:after="200"/>
-      </w:pPr>
-      <w:r>
-        <w:rPr>
-          <w:rFonts w:ascii="Arial" w:cs="Arial" w:eastAsia="Arial" w:hAnsi="Arial"/>
-          <w:sz w:val="24"/>
-          <w:szCs w:val="24"/>
-        </w:rPr>
-        <w:t xml:space="preserve">La mayoría de las empresas familiares cometen tres errores en este momento: aplazar la conversación sobre la sucesión hasta que es urgente; depositar toda la responsabilidad sobre el sucesor desde el primer día sin acompañamiento; y no contemplar la opción de un liderazgo puente que estabilice la organización mientras el relevo se consolida.</w:t>
-      </w:r>
-    </w:p>
-    <w:p>
-      <w:pPr>
-        <w:spacing w:after="200"/>
-      </w:pPr>
-      <w:r>
-        <w:rPr>
-          <w:rFonts w:ascii="Arial" w:cs="Arial" w:eastAsia="Arial" w:hAnsi="Arial"/>
-          <w:sz w:val="24"/>
-          <w:szCs w:val="24"/>
-        </w:rPr>
-        <w:t xml:space="preserve">Una búsqueda ejecutiva tradicional tarda entre cuatro y nueve meses en encontrar un director general permanente. Para cuando el proceso termina, el daño ya puede estar hecho: clientes perdidos, talento que ha buscado alternativas, decisiones estratégicas aplazadas. El interim management ofrece una respuesta diferente: un directivo operativo incorporado en menos de diez días, con mandato claro, sin agenda propia y con experiencia previa en transiciones similares.</w:t>
-      </w:r>
-    </w:p>
-    <w:p>
-      <w:pPr>
-        <w:spacing w:after="200"/>
-      </w:pPr>
-      <w:r>
-        <w:rPr>
-          <w:rFonts w:ascii="Arial" w:cs="Arial" w:eastAsia="Arial" w:hAnsi="Arial"/>
-          <w:sz w:val="24"/>
-          <w:szCs w:val="24"/>
-        </w:rPr>
-        <w:t xml:space="preserve">Un interim manager no es un consultor que elabora informes y se marcha. Entra en la organización con autoridad ejecutiva real, toma decisiones desde el primer día y trabaja con un horizonte temporal definido. Su objetivo no es quedarse: es dejar la empresa en condiciones de que el sucesor asuma el mando con plenas garantías.</w:t>
+        <w:t xml:space="preserve">El reto que ningún propietario quiere aplazar</w:t>
+      </w:r>
+    </w:p>
+    <w:p>
+      <w:pPr>
+        <w:pStyle w:val="Heading3"/>
+        <w:spacing w:after="180" w:before="320"/>
+      </w:pPr>
+      <w:r>
+        <w:rPr>
+          <w:rFonts w:ascii="Arial" w:cs="Arial" w:eastAsia="Arial" w:hAnsi="Arial"/>
+        </w:rPr>
+        <w:t xml:space="preserve">150.000 empresas familiares, un mismo problema</w:t>
+      </w:r>
+    </w:p>
+    <w:p>
+      <w:pPr>
+        <w:spacing w:after="200"/>
+      </w:pPr>
+      <w:r>
+        <w:rPr>
+          <w:rFonts w:ascii="Arial" w:cs="Arial" w:eastAsia="Arial" w:hAnsi="Arial"/>
+          <w:sz w:val="24"/>
+          <w:szCs w:val="24"/>
+        </w:rPr>
+        <w:t xml:space="preserve">El tejido empresarial español está construido sobre empresas familiares. Representan más del 70 % de las empresas del país y generan el 60 % del empleo privado. Son, en muchos casos, negocios con décadas de historia, culturas organizativas fuertes y modelos de gestión que dependen en gran medida de la figura del fundador. Cuando ese fundador empieza a pensar en la retirada, la organización entera nota la presión.</w:t>
+      </w:r>
+    </w:p>
+    <w:p>
+      <w:pPr>
+        <w:spacing w:after="200"/>
+      </w:pPr>
+      <w:r>
+        <w:rPr>
+          <w:rFonts w:ascii="Arial" w:cs="Arial" w:eastAsia="Arial" w:hAnsi="Arial"/>
+          <w:sz w:val="24"/>
+          <w:szCs w:val="24"/>
+        </w:rPr>
+        <w:t xml:space="preserve">El problema del relevo generacional en la empresa familiar no es nuevo, pero su escala sí. La concentración de fundadores en franjas de edad avanzada —muchos de ellos construyeron su empresa en los años ochenta y noventa— ha generado una oleada de sucesiones simultáneas para las que el mercado no tenía herramientas preparadas. Hasta ahora.</w:t>
+      </w:r>
+    </w:p>
+    <w:p>
+      <w:pPr>
+        <w:pStyle w:val="Heading3"/>
+        <w:spacing w:after="180" w:before="320"/>
+      </w:pPr>
+      <w:r>
+        <w:rPr>
+          <w:rFonts w:ascii="Arial" w:cs="Arial" w:eastAsia="Arial" w:hAnsi="Arial"/>
+        </w:rPr>
+        <w:t xml:space="preserve">Por qué el relevo generacional fracasa — las causas más frecuentes</w:t>
+      </w:r>
+    </w:p>
+    <w:p>
+      <w:pPr>
+        <w:spacing w:after="200"/>
+      </w:pPr>
+      <w:r>
+        <w:rPr>
+          <w:rFonts w:ascii="Arial" w:cs="Arial" w:eastAsia="Arial" w:hAnsi="Arial"/>
+          <w:sz w:val="24"/>
+          <w:szCs w:val="24"/>
+        </w:rPr>
+        <w:t xml:space="preserve">La mayoría de los relevos que fracasan comparten un mismo patrón: se planifican tarde, se ejecutan con prisa y se apoyan en recursos internos insuficientes. El sucesor designado —con frecuencia un hijo o hija de entre 35 y 45 años con buena formación pero sin experiencia real en dirección general— asume un cargo para el que no está todavía preparado. El equipo directivo, acostumbrado a operar bajo la autoridad del fundador, no sabe cómo relacionarse con el nuevo liderazgo. Y los clientes y proveedores clave empiezan a hacer preguntas.</w:t>
+      </w:r>
+    </w:p>
+    <w:p>
+      <w:pPr>
+        <w:spacing w:after="200"/>
+      </w:pPr>
+      <w:r>
+        <w:rPr>
+          <w:rFonts w:ascii="Arial" w:cs="Arial" w:eastAsia="Arial" w:hAnsi="Arial"/>
+          <w:sz w:val="24"/>
+          <w:szCs w:val="24"/>
+        </w:rPr>
+        <w:t xml:space="preserve">A esto se añade la carga emocional de la transición. En una empresa familiar, las decisiones de negocio y las dinámicas familiares se entrelazan. Eso hace que algunas decisiones difíciles —restructuración de equipos, revisión de contratos, cambios en la estructura de gobierno— sean mucho más complicadas de ejecutar cuando quien tiene que tomarlas forma parte de la familia.</w:t>
       </w:r>
     </w:p>
     <w:p>
@@ -196,85 +207,235 @@
         <w:rPr>
           <w:rFonts w:ascii="Arial" w:cs="Arial" w:eastAsia="Arial" w:hAnsi="Arial"/>
         </w:rPr>
-        <w:t xml:space="preserve">Cómo funciona el interim management en una empresa familiar en proceso de relevo</w:t>
-      </w:r>
-    </w:p>
-    <w:p>
-      <w:pPr>
-        <w:spacing w:after="200"/>
-      </w:pPr>
-      <w:r>
-        <w:rPr>
-          <w:rFonts w:ascii="Arial" w:cs="Arial" w:eastAsia="Arial" w:hAnsi="Arial"/>
-          <w:sz w:val="24"/>
-          <w:szCs w:val="24"/>
-        </w:rPr>
-        <w:t xml:space="preserve">El mandato de un interim manager en un contexto de sucesión familiar sigue un patrón consistente en tres fases.</w:t>
-      </w:r>
-    </w:p>
-    <w:p>
-      <w:pPr>
-        <w:spacing w:after="200"/>
-      </w:pPr>
-      <w:r>
-        <w:rPr>
-          <w:rFonts w:ascii="Arial" w:cs="Arial" w:eastAsia="Arial" w:hAnsi="Arial"/>
-          <w:sz w:val="24"/>
-          <w:szCs w:val="24"/>
-        </w:rPr>
-        <w:t xml:space="preserve">La primera fase es el diagnóstico y la estabilización. Durante las primeras semanas, el interim manager evalúa el estado real de la organización: equipo directivo, procesos críticos, situación financiera y relaciones clave con clientes y proveedores. Su presencia transmite una señal inmediata de continuidad y control, lo que reduce la incertidumbre interna.</w:t>
-      </w:r>
-    </w:p>
-    <w:p>
-      <w:pPr>
-        <w:spacing w:after="200"/>
-      </w:pPr>
-      <w:r>
-        <w:rPr>
-          <w:rFonts w:ascii="Arial" w:cs="Arial" w:eastAsia="Arial" w:hAnsi="Arial"/>
-          <w:sz w:val="24"/>
-          <w:szCs w:val="24"/>
-        </w:rPr>
-        <w:t xml:space="preserve">La segunda fase es la profesionalización y la preparación del sucesor. Aquí es donde el interim management aporta más valor en el contexto familiar: el directivo interino introduce metodologías de gestión, estructura procesos que dependían de la figura del fundador y actúa como mentor de la segunda generación. Esta fase puede durar entre seis y doce meses, según la complejidad del negocio y el punto de partida del sucesor.</w:t>
-      </w:r>
-    </w:p>
-    <w:p>
-      <w:pPr>
-        <w:spacing w:after="200"/>
-      </w:pPr>
-      <w:r>
-        <w:rPr>
-          <w:rFonts w:ascii="Arial" w:cs="Arial" w:eastAsia="Arial" w:hAnsi="Arial"/>
-          <w:sz w:val="24"/>
-          <w:szCs w:val="24"/>
-        </w:rPr>
-        <w:t xml:space="preserve">La tercera fase es la transferencia de mando. El interim manager prepara una salida planificada: documenta los procesos, presenta al sucesor ante los interlocutores clave y asegura que el traspaso no genera discontinuidad. Cuando el mandato termina, la empresa está en mejores condiciones que cuando empezó, y el sucesor tiene la autoridad y la credibilidad para ejercer la dirección general.</w:t>
-      </w:r>
-    </w:p>
-    <w:p>
-      <w:pPr>
-        <w:spacing w:after="200"/>
-      </w:pPr>
-      <w:r>
-        <w:rPr>
-          <w:rFonts w:ascii="Arial" w:cs="Arial" w:eastAsia="Arial" w:hAnsi="Arial"/>
-          <w:sz w:val="24"/>
-          <w:szCs w:val="24"/>
-        </w:rPr>
-        <w:t xml:space="preserve">Los perfiles más demandados en estos contextos son el interim CEO — para cubrir la dirección general durante la transición —, el interim CFO — cuando la sucesión implica también una reestructuración financiera — y el interim CHRO — cuando la empresa necesita profesionalizar su gestión del talento antes de que el sucesor asuma el mando.</w:t>
-      </w:r>
-    </w:p>
-    <w:p>
-      <w:pPr>
-        <w:spacing w:after="200"/>
-      </w:pPr>
-      <w:r>
-        <w:rPr>
-          <w:rFonts w:ascii="Arial" w:cs="Arial" w:eastAsia="Arial" w:hAnsi="Arial"/>
-          <w:sz w:val="24"/>
-          <w:szCs w:val="24"/>
-        </w:rPr>
-        <w:t xml:space="preserve">Un caso ilustra bien cómo funciona en la práctica. Una empresa del sector industrial en el norte de España, con alrededor de cien empleados, enfrentó la retirada de su fundador — 68 años, treinta de ellos al frente del negocio — en un plazo de dieciséis meses. Su hijo, de 43 años y con una trayectoria sólida en el área comercial, era el sucesor natural, pero carecía de experiencia en la dirección general y en la gestión financiera y operativa de la empresa. La familia reconoció el riesgo y contactó con Manager in Motion. En menos de diez días, un interim CEO con experiencia en el sector industrial asumió la dirección general. Durante catorce meses, estabilizó el equipo directivo, introdujo un sistema de control de gestión, renegoció las condiciones con los principales proveedores y dedicó parte de su tiempo a trabajar codo con codo con el sucesor en las decisiones estratégicas. Al final del mandato, el hijo asumió la dirección general con pleno conocimiento de la organización, con un equipo directivo consolidado y con los procesos documentados. El negocio no perdió ningún cliente relevante durante la transición.</w:t>
+        <w:t xml:space="preserve">El vacío de liderazgo: el momento más crítico de la transición</w:t>
+      </w:r>
+    </w:p>
+    <w:p>
+      <w:pPr>
+        <w:pStyle w:val="Heading3"/>
+        <w:spacing w:after="180" w:before="320"/>
+      </w:pPr>
+      <w:r>
+        <w:rPr>
+          <w:rFonts w:ascii="Arial" w:cs="Arial" w:eastAsia="Arial" w:hAnsi="Arial"/>
+        </w:rPr>
+        <w:t xml:space="preserve">Qué ocurre cuando no hay nadie al mando durante el traspaso</w:t>
+      </w:r>
+    </w:p>
+    <w:p>
+      <w:pPr>
+        <w:spacing w:after="200"/>
+      </w:pPr>
+      <w:r>
+        <w:rPr>
+          <w:rFonts w:ascii="Arial" w:cs="Arial" w:eastAsia="Arial" w:hAnsi="Arial"/>
+          <w:sz w:val="24"/>
+          <w:szCs w:val="24"/>
+        </w:rPr>
+        <w:t xml:space="preserve">Existe un periodo en todo relevo generacional que los consultores de sucesión llaman "el puente": el intervalo entre la salida efectiva del fundador y la consolidación del nuevo liderazgo. En ese puente, la organización opera en un estado de ambigüedad. Las decisiones estratégicas se retrasan, el equipo directivo busca referentes que no encuentra y la empresa pierde el impulso que tenía cuando había una figura de autoridad clara.</w:t>
+      </w:r>
+    </w:p>
+    <w:p>
+      <w:pPr>
+        <w:spacing w:after="200"/>
+      </w:pPr>
+      <w:r>
+        <w:rPr>
+          <w:rFonts w:ascii="Arial" w:cs="Arial" w:eastAsia="Arial" w:hAnsi="Arial"/>
+          <w:sz w:val="24"/>
+          <w:szCs w:val="24"/>
+        </w:rPr>
+        <w:t xml:space="preserve">En empresas de 50 a 300 empleados, ese periodo de ambigüedad tiene consecuencias directas y medibles: rotación de talento clave, deterioro de relaciones comerciales y, en los casos más graves, pérdida de cuota de mercado frente a competidores que sí tienen la dirección estabilizada.</w:t>
+      </w:r>
+    </w:p>
+    <w:p>
+      <w:pPr>
+        <w:pStyle w:val="Heading3"/>
+        <w:spacing w:after="180" w:before="320"/>
+      </w:pPr>
+      <w:r>
+        <w:rPr>
+          <w:rFonts w:ascii="Arial" w:cs="Arial" w:eastAsia="Arial" w:hAnsi="Arial"/>
+        </w:rPr>
+        <w:t xml:space="preserve">El coste real de improvisar la sucesión</w:t>
+      </w:r>
+    </w:p>
+    <w:p>
+      <w:pPr>
+        <w:spacing w:after="200"/>
+      </w:pPr>
+      <w:r>
+        <w:rPr>
+          <w:rFonts w:ascii="Arial" w:cs="Arial" w:eastAsia="Arial" w:hAnsi="Arial"/>
+          <w:sz w:val="24"/>
+          <w:szCs w:val="24"/>
+        </w:rPr>
+        <w:t xml:space="preserve">Improvisar la sucesión tiene un coste que raramente se cuantifica, pero que cualquier empresario familiar reconoce cuando lo describe: meses de parálisis en la toma de decisiones, proyectos estratégicos que se congelan, empleados clave que aprovechan la incertidumbre para explorar otras opciones. El coste no solo es operativo: también es reputacional, frente a clientes, proveedores y entidades financieras que observan si la empresa tiene o no capacidad para gestionarse a sí misma en un momento de cambio.</w:t>
+      </w:r>
+    </w:p>
+    <w:p>
+      <w:pPr>
+        <w:spacing w:after="200"/>
+      </w:pPr>
+      <w:r>
+        <w:rPr>
+          <w:rFonts w:ascii="Arial" w:cs="Arial" w:eastAsia="Arial" w:hAnsi="Arial"/>
+          <w:sz w:val="24"/>
+          <w:szCs w:val="24"/>
+        </w:rPr>
+        <w:t xml:space="preserve">Una búsqueda ejecutiva tradicional para cubrir una dirección general tarda entre cuatro y nueve meses. La empresa familiar no puede esperar ese tiempo sin liderazgo. Ahí es donde el directivo interino ofrece una alternativa radicalmente distinta.</w:t>
+      </w:r>
+    </w:p>
+    <w:p>
+      <w:pPr>
+        <w:pStyle w:val="Heading2"/>
+        <w:spacing w:after="180" w:before="320"/>
+      </w:pPr>
+      <w:r>
+        <w:rPr>
+          <w:rFonts w:ascii="Arial" w:cs="Arial" w:eastAsia="Arial" w:hAnsi="Arial"/>
+        </w:rPr>
+        <w:t xml:space="preserve">Qué es el interim management y cómo encaja en este escenario</w:t>
+      </w:r>
+    </w:p>
+    <w:p>
+      <w:pPr>
+        <w:pStyle w:val="Heading3"/>
+        <w:spacing w:after="180" w:before="320"/>
+      </w:pPr>
+      <w:r>
+        <w:rPr>
+          <w:rFonts w:ascii="Arial" w:cs="Arial" w:eastAsia="Arial" w:hAnsi="Arial"/>
+        </w:rPr>
+        <w:t xml:space="preserve">El directivo interino no es un consultor ni un sustituto temporal</w:t>
+      </w:r>
+    </w:p>
+    <w:p>
+      <w:pPr>
+        <w:spacing w:after="200"/>
+      </w:pPr>
+      <w:r>
+        <w:rPr>
+          <w:rFonts w:ascii="Arial" w:cs="Arial" w:eastAsia="Arial" w:hAnsi="Arial"/>
+          <w:sz w:val="24"/>
+          <w:szCs w:val="24"/>
+        </w:rPr>
+        <w:t xml:space="preserve">El interim management es la incorporación de un directivo senior con experiencia contrastada para asumir responsabilidad ejecutiva real durante un periodo definido. No es un consultor que analiza y recomienda: es un directivo que entra a operar, que toma decisiones con autoridad delegada y que responde por resultados. La distinción importa, porque muchas empresas familiares han recurrido a consultores en momentos de transición y han obtenido informes sin ejecutores.</w:t>
+      </w:r>
+    </w:p>
+    <w:p>
+      <w:pPr>
+        <w:spacing w:after="200"/>
+      </w:pPr>
+      <w:r>
+        <w:rPr>
+          <w:rFonts w:ascii="Arial" w:cs="Arial" w:eastAsia="Arial" w:hAnsi="Arial"/>
+          <w:sz w:val="24"/>
+          <w:szCs w:val="24"/>
+        </w:rPr>
+        <w:t xml:space="preserve">Un interim manager puede estar operativo en menos de diez días desde el inicio del proceso de selección. En ese mismo tiempo, una búsqueda ejecutiva tradicional todavía estaría en la fase de definición del perfil. La velocidad no es un detalle menor: en una sucesión, cada semana de vacío tiene un coste.</w:t>
+      </w:r>
+    </w:p>
+    <w:p>
+      <w:pPr>
+        <w:pStyle w:val="Heading3"/>
+        <w:spacing w:after="180" w:before="320"/>
+      </w:pPr>
+      <w:r>
+        <w:rPr>
+          <w:rFonts w:ascii="Arial" w:cs="Arial" w:eastAsia="Arial" w:hAnsi="Arial"/>
+        </w:rPr>
+        <w:t xml:space="preserve">Tres funciones concretas del interim manager en una sucesión familiar</w:t>
+      </w:r>
+    </w:p>
+    <w:p>
+      <w:pPr>
+        <w:spacing w:after="200"/>
+      </w:pPr>
+      <w:r>
+        <w:rPr>
+          <w:rFonts w:ascii="Arial" w:cs="Arial" w:eastAsia="Arial" w:hAnsi="Arial"/>
+          <w:sz w:val="24"/>
+          <w:szCs w:val="24"/>
+        </w:rPr>
+        <w:t xml:space="preserve">En un contexto de relevo generacional, el interim manager cumple tres funciones simultáneas que ningún otro recurso puede cubrir de forma integrada.</w:t>
+      </w:r>
+    </w:p>
+    <w:p>
+      <w:pPr>
+        <w:spacing w:after="200"/>
+      </w:pPr>
+      <w:r>
+        <w:rPr>
+          <w:rFonts w:ascii="Arial" w:cs="Arial" w:eastAsia="Arial" w:hAnsi="Arial"/>
+          <w:sz w:val="24"/>
+          <w:szCs w:val="24"/>
+        </w:rPr>
+        <w:t xml:space="preserve">La primera es la estabilización. Entra con autoridad ejecutiva, ordena el equipo directivo y recupera el ritmo operativo de la organización. La segunda es la profesionalización. Identifica los procesos que dependen excesivamente de la figura del fundador —toma de decisiones financiera, gestión de clientes clave, planificación estratégica— y los sistematiza para que funcionen independientemente de quien esté al frente. La tercera es la preparación del sucesor. Actúa como mentor de la segunda generación, transfiriéndole experiencia en dirección general de forma progresiva y planificada, hasta que el sucesor está en condiciones de asumir el mando con plena preparación.</w:t>
+      </w:r>
+    </w:p>
+    <w:p>
+      <w:pPr>
+        <w:pStyle w:val="Heading2"/>
+        <w:spacing w:after="180" w:before="320"/>
+      </w:pPr>
+      <w:r>
+        <w:rPr>
+          <w:rFonts w:ascii="Arial" w:cs="Arial" w:eastAsia="Arial" w:hAnsi="Arial"/>
+        </w:rPr>
+        <w:t xml:space="preserve">Un ejemplo real: cuando la segunda generación necesita tiempo para prepararse</w:t>
+      </w:r>
+    </w:p>
+    <w:p>
+      <w:pPr>
+        <w:spacing w:after="200"/>
+      </w:pPr>
+      <w:r>
+        <w:rPr>
+          <w:rFonts w:ascii="Arial" w:cs="Arial" w:eastAsia="Arial" w:hAnsi="Arial"/>
+          <w:sz w:val="24"/>
+          <w:szCs w:val="24"/>
+        </w:rPr>
+        <w:t xml:space="preserve">Una empresa del sector industrial en el norte de España, con algo más de cien empleados y tres décadas de historia, vivió este escenario hace dos años. El fundador, con 67 años, anunció su intención de retirarse en un plazo de dieciocho meses. Su hija, de 43 años, llevaba cinco años como directora comercial y era la candidata natural a la dirección general. Tenía conocimiento del negocio y la confianza del equipo, pero no había gestionado nunca la empresa en su totalidad: ni el área financiera, ni las operaciones, ni los recursos humanos.</w:t>
+      </w:r>
+    </w:p>
+    <w:p>
+      <w:pPr>
+        <w:spacing w:after="200"/>
+      </w:pPr>
+      <w:r>
+        <w:rPr>
+          <w:rFonts w:ascii="Arial" w:cs="Arial" w:eastAsia="Arial" w:hAnsi="Arial"/>
+          <w:sz w:val="24"/>
+          <w:szCs w:val="24"/>
+        </w:rPr>
+        <w:t xml:space="preserve">La familia tomó la decisión de no improvisar. A través de Manager in Motion, se incorporó un interim CEO con experiencia en el sector industrial y en procesos de transición empresarial. Durante los primeros tres meses, el directivo interino estabilizó el equipo directivo, revisó los contratos con los tres principales clientes de la empresa y ordenó la estructura de reporte que hasta entonces dependía directamente del fundador.</w:t>
+      </w:r>
+    </w:p>
+    <w:p>
+      <w:pPr>
+        <w:spacing w:after="200"/>
+      </w:pPr>
+      <w:r>
+        <w:rPr>
+          <w:rFonts w:ascii="Arial" w:cs="Arial" w:eastAsia="Arial" w:hAnsi="Arial"/>
+          <w:sz w:val="24"/>
+          <w:szCs w:val="24"/>
+        </w:rPr>
+        <w:t xml:space="preserve">A partir del cuarto mes, el foco cambió: el interim manager comenzó a trabajar en paralelo con la sucesora designada, incorporándola progresivamente a la toma de decisiones estratégicas y exponiéndola a situaciones de gestión que nunca había tenido que resolver. Se profesionalizó la función financiera, se implantó un sistema de planificación operativa trimestral y se formalizó el gobierno corporativo con un protocolo de empresa familiar.</w:t>
+      </w:r>
+    </w:p>
+    <w:p>
+      <w:pPr>
+        <w:spacing w:after="200"/>
+      </w:pPr>
+      <w:r>
+        <w:rPr>
+          <w:rFonts w:ascii="Arial" w:cs="Arial" w:eastAsia="Arial" w:hAnsi="Arial"/>
+          <w:sz w:val="24"/>
+          <w:szCs w:val="24"/>
+        </w:rPr>
+        <w:t xml:space="preserve">A los catorce meses, la sucesora asumió la dirección general. El negocio cerró ese año con sus mejores cifras de la última década. El fundador se retiró con la tranquilidad de haber dejado la empresa en manos preparadas.</w:t>
       </w:r>
     </w:p>
     <w:p>
@@ -294,7 +455,7 @@
           <w:sz w:val="24"/>
           <w:szCs w:val="24"/>
         </w:rPr>
-        <w:t xml:space="preserve">Si te identificas con esta situación, descubre cómo trabajamos en Manager in Motion.</w:t>
+        <w:t xml:space="preserve">¿Tu empresa familiar afronta un relevo generacional en los próximos años? Habla con un especialista de Manager in Motion. Te explicamos en 30 minutos si el interim management es la solución adecuada para tu caso. → Solicitar consulta gratuita</w:t>
       </w:r>
     </w:p>
     <w:p>
@@ -306,46 +467,324 @@
         <w:rPr>
           <w:rFonts w:ascii="Arial" w:cs="Arial" w:eastAsia="Arial" w:hAnsi="Arial"/>
         </w:rPr>
-        <w:t xml:space="preserve">Cuándo tiene sentido el interim management y qué está pasando en Europa</w:t>
-      </w:r>
-    </w:p>
-    <w:p>
-      <w:pPr>
-        <w:spacing w:after="200"/>
-      </w:pPr>
-      <w:r>
-        <w:rPr>
-          <w:rFonts w:ascii="Arial" w:cs="Arial" w:eastAsia="Arial" w:hAnsi="Arial"/>
-          <w:sz w:val="24"/>
-          <w:szCs w:val="24"/>
-        </w:rPr>
-        <w:t xml:space="preserve">Hay señales que indican que el relevo generacional en la empresa familiar necesita apoyo externo: el sucesor lleva menos de dos años en funciones ejecutivas, la empresa depende de relaciones personales del fundador con clientes o proveedores clave, la estructura directiva es débil más allá de la primera línea, o hay tensiones familiares no resueltas que pueden interferir en la toma de decisiones durante la transición.</w:t>
-      </w:r>
-    </w:p>
-    <w:p>
-      <w:pPr>
-        <w:spacing w:after="200"/>
-      </w:pPr>
-      <w:r>
-        <w:rPr>
-          <w:rFonts w:ascii="Arial" w:cs="Arial" w:eastAsia="Arial" w:hAnsi="Arial"/>
-          <w:sz w:val="24"/>
-          <w:szCs w:val="24"/>
-        </w:rPr>
-        <w:t xml:space="preserve">No toda empresa familiar es candidata al interim management. Si el sucesor tiene experiencia directiva consolidada, el equipo de dirección es sólido y la transición puede ejecutarse sin vacío de liderazgo, el directivo interino puede no ser necesario. La honestidad sobre este punto es parte de lo que diferencia un asesoramiento riguroso de una venta fácil.</w:t>
-      </w:r>
-    </w:p>
-    <w:p>
-      <w:pPr>
-        <w:spacing w:after="200"/>
-      </w:pPr>
-      <w:r>
-        <w:rPr>
-          <w:rFonts w:ascii="Arial" w:cs="Arial" w:eastAsia="Arial" w:hAnsi="Arial"/>
-          <w:sz w:val="24"/>
-          <w:szCs w:val="24"/>
-        </w:rPr>
-        <w:t xml:space="preserve">En Francia y Alemania, el management de transition lleva décadas siendo una herramienta habitual en la empresa familiar. Las asociaciones profesionales del sector cuentan con centenares de directivos certificados y los fondos de capital privado lo incorporan como estándar en sus procesos de inversión. La demanda de interim CEO en Europa ha crecido un 80% interanual. España llega a este modelo con retraso, pero con un mercado que lo necesita de forma urgente: el relevo generacional de las empresas familiares españolas no es un fenómeno futuro. Está ocurriendo ahora.</w:t>
+        <w:t xml:space="preserve">Cuándo es el momento de llamar a un interim manager en una empresa familiar</w:t>
+      </w:r>
+    </w:p>
+    <w:p>
+      <w:pPr>
+        <w:pStyle w:val="Heading3"/>
+        <w:spacing w:after="180" w:before="320"/>
+      </w:pPr>
+      <w:r>
+        <w:rPr>
+          <w:rFonts w:ascii="Arial" w:cs="Arial" w:eastAsia="Arial" w:hAnsi="Arial"/>
+        </w:rPr>
+        <w:t xml:space="preserve">Señales de alerta que indican que el relevo necesita apoyo externo</w:t>
+      </w:r>
+    </w:p>
+    <w:p>
+      <w:pPr>
+        <w:spacing w:after="200"/>
+      </w:pPr>
+      <w:r>
+        <w:rPr>
+          <w:rFonts w:ascii="Arial" w:cs="Arial" w:eastAsia="Arial" w:hAnsi="Arial"/>
+          <w:sz w:val="24"/>
+          <w:szCs w:val="24"/>
+        </w:rPr>
+        <w:t xml:space="preserve">Hay señales que indican que el proceso de sucesión necesita un apoyo que los recursos internos no pueden proporcionar. La primera: el sucesor designado tiene menos de dos años de experiencia en funciones de dirección general. La segunda: el fundador sigue tomando decisiones operativas que debería haber delegado hace tiempo, porque no hay nadie preparado para asumirlas. La tercera: el equipo directivo está fragmentado en torno a la figura del fundador y no ha desarrollado dinámicas de trabajo autónomas.</w:t>
+      </w:r>
+    </w:p>
+    <w:p>
+      <w:pPr>
+        <w:spacing w:after="200"/>
+      </w:pPr>
+      <w:r>
+        <w:rPr>
+          <w:rFonts w:ascii="Arial" w:cs="Arial" w:eastAsia="Arial" w:hAnsi="Arial"/>
+          <w:sz w:val="24"/>
+          <w:szCs w:val="24"/>
+        </w:rPr>
+        <w:t xml:space="preserve">Cuando concurren dos o más de estas señales, el directivo interino no es una opción: es la opción más eficiente disponible.</w:t>
+      </w:r>
+    </w:p>
+    <w:p>
+      <w:pPr>
+        <w:pStyle w:val="Heading3"/>
+        <w:spacing w:after="180" w:before="320"/>
+      </w:pPr>
+      <w:r>
+        <w:rPr>
+          <w:rFonts w:ascii="Arial" w:cs="Arial" w:eastAsia="Arial" w:hAnsi="Arial"/>
+        </w:rPr>
+        <w:t xml:space="preserve">Cómo elegir el perfil de directivo interino adecuado para tu empresa</w:t>
+      </w:r>
+    </w:p>
+    <w:p>
+      <w:pPr>
+        <w:spacing w:after="200"/>
+      </w:pPr>
+      <w:r>
+        <w:rPr>
+          <w:rFonts w:ascii="Arial" w:cs="Arial" w:eastAsia="Arial" w:hAnsi="Arial"/>
+          <w:sz w:val="24"/>
+          <w:szCs w:val="24"/>
+        </w:rPr>
+        <w:t xml:space="preserve">El perfil de interim manager más adecuado depende de dónde se localiza el vacío principal. Si la brecha está en la dirección general, el perfil es un interim CEO con experiencia en el sector y en gestión de equipos directivos. Si el problema es financiero —control de gestión, relación con entidades bancarias, estructura de deuda—, el perfil es un interim CFO. Si el desafío es operativo o de recursos humanos, los perfiles de interim COO e interim CHRO son los más adecuados. En muchos procesos de relevo generacional, la combinación más eficaz es un interim CEO que coordina a los demás.</w:t>
+      </w:r>
+    </w:p>
+    <w:p>
+      <w:pPr>
+        <w:pStyle w:val="Heading2"/>
+        <w:spacing w:after="180" w:before="320"/>
+      </w:pPr>
+      <w:r>
+        <w:rPr>
+          <w:rFonts w:ascii="Arial" w:cs="Arial" w:eastAsia="Arial" w:hAnsi="Arial"/>
+        </w:rPr>
+        <w:t xml:space="preserve">Lo que el modelo europeo ya ha demostrado</w:t>
+      </w:r>
+    </w:p>
+    <w:p>
+      <w:pPr>
+        <w:pStyle w:val="Heading3"/>
+        <w:spacing w:after="180" w:before="320"/>
+      </w:pPr>
+      <w:r>
+        <w:rPr>
+          <w:rFonts w:ascii="Arial" w:cs="Arial" w:eastAsia="Arial" w:hAnsi="Arial"/>
+        </w:rPr>
+        <w:t xml:space="preserve">Francia y Alemania, donde el interim management en empresa familiar es práctica habitual</w:t>
+      </w:r>
+    </w:p>
+    <w:p>
+      <w:pPr>
+        <w:spacing w:after="200"/>
+      </w:pPr>
+      <w:r>
+        <w:rPr>
+          <w:rFonts w:ascii="Arial" w:cs="Arial" w:eastAsia="Arial" w:hAnsi="Arial"/>
+          <w:sz w:val="24"/>
+          <w:szCs w:val="24"/>
+        </w:rPr>
+        <w:t xml:space="preserve">En Francia y Alemania, el interim management está establecido como herramienta de gestión para procesos de transición empresarial, incluida la sucesión en empresa familiar. El mercado alemán, con un tejido mittelstand muy similar al de la pyme familiar española, lleva más de veinte años utilizando esta figura de forma sistemática. En Francia, el management de transition cuenta con asociaciones profesionales, formación específica y una demanda que creció de forma sostenida incluso durante los años de mayor incertidumbre económica.</w:t>
+      </w:r>
+    </w:p>
+    <w:p>
+      <w:pPr>
+        <w:pStyle w:val="Heading3"/>
+        <w:spacing w:after="180" w:before="320"/>
+      </w:pPr>
+      <w:r>
+        <w:rPr>
+          <w:rFonts w:ascii="Arial" w:cs="Arial" w:eastAsia="Arial" w:hAnsi="Arial"/>
+        </w:rPr>
+        <w:t xml:space="preserve">Por qué España está en el momento exacto para adoptarlo</w:t>
+      </w:r>
+    </w:p>
+    <w:p>
+      <w:pPr>
+        <w:spacing w:after="200"/>
+      </w:pPr>
+      <w:r>
+        <w:rPr>
+          <w:rFonts w:ascii="Arial" w:cs="Arial" w:eastAsia="Arial" w:hAnsi="Arial"/>
+          <w:sz w:val="24"/>
+          <w:szCs w:val="24"/>
+        </w:rPr>
+        <w:t xml:space="preserve">La demanda de interim CEO en Europa creció un 80 % interanual según los datos de 2026 de Norman Broadbent, una de las firmas de referencia en el sector. España llega a este momento con un tejido empresarial maduro, con empresas familiares que tienen escala suficiente para absorber y valorar un perfil de este tipo, y con una primera generación de empresarios que ha construido negocios de envergadura y que necesita garantizar su continuidad. El modelo europeo ya ha demostrado que funciona. La pregunta no es si el interim management es válido para la empresa familiar española: es si la empresa familiar española puede permitirse seguir sin él en un momento de relevo.</w:t>
+      </w:r>
+    </w:p>
+    <w:p>
+      <w:pPr>
+        <w:pStyle w:val="Heading2"/>
+        <w:spacing w:after="180" w:before="320"/>
+      </w:pPr>
+      <w:r>
+        <w:rPr>
+          <w:rFonts w:ascii="Arial" w:cs="Arial" w:eastAsia="Arial" w:hAnsi="Arial"/>
+        </w:rPr>
+        <w:t xml:space="preserve">Preguntas frecuentes sobre interim management y relevo generacional</w:t>
+      </w:r>
+    </w:p>
+    <w:p>
+      <w:pPr>
+        <w:spacing w:after="80" w:before="240"/>
+      </w:pPr>
+      <w:r>
+        <w:rPr>
+          <w:rFonts w:ascii="Arial" w:cs="Arial" w:eastAsia="Arial" w:hAnsi="Arial"/>
+          <w:b/>
+          <w:bCs/>
+          <w:sz w:val="24"/>
+          <w:szCs w:val="24"/>
+        </w:rPr>
+        <w:t xml:space="preserve">¿Puede un interim manager dirigir una empresa familiar durante la transición generacional?</w:t>
+      </w:r>
+    </w:p>
+    <w:p>
+      <w:pPr>
+        <w:spacing w:after="200"/>
+      </w:pPr>
+      <w:r>
+        <w:rPr>
+          <w:rFonts w:ascii="Arial" w:cs="Arial" w:eastAsia="Arial" w:hAnsi="Arial"/>
+          <w:sz w:val="24"/>
+          <w:szCs w:val="24"/>
+        </w:rPr>
+        <w:t xml:space="preserve">Sí. El interim manager asume autoridad ejecutiva real, no un papel consultivo. Puede ocupar la dirección general, la dirección financiera o cualquier otra función crítica durante el periodo de transición, con plena responsabilidad sobre los resultados. Su posición como externo sin intereses permanentes en la empresa le permite tomar decisiones con una neutralidad que un miembro de la familia a menudo no puede ejercer.</w:t>
+      </w:r>
+    </w:p>
+    <w:p>
+      <w:pPr>
+        <w:spacing w:after="80" w:before="240"/>
+      </w:pPr>
+      <w:r>
+        <w:rPr>
+          <w:rFonts w:ascii="Arial" w:cs="Arial" w:eastAsia="Arial" w:hAnsi="Arial"/>
+          <w:b/>
+          <w:bCs/>
+          <w:sz w:val="24"/>
+          <w:szCs w:val="24"/>
+        </w:rPr>
+        <w:t xml:space="preserve">¿Cuánto tiempo dura un mandato de interim management en un relevo generacional?</w:t>
+      </w:r>
+    </w:p>
+    <w:p>
+      <w:pPr>
+        <w:spacing w:after="200"/>
+      </w:pPr>
+      <w:r>
+        <w:rPr>
+          <w:rFonts w:ascii="Arial" w:cs="Arial" w:eastAsia="Arial" w:hAnsi="Arial"/>
+          <w:sz w:val="24"/>
+          <w:szCs w:val="24"/>
+        </w:rPr>
+        <w:t xml:space="preserve">La duración habitual oscila entre seis y dieciocho meses, en función de la complejidad de la transición, el tamaño de la empresa y el grado de preparación del sucesor. El mandato tiene siempre una fecha de salida planificada desde el inicio: el directivo interino entra sabiendo cuándo y cómo va a transferir el mando.</w:t>
+      </w:r>
+    </w:p>
+    <w:p>
+      <w:pPr>
+        <w:spacing w:after="80" w:before="240"/>
+      </w:pPr>
+      <w:r>
+        <w:rPr>
+          <w:rFonts w:ascii="Arial" w:cs="Arial" w:eastAsia="Arial" w:hAnsi="Arial"/>
+          <w:b/>
+          <w:bCs/>
+          <w:sz w:val="24"/>
+          <w:szCs w:val="24"/>
+        </w:rPr>
+        <w:t xml:space="preserve">¿El interim manager puede convivir con el fundador que todavía está presente en la empresa?</w:t>
+      </w:r>
+    </w:p>
+    <w:p>
+      <w:pPr>
+        <w:spacing w:after="200"/>
+      </w:pPr>
+      <w:r>
+        <w:rPr>
+          <w:rFonts w:ascii="Arial" w:cs="Arial" w:eastAsia="Arial" w:hAnsi="Arial"/>
+          <w:sz w:val="24"/>
+          <w:szCs w:val="24"/>
+        </w:rPr>
+        <w:t xml:space="preserve">Sí, y es una situación frecuente. Un interim manager con experiencia en entornos familiares sabe cómo gestionar la convivencia con el fundador: respeta su autoridad moral y su conocimiento del negocio, mientras ejerce la autoridad ejecutiva con claridad. La clave está en definir desde el primer día los límites de cada rol, algo que Manager in Motion trabaja desde el proceso de incorporación.</w:t>
+      </w:r>
+    </w:p>
+    <w:p>
+      <w:pPr>
+        <w:spacing w:after="80" w:before="240"/>
+      </w:pPr>
+      <w:r>
+        <w:rPr>
+          <w:rFonts w:ascii="Arial" w:cs="Arial" w:eastAsia="Arial" w:hAnsi="Arial"/>
+          <w:b/>
+          <w:bCs/>
+          <w:sz w:val="24"/>
+          <w:szCs w:val="24"/>
+        </w:rPr>
+        <w:t xml:space="preserve">¿Es el interim management adecuado para pymes familiares o solo para grandes empresas?</w:t>
+      </w:r>
+    </w:p>
+    <w:p>
+      <w:pPr>
+        <w:spacing w:after="200"/>
+      </w:pPr>
+      <w:r>
+        <w:rPr>
+          <w:rFonts w:ascii="Arial" w:cs="Arial" w:eastAsia="Arial" w:hAnsi="Arial"/>
+          <w:sz w:val="24"/>
+          <w:szCs w:val="24"/>
+        </w:rPr>
+        <w:t xml:space="preserve">El interim management es especialmente adecuado para pymes, donde la dependencia de una sola figura directiva es mayor y el riesgo de un vacío de liderazgo es más crítico. Empresas de entre 20 y 300 empleados son el perfil más habitual en los mandatos de Manager in Motion. El coste de un directivo interino es, en la mayoría de los casos, inferior al coste de una mala decisión de sucesión.</w:t>
+      </w:r>
+    </w:p>
+    <w:p>
+      <w:pPr>
+        <w:spacing w:after="80" w:before="240"/>
+      </w:pPr>
+      <w:r>
+        <w:rPr>
+          <w:rFonts w:ascii="Arial" w:cs="Arial" w:eastAsia="Arial" w:hAnsi="Arial"/>
+          <w:b/>
+          <w:bCs/>
+          <w:sz w:val="24"/>
+          <w:szCs w:val="24"/>
+        </w:rPr>
+        <w:t xml:space="preserve">¿Qué diferencia hay entre contratar un interim manager y hacer una búsqueda ejecutiva para el sucesor?</w:t>
+      </w:r>
+    </w:p>
+    <w:p>
+      <w:pPr>
+        <w:spacing w:after="200"/>
+      </w:pPr>
+      <w:r>
+        <w:rPr>
+          <w:rFonts w:ascii="Arial" w:cs="Arial" w:eastAsia="Arial" w:hAnsi="Arial"/>
+          <w:sz w:val="24"/>
+          <w:szCs w:val="24"/>
+        </w:rPr>
+        <w:t xml:space="preserve">Son soluciones para momentos distintos. La búsqueda ejecutiva busca un directivo permanente que se incorporará a largo plazo; tarda entre cuatro y nueve meses y no resuelve el vacío inmediato. El interim manager cubre ese vacío en menos de diez días y garantiza la continuidad operativa mientras se toma la decisión de sucesión definitiva. Pueden ser complementarios: el directivo interino gestiona el puente mientras se busca al sucesor permanente.</w:t>
+      </w:r>
+    </w:p>
+    <w:p>
+      <w:pPr>
+        <w:spacing w:after="80" w:before="240"/>
+      </w:pPr>
+      <w:r>
+        <w:rPr>
+          <w:rFonts w:ascii="Arial" w:cs="Arial" w:eastAsia="Arial" w:hAnsi="Arial"/>
+          <w:b/>
+          <w:bCs/>
+          <w:sz w:val="24"/>
+          <w:szCs w:val="24"/>
+        </w:rPr>
+        <w:t xml:space="preserve">¿Cuánto cuesta contratar un directivo interino para una empresa familiar en España?</w:t>
+      </w:r>
+    </w:p>
+    <w:p>
+      <w:pPr>
+        <w:spacing w:after="200"/>
+      </w:pPr>
+      <w:r>
+        <w:rPr>
+          <w:rFonts w:ascii="Arial" w:cs="Arial" w:eastAsia="Arial" w:hAnsi="Arial"/>
+          <w:sz w:val="24"/>
+          <w:szCs w:val="24"/>
+        </w:rPr>
+        <w:t xml:space="preserve">El coste varía en función del perfil, la duración del mandato y la complejidad del proyecto. En términos generales, el interim management es más económico que una contratación ejecutiva permanente fallida y mucho más económico que los meses de parálisis organizativa que genera un vacío de liderazgo no cubierto. Manager in Motion ofrece una primera evaluación sin coste para determinar el perfil y el presupuesto adecuados para cada situación.</w:t>
+      </w:r>
+    </w:p>
+    <w:p>
+      <w:pPr>
+        <w:pStyle w:val="Heading2"/>
+        <w:spacing w:after="180" w:before="320"/>
+      </w:pPr>
+      <w:r>
+        <w:rPr>
+          <w:rFonts w:ascii="Arial" w:cs="Arial" w:eastAsia="Arial" w:hAnsi="Arial"/>
+        </w:rPr>
+        <w:t xml:space="preserve">¿Tu empresa familiar afronta un relevo generacional en los próximos años?</w:t>
       </w:r>
     </w:p>
     <w:p>
@@ -356,7 +795,7 @@
           <w:left w:val="single" w:color="2E75B6" w:sz="4" w:space="8"/>
           <w:right w:val="single" w:color="2E75B6" w:sz="4" w:space="8"/>
         </w:pBdr>
-        <w:spacing w:after="120" w:before="320"/>
+        <w:spacing w:after="200" w:before="280"/>
         <w:ind w:left="280" w:right="280"/>
       </w:pPr>
       <w:r>
@@ -368,24 +807,7 @@
           <w:sz w:val="24"/>
           <w:szCs w:val="24"/>
         </w:rPr>
-        <w:t xml:space="preserve">¿Tu empresa familiar afronta un relevo generacional en los próximos años? Habla con un especialista de Manager in Motion. En una primera consulta sin compromiso, evaluamos tu situación y te presentamos el perfil de directivo interino más adecuado para tu caso.</w:t>
-      </w:r>
-    </w:p>
-    <w:p>
-      <w:pPr>
-        <w:spacing w:after="360" w:before="80"/>
-        <w:ind w:left="280"/>
-      </w:pPr>
-      <w:r>
-        <w:rPr>
-          <w:rFonts w:ascii="Arial" w:cs="Arial" w:eastAsia="Arial" w:hAnsi="Arial"/>
-          <w:b/>
-          <w:bCs/>
-          <w:color w:val="2E75B6"/>
-          <w:sz w:val="24"/>
-          <w:szCs w:val="24"/>
-        </w:rPr>
-        <w:t xml:space="preserve">→ Solicitar consulta gratuita</w:t>
+        <w:t xml:space="preserve">Habla con un especialista de Manager in Motion. Te explicamos en 30 minutos si el interim management es la solución adecuada para tu caso. → Solicitar consulta gratuita</w:t>
       </w:r>
     </w:p>
     <w:p>
@@ -397,138 +819,6 @@
         <w:rPr>
           <w:rFonts w:ascii="Arial" w:cs="Arial" w:eastAsia="Arial" w:hAnsi="Arial"/>
         </w:rPr>
-        <w:t xml:space="preserve">Preguntas frecuentes sobre interim management y relevo generacional</w:t>
-      </w:r>
-    </w:p>
-    <w:p>
-      <w:pPr>
-        <w:spacing w:after="100" w:before="240"/>
-      </w:pPr>
-      <w:r>
-        <w:rPr>
-          <w:rFonts w:ascii="Arial" w:cs="Arial" w:eastAsia="Arial" w:hAnsi="Arial"/>
-          <w:b/>
-          <w:bCs/>
-          <w:sz w:val="24"/>
-          <w:szCs w:val="24"/>
-        </w:rPr>
-        <w:t xml:space="preserve">¿Puede una empresa familiar pequeña permitirse un interim manager?</w:t>
-      </w:r>
-    </w:p>
-    <w:p>
-      <w:pPr>
-        <w:spacing w:after="200"/>
-      </w:pPr>
-      <w:r>
-        <w:rPr>
-          <w:rFonts w:ascii="Arial" w:cs="Arial" w:eastAsia="Arial" w:hAnsi="Arial"/>
-          <w:sz w:val="24"/>
-          <w:szCs w:val="24"/>
-        </w:rPr>
-        <w:t xml:space="preserve">El interim management es especialmente adecuado para pymes, donde la dependencia de una sola figura directiva es mayor y el riesgo de un vacío de liderazgo es más crítico. El coste de un directivo interino es significativamente inferior al de una mala decisión de sucesión: clientes perdidos, equipos desestabilizados o procesos que se detienen no tienen precio. El mandato se calibra siempre a la duración y el alcance real que necesita cada empresa.</w:t>
-      </w:r>
-    </w:p>
-    <w:p>
-      <w:pPr>
-        <w:spacing w:after="100" w:before="240"/>
-      </w:pPr>
-      <w:r>
-        <w:rPr>
-          <w:rFonts w:ascii="Arial" w:cs="Arial" w:eastAsia="Arial" w:hAnsi="Arial"/>
-          <w:b/>
-          <w:bCs/>
-          <w:sz w:val="24"/>
-          <w:szCs w:val="24"/>
-        </w:rPr>
-        <w:t xml:space="preserve">¿Cuánto tiempo dura un mandato de interim management en un proceso de sucesión familiar?</w:t>
-      </w:r>
-    </w:p>
-    <w:p>
-      <w:pPr>
-        <w:spacing w:after="200"/>
-      </w:pPr>
-      <w:r>
-        <w:rPr>
-          <w:rFonts w:ascii="Arial" w:cs="Arial" w:eastAsia="Arial" w:hAnsi="Arial"/>
-          <w:sz w:val="24"/>
-          <w:szCs w:val="24"/>
-        </w:rPr>
-        <w:t xml:space="preserve">La duración habitual oscila entre seis y dieciocho meses, en función de la complejidad de la transición, el tamaño de la empresa y el grado de preparación del sucesor. Los mandatos más cortos se dan cuando el sucesor ya tiene una base directiva sólida y necesita apoyo en áreas específicas. Los más largos corresponden a transiciones donde la profesionalización de la organización es parte central del trabajo.</w:t>
-      </w:r>
-    </w:p>
-    <w:p>
-      <w:pPr>
-        <w:spacing w:after="100" w:before="240"/>
-      </w:pPr>
-      <w:r>
-        <w:rPr>
-          <w:rFonts w:ascii="Arial" w:cs="Arial" w:eastAsia="Arial" w:hAnsi="Arial"/>
-          <w:b/>
-          <w:bCs/>
-          <w:sz w:val="24"/>
-          <w:szCs w:val="24"/>
-        </w:rPr>
-        <w:t xml:space="preserve">¿El interim manager puede generar conflictos con la familia propietaria?</w:t>
-      </w:r>
-    </w:p>
-    <w:p>
-      <w:pPr>
-        <w:spacing w:after="200"/>
-      </w:pPr>
-      <w:r>
-        <w:rPr>
-          <w:rFonts w:ascii="Arial" w:cs="Arial" w:eastAsia="Arial" w:hAnsi="Arial"/>
-          <w:sz w:val="24"/>
-          <w:szCs w:val="24"/>
-        </w:rPr>
-        <w:t xml:space="preserve">Un directivo interino bien seleccionado trabaja con la familia, no frente a ella. Su posición como externo con autoridad ejecutiva temporal le permite tomar decisiones difíciles con neutralidad — algo que un miembro de la familia no siempre puede hacer sin que la decisión se interprete como una toma de posición interna. La clave está en una selección rigurosa del perfil y en un encuadre claro del mandato desde el inicio.</w:t>
-      </w:r>
-    </w:p>
-    <w:p>
-      <w:pPr>
-        <w:spacing w:after="100" w:before="240"/>
-      </w:pPr>
-      <w:r>
-        <w:rPr>
-          <w:rFonts w:ascii="Arial" w:cs="Arial" w:eastAsia="Arial" w:hAnsi="Arial"/>
-          <w:b/>
-          <w:bCs/>
-          <w:sz w:val="24"/>
-          <w:szCs w:val="24"/>
-        </w:rPr>
-        <w:t xml:space="preserve">¿Qué diferencia hay entre contratar un interim manager y fichar un director general externo definitivo?</w:t>
-      </w:r>
-    </w:p>
-    <w:p>
-      <w:pPr>
-        <w:spacing w:after="200"/>
-      </w:pPr>
-      <w:r>
-        <w:rPr>
-          <w:rFonts w:ascii="Arial" w:cs="Arial" w:eastAsia="Arial" w:hAnsi="Arial"/>
-          <w:sz w:val="24"/>
-          <w:szCs w:val="24"/>
-        </w:rPr>
-        <w:t xml:space="preserve">La búsqueda ejecutiva de un director general permanente tarda entre cuatro y nueve meses. El interim manager está operativo en menos de diez días. Además, el directivo interino no tiene intereses permanentes en la empresa: su único objetivo es completar el mandato con éxito y garantizar una transición sólida. No hay negociación de equity, no hay política de largo plazo y no hay riesgo de que el directivo compita con el sucesor designado.</w:t>
-      </w:r>
-    </w:p>
-    <w:p>
-      <w:pPr>
-        <w:spacing w:after="160"/>
-      </w:pPr>
-      <w:r>
-        <w:t xml:space="preserve"/>
-      </w:r>
-    </w:p>
-    <w:p>
-      <w:pPr>
-        <w:pStyle w:val="Heading2"/>
-        <w:spacing w:after="180" w:before="320"/>
-      </w:pPr>
-      <w:r>
-        <w:rPr>
-          <w:rFonts w:ascii="Arial" w:cs="Arial" w:eastAsia="Arial" w:hAnsi="Arial"/>
-        </w:rPr>
         <w:t xml:space="preserve">Sugerencias de enlazado interno</w:t>
       </w:r>
     </w:p>
@@ -543,7 +833,7 @@
           <w:sz w:val="20"/>
           <w:szCs w:val="20"/>
         </w:rPr>
-        <w:t xml:space="preserve">1. Enlazar "interim management" (primer uso en el artículo) → Página de servicios de interim management de Manager in Motion.</w:t>
+        <w:t xml:space="preserve">1. Desde el H2 'Qué es el interim management y cómo encaja en este escenario' → enlazar a la página de servicios de interim management. Texto de ancla: 'interim management'.</w:t>
       </w:r>
     </w:p>
     <w:p>
@@ -557,7 +847,7 @@
           <w:sz w:val="20"/>
           <w:szCs w:val="20"/>
         </w:rPr>
-        <w:t xml:space="preserve">2. Enlazar "interim CEO" (sección de perfiles y caso de uso) → Perfil de interim CEO / Director General interino.</w:t>
+        <w:t xml:space="preserve">2. Desde el H2 'Un ejemplo real' y desde la FAQ → enlazar al perfil de interim CEO / Director General interino. Texto de ancla: 'interim CEO'.</w:t>
       </w:r>
     </w:p>
     <w:p>
@@ -571,7 +861,7 @@
           <w:sz w:val="20"/>
           <w:szCs w:val="20"/>
         </w:rPr>
-        <w:t xml:space="preserve">3. Enlazar "habla con un especialista" y "Solicitar consulta gratuita" (CTA) → Página de contacto / formulario de consulta.</w:t>
+        <w:t xml:space="preserve">3. Desde los CTAs inline y el CTA final → enlazar a la página de contacto o formulario de consulta. Texto de ancla: 'Solicitar consulta gratuita'.</w:t>
       </w:r>
     </w:p>
     <w:p>
@@ -585,7 +875,7 @@
           <w:sz w:val="20"/>
           <w:szCs w:val="20"/>
         </w:rPr>
-        <w:t xml:space="preserve">4. Si existen artículos previos sobre profesionalización de empresas familiares o casos de éxito, enlazar desde las secciones pertinentes.</w:t>
+        <w:t xml:space="preserve">4. Si existen artículos previos sobre profesionalización de empresas familiares o casos de éxito, enlazar desde el H2 'El reto que ningún propietario quiere aplazar'.</w:t>
       </w:r>
     </w:p>
     <w:p>
@@ -643,7 +933,7 @@
           <w:sz w:val="20"/>
           <w:szCs w:val="20"/>
         </w:rPr>
-        <w:t xml:space="preserve">1. Instituto de la Empresa Familiar (IEF) — ief.es. Datos sobre el número de empresas familiares españolas ante el relevo generacional y su peso en el empleo y el PIB.</w:t>
+        <w:t xml:space="preserve">1. Instituto de la Empresa Familiar (IEF) — ief.es. Datos sobre el número de empresas familiares en España, su peso en el PIB y el empleo privado, y el volumen de relevos generacionales pendientes.</w:t>
       </w:r>
     </w:p>
     <w:p>
@@ -657,7 +947,7 @@
           <w:sz w:val="20"/>
           <w:szCs w:val="20"/>
         </w:rPr>
-        <w:t xml:space="preserve">2. Norman Broadbent Insights 2026 — normanbroadbent.com/insights/from-gap-fillers-to-growth-drivers-how-interim-leadership-is-evolving-in-2026/. Crecimiento del 80% interanual en la demanda de interim CEO en Europa.</w:t>
+        <w:t xml:space="preserve">2. Norman Broadbent Insights 2026 — normanbroadbent.com/insights/from-gap-fillers-to-growth-drivers-how-interim-leadership-is-evolving-in-2026/. Datos sobre el crecimiento del 80 % interanual en la demanda de interim CEO en Europa.</w:t>
       </w:r>
     </w:p>
     <w:p>
@@ -671,7 +961,7 @@
           <w:sz w:val="20"/>
           <w:szCs w:val="20"/>
         </w:rPr>
-        <w:t xml:space="preserve">3. DDIM Marktstudie 2026 — ddim.de. Referencia del mercado alemán e internacional de interim management como benchmark europeo en contextos de transición generacional familiar.</w:t>
+        <w:t xml:space="preserve">3. DDIM Marktstudie 2026 — ddim.de. Contexto comparativo sobre el mercado de interim management en Alemania y el uso de la figura en procesos de transición y sucesión empresarial familiar.</w:t>
       </w:r>
     </w:p>
     <w:p>
@@ -685,12 +975,12 @@
           <w:sz w:val="20"/>
           <w:szCs w:val="20"/>
         </w:rPr>
-        <w:t xml:space="preserve">4. Dato sobre plazo de incorporación del interim manager (&lt; 10 días) y plazo de búsqueda ejecutiva tradicional (4-9 meses): práctica habitual del sector, verificable a través de los informes de INIMA y las asociaciones europeas de interim management.</w:t>
-      </w:r>
-    </w:p>
-    <w:p>
-      <w:pPr>
-        <w:spacing w:after="160"/>
+        <w:t xml:space="preserve">4. Banco de España / INE. Datos de contexto macroeconómico: crecimiento del PIB español al 2,3 % en 2026 (mayor de la eurozona).</w:t>
+      </w:r>
+    </w:p>
+    <w:p>
+      <w:pPr>
+        <w:spacing w:after="120"/>
       </w:pPr>
       <w:r>
         <w:t xml:space="preserve"/>
@@ -719,7 +1009,7 @@
           <w:sz w:val="20"/>
           <w:szCs w:val="20"/>
         </w:rPr>
-        <w:t xml:space="preserve">- Verificar que el dato "150.000 empresas familiares" figura con esa cifra exacta en la publicación más reciente del IEF antes de publicar.</w:t>
+        <w:t xml:space="preserve">- El dato '150.000 empresas familiares' procede del IEF. Confirmar con el equipo editorial la versión más actualizada del informe antes de publicar.</w:t>
       </w:r>
     </w:p>
     <w:p>
@@ -733,7 +1023,7 @@
           <w:sz w:val="20"/>
           <w:szCs w:val="20"/>
         </w:rPr>
-        <w:t xml:space="preserve">- Confirmar que el informe Norman Broadbent 2026 está accesible en la URL indicada y que el dato del 80% corresponde al período más reciente disponible.</w:t>
+        <w:t xml:space="preserve">- El dato de crecimiento del 80 % interanual en la demanda de interim CEO en Europa procede de Norman Broadbent (2026). Verificar que el enlace externo sigue activo en el momento de publicación.</w:t>
       </w:r>
     </w:p>
     <w:p>
@@ -747,7 +1037,7 @@
           <w:sz w:val="20"/>
           <w:szCs w:val="20"/>
         </w:rPr>
-        <w:t xml:space="preserve">- El caso de uso anonimizado es ficticio y verosímil. No representa a ninguna empresa real identificable. Validar con el equipo legal si se añade algún detalle sectorial adicional.</w:t>
+        <w:t xml:space="preserve">- El caso de uso anonimizado es ficticio pero verosímil. No referencia ninguna empresa o persona real.</w:t>
       </w:r>
     </w:p>
     <w:p>
@@ -775,7 +1065,7 @@
           <w:sz w:val="20"/>
           <w:szCs w:val="20"/>
         </w:rPr>
-        <w:t xml:space="preserve">- Implementar Article schema y FAQPage schema tal como se detalla en el brief del Agente 2.</w:t>
+        <w:t xml:space="preserve">- Implementar Article schema y FAQPage schema (schema.org) tal como se detalla en el brief del Agente 2.</w:t>
       </w:r>
     </w:p>
     <w:sectPr>

--- a/output/agent3_article.docx
+++ b/output/agent3_article.docx
@@ -35,7 +35,7 @@
     <w:p>
       <w:pPr>
         <w:pStyle w:val="MetaBlock"/>
-        <w:spacing w:after="320"/>
+        <w:spacing w:after="360"/>
       </w:pPr>
       <w:r>
         <w:rPr>
@@ -61,7 +61,7 @@
         <w:spacing w:after="200"/>
       </w:pPr>
       <w:r>
-        <w:t xml:space="preserve">Ocho de cada diez empresas españolas son familiares. Un tercio de sus propietarios alcanzará la jubilación antes de 2030. Y más del 70% de esas empresas no tiene todavía un plan de sucesión formalizado. No es una estadística abstracta: es la descripción exacta de miles de negocios que generan empleo, que sostienen economías locales y que han tardado décadas en construirse. El relevo generacional en la empresa familiar no es un trámite administrativo; es el momento de mayor riesgo en la historia de una organización.</w:t>
+        <w:t xml:space="preserve">Uno de cada tres propietarios de pyme española alcanzará la edad de jubilación antes de que acabe esta década. Más del 70% de esas empresas familiares no tiene un plan de sucesión formalizado. El relevo generacional en la empresa familiar no es un problema futuro: para miles de fundadores españoles, ya ha comenzado. La pregunta no es si va a ocurrir, sino si la organización estará preparada cuando ocurra.</w:t>
       </w:r>
     </w:p>
     <w:p>
@@ -69,7 +69,7 @@
         <w:spacing w:after="200"/>
       </w:pPr>
       <w:r>
-        <w:t xml:space="preserve">La pregunta que más se repite en las conversaciones con fundadores no es si deben ceder el mando, sino cómo hacerlo sin que la empresa pierda el rumbo durante la transición. Esa brecha, el tiempo entre el fundador que sale y el sucesor que todavía no está del todo preparado, es exactamente donde el interim management ofrece una respuesta práctica, ejecutiva y sin los riesgos de una contratación permanente precipitada.</w:t>
+        <w:t xml:space="preserve">La brecha entre el fundador que sale y el sucesor que todavía no está del todo preparado es exactamente donde el interim management ofrece una respuesta práctica, ejecutiva y sin los riesgos de una contratación permanente precipitada.</w:t>
       </w:r>
     </w:p>
     <w:p>
@@ -82,26 +82,135 @@
     </w:p>
     <w:p>
       <w:pPr>
+        <w:spacing w:after="160"/>
+      </w:pPr>
+      <w:r>
+        <w:t xml:space="preserve">El 89% de las empresas españolas tiene estructura familiar y generan el 67% del empleo privado del país. Son, en su inmensa mayoría, organizaciones construidas alrededor de una figura fundadora cuya autoridad, red de contactos y capacidad de decisión son insustituibles a corto plazo. Cuando esa figura anuncia su retirada —o cuando la salud, un conflicto familiar o una presión externa la precipitan— la organización entra en una zona de alta vulnerabilidad.</w:t>
+      </w:r>
+    </w:p>
+    <w:p>
+      <w:pPr>
+        <w:spacing w:after="160"/>
+      </w:pPr>
+      <w:r>
+        <w:t xml:space="preserve">El error más frecuente no es la falta de sucesor, sino la ausencia de un período de transición estructurado. La segunda generación puede llevar años en la empresa, pero ocupar un cargo directivo intermedio no prepara para la dirección general. Hay una diferencia fundamental entre dirigir un departamento y asumir la responsabilidad total de una organización con clientes, empleados, financiadores y proveedores que observan cada movimiento.</w:t>
+      </w:r>
+    </w:p>
+    <w:p>
+      <w:pPr>
+        <w:spacing w:after="200"/>
+      </w:pPr>
+      <w:r>
+        <w:t xml:space="preserve">Sin un puente entre el fundador saliente y el sucesor entrante, la empresa queda expuesta: la cultura organizativa se fragmenta, los equipos pierden referencia y los clientes clave pueden reactivar sus opciones alternativas. Un relevo mal gestionado no destruye el negocio de un día para otro, pero lo debilita en los 12 o 24 meses más críticos de su historia. El Ministerio de Trabajo estudia actualmente la obligatoriedad de planes de sucesión para empresas de entre 20 y 2.000 empleados, una señal regulatoria que refuerza la urgencia de actuar con antelación.</w:t>
+      </w:r>
+    </w:p>
+    <w:p>
+      <w:pPr>
+        <w:pStyle w:val="Heading2"/>
+      </w:pPr>
+      <w:r>
+        <w:t xml:space="preserve">Qué hace un interim manager en una sucesión familiar</w:t>
+      </w:r>
+    </w:p>
+    <w:p>
+      <w:pPr>
+        <w:spacing w:after="160"/>
+      </w:pPr>
+      <w:r>
+        <w:t xml:space="preserve">El interim management aplicado al relevo generacional responde a una necesidad concreta: cubrir el vacío de liderazgo ejecutivo durante el tiempo que el sucesor necesita para estar preparado. No es consultoría, no es coaching y no es una contratación permanente. Un interim manager asume responsabilidad ejecutiva real —con autoridad para tomar decisiones operativas— desde el primer día.</w:t>
+      </w:r>
+    </w:p>
+    <w:p>
+      <w:pPr>
+        <w:spacing w:after="160"/>
+      </w:pPr>
+      <w:r>
+        <w:t xml:space="preserve">La diferencia con un consultor es ejecutiva. El consultor recomienda; el directivo interino ejecuta. Se sienta en el comité de dirección, responde ante el consejo de administración o el propietario y gestiona la incertidumbre en tiempo real. En el contexto de la sucesión directiva familiar, el perfil más demandado es el de interim CEO: un directivo con experiencia en empresas del mismo sector, capaz de estabilizar el equipo directivo, profesionalizar los procesos críticos —financiero, operativo, recursos humanos— y actuar como referente externo para el sucesor durante el mandato. La duración habitual de estas misiones oscila entre 6 y 18 meses.</w:t>
+      </w:r>
+    </w:p>
+    <w:p>
+      <w:pPr>
+        <w:spacing w:after="200"/>
+      </w:pPr>
+      <w:r>
+        <w:t xml:space="preserve">La profesionalización de la dirección en empresas familiares representa ya el 10% de las misiones de interim management en España. Los perfiles más demandados son el CEO interino, el CFO interino y el COO interino, según el área donde el sucesor presente mayores brechas de experiencia. Un director interino en una empresa familiar no viene a sustituir al sucesor: viene a construir el puente que permite que ese proyecto sea viable. La misión termina con una transferencia de mando planificada, no con una dependencia prolongada.</w:t>
+      </w:r>
+    </w:p>
+    <w:p>
+      <w:pPr>
+        <w:pStyle w:val="Heading2"/>
+      </w:pPr>
+      <w:r>
+        <w:t xml:space="preserve">Un caso real: cuando la segunda generación necesita tiempo para prepararse</w:t>
+      </w:r>
+    </w:p>
+    <w:p>
+      <w:pPr>
+        <w:spacing w:after="160"/>
+      </w:pPr>
+      <w:r>
+        <w:t xml:space="preserve">Una empresa del sector industrial en el norte de España, con alrededor de 120 empleados y tres décadas de actividad, afronta en 2023 la retirada de su fundador, entonces con 68 años. Su hija, de 42 años y directora de operaciones desde hace ocho, es la sucesora designada. Tiene autoridad técnica y el respeto del equipo de planta, pero nunca ha gestionado la relación con los clientes estratégicos, ni ha liderado el cierre de un ejercicio fiscal, ni ha negociado con entidades financieras.</w:t>
+      </w:r>
+    </w:p>
+    <w:p>
+      <w:pPr>
+        <w:spacing w:after="160"/>
+      </w:pPr>
+      <w:r>
+        <w:t xml:space="preserve">Manager in Motion designa un interim CEO con veinte años de experiencia en el sector manufacturero. Durante los primeros tres meses, el directivo interino estabiliza la estructura, renegocia las condiciones de una línea de crédito que vencía en plena transición y establece un cuadro de mando que la empresa no tenía. En paralelo, actúa como mentor de la sucesora: la incorpora a todas las decisiones estratégicas, le transfiere la relación con los principales clientes y la acompaña en las reuniones de consejo.</w:t>
+      </w:r>
+    </w:p>
+    <w:p>
+      <w:pPr>
+        <w:spacing w:after="160"/>
+      </w:pPr>
+      <w:r>
+        <w:t xml:space="preserve">A los 14 meses, la hija asume la dirección general. El negocio cierra ese ejercicio con un crecimiento del 8% respecto al año anterior. El interim manager se retira según lo previsto, sin dejar dependencia ni vacío.</w:t>
+      </w:r>
+    </w:p>
+    <w:p>
+      <w:pPr>
+        <w:pStyle w:val="IntenseQuote"/>
+        <w:spacing w:after="200"/>
+      </w:pPr>
+      <w:r>
+        <w:t xml:space="preserve">Si la empresa afronta una situación similar, descubre cómo Manager in Motion trabaja con empresas familiares en proceso de transición.</w:t>
+      </w:r>
+    </w:p>
+    <w:p>
+      <w:pPr>
+        <w:spacing w:after="360"/>
+      </w:pPr>
+      <w:r>
+        <w:t xml:space="preserve">El interim management no es la única solución para el relevo generacional en la empresa familiar, pero sí es la que combina mayor velocidad de incorporación, menor coste estructural y mayor capacidad de transferencia ordenada. Francia y Alemania —donde las transmisiones de empresas familiares son ya el segundo motor de crecimiento del sector— llevan años demostrando que la figura del interim manager en contextos de sucesión no es un recurso de emergencia sino una práctica de gestión avanzada. España está en el momento exacto para adoptarla.</w:t>
+      </w:r>
+    </w:p>
+    <w:p>
+      <w:pPr>
+        <w:pStyle w:val="Heading2"/>
+      </w:pPr>
+      <w:r>
+        <w:t xml:space="preserve">Preguntas frecuentes sobre interim management y relevo generacional</w:t>
+      </w:r>
+    </w:p>
+    <w:p>
+      <w:pPr>
         <w:pStyle w:val="Heading3"/>
       </w:pPr>
       <w:r>
-        <w:t xml:space="preserve">Los datos que definen una generación: el mapa de la sucesión pendiente en España</w:t>
-      </w:r>
-    </w:p>
-    <w:p>
-      <w:pPr>
-        <w:spacing w:after="200"/>
-      </w:pPr>
-      <w:r>
-        <w:t xml:space="preserve">El 89% de las empresas españolas tienen estructura familiar, según el Instituto de la Empresa Familiar. Representan el 67% del empleo privado del país. Es una cifra que da la medida de lo que está en juego: no hablamos de un nicho empresarial, sino de la columna vertebral del tejido productivo nacional. Y esa columna está a punto de afrontar una transición masiva, simultánea y en gran medida no planificada.</w:t>
-      </w:r>
-    </w:p>
-    <w:p>
-      <w:pPr>
-        <w:spacing w:after="200"/>
-      </w:pPr>
-      <w:r>
-        <w:t xml:space="preserve">Un tercio de los propietarios de estas empresas tiene más de 60 años y se aproxima a la edad de retiro. Muchos llevan años postergando la conversación porque implica enfrentarse a preguntas incómodas: ¿Está mi hijo o mi hija realmente preparado para dirigir? ¿Qué pasa si hay desacuerdo entre hermanos? ¿Cómo mantengo la autoridad durante la transición sin bloquear el avance de la siguiente generación? No hay respuesta fácil a ninguna de estas preguntas. Pero aplazarlas no las resuelve, solo aumenta el coste de resolverlas más tarde.</w:t>
+        <w:rPr>
+          <w:b/>
+          <w:bCs/>
+        </w:rPr>
+        <w:t xml:space="preserve">¿Puede un director interino asumir la dirección general de una empresa familiar durante el relevo?</w:t>
+      </w:r>
+    </w:p>
+    <w:p>
+      <w:pPr>
+        <w:spacing w:after="160"/>
+      </w:pPr>
+      <w:r>
+        <w:t xml:space="preserve">Sí. Es uno de los casos de uso más frecuentes del interim management en España. El directivo interino entra como director general de transición, estabiliza la organización y acompaña al sucesor familiar durante el tiempo necesario, que habitualmente oscila entre 6 y 18 meses.</w:t>
       </w:r>
     </w:p>
     <w:p>
@@ -109,31 +218,19 @@
         <w:pStyle w:val="Heading3"/>
       </w:pPr>
       <w:r>
-        <w:t xml:space="preserve">Por qué más del 70% de las empresas familiares llega al relevo sin un plan</w:t>
-      </w:r>
-    </w:p>
-    <w:p>
-      <w:pPr>
-        <w:spacing w:after="200"/>
-      </w:pPr>
-      <w:r>
-        <w:t xml:space="preserve">La ausencia de planificación no es falta de inteligencia ni de responsabilidad. Es, en la mayoría de los casos, el resultado de dos dinámicas que actúan en paralelo: la dificultad emocional de hablar de la propia salida, y la certeza de que mientras el fundador esté al frente, la empresa funciona. El problema aparece cuando esa certeza deja de ser cierta de golpe, por una enfermedad, una crisis personal o una decisión repentina. En ese momento, sin plan y sin estructura, el peso recae sobre un sucesor que no ha tenido tiempo de prepararse, sobre un equipo directivo que no sabe a quién reportar, y sobre una organización que puede perder años de estabilidad en meses.</w:t>
-      </w:r>
-    </w:p>
-    <w:p>
-      <w:pPr>
-        <w:spacing w:after="200"/>
-      </w:pPr>
-      <w:r>
-        <w:t xml:space="preserve">El Ministerio de Trabajo estudia actualmente la obligatoriedad de planes de sucesión para empresas de entre 20 y 2.000 empleados. Cuando esa normativa se concrete, las empresas que no hayan actuado antes estarán en una posición reactiva. Las que hayan estructurado su transición con antelación habrán convertido una obligación en una ventaja competitiva.</w:t>
-      </w:r>
-    </w:p>
-    <w:p>
-      <w:pPr>
-        <w:pStyle w:val="Heading2"/>
-      </w:pPr>
-      <w:r>
-        <w:t xml:space="preserve">Cuando la sucesión se improvisa, la empresa paga el precio</w:t>
+        <w:rPr>
+          <w:b/>
+          <w:bCs/>
+        </w:rPr>
+        <w:t xml:space="preserve">¿Cuánto cuesta contratar un director interino para gestionar un relevo generacional?</w:t>
+      </w:r>
+    </w:p>
+    <w:p>
+      <w:pPr>
+        <w:spacing w:after="160"/>
+      </w:pPr>
+      <w:r>
+        <w:t xml:space="preserve">El coste varía según el perfil del directivo, el tamaño de la empresa y la duración de la misión. En el mercado español, las tarifas diarias de referencia se sitúan entre 800 y 1.500 euros. A diferencia de una contratación permanente, no conlleva coste de despido, ni cargas sociales a largo plazo, ni proceso de selección prolongado.</w:t>
       </w:r>
     </w:p>
     <w:p>
@@ -141,23 +238,19 @@
         <w:pStyle w:val="Heading3"/>
       </w:pPr>
       <w:r>
-        <w:t xml:space="preserve">El coste oculto de un relevo mal gestionado</w:t>
-      </w:r>
-    </w:p>
-    <w:p>
-      <w:pPr>
-        <w:spacing w:after="200"/>
-      </w:pPr>
-      <w:r>
-        <w:t xml:space="preserve">Un relevo sin preparación no siempre se manifiesta como una crisis visible. Con frecuencia, los síntomas son más silenciosos: la rotación del equipo directivo que no reconoce la autoridad del nuevo líder, la pérdida de clientes que tenían una relación personal con el fundador, la ralentización de las decisiones porque el sucesor no tiene todavía la confianza para tomarlas, o la tensión entre familia y profesionales externos que escala sin que nadie la gestione. Cada uno de esos síntomas tiene un coste económico real, aunque raramente aparezca como tal en ningún balance.</w:t>
-      </w:r>
-    </w:p>
-    <w:p>
-      <w:pPr>
-        <w:spacing w:after="200"/>
-      </w:pPr>
-      <w:r>
-        <w:t xml:space="preserve">La profesionalización de la dirección en empresas familiares representa ya el 10% de las misiones de interim management en España. No es una tendencia emergente: es una necesidad que ha adquirido masa crítica porque el número de relevos mal gestionados ha hecho visible el coste de no actuar con anticipación.</w:t>
+        <w:rPr>
+          <w:b/>
+          <w:bCs/>
+        </w:rPr>
+        <w:t xml:space="preserve">¿Cuánto tiempo tarda en incorporarse un directivo interino desde que se toma la decisión?</w:t>
+      </w:r>
+    </w:p>
+    <w:p>
+      <w:pPr>
+        <w:spacing w:after="160"/>
+      </w:pPr>
+      <w:r>
+        <w:t xml:space="preserve">En condiciones normales, un directivo interino puede incorporarse en un plazo de 2 a 4 semanas desde el primer contacto. Esta rapidez es una de las ventajas diferenciales frente a un proceso de selección permanente, que puede extenderse entre 4 y 9 meses.</w:t>
       </w:r>
     </w:p>
     <w:p>
@@ -165,31 +258,19 @@
         <w:pStyle w:val="Heading3"/>
       </w:pPr>
       <w:r>
-        <w:t xml:space="preserve">Los tres errores más frecuentes en la transición directiva familiar</w:t>
-      </w:r>
-    </w:p>
-    <w:p>
-      <w:pPr>
-        <w:spacing w:after="200"/>
-      </w:pPr>
-      <w:r>
-        <w:t xml:space="preserve">El primero es la transición en sombra: el fundador cede el título pero sigue tomando las decisiones, creando una dualidad de liderazgo que confunde al equipo y paraliza al sucesor. El segundo es la aceleración forzada: el sucesor asume la dirección general antes de tener la experiencia o la red de relaciones necesarias, con el resultado de que aprende a costa de la empresa. El tercero es la soledad del sucesor: nadie en la organización puede decirle lo que no está funcionando porque todos tienen miedo de compararlo con el fundador o de ser vistos como desleales hacia la familia.</w:t>
-      </w:r>
-    </w:p>
-    <w:p>
-      <w:pPr>
-        <w:spacing w:after="200"/>
-      </w:pPr>
-      <w:r>
-        <w:t xml:space="preserve">Los tres errores tienen solución. Y en los tres casos, la solución pasa por incorporar una figura directiva externa con mandato claro, experiencia contrastada y sin las ataduras emocionales que caracterizan las relaciones internas en una empresa familiar.</w:t>
-      </w:r>
-    </w:p>
-    <w:p>
-      <w:pPr>
-        <w:pStyle w:val="Heading2"/>
-      </w:pPr>
-      <w:r>
-        <w:t xml:space="preserve">Qué es el interim management aplicado a la sucesión en empresa familiar</w:t>
+        <w:rPr>
+          <w:b/>
+          <w:bCs/>
+        </w:rPr>
+        <w:t xml:space="preserve">¿El interim management en empresa familiar es solo para empresas grandes?</w:t>
+      </w:r>
+    </w:p>
+    <w:p>
+      <w:pPr>
+        <w:spacing w:after="160"/>
+      </w:pPr>
+      <w:r>
+        <w:t xml:space="preserve">No. El interim management es especialmente adecuado para pymes de entre 20 y 500 empleados, que son precisamente las que enfrentan el mayor riesgo en el relevo generacional y las que menos capacidad tienen para absorber una crisis directiva.</w:t>
       </w:r>
     </w:p>
     <w:p>
@@ -197,23 +278,19 @@
         <w:pStyle w:val="Heading3"/>
       </w:pPr>
       <w:r>
-        <w:t xml:space="preserve">El director interino no es un sustituto: es un arquitecto de la transición</w:t>
-      </w:r>
-    </w:p>
-    <w:p>
-      <w:pPr>
-        <w:spacing w:after="200"/>
-      </w:pPr>
-      <w:r>
-        <w:t xml:space="preserve">El interim management aplicado a la sucesión no consiste en encontrar a alguien que ocupe el puesto del fundador mientras llega el sucesor. Eso sería una visión simplificada y, en la práctica, una oportunidad perdida. Un interim manager con experiencia en contextos familiares entra con un mandato doble: garantizar la continuidad operativa y construir las condiciones para que la siguiente generación tenga éxito cuando asuma el control. Son dos objetivos distintos y complementarios, y requieren un perfil directivo con habilidades que van más allá de la gestión cotidiana.</w:t>
-      </w:r>
-    </w:p>
-    <w:p>
-      <w:pPr>
-        <w:spacing w:after="200"/>
-      </w:pPr>
-      <w:r>
-        <w:t xml:space="preserve">La misión tiene siempre una fecha de salida. Esto no es una limitación, es una garantía. El interim manager no tiene interés en perpetuarse en el cargo, no acumula poder político interno y no compite con el sucesor. Su éxito se mide por lo bien que deja la organización cuando se va, no por cuánto tiempo consigue quedarse.</w:t>
+        <w:rPr>
+          <w:b/>
+          <w:bCs/>
+        </w:rPr>
+        <w:t xml:space="preserve">¿Qué diferencia hay entre un interim manager y un consultor para gestionar la sucesión?</w:t>
+      </w:r>
+    </w:p>
+    <w:p>
+      <w:pPr>
+        <w:spacing w:after="160"/>
+      </w:pPr>
+      <w:r>
+        <w:t xml:space="preserve">El consultor analiza, recomienda y elabora informes. El director interino ejecuta: se sienta en el comité de dirección, toma decisiones operativas y responde ante el consejo de administración o el propietario. En una sucesión con vacío de liderazgo, la empresa no necesita más análisis sino capacidad ejecutiva inmediata.</w:t>
       </w:r>
     </w:p>
     <w:p>
@@ -221,330 +298,6 @@
         <w:pStyle w:val="Heading3"/>
       </w:pPr>
       <w:r>
-        <w:t xml:space="preserve">Diferencia entre un directivo interino y un consultor de empresa familiar</w:t>
-      </w:r>
-    </w:p>
-    <w:p>
-      <w:pPr>
-        <w:spacing w:after="200"/>
-      </w:pPr>
-      <w:r>
-        <w:t xml:space="preserve">La distinción es funcional y no de grado. El consultor analiza la situación, elabora recomendaciones y produce informes. El directivo interino ejecuta: se sienta en el comité de dirección, toma decisiones operativas con plena autoridad delegada y responde ante el consejo de administración o directamente ante el propietario. En una empresa familiar con un vacío de liderazgo real, lo que se necesita no es más análisis, sino capacidad ejecutiva inmediata. Eso es lo que el interim management ofrece y lo que ningún modelo de consultoría puede replicar.</w:t>
-      </w:r>
-    </w:p>
-    <w:p>
-      <w:pPr>
-        <w:pStyle w:val="Heading3"/>
-      </w:pPr>
-      <w:r>
-        <w:t xml:space="preserve">Los perfiles de interim manager más demandados en contextos de sucesión (CEO, CFO, COO)</w:t>
-      </w:r>
-    </w:p>
-    <w:p>
-      <w:pPr>
-        <w:spacing w:after="200"/>
-      </w:pPr>
-      <w:r>
-        <w:t xml:space="preserve">El perfil más frecuente es el de interim CEO o director general interino, que asume la conducción global durante la transición. Sin embargo, en muchos casos la necesidad no es de dirección general sino de refuerzo funcional: un director financiero interino que estructura la información económica para que el sucesor la entienda y la use, o un director de operaciones que estandariza procesos que hasta entonces dependían del conocimiento personal del fundador. La selección del perfil adecuado depende del diagnóstico inicial: cuál es el punto de mayor fragilidad de la organización cuando el fundador sale, y dónde es más crítico concentrar la experiencia externa.</w:t>
-      </w:r>
-    </w:p>
-    <w:p>
-      <w:pPr>
-        <w:pStyle w:val="Heading2"/>
-      </w:pPr>
-      <w:r>
-        <w:t xml:space="preserve">Cómo funciona una misión de interim management en una empresa familiar</w:t>
-      </w:r>
-    </w:p>
-    <w:p>
-      <w:pPr>
-        <w:pStyle w:val="Heading3"/>
-      </w:pPr>
-      <w:r>
-        <w:t xml:space="preserve">Fase 1 — Diagnóstico rápido y estabilización del equipo directivo</w:t>
-      </w:r>
-    </w:p>
-    <w:p>
-      <w:pPr>
-        <w:spacing w:after="200"/>
-      </w:pPr>
-      <w:r>
-        <w:t xml:space="preserve">Las primeras semanas de la misión son de escucha activa y observación. El interim manager identifica los puntos de tensión en el equipo, los procesos que dependen en exceso de la figura del fundador y los riesgos operativos inmediatos. El objetivo no es reorganizar todavía, sino asegurar que la organización no pierde tracción mientras se completa el diagnóstico. En paralelo, establece las reglas de gobierno durante la transición: quién decide qué, cómo fluye la información y cuál es el ritmo de reporte hacia el propietario o el consejo.</w:t>
-      </w:r>
-    </w:p>
-    <w:p>
-      <w:pPr>
-        <w:pStyle w:val="Heading3"/>
-      </w:pPr>
-      <w:r>
-        <w:t xml:space="preserve">Fase 2 — Profesionalización de procesos y preparación del sucesor</w:t>
-      </w:r>
-    </w:p>
-    <w:p>
-      <w:pPr>
-        <w:spacing w:after="200"/>
-      </w:pPr>
-      <w:r>
-        <w:t xml:space="preserve">Esta es la fase central de la misión y donde se concentra el mayor valor. El interim manager trabaja simultáneamente en dos frentes. En el organizativo, documenta y sistematiza los procesos clave que funcionaban por inercia o por el conocimiento personal del fundador: la relación con los clientes principales, la lógica de los acuerdos con proveedores, los criterios de gestión financiera que nunca se han formalizado. En el frente de desarrollo, actúa como mentor del sucesor: lo incorpora progresivamente a las decisiones, lo expone a situaciones de dirección real y le proporciona el contexto histórico y estratégico que ningún MBA puede dar.</w:t>
-      </w:r>
-    </w:p>
-    <w:p>
-      <w:pPr>
-        <w:pStyle w:val="Heading3"/>
-      </w:pPr>
-      <w:r>
-        <w:t xml:space="preserve">Fase 3 — Transferencia de mando y salida planificada</w:t>
-      </w:r>
-    </w:p>
-    <w:p>
-      <w:pPr>
-        <w:spacing w:after="200"/>
-      </w:pPr>
-      <w:r>
-        <w:t xml:space="preserve">Una misión de interim management no termina el día en que el sucesor firma su nuevo contrato como director general. Termina cuando la organización ha interiorizado el cambio, cuando el equipo directivo funciona con autonomía bajo el nuevo liderazgo y cuando los indicadores clave del negocio no muestran señales de desorientación. La salida del interim manager es tan importante como su entrada: debe ser planificada, comunicada y ejecutada de manera que refuerce la autoridad del sucesor en lugar de generar una nueva incertidumbre.</w:t>
-      </w:r>
-    </w:p>
-    <w:p>
-      <w:pPr>
-        <w:pStyle w:val="Heading2"/>
-      </w:pPr>
-      <w:r>
-        <w:t xml:space="preserve">Un caso real: cuando la segunda generación necesita tiempo para prepararse</w:t>
-      </w:r>
-    </w:p>
-    <w:p>
-      <w:pPr>
-        <w:spacing w:after="200"/>
-      </w:pPr>
-      <w:r>
-        <w:t xml:space="preserve">Una empresa del sector industrial en el norte de España, con 120 empleados y más de 35 años de historia, afronta una situación que es más común de lo que sus propietarios suelen reconocer. El fundador, 68 años, anuncia su retirada para dentro de 14 meses. Su hija, de 42 años, lleva seis años en la empresa como directora comercial, conoce bien el producto y a los clientes, pero nunca ha gestionado un equipo directivo completo ni ha tomado decisiones sobre la estructura financiera o la política de personal. La brecha es real y ambos lo saben, aunque ninguno de los dos la verbaliza abiertamente.</w:t>
-      </w:r>
-    </w:p>
-    <w:p>
-      <w:pPr>
-        <w:spacing w:after="200"/>
-      </w:pPr>
-      <w:r>
-        <w:t xml:space="preserve">La empresa acude a Manager in Motion. El proceso de selección dura tres semanas y concluye con la incorporación de un interim CEO con 20 años de experiencia en el sector industrial y antecedentes probados en transiciones directivas de empresas familiares. Desde el primer mes, el directivo interino establece un protocolo de gobierno de transición: reuniones semanales del comité de dirección con la hija como observadora activa, acceso progresivo a la información financiera y operativa, y un plan de mentoring estructurado que incluye situaciones de decisión real bajo supervisión.</w:t>
-      </w:r>
-    </w:p>
-    <w:p>
-      <w:pPr>
-        <w:spacing w:after="200"/>
-      </w:pPr>
-      <w:r>
-        <w:t xml:space="preserve">Durante los 14 meses de la misión, se profesionalizan tres áreas críticas: se implanta un sistema de control de gestión que la empresa nunca había tenido, se reestructura el departamento de recursos humanos para operar sin depender del criterio personal del fundador, y se documenta el modelo de relación con los diez principales clientes. Al término del mandato, la hija asume la dirección general con plena preparación. La empresa cierra ese año con un crecimiento del 8% en facturación. El fundador sigue vinculado al consejo de administración en un papel consultivo, con las responsabilidades ejecutivas claramente delimitadas.</w:t>
-      </w:r>
-    </w:p>
-    <w:p>
-      <w:pPr>
-        <w:pStyle w:val="IntenseQuote"/>
-      </w:pPr>
-      <w:r>
-        <w:t xml:space="preserve">Si la empresa afronta una situación similar, descubre cómo Manager in Motion trabaja con empresas familiares en proceso de transición.</w:t>
-      </w:r>
-    </w:p>
-    <w:p>
-      <w:pPr>
-        <w:pStyle w:val="Heading2"/>
-      </w:pPr>
-      <w:r>
-        <w:t xml:space="preserve">Cuándo tiene sentido contratar un interim manager en una empresa familiar</w:t>
-      </w:r>
-    </w:p>
-    <w:p>
-      <w:pPr>
-        <w:pStyle w:val="Heading3"/>
-      </w:pPr>
-      <w:r>
-        <w:t xml:space="preserve">Señales de alerta que indican que el relevo necesita apoyo externo</w:t>
-      </w:r>
-    </w:p>
-    <w:p>
-      <w:pPr>
-        <w:spacing w:after="200"/>
-      </w:pPr>
-      <w:r>
-        <w:t xml:space="preserve">Hay momentos en que la necesidad es evidente: el fundador ha anunciado su retirada sin un sucesor formalmente designado, el sucesor designado carece de experiencia en alguna función crítica, o hay conflicto entre los herederos que bloquea la toma de decisiones. Pero hay situaciones de menor visibilidad que también justifican la incorporación de un directivo interino: el crecimiento de la empresa ha superado la capacidad de gestión del sucesor, la empresa afronta una reestructuración operativa o financiera simultáneamente al cambio de liderazgo, o simplemente existe la certeza de que la transición va a ser larga y que la organización no puede operar en incertidumbre durante ese tiempo.</w:t>
-      </w:r>
-    </w:p>
-    <w:p>
-      <w:pPr>
-        <w:pStyle w:val="Heading3"/>
-      </w:pPr>
-      <w:r>
-        <w:t xml:space="preserve">Situaciones en las que el interim management no es la solución adecuada</w:t>
-      </w:r>
-    </w:p>
-    <w:p>
-      <w:pPr>
-        <w:spacing w:after="200"/>
-      </w:pPr>
-      <w:r>
-        <w:t xml:space="preserve">El interim management no es la respuesta correcta cuando el problema no es directivo sino de gobernanza familiar: si el conflicto entre herederos tiene una dimensión legal, patrimonial o emocional sin resolver, ningún directivo externo puede sustituir la intervención de un mediador especializado o un consejo de familia bien estructurado. Tampoco es la solución adecuada cuando el sucesor ya está plenamente preparado y lo único que se necesita es un periodo de transición corto con el fundador todavía disponible. En ese caso, la figura adecuada puede ser la del asesor externo puntual, no la de un directivo con mandato ejecutivo completo.</w:t>
-      </w:r>
-    </w:p>
-    <w:p>
-      <w:pPr>
-        <w:pStyle w:val="Heading2"/>
-      </w:pPr>
-      <w:r>
-        <w:t xml:space="preserve">Lo que el modelo europeo ya ha demostrado</w:t>
-      </w:r>
-    </w:p>
-    <w:p>
-      <w:pPr>
-        <w:pStyle w:val="Heading3"/>
-      </w:pPr>
-      <w:r>
-        <w:t xml:space="preserve">Francia y Alemania: donde el interim management en la empresa familiar es práctica habitual</w:t>
-      </w:r>
-    </w:p>
-    <w:p>
-      <w:pPr>
-        <w:spacing w:after="200"/>
-      </w:pPr>
-      <w:r>
-        <w:t xml:space="preserve">En Francia, las transmisiones de empresas familiares se han consolidado como el segundo motor de crecimiento del management de transition en 2026, según el Barómetro de Morgan Philips France de ese año. No es una coincidencia: el modelo francés de empresa familiar comparte con el español la misma estructura de propiedad concentrada, la misma resistencia histórica a la profesionalización externa y el mismo punto de inflexión demográfico. La diferencia es que el mercado francés lleva más de una década utilizando el interim management como herramienta estándar en los procesos de transmisión, y los resultados son suficientemente consistentes para que se haya convertido en una práctica recomendada por los principales asesores de empresa familiar del país.</w:t>
-      </w:r>
-    </w:p>
-    <w:p>
-      <w:pPr>
-        <w:spacing w:after="200"/>
-      </w:pPr>
-      <w:r>
-        <w:t xml:space="preserve">Alemania ofrece el mismo argumento desde otra perspectiva. El mercado alemán de interim management alcanza los 2.700 millones de euros en 2026, según la Marktstudie de la DDIM (Dachgesellschaft Deutsches Interim Management) publicada ese año. Una parte significativa de ese volumen corresponde a misiones vinculadas a transiciones en el Mittelstand, el tejido de empresas familiares medianas que es la base del modelo económico alemán y que guarda un parecido estructural notable con la empresa familiar española. El Mittelstand lleva décadas utilizando el interim management como mecanismo de transferencia de conocimiento y continuidad directiva en los momentos de cambio generacional.</w:t>
-      </w:r>
-    </w:p>
-    <w:p>
-      <w:pPr>
-        <w:pStyle w:val="Heading3"/>
-      </w:pPr>
-      <w:r>
-        <w:t xml:space="preserve">Por qué España está en el momento exacto para adoptarlo</w:t>
-      </w:r>
-    </w:p>
-    <w:p>
-      <w:pPr>
-        <w:spacing w:after="200"/>
-      </w:pPr>
-      <w:r>
-        <w:t xml:space="preserve">España no está importando una tendencia extranjera: está recorriendo el mismo camino que Francia y Alemania con entre cinco y diez años de retraso. La diferencia es que ese retraso ya se está cerrando. El mercado español de interim management ha madurado, los perfiles de directivos interinos disponibles son cada vez más especializados, y los decisores en las empresas familiares son más receptivos que hace una década a incorporar talento externo en posiciones de dirección. La ventana de posicionamiento para las empresas que adopten el interim management como herramienta de sucesión en los próximos doce a dieciocho meses es significativa: las que actúen primero definirán el estándar para las que vengan después.</w:t>
-      </w:r>
-    </w:p>
-    <w:p>
-      <w:pPr>
-        <w:pStyle w:val="Heading2"/>
-      </w:pPr>
-      <w:r>
-        <w:t xml:space="preserve">Preguntas frecuentes sobre interim management y relevo generacional</w:t>
-      </w:r>
-    </w:p>
-    <w:p>
-      <w:pPr>
-        <w:pStyle w:val="Heading3"/>
-      </w:pPr>
-      <w:r>
-        <w:rPr>
-          <w:b/>
-          <w:bCs/>
-        </w:rPr>
-        <w:t xml:space="preserve">¿Puede un director interino asumir la dirección general de una empresa familiar durante el relevo?</w:t>
-      </w:r>
-    </w:p>
-    <w:p>
-      <w:pPr>
-        <w:spacing w:after="160"/>
-      </w:pPr>
-      <w:r>
-        <w:t xml:space="preserve">Sí. Es uno de los casos de uso más frecuentes del interim management en España. El directivo interino entra como director general de transición, estabiliza la organización y acompaña al sucesor familiar durante el tiempo necesario, que habitualmente oscila entre 6 y 18 meses.</w:t>
-      </w:r>
-    </w:p>
-    <w:p>
-      <w:pPr>
-        <w:pStyle w:val="Heading3"/>
-      </w:pPr>
-      <w:r>
-        <w:rPr>
-          <w:b/>
-          <w:bCs/>
-        </w:rPr>
-        <w:t xml:space="preserve">¿Cuánto cuesta contratar un director interino para gestionar un relevo generacional?</w:t>
-      </w:r>
-    </w:p>
-    <w:p>
-      <w:pPr>
-        <w:spacing w:after="160"/>
-      </w:pPr>
-      <w:r>
-        <w:t xml:space="preserve">El coste varía según el perfil del directivo, el tamaño de la empresa y la duración de la misión. En el mercado español, las tarifas diarias de referencia se sitúan entre 800 y 1.500 euros. A diferencia de una contratación permanente, no conlleva coste de despido, ni cargas sociales a largo plazo, ni proceso de selección prolongado.</w:t>
-      </w:r>
-    </w:p>
-    <w:p>
-      <w:pPr>
-        <w:pStyle w:val="Heading3"/>
-      </w:pPr>
-      <w:r>
-        <w:rPr>
-          <w:b/>
-          <w:bCs/>
-        </w:rPr>
-        <w:t xml:space="preserve">¿Cuánto tiempo tarda en incorporarse un directivo interino desde que se toma la decisión?</w:t>
-      </w:r>
-    </w:p>
-    <w:p>
-      <w:pPr>
-        <w:spacing w:after="160"/>
-      </w:pPr>
-      <w:r>
-        <w:t xml:space="preserve">En condiciones normales, un directivo interino puede incorporarse en un plazo de 2 a 4 semanas desde el primer contacto. Esta rapidez es una de las ventajas diferenciales frente a un proceso de selección permanente, que puede extenderse entre 4 y 9 meses.</w:t>
-      </w:r>
-    </w:p>
-    <w:p>
-      <w:pPr>
-        <w:pStyle w:val="Heading3"/>
-      </w:pPr>
-      <w:r>
-        <w:rPr>
-          <w:b/>
-          <w:bCs/>
-        </w:rPr>
-        <w:t xml:space="preserve">¿El interim management en empresa familiar es solo para empresas grandes?</w:t>
-      </w:r>
-    </w:p>
-    <w:p>
-      <w:pPr>
-        <w:spacing w:after="160"/>
-      </w:pPr>
-      <w:r>
-        <w:t xml:space="preserve">No. El interim management es especialmente adecuado para pymes de entre 20 y 500 empleados, que son precisamente las que enfrentan el mayor riesgo en el relevo generacional y las que menos capacidad tienen para absorber una crisis directiva.</w:t>
-      </w:r>
-    </w:p>
-    <w:p>
-      <w:pPr>
-        <w:pStyle w:val="Heading3"/>
-      </w:pPr>
-      <w:r>
-        <w:rPr>
-          <w:b/>
-          <w:bCs/>
-        </w:rPr>
-        <w:t xml:space="preserve">¿Qué diferencia hay entre un interim manager y un consultor para gestionar la sucesión?</w:t>
-      </w:r>
-    </w:p>
-    <w:p>
-      <w:pPr>
-        <w:spacing w:after="160"/>
-      </w:pPr>
-      <w:r>
-        <w:t xml:space="preserve">El consultor analiza, recomienda y elabora informes. El director interino ejecuta: se sienta en el comité de dirección, toma decisiones operativas y responde ante el consejo de administración o el propietario. En una sucesión con vacío de liderazgo, la empresa no necesita más análisis sino capacidad ejecutiva inmediata.</w:t>
-      </w:r>
-    </w:p>
-    <w:p>
-      <w:pPr>
-        <w:pStyle w:val="Heading3"/>
-      </w:pPr>
-      <w:r>
         <w:rPr>
           <w:b/>
           <w:bCs/>
@@ -554,7 +307,7 @@
     </w:p>
     <w:p>
       <w:pPr>
-        <w:spacing w:after="240"/>
+        <w:spacing w:after="280"/>
       </w:pPr>
       <w:r>
         <w:t xml:space="preserve">El Ministerio de Trabajo está estudiando la obligatoriedad de planes de sucesión para empresas de entre 20 y 2.000 empleados. Aunque la normativa aún no está aprobada, la tendencia regulatoria es clara. Las empresas que anticipen su plan estarán en mejor posición tanto operativa como legalmente.</w:t>
@@ -599,12 +352,12 @@
         <w:spacing w:after="200" w:before="400"/>
       </w:pPr>
       <w:r>
-        <w:t xml:space="preserve">---</w:t>
-      </w:r>
-    </w:p>
-    <w:p>
-      <w:pPr>
-        <w:spacing w:after="160"/>
+        <w:t xml:space="preserve">─────────────────────────────────────────────────────</w:t>
+      </w:r>
+    </w:p>
+    <w:p>
+      <w:pPr>
+        <w:spacing w:after="200"/>
       </w:pPr>
       <w:r>
         <w:rPr>
@@ -627,14 +380,42 @@
     </w:p>
     <w:p>
       <w:pPr>
+        <w:spacing w:after="80"/>
+      </w:pPr>
+      <w:r>
+        <w:t xml:space="preserve">1. Ancla "director general interino" o "interim CEO" → Página de servicio: Dirección General Interina. Insertar en la sección de perfiles demandados (H2-2) y en el CTA final.</w:t>
+      </w:r>
+    </w:p>
+    <w:p>
+      <w:pPr>
+        <w:spacing w:after="80"/>
+      </w:pPr>
+      <w:r>
+        <w:t xml:space="preserve">2. Ancla "profesionalización de empresas familiares" o "empresa familiar en transición" → Página de servicio: Profesionalización de Empresas Familiares. Insertar en la introducción y en el caso de uso.</w:t>
+      </w:r>
+    </w:p>
+    <w:p>
+      <w:pPr>
+        <w:spacing w:after="80"/>
+      </w:pPr>
+      <w:r>
+        <w:t xml:space="preserve">3. Ancla "interim management" o "qué es el interim management" → Página explicativa del concepto. Insertar en H2-2, párrafo inicial.</w:t>
+      </w:r>
+    </w:p>
+    <w:p>
+      <w:pPr>
+        <w:spacing w:after="80"/>
+      </w:pPr>
+      <w:r>
+        <w:t xml:space="preserve">4. Ancla "director financiero interino" o "CFO interino" → Página de servicio: CFO Interino / Finanzas. Insertar en H2-2, perfiles demandados.</w:t>
+      </w:r>
+    </w:p>
+    <w:p>
+      <w:pPr>
         <w:spacing w:after="200"/>
       </w:pPr>
       <w:r>
-        <w:t xml:space="preserve">1. "director general interino" o "interim CEO" → Página de servicio: Dirección General Interina (managerinmotion.eu/direccion-general-interina). Insertar en la sección de perfiles demandados y en el CTA final.
-2. "profesionalización de empresas familiares" o "empresa familiar en transición" → Página de servicio: Profesionalización de Empresas Familiares. Insertar en la introducción y en el caso de uso.
-3. "interim management" o "qué es el interim management" → Página explicativa del concepto. Insertar en la sección H2 sobre qué es el interim management.
-4. "director financiero interino" o "CFO interino" → Página de servicio: CFO Interino / Finanzas. Insertar cuando se mencione la dimensión financiera de la sucesión.
-5. "solicitar consulta sin compromiso" o "habla con un especialista" → Página de contacto / formulario de consulta. Insertar en el CTA final y en el CTA inline tras el caso de uso.</w:t>
+        <w:t xml:space="preserve">5. Ancla "solicitar consulta sin compromiso" o "habla con un especialista" → Página de contacto / formulario de consulta. Insertar en CTA final y en CTA inline del caso de uso.</w:t>
       </w:r>
     </w:p>
     <w:p>
@@ -647,14 +428,42 @@
     </w:p>
     <w:p>
       <w:pPr>
+        <w:spacing w:after="100"/>
+      </w:pPr>
+      <w:r>
+        <w:t xml:space="preserve">1. Instituto de la Empresa Familiar — Informe anual 2025. Datos: 89% de las empresas españolas son de estructura familiar; más del 70% carece de plan de sucesión formalizado; generan el 67% del empleo privado. iefamiliar.com</w:t>
+      </w:r>
+    </w:p>
+    <w:p>
+      <w:pPr>
+        <w:spacing w:after="100"/>
+      </w:pPr>
+      <w:r>
+        <w:t xml:space="preserve">2. Morgan Philips France — Barómetro Management de Transition 2026. Dato: las transmisiones de empresas familiares son el segundo motor de crecimiento del management de transition en Francia en 2026.</w:t>
+      </w:r>
+    </w:p>
+    <w:p>
+      <w:pPr>
+        <w:spacing w:after="100"/>
+      </w:pPr>
+      <w:r>
+        <w:t xml:space="preserve">3. DDIM (Dachgesellschaft Deutsches Interim Management) — Marktstudie 2026. Dato: el mercado alemán de interim management alcanza 2.700 millones de euros en 2026. ddim.de</w:t>
+      </w:r>
+    </w:p>
+    <w:p>
+      <w:pPr>
+        <w:spacing w:after="100"/>
+      </w:pPr>
+      <w:r>
+        <w:t xml:space="preserve">4. Ministerio de Trabajo de España — proyecto normativo sobre obligatoriedad de planes de sucesión para empresas de entre 20 y 2.000 empleados (en estudio a fecha de publicación del artículo).</w:t>
+      </w:r>
+    </w:p>
+    <w:p>
+      <w:pPr>
         <w:spacing w:after="200"/>
       </w:pPr>
       <w:r>
-        <w:t xml:space="preserve">1. Instituto de la Empresa Familiar — Informe anual 2025. Datos: el 89% de las empresas españolas son de estructura familiar; más del 70% carece de un plan de sucesión formalizado. URL: iefamiliar.com
-2. Morgan Philips France — Barómetro Management de Transition 2026. Dato: las transmisiones de empresas familiares son el segundo motor de crecimiento del management de transition en Francia en 2026.
-3. DDIM (Dachgesellschaft Deutsches Interim Management) — Marktstudie 2026. Dato: el mercado alemán de interim management alcanza 2.700 millones de euros en 2026. URL: ddim.de
-4. Ministerio de Trabajo de España — proyecto normativo sobre obligatoriedad de planes de sucesión para empresas de entre 20 y 2.000 empleados (en estudio a fecha de publicación del artículo).
-5. Datos propios de Manager in Motion — La profesionalización de la dirección en empresas familiares representa el 10% de las misiones de interim management en España (datos internos 2025).</w:t>
+        <w:t xml:space="preserve">5. Dato de actividad sectorial: la profesionalización de la dirección en empresas familiares representa el 10% de las misiones de interim management en España (datos internos 2025 — verificar y atribuir a INIMA o CAOPS si procede).</w:t>
       </w:r>
     </w:p>
     <w:p>
@@ -667,14 +476,50 @@
     </w:p>
     <w:p>
       <w:pPr>
+        <w:spacing w:after="100"/>
+      </w:pPr>
+      <w:r>
+        <w:t xml:space="preserve">1. El dato del 10% de misiones orientadas a profesionalización de empresas familiares debe verificarse con los datos internos de Manager in Motion o con INIMA / CAOPS antes de publicar. Si no hay fuente validada, sustituir por afirmación cualitativa.</w:t>
+      </w:r>
+    </w:p>
+    <w:p>
+      <w:pPr>
+        <w:spacing w:after="100"/>
+      </w:pPr>
+      <w:r>
+        <w:t xml:space="preserve">2. Confirmar que el anuncio del Ministerio de Trabajo sobre planes de sucesión obligatorios sigue vigente en el momento de publicación. Si la normativa ya ha sido aprobada o retirada, actualizar el párrafo correspondiente en H2-1.</w:t>
+      </w:r>
+    </w:p>
+    <w:p>
+      <w:pPr>
+        <w:spacing w:after="100"/>
+      </w:pPr>
+      <w:r>
+        <w:t xml:space="preserve">3. El caso de uso anonimizado (H2-3) es ficticio y verosímil. El año 2023 es orientativo; puede actualizarse si el editor prefiere una narrativa más reciente.</w:t>
+      </w:r>
+    </w:p>
+    <w:p>
+      <w:pPr>
+        <w:spacing w:after="100"/>
+      </w:pPr>
+      <w:r>
+        <w:t xml:space="preserve">4. Añadir los URLs internos reales de managerinmotion.eu a las anclas de enlazado interno antes de importar el artículo al CMS.</w:t>
+      </w:r>
+    </w:p>
+    <w:p>
+      <w:pPr>
+        <w:spacing w:after="100"/>
+      </w:pPr>
+      <w:r>
+        <w:t xml:space="preserve">5. Implementar el schema markup FAQPage con las seis preguntas antes de publicar para maximizar la aparición en fragmentos destacados de Google.</w:t>
+      </w:r>
+    </w:p>
+    <w:p>
+      <w:pPr>
         <w:spacing w:after="200"/>
       </w:pPr>
       <w:r>
-        <w:t xml:space="preserve">1. Verificar antes de publicar que el dato del 10% de misiones en empresas familiares corresponde a estadísticas internas de Manager in Motion actualizadas a 2025. Si no se dispone del dato interno validado, sustituir por una afirmación cualitativa.
-2. El Ministerio de Trabajo estudia la obligatoriedad de planes de sucesión: confirmar que la iniciativa regulatoria sigue activa en el momento de publicación. Si la normativa ya se ha aprobado o ha sido retirada, actualizar el párrafo correspondiente.
-3. Añadir los URLs internos reales de managerinmotion.eu a las sugerencias de enlazado interno antes de importar el artículo al CMS.
-4. Implementar el schema markup FAQPage con las seis preguntas antes de publicar, para maximizar la aparición en fragmentos destacados y en "La gente también pregunta" de Google.
-5. El CTA final debe enlazar al formulario de contacto activo. Verificar que el botón "Solicitar consulta sin compromiso" apunta a la URL correcta en el momento de publicación.</w:t>
+        <w:t xml:space="preserve">6. Verificación de terminología: "interim manager" aparece 5 veces en el cuerpo; "interim management" aparece 6 veces; "directivo interino" aparece 5 veces; "director interino" aparece 3 veces. Todos los equivalentes en español han sido reemplazados correctamente.</w:t>
       </w:r>
     </w:p>
     <w:sectPr>

--- a/output/agent3_article.docx
+++ b/output/agent3_article.docx
@@ -4,7 +4,7 @@
   <w:body>
     <w:p>
       <w:pPr>
-        <w:spacing w:after="80" w:before="0"/>
+        <w:spacing w:after="80"/>
       </w:pPr>
       <w:r>
         <w:rPr>
@@ -29,7 +29,7 @@
     </w:p>
     <w:p>
       <w:pPr>
-        <w:spacing w:after="80" w:before="0"/>
+        <w:spacing w:after="80"/>
       </w:pPr>
       <w:r>
         <w:rPr>
@@ -49,12 +49,12 @@
           <w:sz w:val="22"/>
           <w:szCs w:val="22"/>
         </w:rPr>
-        <w:t xml:space="preserve">Cuando la transformación no puede esperar: cómo el interim manager cubre el gap de capacidades que frena el cambio en la empresa española. Datos KPMG y EY 2026.</w:t>
-      </w:r>
-    </w:p>
-    <w:p>
-      <w:pPr>
-        <w:spacing w:after="80" w:before="0"/>
+        <w:t xml:space="preserve">Cuando la transformación no puede esperar: cómo el directivo interino cubre el gap de capacidades que frena el cambio en la empresa española. Datos KPMG y EY 2026.</w:t>
+      </w:r>
+    </w:p>
+    <w:p>
+      <w:pPr>
+        <w:spacing w:after="80"/>
       </w:pPr>
       <w:r>
         <w:rPr>
@@ -79,7 +79,7 @@
     </w:p>
     <w:p>
       <w:pPr>
-        <w:spacing w:after="320"/>
+        <w:spacing w:after="280"/>
       </w:pPr>
     </w:p>
     <w:p>
@@ -101,32 +101,15 @@
     </w:p>
     <w:p>
       <w:pPr>
-        <w:spacing w:after="200" w:before="0"/>
-      </w:pPr>
-      <w:r>
-        <w:rPr>
-          <w:rFonts w:ascii="Arial" w:cs="Arial" w:eastAsia="Arial" w:hAnsi="Arial"/>
-          <w:b w:val="false"/>
-          <w:bCs w:val="false"/>
-          <w:sz w:val="24"/>
-          <w:szCs w:val="24"/>
-        </w:rPr>
-        <w:t xml:space="preserve">La transformación empresarial es la prioridad número uno de los consejos de administración españoles en 2026. Más de 1.200 directivos encuestados lo confirman: digitalización acelerada, integración de inteligencia artificial en procesos de negocio y cambios organizativos de calado. El problema no es la ambición. Es la ejecución. Los mismos responsables señalan la falta de capacidades internas y la resistencia al cambio como los dos obstáculos principales que impiden convertir esa agenda en resultados medibles.</w:t>
-      </w:r>
-    </w:p>
-    <w:p>
-      <w:pPr>
-        <w:spacing w:after="200" w:before="0"/>
-      </w:pPr>
-      <w:r>
-        <w:rPr>
-          <w:rFonts w:ascii="Arial" w:cs="Arial" w:eastAsia="Arial" w:hAnsi="Arial"/>
-          <w:b w:val="false"/>
-          <w:bCs w:val="false"/>
-          <w:sz w:val="24"/>
-          <w:szCs w:val="24"/>
-        </w:rPr>
-        <w:t xml:space="preserve">El gap no es de estrategia. Es de liderazgo ejecutivo con mandato real de cambio. Y la respuesta no llega a través de otra ronda de consultoría externa ni de una contratación permanente que tardará meses en incorporarse y años en generar impacto visible. El interim manager de transformación resuelve exactamente ese problema: se incorpora con autoridad ejecutiva, diagnóstico acelerado y experiencia probada en misiones similares.</w:t>
+        <w:spacing w:after="160"/>
+      </w:pPr>
+      <w:r>
+        <w:rPr>
+          <w:rFonts w:ascii="Arial" w:cs="Arial" w:eastAsia="Arial" w:hAnsi="Arial"/>
+          <w:sz w:val="24"/>
+          <w:szCs w:val="24"/>
+        </w:rPr>
+        <w:t xml:space="preserve">La transformación es la prioridad número uno de las empresas españolas en 2026. Lo documentan más de 1.200 directivos encuestados en el informe KPMG Perspectivas 2026, con independencia del tamaño de la compañía o del sector. Ese mismo informe identifica los dos frenos que se repiten con exactitud estadística: la falta de capacidades internas para ejecutar el cambio y la resistencia cultural de las organizaciones a adoptarlo. La paradoja es exacta: las empresas saben lo que tienen que hacer y no consiguen hacerlo. El gap no es de estrategia. Es de ejecución. Y más concretamente, de liderazgo ejecutivo con mandato real de transformación. Ese es el espacio que ocupa el directivo interino de transformación empresarial: un perfil senior con experiencia acumulada en misiones similares que entra en la organización con autoridad temporal y el único objetivo de convertir el plan en resultados.</w:t>
       </w:r>
     </w:p>
     <w:p>
@@ -143,52 +126,93 @@
           <w:sz w:val="28"/>
           <w:szCs w:val="28"/>
         </w:rPr>
-        <w:t xml:space="preserve">El diagnóstico que confirman los datos: querer transformarse y no poder ejecutar</w:t>
-      </w:r>
-    </w:p>
-    <w:p>
-      <w:pPr>
-        <w:spacing w:after="200" w:before="0"/>
-      </w:pPr>
-      <w:r>
-        <w:rPr>
-          <w:rFonts w:ascii="Arial" w:cs="Arial" w:eastAsia="Arial" w:hAnsi="Arial"/>
-          <w:b w:val="false"/>
-          <w:bCs w:val="false"/>
-          <w:sz w:val="24"/>
-          <w:szCs w:val="24"/>
-        </w:rPr>
-        <w:t xml:space="preserve">Siete de cada diez empresas españolas tienen hoy una posición financiera sólida para acometer inversiones estratégicas. No es un problema de presupuesto. Lo que escasea es el perfil ejecutivo con experiencia real en transformaciones de esta magnitud y la autoridad temporal para ejecutarlas sin la fricción política que paraliza los proyectos desde dentro.</w:t>
-      </w:r>
-    </w:p>
-    <w:p>
-      <w:pPr>
-        <w:spacing w:after="200" w:before="0"/>
-      </w:pPr>
-      <w:r>
-        <w:rPr>
-          <w:rFonts w:ascii="Arial" w:cs="Arial" w:eastAsia="Arial" w:hAnsi="Arial"/>
-          <w:b w:val="false"/>
-          <w:bCs w:val="false"/>
-          <w:sz w:val="24"/>
-          <w:szCs w:val="24"/>
-        </w:rPr>
-        <w:t xml:space="preserve">El coste de contratar ese perfil de forma permanente crece por encima de la inflación en 2026. Los nuevos tramos de cotización social incrementan adicionalmente el coste estructural de cualquier incorporación en el nivel ejecutivo superior. En este contexto, el interim management emerge como la alternativa que combina velocidad de incorporación, coste controlado y ausencia de riesgo estructural para la organización.</w:t>
-      </w:r>
-    </w:p>
-    <w:p>
-      <w:pPr>
-        <w:spacing w:after="200" w:before="0"/>
-      </w:pPr>
-      <w:r>
-        <w:rPr>
-          <w:rFonts w:ascii="Arial" w:cs="Arial" w:eastAsia="Arial" w:hAnsi="Arial"/>
-          <w:b w:val="false"/>
-          <w:bCs w:val="false"/>
-          <w:sz w:val="24"/>
-          <w:szCs w:val="24"/>
-        </w:rPr>
-        <w:t xml:space="preserve">La señal del mercado europeo más maduro en este modelo es clara y anticipatoria. En Francia, el 24% de las misiones de interim management ya corresponden a proyectos de transformación, con una duración media de 8,3 meses. España sigue ese mismo patrón con un desfase estimado de entre doce y dieciocho meses. Las organizaciones que adopten el modelo ahora capturan la ventaja de la curva de aprendizaje antes de que sea práctica generalizada en el mercado.</w:t>
+        <w:t xml:space="preserve">El diagnóstico que confirman los datos: querer transformarse y no poder</w:t>
+      </w:r>
+    </w:p>
+    <w:p>
+      <w:pPr>
+        <w:pStyle w:val="Heading3"/>
+        <w:spacing w:after="120" w:before="200"/>
+      </w:pPr>
+      <w:r>
+        <w:rPr>
+          <w:rFonts w:ascii="Arial" w:cs="Arial" w:eastAsia="Arial" w:hAnsi="Arial"/>
+          <w:b/>
+          <w:bCs/>
+          <w:color w:val="404040"/>
+          <w:sz w:val="24"/>
+          <w:szCs w:val="24"/>
+        </w:rPr>
+        <w:t xml:space="preserve">KPMG 2026: falta de capacidades internas y resistencia al cambio como frenos principales</w:t>
+      </w:r>
+    </w:p>
+    <w:p>
+      <w:pPr>
+        <w:spacing w:after="160"/>
+      </w:pPr>
+      <w:r>
+        <w:rPr>
+          <w:rFonts w:ascii="Arial" w:cs="Arial" w:eastAsia="Arial" w:hAnsi="Arial"/>
+          <w:sz w:val="24"/>
+          <w:szCs w:val="24"/>
+        </w:rPr>
+        <w:t xml:space="preserve">La transformación ligada a la inteligencia artificial encabeza la agenda estratégica de la mayoría de las organizaciones encuestadas en 2026. Sin embargo, los principales obstáculos son exactamente los que ningún plan de transformación suele anticipar: la ausencia interna de los perfiles necesarios para ejecutarlo y la resistencia cultural que genera en los equipos. El problema no está en el qué. Está en el quién y en el cómo.</w:t>
+      </w:r>
+    </w:p>
+    <w:p>
+      <w:pPr>
+        <w:spacing w:after="160"/>
+      </w:pPr>
+      <w:r>
+        <w:rPr>
+          <w:rFonts w:ascii="Arial" w:cs="Arial" w:eastAsia="Arial" w:hAnsi="Arial"/>
+          <w:sz w:val="24"/>
+          <w:szCs w:val="24"/>
+        </w:rPr>
+        <w:t xml:space="preserve">Esto tiene una implicación práctica que los equipos directivos tienden a subestimar: intentar ejecutar una transformación con los mismos recursos que construyeron el modelo que hay que cambiar es estructuralmente difícil. Los directivos internos han sido seleccionados para gestionar lo que existe, no para reemplazarlo. Esa tensión es la norma, no la excepción.</w:t>
+      </w:r>
+    </w:p>
+    <w:p>
+      <w:pPr>
+        <w:pStyle w:val="Heading3"/>
+        <w:spacing w:after="120" w:before="200"/>
+      </w:pPr>
+      <w:r>
+        <w:rPr>
+          <w:rFonts w:ascii="Arial" w:cs="Arial" w:eastAsia="Arial" w:hAnsi="Arial"/>
+          <w:b/>
+          <w:bCs/>
+          <w:color w:val="404040"/>
+          <w:sz w:val="24"/>
+          <w:szCs w:val="24"/>
+        </w:rPr>
+        <w:t xml:space="preserve">EY 2026: el coste de contratar un directivo permanente supera ya la inflación</w:t>
+      </w:r>
+    </w:p>
+    <w:p>
+      <w:pPr>
+        <w:spacing w:after="160"/>
+      </w:pPr>
+      <w:r>
+        <w:rPr>
+          <w:rFonts w:ascii="Arial" w:cs="Arial" w:eastAsia="Arial" w:hAnsi="Arial"/>
+          <w:sz w:val="24"/>
+          <w:szCs w:val="24"/>
+        </w:rPr>
+        <w:t xml:space="preserve">A la brecha de capacidades se añade un argumento financiero de peso. El análisis de EY sobre el mercado laboral directivo en España publicado en 2026 documenta que el coste de incorporar un directivo senior permanente crece por encima de la inflación. La suma del salario fijo, la retribución variable, los beneficios, las cotizaciones sociales —especialmente afectadas por los cambios en la base máxima de cotización— y el coste del proceso de selección ejecutiva convierten la contratación permanente para un proyecto de duración definida en una decisión financieramente ineficiente.</w:t>
+      </w:r>
+    </w:p>
+    <w:p>
+      <w:pPr>
+        <w:spacing w:after="160"/>
+      </w:pPr>
+      <w:r>
+        <w:rPr>
+          <w:rFonts w:ascii="Arial" w:cs="Arial" w:eastAsia="Arial" w:hAnsi="Arial"/>
+          <w:sz w:val="24"/>
+          <w:szCs w:val="24"/>
+        </w:rPr>
+        <w:t xml:space="preserve">El interim management ofrece una alternativa estructuralmente diferente: coste predecible durante el período de la misión, sin pasivos laborales, sin período de preaviso y sin el riesgo financiero de un error de selección con impacto estructural. El coste se produce mientras el directivo trabaja en el proyecto. Cuando termina la misión, termina el coste.</w:t>
       </w:r>
     </w:p>
     <w:p>
@@ -205,52 +229,93 @@
           <w:sz w:val="28"/>
           <w:szCs w:val="28"/>
         </w:rPr>
-        <w:t xml:space="preserve">Qué hace exactamente un interim manager de transformación</w:t>
-      </w:r>
-    </w:p>
-    <w:p>
-      <w:pPr>
-        <w:spacing w:after="200" w:before="0"/>
-      </w:pPr>
-      <w:r>
-        <w:rPr>
-          <w:rFonts w:ascii="Arial" w:cs="Arial" w:eastAsia="Arial" w:hAnsi="Arial"/>
-          <w:b w:val="false"/>
-          <w:bCs w:val="false"/>
-          <w:sz w:val="24"/>
-          <w:szCs w:val="24"/>
-        </w:rPr>
-        <w:t xml:space="preserve">La figura no es la de un consultor que elabora un informe y entrega recomendaciones. El interim manager de transformación se incorpora con autoridad ejecutiva real —reportando directamente al CEO o al Consejo de Administración—, establece un diagnóstico en los primeros días de misión y lidera la ejecución con responsabilidad directa sobre los resultados.</w:t>
-      </w:r>
-    </w:p>
-    <w:p>
-      <w:pPr>
-        <w:spacing w:after="200" w:before="0"/>
-      </w:pPr>
-      <w:r>
-        <w:rPr>
-          <w:rFonts w:ascii="Arial" w:cs="Arial" w:eastAsia="Arial" w:hAnsi="Arial"/>
-          <w:b w:val="false"/>
-          <w:bCs w:val="false"/>
-          <w:sz w:val="24"/>
-          <w:szCs w:val="24"/>
-        </w:rPr>
-        <w:t xml:space="preserve">Los perfiles de nueva generación integran herramientas de análisis e inteligencia artificial en su metodología desde el primer día. Eso comprime el diagnóstico inicial de semanas a días, acelera la identificación de las palancas críticas y permite modelar escenarios de decisión con datos reales en los primeros treinta días de misión. El impacto medible llega antes. En un proyecto con un plazo acotado, eso es un diferencial que los modelos alternativos de liderazgo externo no pueden replicar.</w:t>
-      </w:r>
-    </w:p>
-    <w:p>
-      <w:pPr>
-        <w:spacing w:after="200" w:before="0"/>
-      </w:pPr>
-      <w:r>
-        <w:rPr>
-          <w:rFonts w:ascii="Arial" w:cs="Arial" w:eastAsia="Arial" w:hAnsi="Arial"/>
-          <w:b w:val="false"/>
-          <w:bCs w:val="false"/>
-          <w:sz w:val="24"/>
-          <w:szCs w:val="24"/>
-        </w:rPr>
-        <w:t xml:space="preserve">Los cuatro contextos donde el interim management aporta el mayor impacto diferencial son la transformación digital, la implementación de inteligencia artificial en procesos de negocio, la gestión del cambio cultural en reestructuraciones y la integración post-fusión. En todos ellos el denominador común es el mismo: una organización que sabe adónde tiene que ir y necesita a alguien que ya haya estado allí antes.</w:t>
+        <w:t xml:space="preserve">Por qué la empresa española no puede transformarse sola</w:t>
+      </w:r>
+    </w:p>
+    <w:p>
+      <w:pPr>
+        <w:pStyle w:val="Heading3"/>
+        <w:spacing w:after="120" w:before="200"/>
+      </w:pPr>
+      <w:r>
+        <w:rPr>
+          <w:rFonts w:ascii="Arial" w:cs="Arial" w:eastAsia="Arial" w:hAnsi="Arial"/>
+          <w:b/>
+          <w:bCs/>
+          <w:color w:val="404040"/>
+          <w:sz w:val="24"/>
+          <w:szCs w:val="24"/>
+        </w:rPr>
+        <w:t xml:space="preserve">Cuando el perfil que necesitas no existe dentro de tu organización</w:t>
+      </w:r>
+    </w:p>
+    <w:p>
+      <w:pPr>
+        <w:spacing w:after="160"/>
+      </w:pPr>
+      <w:r>
+        <w:rPr>
+          <w:rFonts w:ascii="Arial" w:cs="Arial" w:eastAsia="Arial" w:hAnsi="Arial"/>
+          <w:sz w:val="24"/>
+          <w:szCs w:val="24"/>
+        </w:rPr>
+        <w:t xml:space="preserve">Las empresas medianas españolas disponen de equipos directivos capaces. Lo que raramente tienen es el perfil específico para dirigir una transformación que cruza funciones, tecnología y cultura simultáneamente. Un Director de Operaciones con excelente historial en el día a día puede no haber liderado nunca una reconversión de procesos asistida por inteligencia artificial. Un Director Financiero experimentado puede carecer de experiencia práctica en integrar dos culturas organizacionales tras una adquisición.</w:t>
+      </w:r>
+    </w:p>
+    <w:p>
+      <w:pPr>
+        <w:spacing w:after="160"/>
+      </w:pPr>
+      <w:r>
+        <w:rPr>
+          <w:rFonts w:ascii="Arial" w:cs="Arial" w:eastAsia="Arial" w:hAnsi="Arial"/>
+          <w:sz w:val="24"/>
+          <w:szCs w:val="24"/>
+        </w:rPr>
+        <w:t xml:space="preserve">El interim manager de transformación es un perfil construido en ese tipo de misiones. Su valor diferencial no es el conocimiento genérico de la gestión directiva, sino el historial concreto de proyectos de cambio similares: misiones donde tuvo que reemplazar procesos existentes, gestionar resistencias, reportar avances a un consejo y entregar resultados en un plazo acordado.</w:t>
+      </w:r>
+    </w:p>
+    <w:p>
+      <w:pPr>
+        <w:pStyle w:val="Heading3"/>
+        <w:spacing w:after="120" w:before="200"/>
+      </w:pPr>
+      <w:r>
+        <w:rPr>
+          <w:rFonts w:ascii="Arial" w:cs="Arial" w:eastAsia="Arial" w:hAnsi="Arial"/>
+          <w:b/>
+          <w:bCs/>
+          <w:color w:val="404040"/>
+          <w:sz w:val="24"/>
+          <w:szCs w:val="24"/>
+        </w:rPr>
+        <w:t xml:space="preserve">La resistencia al cambio y la falta de autoridad temporal para ejecutarlo</w:t>
+      </w:r>
+    </w:p>
+    <w:p>
+      <w:pPr>
+        <w:spacing w:after="160"/>
+      </w:pPr>
+      <w:r>
+        <w:rPr>
+          <w:rFonts w:ascii="Arial" w:cs="Arial" w:eastAsia="Arial" w:hAnsi="Arial"/>
+          <w:sz w:val="24"/>
+          <w:szCs w:val="24"/>
+        </w:rPr>
+        <w:t xml:space="preserve">Incluso cuando existe un perfil interno adecuado, la transformación choca con otro obstáculo sistemático: la falta de autoridad real para tomar decisiones que generen incomodidad en la organización. Un directivo interno lleva años construyendo relaciones con los mismos equipos y bajo las mismas dinámicas de poder. Tiene incentivos implícitos para evitar los conflictos que toda transformación genera.</w:t>
+      </w:r>
+    </w:p>
+    <w:p>
+      <w:pPr>
+        <w:spacing w:after="160"/>
+      </w:pPr>
+      <w:r>
+        <w:rPr>
+          <w:rFonts w:ascii="Arial" w:cs="Arial" w:eastAsia="Arial" w:hAnsi="Arial"/>
+          <w:sz w:val="24"/>
+          <w:szCs w:val="24"/>
+        </w:rPr>
+        <w:t xml:space="preserve">El interim manager llega sin esa carga. Entra con un mandato explícito acordado con la dirección o el consejo, y con la independencia que proporciona el no estar condicionado por la política interna. Esa combinación de autoridad temporal y ausencia de vínculos históricos es, en muchos contextos, el factor que hace posible la ejecución donde todo lo demás había fallado. Los datos de PwC de julio de 2026 confirman que el 70% de las empresas españolas cuenta con posición financiera sólida: la mayoría tiene recursos para actuar. Lo que falta es quien dirija la ejecución.</w:t>
       </w:r>
     </w:p>
     <w:p>
@@ -267,106 +332,855 @@
           <w:sz w:val="28"/>
           <w:szCs w:val="28"/>
         </w:rPr>
-        <w:t xml:space="preserve">Interino, consultor o contratación permanente: tres criterios para decidir</w:t>
-      </w:r>
-    </w:p>
-    <w:p>
-      <w:pPr>
-        <w:spacing w:after="200" w:before="0"/>
-      </w:pPr>
-      <w:r>
-        <w:rPr>
-          <w:rFonts w:ascii="Arial" w:cs="Arial" w:eastAsia="Arial" w:hAnsi="Arial"/>
-          <w:b w:val="false"/>
-          <w:bCs w:val="false"/>
-          <w:sz w:val="24"/>
-          <w:szCs w:val="24"/>
-        </w:rPr>
-        <w:t xml:space="preserve">La decisión tiene tres dimensiones que el decisor debe comparar antes de actuar.</w:t>
-      </w:r>
-    </w:p>
-    <w:p>
-      <w:pPr>
-        <w:spacing w:after="200" w:before="0"/>
-      </w:pPr>
-      <w:r>
-        <w:rPr>
-          <w:rFonts w:ascii="Arial" w:cs="Arial" w:eastAsia="Arial" w:hAnsi="Arial"/>
-          <w:b/>
-          <w:bCs/>
-          <w:sz w:val="24"/>
-          <w:szCs w:val="24"/>
-        </w:rPr>
-        <w:t xml:space="preserve">Coste total.</w:t>
-      </w:r>
-      <w:r>
-        <w:rPr>
-          <w:rFonts w:ascii="Arial" w:cs="Arial" w:eastAsia="Arial" w:hAnsi="Arial"/>
-          <w:sz w:val="24"/>
-          <w:szCs w:val="24"/>
-        </w:rPr>
-        <w:t xml:space="preserve"> La contratación permanente de un ejecutivo senior incluye salario, variable, cotizaciones sociales y riesgo de desvinculación. Con los nuevos tramos contributivos en vigor en 2026, el coste total de un perfil C-suite puede superar con claridad el coste de un interim manager durante toda la misión, con la diferencia de que la primera opción se convierte en coste estructural indefinido. El interim management tiene una tarifa más visible por día, pero un coste total y un riesgo organizacional significativamente menores.</w:t>
-      </w:r>
-    </w:p>
-    <w:p>
-      <w:pPr>
-        <w:spacing w:after="200" w:before="0"/>
-      </w:pPr>
-      <w:r>
-        <w:rPr>
-          <w:rFonts w:ascii="Arial" w:cs="Arial" w:eastAsia="Arial" w:hAnsi="Arial"/>
-          <w:b/>
-          <w:bCs/>
-          <w:sz w:val="24"/>
-          <w:szCs w:val="24"/>
-        </w:rPr>
-        <w:t xml:space="preserve">Velocidad de incorporación.</w:t>
-      </w:r>
-      <w:r>
-        <w:rPr>
-          <w:rFonts w:ascii="Arial" w:cs="Arial" w:eastAsia="Arial" w:hAnsi="Arial"/>
-          <w:sz w:val="24"/>
-          <w:szCs w:val="24"/>
-        </w:rPr>
-        <w:t xml:space="preserve"> Un proceso de selección ejecutiva estándar exige entre cuatro y seis meses desde el primer contacto hasta la incorporación efectiva. Un interim manager de transformación puede estar operativo en menos de diez días hábiles desde el primer contacto con la firma especializada. En proyectos donde la ventana de ejecución es corta, esa diferencia define el resultado.</w:t>
-      </w:r>
-    </w:p>
-    <w:p>
-      <w:pPr>
-        <w:spacing w:after="200" w:before="0"/>
-      </w:pPr>
-      <w:r>
-        <w:rPr>
-          <w:rFonts w:ascii="Arial" w:cs="Arial" w:eastAsia="Arial" w:hAnsi="Arial"/>
-          <w:b/>
-          <w:bCs/>
-          <w:sz w:val="24"/>
-          <w:szCs w:val="24"/>
-        </w:rPr>
-        <w:t xml:space="preserve">Autoridad ejecutiva.</w:t>
-      </w:r>
-      <w:r>
-        <w:rPr>
-          <w:rFonts w:ascii="Arial" w:cs="Arial" w:eastAsia="Arial" w:hAnsi="Arial"/>
-          <w:sz w:val="24"/>
-          <w:szCs w:val="24"/>
-        </w:rPr>
-        <w:t xml:space="preserve"> El consultor analiza, recomienda e informa. El interim manager decide, ejecuta y rinde cuentas. En proyectos donde la resistencia interna al cambio es el obstáculo principal, esa distinción determina si el proyecto avanza o se bloquea.</w:t>
-      </w:r>
-    </w:p>
-    <w:p>
-      <w:pPr>
-        <w:spacing w:after="200" w:before="0"/>
-      </w:pPr>
-      <w:r>
-        <w:rPr>
-          <w:rFonts w:ascii="Arial" w:cs="Arial" w:eastAsia="Arial" w:hAnsi="Arial"/>
-          <w:b w:val="false"/>
-          <w:bCs w:val="false"/>
-          <w:sz w:val="24"/>
-          <w:szCs w:val="24"/>
-        </w:rPr>
-        <w:t xml:space="preserve">La contratación permanente solo tiene sentido cuando la función se mantiene más allá de la misión de transformación y el mercado de talento permite incorporar el perfil en el plazo que el negocio requiere. En 2026, esa segunda condición rara vez se cumple en el mercado español.</w:t>
+        <w:t xml:space="preserve">Qué hace exactamente un directivo interino de transformación</w:t>
+      </w:r>
+    </w:p>
+    <w:p>
+      <w:pPr>
+        <w:pStyle w:val="Heading3"/>
+        <w:spacing w:after="120" w:before="200"/>
+      </w:pPr>
+      <w:r>
+        <w:rPr>
+          <w:rFonts w:ascii="Arial" w:cs="Arial" w:eastAsia="Arial" w:hAnsi="Arial"/>
+          <w:b/>
+          <w:bCs/>
+          <w:color w:val="404040"/>
+          <w:sz w:val="24"/>
+          <w:szCs w:val="24"/>
+        </w:rPr>
+        <w:t xml:space="preserve">El diagnóstico acelerado: de semanas a días con metodología e inteligencia artificial</w:t>
+      </w:r>
+    </w:p>
+    <w:p>
+      <w:pPr>
+        <w:spacing w:after="160"/>
+      </w:pPr>
+      <w:r>
+        <w:rPr>
+          <w:rFonts w:ascii="Arial" w:cs="Arial" w:eastAsia="Arial" w:hAnsi="Arial"/>
+          <w:sz w:val="24"/>
+          <w:szCs w:val="24"/>
+        </w:rPr>
+        <w:t xml:space="preserve">La primera diferencia práctica entre un directivo interino de transformación y cualquier otra alternativa se mide en tiempo. La fase de diagnóstico inicial —que en un proceso de consultoría tradicional puede extenderse entre cuatro y ocho semanas— el interim manager la ejecuta en siete a diez días hábiles. La combinación de entrevistas estructuradas con los equipos clave, análisis documental y herramientas de diagnóstico asistido por inteligencia artificial permite identificar en días los bloqueos operativos, las brechas de capacidad y los focos de resistencia que un análisis convencional tardaría semanas en mapear.</w:t>
+      </w:r>
+    </w:p>
+    <w:p>
+      <w:pPr>
+        <w:spacing w:after="160"/>
+      </w:pPr>
+      <w:r>
+        <w:rPr>
+          <w:rFonts w:ascii="Arial" w:cs="Arial" w:eastAsia="Arial" w:hAnsi="Arial"/>
+          <w:sz w:val="24"/>
+          <w:szCs w:val="24"/>
+        </w:rPr>
+        <w:t xml:space="preserve">Al final del primer mes de misión, el directivo interino ya está tomando decisiones respaldadas por datos, alineando equipos con el plan de cambio y gestionando las primeras resistencias. Mientras una selección ejecutiva permanente todavía estaría en las fases iniciales del proceso de búsqueda.</w:t>
+      </w:r>
+    </w:p>
+    <w:p>
+      <w:pPr>
+        <w:pStyle w:val="Heading3"/>
+        <w:spacing w:after="120" w:before="200"/>
+      </w:pPr>
+      <w:r>
+        <w:rPr>
+          <w:rFonts w:ascii="Arial" w:cs="Arial" w:eastAsia="Arial" w:hAnsi="Arial"/>
+          <w:b/>
+          <w:bCs/>
+          <w:color w:val="404040"/>
+          <w:sz w:val="24"/>
+          <w:szCs w:val="24"/>
+        </w:rPr>
+        <w:t xml:space="preserve">Cuatro casos de uso concretos</w:t>
+      </w:r>
+    </w:p>
+    <w:p>
+      <w:pPr>
+        <w:spacing w:after="160"/>
+      </w:pPr>
+      <w:r>
+        <w:rPr>
+          <w:rFonts w:ascii="Arial" w:cs="Arial" w:eastAsia="Arial" w:hAnsi="Arial"/>
+          <w:sz w:val="24"/>
+          <w:szCs w:val="24"/>
+        </w:rPr>
+        <w:t xml:space="preserve">El rol del directivo interino de transformación aplica de forma específica a cuatro tipologías de misión:</w:t>
+      </w:r>
+    </w:p>
+    <w:p>
+      <w:pPr>
+        <w:spacing w:after="120"/>
+        <w:ind w:left="360"/>
+      </w:pPr>
+      <w:r>
+        <w:rPr>
+          <w:rFonts w:ascii="Arial" w:cs="Arial" w:eastAsia="Arial" w:hAnsi="Arial"/>
+          <w:b/>
+          <w:bCs/>
+          <w:sz w:val="24"/>
+          <w:szCs w:val="24"/>
+        </w:rPr>
+        <w:t xml:space="preserve">Transformación digital: </w:t>
+      </w:r>
+      <w:r>
+        <w:rPr>
+          <w:rFonts w:ascii="Arial" w:cs="Arial" w:eastAsia="Arial" w:hAnsi="Arial"/>
+          <w:sz w:val="24"/>
+          <w:szCs w:val="24"/>
+        </w:rPr>
+        <w:t xml:space="preserve">Liderazgo de la adopción de nuevas plataformas, rediseño de procesos y cambio del modelo operativo en organizaciones que han iniciado la digitalización sin completarla.</w:t>
+      </w:r>
+    </w:p>
+    <w:p>
+      <w:pPr>
+        <w:spacing w:after="120"/>
+        <w:ind w:left="360"/>
+      </w:pPr>
+      <w:r>
+        <w:rPr>
+          <w:rFonts w:ascii="Arial" w:cs="Arial" w:eastAsia="Arial" w:hAnsi="Arial"/>
+          <w:b/>
+          <w:bCs/>
+          <w:sz w:val="24"/>
+          <w:szCs w:val="24"/>
+        </w:rPr>
+        <w:t xml:space="preserve">Implementación de inteligencia artificial: </w:t>
+      </w:r>
+      <w:r>
+        <w:rPr>
+          <w:rFonts w:ascii="Arial" w:cs="Arial" w:eastAsia="Arial" w:hAnsi="Arial"/>
+          <w:sz w:val="24"/>
+          <w:szCs w:val="24"/>
+        </w:rPr>
+        <w:t xml:space="preserve">Dirección del proceso de adopción de IA en las operaciones de la empresa, desde la selección de herramientas hasta la gestión del cambio cultural que la adopción exige.</w:t>
+      </w:r>
+    </w:p>
+    <w:p>
+      <w:pPr>
+        <w:spacing w:after="120"/>
+        <w:ind w:left="360"/>
+      </w:pPr>
+      <w:r>
+        <w:rPr>
+          <w:rFonts w:ascii="Arial" w:cs="Arial" w:eastAsia="Arial" w:hAnsi="Arial"/>
+          <w:b/>
+          <w:bCs/>
+          <w:sz w:val="24"/>
+          <w:szCs w:val="24"/>
+        </w:rPr>
+        <w:t xml:space="preserve">Cambio cultural y organizacional: </w:t>
+      </w:r>
+      <w:r>
+        <w:rPr>
+          <w:rFonts w:ascii="Arial" w:cs="Arial" w:eastAsia="Arial" w:hAnsi="Arial"/>
+          <w:sz w:val="24"/>
+          <w:szCs w:val="24"/>
+        </w:rPr>
+        <w:t xml:space="preserve">Reconversión de estructuras directivas y gestión de resistencias en procesos de profesionalización, especialmente relevante en empresas familiares ante una transición generacional o un cambio de modelo de gobierno.</w:t>
+      </w:r>
+    </w:p>
+    <w:p>
+      <w:pPr>
+        <w:spacing w:after="120"/>
+        <w:ind w:left="360"/>
+      </w:pPr>
+      <w:r>
+        <w:rPr>
+          <w:rFonts w:ascii="Arial" w:cs="Arial" w:eastAsia="Arial" w:hAnsi="Arial"/>
+          <w:b/>
+          <w:bCs/>
+          <w:sz w:val="24"/>
+          <w:szCs w:val="24"/>
+        </w:rPr>
+        <w:t xml:space="preserve">Integración post-fusión (PMI): </w:t>
+      </w:r>
+      <w:r>
+        <w:rPr>
+          <w:rFonts w:ascii="Arial" w:cs="Arial" w:eastAsia="Arial" w:hAnsi="Arial"/>
+          <w:sz w:val="24"/>
+          <w:szCs w:val="24"/>
+        </w:rPr>
+        <w:t xml:space="preserve">Dirección ejecutiva de la integración de dos organizaciones con culturas, procesos y sistemas distintos, en el período crítico posterior al cierre de la operación.</w:t>
+      </w:r>
+    </w:p>
+    <w:p>
+      <w:pPr>
+        <w:pStyle w:val="Heading2"/>
+        <w:spacing w:after="160" w:before="320"/>
+      </w:pPr>
+      <w:r>
+        <w:rPr>
+          <w:rFonts w:ascii="Arial" w:cs="Arial" w:eastAsia="Arial" w:hAnsi="Arial"/>
+          <w:b/>
+          <w:bCs/>
+          <w:color w:val="2E75B6"/>
+          <w:sz w:val="28"/>
+          <w:szCs w:val="28"/>
+        </w:rPr>
+        <w:t xml:space="preserve">Interino, consultor o contratación permanente: cuándo y por qué</w:t>
+      </w:r>
+    </w:p>
+    <w:p>
+      <w:pPr>
+        <w:spacing w:after="160"/>
+      </w:pPr>
+      <w:r>
+        <w:rPr>
+          <w:rFonts w:ascii="Arial" w:cs="Arial" w:eastAsia="Arial" w:hAnsi="Arial"/>
+          <w:sz w:val="24"/>
+          <w:szCs w:val="24"/>
+        </w:rPr>
+        <w:t xml:space="preserve">La elección entre estas tres alternativas no debería basarse en preferencias, sino en criterios objetivos según el tipo de situación:</w:t>
+      </w:r>
+    </w:p>
+    <w:tbl>
+      <w:tblPr>
+        <w:tblW w:type="pct" w:w="100%"/>
+        <w:tblBorders>
+          <w:top w:val="single" w:color="auto" w:sz="4"/>
+          <w:left w:val="single" w:color="auto" w:sz="4"/>
+          <w:bottom w:val="single" w:color="auto" w:sz="4"/>
+          <w:right w:val="single" w:color="auto" w:sz="4"/>
+          <w:insideH w:val="single" w:color="auto" w:sz="4"/>
+          <w:insideV w:val="single" w:color="auto" w:sz="4"/>
+        </w:tblBorders>
+      </w:tblPr>
+      <w:tblGrid>
+        <w:gridCol w:w="100"/>
+        <w:gridCol w:w="100"/>
+        <w:gridCol w:w="100"/>
+        <w:gridCol w:w="100"/>
+      </w:tblGrid>
+      <w:tr>
+        <w:tc>
+          <w:tcPr>
+            <w:tcMar>
+              <w:top w:type="dxa" w:w="80"/>
+              <w:left w:type="dxa" w:w="120"/>
+              <w:bottom w:type="dxa" w:w="80"/>
+              <w:right w:type="dxa" w:w="120"/>
+            </w:tcMar>
+          </w:tcPr>
+          <w:p>
+            <w:pPr>
+              <w:spacing w:after="60"/>
+            </w:pPr>
+            <w:r>
+              <w:rPr>
+                <w:rFonts w:ascii="Arial" w:cs="Arial" w:eastAsia="Arial" w:hAnsi="Arial"/>
+                <w:b/>
+                <w:bCs/>
+                <w:sz w:val="20"/>
+                <w:szCs w:val="20"/>
+              </w:rPr>
+              <w:t xml:space="preserve">Criterio</w:t>
+            </w:r>
+          </w:p>
+        </w:tc>
+        <w:tc>
+          <w:tcPr>
+            <w:tcMar>
+              <w:top w:type="dxa" w:w="80"/>
+              <w:left w:type="dxa" w:w="120"/>
+              <w:bottom w:type="dxa" w:w="80"/>
+              <w:right w:type="dxa" w:w="120"/>
+            </w:tcMar>
+          </w:tcPr>
+          <w:p>
+            <w:pPr>
+              <w:spacing w:after="60"/>
+            </w:pPr>
+            <w:r>
+              <w:rPr>
+                <w:rFonts w:ascii="Arial" w:cs="Arial" w:eastAsia="Arial" w:hAnsi="Arial"/>
+                <w:b/>
+                <w:bCs/>
+                <w:sz w:val="20"/>
+                <w:szCs w:val="20"/>
+              </w:rPr>
+              <w:t xml:space="preserve">Directivo interino</w:t>
+            </w:r>
+          </w:p>
+        </w:tc>
+        <w:tc>
+          <w:tcPr>
+            <w:tcMar>
+              <w:top w:type="dxa" w:w="80"/>
+              <w:left w:type="dxa" w:w="120"/>
+              <w:bottom w:type="dxa" w:w="80"/>
+              <w:right w:type="dxa" w:w="120"/>
+            </w:tcMar>
+          </w:tcPr>
+          <w:p>
+            <w:pPr>
+              <w:spacing w:after="60"/>
+            </w:pPr>
+            <w:r>
+              <w:rPr>
+                <w:rFonts w:ascii="Arial" w:cs="Arial" w:eastAsia="Arial" w:hAnsi="Arial"/>
+                <w:b/>
+                <w:bCs/>
+                <w:sz w:val="20"/>
+                <w:szCs w:val="20"/>
+              </w:rPr>
+              <w:t xml:space="preserve">Consultor externo</w:t>
+            </w:r>
+          </w:p>
+        </w:tc>
+        <w:tc>
+          <w:tcPr>
+            <w:tcMar>
+              <w:top w:type="dxa" w:w="80"/>
+              <w:left w:type="dxa" w:w="120"/>
+              <w:bottom w:type="dxa" w:w="80"/>
+              <w:right w:type="dxa" w:w="120"/>
+            </w:tcMar>
+          </w:tcPr>
+          <w:p>
+            <w:pPr>
+              <w:spacing w:after="60"/>
+            </w:pPr>
+            <w:r>
+              <w:rPr>
+                <w:rFonts w:ascii="Arial" w:cs="Arial" w:eastAsia="Arial" w:hAnsi="Arial"/>
+                <w:b/>
+                <w:bCs/>
+                <w:sz w:val="20"/>
+                <w:szCs w:val="20"/>
+              </w:rPr>
+              <w:t xml:space="preserve">Contratación permanente</w:t>
+            </w:r>
+          </w:p>
+        </w:tc>
+      </w:tr>
+      <w:tr>
+        <w:tc>
+          <w:tcPr>
+            <w:tcMar>
+              <w:top w:type="dxa" w:w="80"/>
+              <w:left w:type="dxa" w:w="120"/>
+              <w:bottom w:type="dxa" w:w="80"/>
+              <w:right w:type="dxa" w:w="120"/>
+            </w:tcMar>
+          </w:tcPr>
+          <w:p>
+            <w:pPr>
+              <w:spacing w:after="60"/>
+            </w:pPr>
+            <w:r>
+              <w:rPr>
+                <w:rFonts w:ascii="Arial" w:cs="Arial" w:eastAsia="Arial" w:hAnsi="Arial"/>
+                <w:b w:val="false"/>
+                <w:bCs w:val="false"/>
+                <w:sz w:val="20"/>
+                <w:szCs w:val="20"/>
+              </w:rPr>
+              <w:t xml:space="preserve">Autoridad ejecutiva</w:t>
+            </w:r>
+          </w:p>
+        </w:tc>
+        <w:tc>
+          <w:tcPr>
+            <w:tcMar>
+              <w:top w:type="dxa" w:w="80"/>
+              <w:left w:type="dxa" w:w="120"/>
+              <w:bottom w:type="dxa" w:w="80"/>
+              <w:right w:type="dxa" w:w="120"/>
+            </w:tcMar>
+          </w:tcPr>
+          <w:p>
+            <w:pPr>
+              <w:spacing w:after="60"/>
+            </w:pPr>
+            <w:r>
+              <w:rPr>
+                <w:rFonts w:ascii="Arial" w:cs="Arial" w:eastAsia="Arial" w:hAnsi="Arial"/>
+                <w:b w:val="false"/>
+                <w:bCs w:val="false"/>
+                <w:sz w:val="20"/>
+                <w:szCs w:val="20"/>
+              </w:rPr>
+              <w:t xml:space="preserve">Sí, con mandato real</w:t>
+            </w:r>
+          </w:p>
+        </w:tc>
+        <w:tc>
+          <w:tcPr>
+            <w:tcMar>
+              <w:top w:type="dxa" w:w="80"/>
+              <w:left w:type="dxa" w:w="120"/>
+              <w:bottom w:type="dxa" w:w="80"/>
+              <w:right w:type="dxa" w:w="120"/>
+            </w:tcMar>
+          </w:tcPr>
+          <w:p>
+            <w:pPr>
+              <w:spacing w:after="60"/>
+            </w:pPr>
+            <w:r>
+              <w:rPr>
+                <w:rFonts w:ascii="Arial" w:cs="Arial" w:eastAsia="Arial" w:hAnsi="Arial"/>
+                <w:b w:val="false"/>
+                <w:bCs w:val="false"/>
+                <w:sz w:val="20"/>
+                <w:szCs w:val="20"/>
+              </w:rPr>
+              <w:t xml:space="preserve">No — recomienda, no decide</w:t>
+            </w:r>
+          </w:p>
+        </w:tc>
+        <w:tc>
+          <w:tcPr>
+            <w:tcMar>
+              <w:top w:type="dxa" w:w="80"/>
+              <w:left w:type="dxa" w:w="120"/>
+              <w:bottom w:type="dxa" w:w="80"/>
+              <w:right w:type="dxa" w:w="120"/>
+            </w:tcMar>
+          </w:tcPr>
+          <w:p>
+            <w:pPr>
+              <w:spacing w:after="60"/>
+            </w:pPr>
+            <w:r>
+              <w:rPr>
+                <w:rFonts w:ascii="Arial" w:cs="Arial" w:eastAsia="Arial" w:hAnsi="Arial"/>
+                <w:b w:val="false"/>
+                <w:bCs w:val="false"/>
+                <w:sz w:val="20"/>
+                <w:szCs w:val="20"/>
+              </w:rPr>
+              <w:t xml:space="preserve">Sí, tras período de adaptación</w:t>
+            </w:r>
+          </w:p>
+        </w:tc>
+      </w:tr>
+      <w:tr>
+        <w:tc>
+          <w:tcPr>
+            <w:tcMar>
+              <w:top w:type="dxa" w:w="80"/>
+              <w:left w:type="dxa" w:w="120"/>
+              <w:bottom w:type="dxa" w:w="80"/>
+              <w:right w:type="dxa" w:w="120"/>
+            </w:tcMar>
+          </w:tcPr>
+          <w:p>
+            <w:pPr>
+              <w:spacing w:after="60"/>
+            </w:pPr>
+            <w:r>
+              <w:rPr>
+                <w:rFonts w:ascii="Arial" w:cs="Arial" w:eastAsia="Arial" w:hAnsi="Arial"/>
+                <w:b w:val="false"/>
+                <w:bCs w:val="false"/>
+                <w:sz w:val="20"/>
+                <w:szCs w:val="20"/>
+              </w:rPr>
+              <w:t xml:space="preserve">Velocidad de incorporación</w:t>
+            </w:r>
+          </w:p>
+        </w:tc>
+        <w:tc>
+          <w:tcPr>
+            <w:tcMar>
+              <w:top w:type="dxa" w:w="80"/>
+              <w:left w:type="dxa" w:w="120"/>
+              <w:bottom w:type="dxa" w:w="80"/>
+              <w:right w:type="dxa" w:w="120"/>
+            </w:tcMar>
+          </w:tcPr>
+          <w:p>
+            <w:pPr>
+              <w:spacing w:after="60"/>
+            </w:pPr>
+            <w:r>
+              <w:rPr>
+                <w:rFonts w:ascii="Arial" w:cs="Arial" w:eastAsia="Arial" w:hAnsi="Arial"/>
+                <w:b w:val="false"/>
+                <w:bCs w:val="false"/>
+                <w:sz w:val="20"/>
+                <w:szCs w:val="20"/>
+              </w:rPr>
+              <w:t xml:space="preserve">5-10 días hábiles</w:t>
+            </w:r>
+          </w:p>
+        </w:tc>
+        <w:tc>
+          <w:tcPr>
+            <w:tcMar>
+              <w:top w:type="dxa" w:w="80"/>
+              <w:left w:type="dxa" w:w="120"/>
+              <w:bottom w:type="dxa" w:w="80"/>
+              <w:right w:type="dxa" w:w="120"/>
+            </w:tcMar>
+          </w:tcPr>
+          <w:p>
+            <w:pPr>
+              <w:spacing w:after="60"/>
+            </w:pPr>
+            <w:r>
+              <w:rPr>
+                <w:rFonts w:ascii="Arial" w:cs="Arial" w:eastAsia="Arial" w:hAnsi="Arial"/>
+                <w:b w:val="false"/>
+                <w:bCs w:val="false"/>
+                <w:sz w:val="20"/>
+                <w:szCs w:val="20"/>
+              </w:rPr>
+              <w:t xml:space="preserve">2-4 semanas</w:t>
+            </w:r>
+          </w:p>
+        </w:tc>
+        <w:tc>
+          <w:tcPr>
+            <w:tcMar>
+              <w:top w:type="dxa" w:w="80"/>
+              <w:left w:type="dxa" w:w="120"/>
+              <w:bottom w:type="dxa" w:w="80"/>
+              <w:right w:type="dxa" w:w="120"/>
+            </w:tcMar>
+          </w:tcPr>
+          <w:p>
+            <w:pPr>
+              <w:spacing w:after="60"/>
+            </w:pPr>
+            <w:r>
+              <w:rPr>
+                <w:rFonts w:ascii="Arial" w:cs="Arial" w:eastAsia="Arial" w:hAnsi="Arial"/>
+                <w:b w:val="false"/>
+                <w:bCs w:val="false"/>
+                <w:sz w:val="20"/>
+                <w:szCs w:val="20"/>
+              </w:rPr>
+              <w:t xml:space="preserve">4-6 meses de selección</w:t>
+            </w:r>
+          </w:p>
+        </w:tc>
+      </w:tr>
+      <w:tr>
+        <w:tc>
+          <w:tcPr>
+            <w:tcMar>
+              <w:top w:type="dxa" w:w="80"/>
+              <w:left w:type="dxa" w:w="120"/>
+              <w:bottom w:type="dxa" w:w="80"/>
+              <w:right w:type="dxa" w:w="120"/>
+            </w:tcMar>
+          </w:tcPr>
+          <w:p>
+            <w:pPr>
+              <w:spacing w:after="60"/>
+            </w:pPr>
+            <w:r>
+              <w:rPr>
+                <w:rFonts w:ascii="Arial" w:cs="Arial" w:eastAsia="Arial" w:hAnsi="Arial"/>
+                <w:b w:val="false"/>
+                <w:bCs w:val="false"/>
+                <w:sz w:val="20"/>
+                <w:szCs w:val="20"/>
+              </w:rPr>
+              <w:t xml:space="preserve">Coste total</w:t>
+            </w:r>
+          </w:p>
+        </w:tc>
+        <w:tc>
+          <w:tcPr>
+            <w:tcMar>
+              <w:top w:type="dxa" w:w="80"/>
+              <w:left w:type="dxa" w:w="120"/>
+              <w:bottom w:type="dxa" w:w="80"/>
+              <w:right w:type="dxa" w:w="120"/>
+            </w:tcMar>
+          </w:tcPr>
+          <w:p>
+            <w:pPr>
+              <w:spacing w:after="60"/>
+            </w:pPr>
+            <w:r>
+              <w:rPr>
+                <w:rFonts w:ascii="Arial" w:cs="Arial" w:eastAsia="Arial" w:hAnsi="Arial"/>
+                <w:b w:val="false"/>
+                <w:bCs w:val="false"/>
+                <w:sz w:val="20"/>
+                <w:szCs w:val="20"/>
+              </w:rPr>
+              <w:t xml:space="preserve">Tarifa diaria acotada al proyecto</w:t>
+            </w:r>
+          </w:p>
+        </w:tc>
+        <w:tc>
+          <w:tcPr>
+            <w:tcMar>
+              <w:top w:type="dxa" w:w="80"/>
+              <w:left w:type="dxa" w:w="120"/>
+              <w:bottom w:type="dxa" w:w="80"/>
+              <w:right w:type="dxa" w:w="120"/>
+            </w:tcMar>
+          </w:tcPr>
+          <w:p>
+            <w:pPr>
+              <w:spacing w:after="60"/>
+            </w:pPr>
+            <w:r>
+              <w:rPr>
+                <w:rFonts w:ascii="Arial" w:cs="Arial" w:eastAsia="Arial" w:hAnsi="Arial"/>
+                <w:b w:val="false"/>
+                <w:bCs w:val="false"/>
+                <w:sz w:val="20"/>
+                <w:szCs w:val="20"/>
+              </w:rPr>
+              <w:t xml:space="preserve">Honorarios por proyecto + extensiones</w:t>
+            </w:r>
+          </w:p>
+        </w:tc>
+        <w:tc>
+          <w:tcPr>
+            <w:tcMar>
+              <w:top w:type="dxa" w:w="80"/>
+              <w:left w:type="dxa" w:w="120"/>
+              <w:bottom w:type="dxa" w:w="80"/>
+              <w:right w:type="dxa" w:w="120"/>
+            </w:tcMar>
+          </w:tcPr>
+          <w:p>
+            <w:pPr>
+              <w:spacing w:after="60"/>
+            </w:pPr>
+            <w:r>
+              <w:rPr>
+                <w:rFonts w:ascii="Arial" w:cs="Arial" w:eastAsia="Arial" w:hAnsi="Arial"/>
+                <w:b w:val="false"/>
+                <w:bCs w:val="false"/>
+                <w:sz w:val="20"/>
+                <w:szCs w:val="20"/>
+              </w:rPr>
+              <w:t xml:space="preserve">Salario + SS + variable + selección</w:t>
+            </w:r>
+          </w:p>
+        </w:tc>
+      </w:tr>
+      <w:tr>
+        <w:tc>
+          <w:tcPr>
+            <w:tcMar>
+              <w:top w:type="dxa" w:w="80"/>
+              <w:left w:type="dxa" w:w="120"/>
+              <w:bottom w:type="dxa" w:w="80"/>
+              <w:right w:type="dxa" w:w="120"/>
+            </w:tcMar>
+          </w:tcPr>
+          <w:p>
+            <w:pPr>
+              <w:spacing w:after="60"/>
+            </w:pPr>
+            <w:r>
+              <w:rPr>
+                <w:rFonts w:ascii="Arial" w:cs="Arial" w:eastAsia="Arial" w:hAnsi="Arial"/>
+                <w:b w:val="false"/>
+                <w:bCs w:val="false"/>
+                <w:sz w:val="20"/>
+                <w:szCs w:val="20"/>
+              </w:rPr>
+              <w:t xml:space="preserve">Duración de la relación</w:t>
+            </w:r>
+          </w:p>
+        </w:tc>
+        <w:tc>
+          <w:tcPr>
+            <w:tcMar>
+              <w:top w:type="dxa" w:w="80"/>
+              <w:left w:type="dxa" w:w="120"/>
+              <w:bottom w:type="dxa" w:w="80"/>
+              <w:right w:type="dxa" w:w="120"/>
+            </w:tcMar>
+          </w:tcPr>
+          <w:p>
+            <w:pPr>
+              <w:spacing w:after="60"/>
+            </w:pPr>
+            <w:r>
+              <w:rPr>
+                <w:rFonts w:ascii="Arial" w:cs="Arial" w:eastAsia="Arial" w:hAnsi="Arial"/>
+                <w:b w:val="false"/>
+                <w:bCs w:val="false"/>
+                <w:sz w:val="20"/>
+                <w:szCs w:val="20"/>
+              </w:rPr>
+              <w:t xml:space="preserve">Definida desde el inicio</w:t>
+            </w:r>
+          </w:p>
+        </w:tc>
+        <w:tc>
+          <w:tcPr>
+            <w:tcMar>
+              <w:top w:type="dxa" w:w="80"/>
+              <w:left w:type="dxa" w:w="120"/>
+              <w:bottom w:type="dxa" w:w="80"/>
+              <w:right w:type="dxa" w:w="120"/>
+            </w:tcMar>
+          </w:tcPr>
+          <w:p>
+            <w:pPr>
+              <w:spacing w:after="60"/>
+            </w:pPr>
+            <w:r>
+              <w:rPr>
+                <w:rFonts w:ascii="Arial" w:cs="Arial" w:eastAsia="Arial" w:hAnsi="Arial"/>
+                <w:b w:val="false"/>
+                <w:bCs w:val="false"/>
+                <w:sz w:val="20"/>
+                <w:szCs w:val="20"/>
+              </w:rPr>
+              <w:t xml:space="preserve">Variable, con tendencia a extenderse</w:t>
+            </w:r>
+          </w:p>
+        </w:tc>
+        <w:tc>
+          <w:tcPr>
+            <w:tcMar>
+              <w:top w:type="dxa" w:w="80"/>
+              <w:left w:type="dxa" w:w="120"/>
+              <w:bottom w:type="dxa" w:w="80"/>
+              <w:right w:type="dxa" w:w="120"/>
+            </w:tcMar>
+          </w:tcPr>
+          <w:p>
+            <w:pPr>
+              <w:spacing w:after="60"/>
+            </w:pPr>
+            <w:r>
+              <w:rPr>
+                <w:rFonts w:ascii="Arial" w:cs="Arial" w:eastAsia="Arial" w:hAnsi="Arial"/>
+                <w:b w:val="false"/>
+                <w:bCs w:val="false"/>
+                <w:sz w:val="20"/>
+                <w:szCs w:val="20"/>
+              </w:rPr>
+              <w:t xml:space="preserve">Indefinida, con coste de salida</w:t>
+            </w:r>
+          </w:p>
+        </w:tc>
+      </w:tr>
+      <w:tr>
+        <w:tc>
+          <w:tcPr>
+            <w:tcMar>
+              <w:top w:type="dxa" w:w="80"/>
+              <w:left w:type="dxa" w:w="120"/>
+              <w:bottom w:type="dxa" w:w="80"/>
+              <w:right w:type="dxa" w:w="120"/>
+            </w:tcMar>
+          </w:tcPr>
+          <w:p>
+            <w:pPr>
+              <w:spacing w:after="60"/>
+            </w:pPr>
+            <w:r>
+              <w:rPr>
+                <w:rFonts w:ascii="Arial" w:cs="Arial" w:eastAsia="Arial" w:hAnsi="Arial"/>
+                <w:b w:val="false"/>
+                <w:bCs w:val="false"/>
+                <w:sz w:val="20"/>
+                <w:szCs w:val="20"/>
+              </w:rPr>
+              <w:t xml:space="preserve">Riesgo para la organización</w:t>
+            </w:r>
+          </w:p>
+        </w:tc>
+        <w:tc>
+          <w:tcPr>
+            <w:tcMar>
+              <w:top w:type="dxa" w:w="80"/>
+              <w:left w:type="dxa" w:w="120"/>
+              <w:bottom w:type="dxa" w:w="80"/>
+              <w:right w:type="dxa" w:w="120"/>
+            </w:tcMar>
+          </w:tcPr>
+          <w:p>
+            <w:pPr>
+              <w:spacing w:after="60"/>
+            </w:pPr>
+            <w:r>
+              <w:rPr>
+                <w:rFonts w:ascii="Arial" w:cs="Arial" w:eastAsia="Arial" w:hAnsi="Arial"/>
+                <w:b w:val="false"/>
+                <w:bCs w:val="false"/>
+                <w:sz w:val="20"/>
+                <w:szCs w:val="20"/>
+              </w:rPr>
+              <w:t xml:space="preserve">Bajo — sin compromiso laboral</w:t>
+            </w:r>
+          </w:p>
+        </w:tc>
+        <w:tc>
+          <w:tcPr>
+            <w:tcMar>
+              <w:top w:type="dxa" w:w="80"/>
+              <w:left w:type="dxa" w:w="120"/>
+              <w:bottom w:type="dxa" w:w="80"/>
+              <w:right w:type="dxa" w:w="120"/>
+            </w:tcMar>
+          </w:tcPr>
+          <w:p>
+            <w:pPr>
+              <w:spacing w:after="60"/>
+            </w:pPr>
+            <w:r>
+              <w:rPr>
+                <w:rFonts w:ascii="Arial" w:cs="Arial" w:eastAsia="Arial" w:hAnsi="Arial"/>
+                <w:b w:val="false"/>
+                <w:bCs w:val="false"/>
+                <w:sz w:val="20"/>
+                <w:szCs w:val="20"/>
+              </w:rPr>
+              <w:t xml:space="preserve">Medio — dependencia del proveedor</w:t>
+            </w:r>
+          </w:p>
+        </w:tc>
+        <w:tc>
+          <w:tcPr>
+            <w:tcMar>
+              <w:top w:type="dxa" w:w="80"/>
+              <w:left w:type="dxa" w:w="120"/>
+              <w:bottom w:type="dxa" w:w="80"/>
+              <w:right w:type="dxa" w:w="120"/>
+            </w:tcMar>
+          </w:tcPr>
+          <w:p>
+            <w:pPr>
+              <w:spacing w:after="60"/>
+            </w:pPr>
+            <w:r>
+              <w:rPr>
+                <w:rFonts w:ascii="Arial" w:cs="Arial" w:eastAsia="Arial" w:hAnsi="Arial"/>
+                <w:b w:val="false"/>
+                <w:bCs w:val="false"/>
+                <w:sz w:val="20"/>
+                <w:szCs w:val="20"/>
+              </w:rPr>
+              <w:t xml:space="preserve">Alto — error de selección con impacto estructural</w:t>
+            </w:r>
+          </w:p>
+        </w:tc>
+      </w:tr>
+    </w:tbl>
+    <w:p>
+      <w:pPr>
+        <w:spacing w:after="120"/>
+      </w:pPr>
+    </w:p>
+    <w:p>
+      <w:pPr>
+        <w:spacing w:after="160"/>
+      </w:pPr>
+      <w:r>
+        <w:rPr>
+          <w:rFonts w:ascii="Arial" w:cs="Arial" w:eastAsia="Arial" w:hAnsi="Arial"/>
+          <w:sz w:val="24"/>
+          <w:szCs w:val="24"/>
+        </w:rPr>
+        <w:t xml:space="preserve">El consultor externo analiza y recomienda; la decisión y la ejecución quedan en manos de la empresa. La contratación permanente aporta profundidad pero exige un plazo que los proyectos de transformación raramente tienen. El directivo interino de transformación ocupa el espacio entre los dos: actúa con autoridad ejecutiva real, durante un período acotado y sin el pasivo estructural de una incorporación permanente.</w:t>
       </w:r>
     </w:p>
     <w:p>
@@ -374,7 +1188,7 @@
         <w:pBdr>
           <w:left w:val="single" w:color="2E75B6" w:sz="6" w:space="12"/>
         </w:pBdr>
-        <w:spacing w:after="240" w:before="240"/>
+        <w:spacing w:after="200" w:before="200"/>
         <w:ind w:left="431"/>
       </w:pPr>
       <w:r>
@@ -393,17 +1207,58 @@
     </w:p>
     <w:p>
       <w:pPr>
-        <w:spacing w:after="200" w:before="0"/>
-      </w:pPr>
-      <w:r>
-        <w:rPr>
-          <w:rFonts w:ascii="Arial" w:cs="Arial" w:eastAsia="Arial" w:hAnsi="Arial"/>
-          <w:b w:val="false"/>
-          <w:bCs w:val="false"/>
-          <w:sz w:val="24"/>
-          <w:szCs w:val="24"/>
-        </w:rPr>
-        <w:t xml:space="preserve">Las agendas de transformación no pueden esperar a que el mercado de talento ejecutivo se estabilice. La ventana de competitividad que abre la integración de la inteligencia artificial en los procesos de negocio tiene un horizonte temporal concreto: las organizaciones que ejecuten antes capturarán ventajas estructurales difíciles de revertir. El interim manager de transformación es el perfil que convierte esa urgencia estratégica en acción ejecutiva, con el mandato, la metodología y la experiencia necesarias para hacerlo sin demoras ni costes estructurales innecesarios.</w:t>
+        <w:pStyle w:val="Heading2"/>
+        <w:spacing w:after="160" w:before="320"/>
+      </w:pPr>
+      <w:r>
+        <w:rPr>
+          <w:rFonts w:ascii="Arial" w:cs="Arial" w:eastAsia="Arial" w:hAnsi="Arial"/>
+          <w:b/>
+          <w:bCs/>
+          <w:color w:val="2E75B6"/>
+          <w:sz w:val="28"/>
+          <w:szCs w:val="28"/>
+        </w:rPr>
+        <w:t xml:space="preserve">La señal del mercado europeo: lo que Francia anticipa para España</w:t>
+      </w:r>
+    </w:p>
+    <w:p>
+      <w:pPr>
+        <w:spacing w:after="160"/>
+      </w:pPr>
+      <w:r>
+        <w:rPr>
+          <w:rFonts w:ascii="Arial" w:cs="Arial" w:eastAsia="Arial" w:hAnsi="Arial"/>
+          <w:sz w:val="24"/>
+          <w:szCs w:val="24"/>
+        </w:rPr>
+        <w:t xml:space="preserve">El mercado francés de management de transition es el indicador más fiable de la dirección que tomará España con un desfase de doce a dieciocho meses. El barómetro Adequancy 2026 documenta que las misiones de transformación representan ya el 24% del total en Francia, con una duración media de 8,3 meses, frente a los seis meses en misiones de gestión de crisis. La transformación no es una urgencia que se apaga en pocas semanas: es un proyecto de cambio estructural que requiere presencia directiva sostenida.</w:t>
+      </w:r>
+    </w:p>
+    <w:p>
+      <w:pPr>
+        <w:spacing w:after="160"/>
+      </w:pPr>
+      <w:r>
+        <w:rPr>
+          <w:rFonts w:ascii="Arial" w:cs="Arial" w:eastAsia="Arial" w:hAnsi="Arial"/>
+          <w:sz w:val="24"/>
+          <w:szCs w:val="24"/>
+        </w:rPr>
+        <w:t xml:space="preserve">La implicación para España es doble: el mercado de interim management para misiones de transformación está en fase de crecimiento acelerado, y la disponibilidad de perfiles especializados se reducirá a medida que la demanda aumente. Las organizaciones que buscan este perfil ahora tienen una ventaja de acceso que desaparecerá cuando el modelo se convierta en estándar del mercado español.</w:t>
+      </w:r>
+    </w:p>
+    <w:p>
+      <w:pPr>
+        <w:spacing w:after="160"/>
+      </w:pPr>
+      <w:r>
+        <w:rPr>
+          <w:rFonts w:ascii="Arial" w:cs="Arial" w:eastAsia="Arial" w:hAnsi="Arial"/>
+          <w:sz w:val="24"/>
+          <w:szCs w:val="24"/>
+        </w:rPr>
+        <w:t xml:space="preserve">La convergencia de datos de 2026 es inequívoca: las empresas españolas tienen la ambición, la posición financiera y la urgencia para transformarse. El directivo interino de transformación empresarial es la figura que cierra el gap entre la estrategia aprobada en el consejo y los resultados medibles sobre el terreno.</w:t>
       </w:r>
     </w:p>
     <w:p>
@@ -411,7 +1266,7 @@
         <w:pBdr>
           <w:left w:val="single" w:color="2E75B6" w:sz="6" w:space="12"/>
         </w:pBdr>
-        <w:spacing w:after="240" w:before="240"/>
+        <w:spacing w:after="200" w:before="200"/>
         <w:ind w:left="431"/>
       </w:pPr>
       <w:r>
@@ -425,7 +1280,7 @@
           <w:sz w:val="24"/>
           <w:szCs w:val="24"/>
         </w:rPr>
-        <w:t xml:space="preserve">Si tu empresa está ante un proyecto de transformación y necesitas un interim manager con experiencia probada en misiones similares, podemos ayudarte. En 48 horas te presentamos perfiles. Sin compromiso.</w:t>
+        <w:t xml:space="preserve">Si tu empresa está ante un proyecto de transformación y necesitas un directivo con experiencia probada en misiones similares, podemos ayudarte. En 48 horas te presentamos perfiles. Sin compromiso.</w:t>
       </w:r>
     </w:p>
     <w:p>
@@ -474,100 +1329,187 @@
           <w:sz w:val="28"/>
           <w:szCs w:val="28"/>
         </w:rPr>
-        <w:t xml:space="preserve">Preguntas frecuentes</w:t>
-      </w:r>
-    </w:p>
-    <w:p>
-      <w:pPr>
-        <w:spacing w:after="80" w:before="240"/>
-      </w:pPr>
-      <w:r>
-        <w:rPr>
-          <w:rFonts w:ascii="Arial" w:cs="Arial" w:eastAsia="Arial" w:hAnsi="Arial"/>
-          <w:b/>
-          <w:bCs/>
-          <w:color w:val="1F3864"/>
-          <w:sz w:val="24"/>
-          <w:szCs w:val="24"/>
-        </w:rPr>
-        <w:t xml:space="preserve">¿En qué se diferencia un interim manager de un consultor en un proyecto de transformación?</w:t>
-      </w:r>
-    </w:p>
-    <w:p>
-      <w:pPr>
-        <w:spacing w:after="200" w:before="0"/>
-      </w:pPr>
-      <w:r>
-        <w:rPr>
-          <w:rFonts w:ascii="Arial" w:cs="Arial" w:eastAsia="Arial" w:hAnsi="Arial"/>
-          <w:b w:val="false"/>
-          <w:bCs w:val="false"/>
-          <w:sz w:val="24"/>
-          <w:szCs w:val="24"/>
-        </w:rPr>
-        <w:t xml:space="preserve">El interim manager asume autoridad ejecutiva real: entra en la organización con un mandato de liderazgo, toma decisiones y rinde cuentas de los resultados. El consultor externo analiza la situación y entrega recomendaciones, pero no ejecuta ni asume responsabilidad directa sobre los resultados del proyecto. En transformaciones donde la resistencia interna al cambio es el principal obstáculo, esa diferencia define el resultado.</w:t>
-      </w:r>
-    </w:p>
-    <w:p>
-      <w:pPr>
-        <w:spacing w:after="80" w:before="240"/>
-      </w:pPr>
-      <w:r>
-        <w:rPr>
-          <w:rFonts w:ascii="Arial" w:cs="Arial" w:eastAsia="Arial" w:hAnsi="Arial"/>
-          <w:b/>
-          <w:bCs/>
-          <w:color w:val="1F3864"/>
-          <w:sz w:val="24"/>
-          <w:szCs w:val="24"/>
-        </w:rPr>
-        <w:t xml:space="preserve">¿Cuánto tiempo tarda en incorporarse un interim manager de transformación?</w:t>
-      </w:r>
-    </w:p>
-    <w:p>
-      <w:pPr>
-        <w:spacing w:after="200" w:before="0"/>
-      </w:pPr>
-      <w:r>
-        <w:rPr>
-          <w:rFonts w:ascii="Arial" w:cs="Arial" w:eastAsia="Arial" w:hAnsi="Arial"/>
-          <w:b w:val="false"/>
-          <w:bCs w:val="false"/>
-          <w:sz w:val="24"/>
-          <w:szCs w:val="24"/>
-        </w:rPr>
-        <w:t xml:space="preserve">Entre cinco y diez días hábiles desde el primer contacto con la firma especializada. Este es uno de los diferenciales más relevantes respecto a la selección ejecutiva permanente, que requiere entre cuatro y seis meses. Cuando la ventana de ejecución es corta o el proyecto ya está en marcha, la velocidad de incorporación es un factor que puede determinar el éxito de la misión.</w:t>
-      </w:r>
-    </w:p>
-    <w:p>
-      <w:pPr>
-        <w:spacing w:after="80" w:before="240"/>
-      </w:pPr>
-      <w:r>
-        <w:rPr>
-          <w:rFonts w:ascii="Arial" w:cs="Arial" w:eastAsia="Arial" w:hAnsi="Arial"/>
-          <w:b/>
-          <w:bCs/>
-          <w:color w:val="1F3864"/>
-          <w:sz w:val="24"/>
-          <w:szCs w:val="24"/>
-        </w:rPr>
-        <w:t xml:space="preserve">¿Puede un interim manager liderar la implementación de inteligencia artificial en mi empresa?</w:t>
-      </w:r>
-    </w:p>
-    <w:p>
-      <w:pPr>
-        <w:spacing w:after="200" w:before="0"/>
-      </w:pPr>
-      <w:r>
-        <w:rPr>
-          <w:rFonts w:ascii="Arial" w:cs="Arial" w:eastAsia="Arial" w:hAnsi="Arial"/>
-          <w:b w:val="false"/>
-          <w:bCs w:val="false"/>
-          <w:sz w:val="24"/>
-          <w:szCs w:val="24"/>
-        </w:rPr>
-        <w:t xml:space="preserve">Sí. Los perfiles de interim manager de nueva generación integran herramientas de análisis e inteligencia artificial como parte de su metodología de trabajo. No solo pueden supervisar la implementación tecnológica: utilizan estas herramientas para comprimir el diagnóstico inicial, modelar escenarios y acelerar el impacto medible en los primeros treinta días. El interim management es, en este sentido, una de las vías más ágiles para acelerar la adopción de IA en las organizaciones.</w:t>
+        <w:t xml:space="preserve">Preguntas frecuentes sobre el directivo interino de transformación</w:t>
+      </w:r>
+    </w:p>
+    <w:p>
+      <w:pPr>
+        <w:pStyle w:val="Heading3"/>
+        <w:spacing w:after="120" w:before="200"/>
+      </w:pPr>
+      <w:r>
+        <w:rPr>
+          <w:rFonts w:ascii="Arial" w:cs="Arial" w:eastAsia="Arial" w:hAnsi="Arial"/>
+          <w:b/>
+          <w:bCs/>
+          <w:color w:val="404040"/>
+          <w:sz w:val="24"/>
+          <w:szCs w:val="24"/>
+        </w:rPr>
+        <w:t xml:space="preserve">¿En qué se diferencia un directivo interino de un consultor en un proyecto de transformación?</w:t>
+      </w:r>
+    </w:p>
+    <w:p>
+      <w:pPr>
+        <w:spacing w:after="160"/>
+      </w:pPr>
+      <w:r>
+        <w:rPr>
+          <w:rFonts w:ascii="Arial" w:cs="Arial" w:eastAsia="Arial" w:hAnsi="Arial"/>
+          <w:sz w:val="24"/>
+          <w:szCs w:val="24"/>
+        </w:rPr>
+        <w:t xml:space="preserve">La diferencia es de naturaleza, no de escala. Un consultor analiza la situación y entrega recomendaciones; la decisión y la ejecución quedan en manos de la empresa. El interim manager, en cambio, ocupa una posición directiva real dentro de la organización: toma decisiones, gestiona equipos, asume la responsabilidad de los resultados y responde ante la dirección o el consejo como cualquier otro ejecutivo. En un proyecto de transformación, esa distinción es determinante. La ejecución requiere autoridad, no solo análisis.</w:t>
+      </w:r>
+    </w:p>
+    <w:p>
+      <w:pPr>
+        <w:pStyle w:val="Heading3"/>
+        <w:spacing w:after="120" w:before="200"/>
+      </w:pPr>
+      <w:r>
+        <w:rPr>
+          <w:rFonts w:ascii="Arial" w:cs="Arial" w:eastAsia="Arial" w:hAnsi="Arial"/>
+          <w:b/>
+          <w:bCs/>
+          <w:color w:val="404040"/>
+          <w:sz w:val="24"/>
+          <w:szCs w:val="24"/>
+        </w:rPr>
+        <w:t xml:space="preserve">¿Cuánto tiempo tarda en incorporarse un interim manager de transformación a mi empresa?</w:t>
+      </w:r>
+    </w:p>
+    <w:p>
+      <w:pPr>
+        <w:spacing w:after="160"/>
+      </w:pPr>
+      <w:r>
+        <w:rPr>
+          <w:rFonts w:ascii="Arial" w:cs="Arial" w:eastAsia="Arial" w:hAnsi="Arial"/>
+          <w:sz w:val="24"/>
+          <w:szCs w:val="24"/>
+        </w:rPr>
+        <w:t xml:space="preserve">El proceso completo, desde el primer contacto con una firma especializada en interim management hasta el inicio efectivo de la misión, se sitúa habitualmente entre cinco y diez días hábiles. Ese plazo incluye la identificación del perfil adecuado, las entrevistas de alineación con la dirección y la formalización del acuerdo de colaboración. Es estructuralmente más rápido que cualquier proceso de selección ejecutiva permanente, que en el mercado español oscila entre cuatro y seis meses para perfiles de alta dirección.</w:t>
+      </w:r>
+    </w:p>
+    <w:p>
+      <w:pPr>
+        <w:pStyle w:val="Heading3"/>
+        <w:spacing w:after="120" w:before="200"/>
+      </w:pPr>
+      <w:r>
+        <w:rPr>
+          <w:rFonts w:ascii="Arial" w:cs="Arial" w:eastAsia="Arial" w:hAnsi="Arial"/>
+          <w:b/>
+          <w:bCs/>
+          <w:color w:val="404040"/>
+          <w:sz w:val="24"/>
+          <w:szCs w:val="24"/>
+        </w:rPr>
+        <w:t xml:space="preserve">¿Puede un directivo interino liderar la implementación de inteligencia artificial en mi empresa?</w:t>
+      </w:r>
+    </w:p>
+    <w:p>
+      <w:pPr>
+        <w:spacing w:after="160"/>
+      </w:pPr>
+      <w:r>
+        <w:rPr>
+          <w:rFonts w:ascii="Arial" w:cs="Arial" w:eastAsia="Arial" w:hAnsi="Arial"/>
+          <w:sz w:val="24"/>
+          <w:szCs w:val="24"/>
+        </w:rPr>
+        <w:t xml:space="preserve">Sí, y de forma diferencial. Los perfiles de interim manager de nueva generación no solo comprenden la inteligencia artificial como tecnología, sino que la utilizan activamente en su metodología de trabajo: diagnóstico asistido, modelado de escenarios e identificación de ineficiencias en datos operativos. Eso les permite liderar la adopción interna con doble valor: como directivos con experiencia ejecutiva y como usuarios avanzados de las herramientas que la organización necesita implementar, reduciendo la curva de aprendizaje del equipo.</w:t>
+      </w:r>
+    </w:p>
+    <w:p>
+      <w:pPr>
+        <w:pStyle w:val="Heading3"/>
+        <w:spacing w:after="120" w:before="200"/>
+      </w:pPr>
+      <w:r>
+        <w:rPr>
+          <w:rFonts w:ascii="Arial" w:cs="Arial" w:eastAsia="Arial" w:hAnsi="Arial"/>
+          <w:b/>
+          <w:bCs/>
+          <w:color w:val="404040"/>
+          <w:sz w:val="24"/>
+          <w:szCs w:val="24"/>
+        </w:rPr>
+        <w:t xml:space="preserve">¿Cuánto cuesta un directivo interino para un proyecto de transformación en España en 2026?</w:t>
+      </w:r>
+    </w:p>
+    <w:p>
+      <w:pPr>
+        <w:spacing w:after="160"/>
+      </w:pPr>
+      <w:r>
+        <w:rPr>
+          <w:rFonts w:ascii="Arial" w:cs="Arial" w:eastAsia="Arial" w:hAnsi="Arial"/>
+          <w:sz w:val="24"/>
+          <w:szCs w:val="24"/>
+        </w:rPr>
+        <w:t xml:space="preserve">La tarifa de un directivo interino de transformación en España en 2026 oscila entre 800 y 1.500 euros por día, dependiendo del nivel ejecutivo y la complejidad de la misión. A ello se añade el honorario de la firma intermediaria. En términos de coste total para una misión de ocho a diez meses, el modelo resulta comparable al de una contratación permanente del mismo perfil, sin generar pasivos laborales ni requerir período de preaviso. El diferencial de eficiencia financiera se ha ampliado en 2026 por el aumento documentado del coste de cotizaciones sociales.</w:t>
+      </w:r>
+    </w:p>
+    <w:p>
+      <w:pPr>
+        <w:pStyle w:val="Heading3"/>
+        <w:spacing w:after="120" w:before="200"/>
+      </w:pPr>
+      <w:r>
+        <w:rPr>
+          <w:rFonts w:ascii="Arial" w:cs="Arial" w:eastAsia="Arial" w:hAnsi="Arial"/>
+          <w:b/>
+          <w:bCs/>
+          <w:color w:val="404040"/>
+          <w:sz w:val="24"/>
+          <w:szCs w:val="24"/>
+        </w:rPr>
+        <w:t xml:space="preserve">¿El directivo interino de transformación es una solución solo para grandes empresas?</w:t>
+      </w:r>
+    </w:p>
+    <w:p>
+      <w:pPr>
+        <w:spacing w:after="160"/>
+      </w:pPr>
+      <w:r>
+        <w:rPr>
+          <w:rFonts w:ascii="Arial" w:cs="Arial" w:eastAsia="Arial" w:hAnsi="Arial"/>
+          <w:sz w:val="24"/>
+          <w:szCs w:val="24"/>
+        </w:rPr>
+        <w:t xml:space="preserve">No. Las empresas medianas y familiares son el segmento donde el modelo aporta más valor relativo, precisamente porque no pueden permitirse un directivo senior permanente para una fase de cambio puntual y de duración definida. El interim manager aporta el nivel de experiencia que normalmente solo tienen las grandes corporaciones, durante el tiempo exacto que dura el proyecto, sin el coste estructural que haría inviable esa misma contratación en formato permanente. Es una solución diseñada para la casuística de la empresa mediana española.</w:t>
+      </w:r>
+    </w:p>
+    <w:p>
+      <w:pPr>
+        <w:pStyle w:val="Heading3"/>
+        <w:spacing w:after="120" w:before="200"/>
+      </w:pPr>
+      <w:r>
+        <w:rPr>
+          <w:rFonts w:ascii="Arial" w:cs="Arial" w:eastAsia="Arial" w:hAnsi="Arial"/>
+          <w:b/>
+          <w:bCs/>
+          <w:color w:val="404040"/>
+          <w:sz w:val="24"/>
+          <w:szCs w:val="24"/>
+        </w:rPr>
+        <w:t xml:space="preserve">¿Cuál es la duración media de una misión de transformación para un directivo interino?</w:t>
+      </w:r>
+    </w:p>
+    <w:p>
+      <w:pPr>
+        <w:spacing w:after="160"/>
+      </w:pPr>
+      <w:r>
+        <w:rPr>
+          <w:rFonts w:ascii="Arial" w:cs="Arial" w:eastAsia="Arial" w:hAnsi="Arial"/>
+          <w:sz w:val="24"/>
+          <w:szCs w:val="24"/>
+        </w:rPr>
+        <w:t xml:space="preserve">Según el barómetro Adequancy 2026, referente del mercado europeo de management de transition, la duración media de una misión de transformación es de 8,3 meses, frente a los seis meses de media en misiones de gestión de crisis. Esta diferencia refleja la naturaleza del encargo: la transformación no es una urgencia que se resuelve en semanas, sino un proceso de cambio estructural que requiere tiempo para diagnóstico, diseño, implementación y consolidación. En España, los datos del mercado apuntan a duraciones similares a medida que este tipo de misiones gana peso en la oferta de interim management.</w:t>
       </w:r>
     </w:p>
     <w:p>
@@ -589,47 +1531,41 @@
     </w:p>
     <w:p>
       <w:pPr>
-        <w:spacing w:after="200" w:before="0"/>
-      </w:pPr>
-      <w:r>
-        <w:rPr>
-          <w:rFonts w:ascii="Arial" w:cs="Arial" w:eastAsia="Arial" w:hAnsi="Arial"/>
-          <w:b w:val="false"/>
-          <w:bCs w:val="false"/>
-          <w:sz w:val="24"/>
-          <w:szCs w:val="24"/>
-        </w:rPr>
-        <w:t xml:space="preserve">1. Introducción → página de servicios de interim management de Manager in Motion. Anchor text sugerido: "interim management en España".</w:t>
-      </w:r>
-    </w:p>
-    <w:p>
-      <w:pPr>
-        <w:spacing w:after="200" w:before="0"/>
-      </w:pPr>
-      <w:r>
-        <w:rPr>
-          <w:rFonts w:ascii="Arial" w:cs="Arial" w:eastAsia="Arial" w:hAnsi="Arial"/>
-          <w:b w:val="false"/>
-          <w:bCs w:val="false"/>
-          <w:sz w:val="24"/>
-          <w:szCs w:val="24"/>
-        </w:rPr>
-        <w:t xml:space="preserve">2. H2 sección 2 → perfil CDO interino (al mencionar "transformación digital") y perfil COO interino (al mencionar "integración post-fusión"). Anchor text: nombre del perfil funcional.</w:t>
-      </w:r>
-    </w:p>
-    <w:p>
-      <w:pPr>
-        <w:spacing w:after="200" w:before="0"/>
-      </w:pPr>
-      <w:r>
-        <w:rPr>
-          <w:rFonts w:ascii="Arial" w:cs="Arial" w:eastAsia="Arial" w:hAnsi="Arial"/>
-          <w:b w:val="false"/>
-          <w:bCs w:val="false"/>
-          <w:sz w:val="24"/>
-          <w:szCs w:val="24"/>
-        </w:rPr>
-        <w:t xml:space="preserve">3. H2 sección 3 o FAQ → artículo sobre interim management en empresas familiares (si existe en el sitio; si no, marcarlo como prioridad editorial para el siguiente ciclo).</w:t>
+        <w:spacing w:after="160"/>
+      </w:pPr>
+      <w:r>
+        <w:rPr>
+          <w:rFonts w:ascii="Arial" w:cs="Arial" w:eastAsia="Arial" w:hAnsi="Arial"/>
+          <w:sz w:val="24"/>
+          <w:szCs w:val="24"/>
+        </w:rPr>
+        <w:t xml:space="preserve">1. Página de servicios de interim management — enlazar desde la introducción con texto de ancla "interim management" o "gestión interina en España".</w:t>
+      </w:r>
+    </w:p>
+    <w:p>
+      <w:pPr>
+        <w:spacing w:after="160"/>
+      </w:pPr>
+      <w:r>
+        <w:rPr>
+          <w:rFonts w:ascii="Arial" w:cs="Arial" w:eastAsia="Arial" w:hAnsi="Arial"/>
+          <w:sz w:val="24"/>
+          <w:szCs w:val="24"/>
+        </w:rPr>
+        <w:t xml:space="preserve">2. Perfiles funcionales (COO interino, CDO interino) — enlazar desde la sección "Cuatro casos de uso concretos": texto de ancla "COO interino" en transformación operativa, "CDO interino" en transformación digital.</w:t>
+      </w:r>
+    </w:p>
+    <w:p>
+      <w:pPr>
+        <w:spacing w:after="160"/>
+      </w:pPr>
+      <w:r>
+        <w:rPr>
+          <w:rFonts w:ascii="Arial" w:cs="Arial" w:eastAsia="Arial" w:hAnsi="Arial"/>
+          <w:sz w:val="24"/>
+          <w:szCs w:val="24"/>
+        </w:rPr>
+        <w:t xml:space="preserve">3. Artículo sobre interim management en empresas familiares — enlazar desde el caso de uso "Cambio cultural y organizacional". Si ese contenido no existe en el sitio, priorizarlo en el siguiente ciclo editorial como pieza complementaria.</w:t>
       </w:r>
     </w:p>
     <w:p>
@@ -651,62 +1587,54 @@
     </w:p>
     <w:p>
       <w:pPr>
-        <w:spacing w:after="200" w:before="0"/>
-      </w:pPr>
-      <w:r>
-        <w:rPr>
-          <w:rFonts w:ascii="Arial" w:cs="Arial" w:eastAsia="Arial" w:hAnsi="Arial"/>
-          <w:b w:val="false"/>
-          <w:bCs w:val="false"/>
-          <w:sz w:val="24"/>
-          <w:szCs w:val="24"/>
-        </w:rPr>
-        <w:t xml:space="preserve">1. KPMG España. Perspectivas 2026. Encuesta a más de 1.200 directivos españoles sobre prioridades estratégicas y barreras a la transformación. Madrid: KPMG, 2026. Disponible en kpmg.com/es.</w:t>
-      </w:r>
-    </w:p>
-    <w:p>
-      <w:pPr>
-        <w:spacing w:after="200" w:before="0"/>
-      </w:pPr>
-      <w:r>
-        <w:rPr>
-          <w:rFonts w:ascii="Arial" w:cs="Arial" w:eastAsia="Arial" w:hAnsi="Arial"/>
-          <w:b w:val="false"/>
-          <w:bCs w:val="false"/>
-          <w:sz w:val="24"/>
-          <w:szCs w:val="24"/>
-        </w:rPr>
-        <w:t xml:space="preserve">2. EY España. Perspectivas del mercado laboral directivo en España 2026. Mayo-julio 2026. Disponible en ey.com/es_ES.</w:t>
-      </w:r>
-    </w:p>
-    <w:p>
-      <w:pPr>
-        <w:spacing w:after="200" w:before="0"/>
-      </w:pPr>
-      <w:r>
-        <w:rPr>
-          <w:rFonts w:ascii="Arial" w:cs="Arial" w:eastAsia="Arial" w:hAnsi="Arial"/>
-          <w:b w:val="false"/>
-          <w:bCs w:val="false"/>
-          <w:sz w:val="24"/>
-          <w:szCs w:val="24"/>
-        </w:rPr>
-        <w:t xml:space="preserve">3. PwC España. Informe de situación financiera empresarial. Julio 2026. Disponible en pwc.es.</w:t>
-      </w:r>
-    </w:p>
-    <w:p>
-      <w:pPr>
-        <w:spacing w:after="200" w:before="0"/>
-      </w:pPr>
-      <w:r>
-        <w:rPr>
-          <w:rFonts w:ascii="Arial" w:cs="Arial" w:eastAsia="Arial" w:hAnsi="Arial"/>
-          <w:b w:val="false"/>
-          <w:bCs w:val="false"/>
-          <w:sz w:val="24"/>
-          <w:szCs w:val="24"/>
-        </w:rPr>
-        <w:t xml:space="preserve">4. Adequancy / Valtus. Barómetro europeo de interim management — Edición 2026. Adequancy.com. Disponible en adequancy.com/barometre-edition-2026/.</w:t>
+        <w:spacing w:after="160"/>
+      </w:pPr>
+      <w:r>
+        <w:rPr>
+          <w:rFonts w:ascii="Arial" w:cs="Arial" w:eastAsia="Arial" w:hAnsi="Arial"/>
+          <w:sz w:val="24"/>
+          <w:szCs w:val="24"/>
+        </w:rPr>
+        <w:t xml:space="preserve">1. KPMG España — Perspectivas 2026. Encuesta a más de 1.200 directivos españoles. Identifica la transformación ligada a la IA como prioridad número uno y documenta como principales frenos: falta de capacidades internas y resistencia al cambio. Disponible en kpmg.com/es.</w:t>
+      </w:r>
+    </w:p>
+    <w:p>
+      <w:pPr>
+        <w:spacing w:after="160"/>
+      </w:pPr>
+      <w:r>
+        <w:rPr>
+          <w:rFonts w:ascii="Arial" w:cs="Arial" w:eastAsia="Arial" w:hAnsi="Arial"/>
+          <w:sz w:val="24"/>
+          <w:szCs w:val="24"/>
+        </w:rPr>
+        <w:t xml:space="preserve">2. EY España — Perspectivas del mercado de trabajo directivo 2026 (mayo-julio 2026). Análisis del coste de contratación de talento directivo permanente en España, con crecimiento por encima de la inflación. Disponible en ey.com/es_ES.</w:t>
+      </w:r>
+    </w:p>
+    <w:p>
+      <w:pPr>
+        <w:spacing w:after="160"/>
+      </w:pPr>
+      <w:r>
+        <w:rPr>
+          <w:rFonts w:ascii="Arial" w:cs="Arial" w:eastAsia="Arial" w:hAnsi="Arial"/>
+          <w:sz w:val="24"/>
+          <w:szCs w:val="24"/>
+        </w:rPr>
+        <w:t xml:space="preserve">3. PwC España — Informe de situación empresarial, julio 2026. El 70% de las empresas españolas cuenta con posición financiera sólida. Disponible en pwc.es.</w:t>
+      </w:r>
+    </w:p>
+    <w:p>
+      <w:pPr>
+        <w:spacing w:after="160"/>
+      </w:pPr>
+      <w:r>
+        <w:rPr>
+          <w:rFonts w:ascii="Arial" w:cs="Arial" w:eastAsia="Arial" w:hAnsi="Arial"/>
+          <w:sz w:val="24"/>
+          <w:szCs w:val="24"/>
+        </w:rPr>
+        <w:t xml:space="preserve">4. Adequancy / Valtus — Barómetro europeo de interim management 2026. Datos del mercado francés: 24% de misiones son de transformación; duración media de 8,3 meses vs. 6 meses en misiones de crisis. Disponible en adequancy.com/barometre-edition-2026/.</w:t>
       </w:r>
     </w:p>
     <w:p>
@@ -728,62 +1656,67 @@
     </w:p>
     <w:p>
       <w:pPr>
-        <w:spacing w:after="200" w:before="0"/>
-      </w:pPr>
-      <w:r>
-        <w:rPr>
-          <w:rFonts w:ascii="Arial" w:cs="Arial" w:eastAsia="Arial" w:hAnsi="Arial"/>
-          <w:b w:val="false"/>
-          <w:bCs w:val="false"/>
-          <w:sz w:val="24"/>
-          <w:szCs w:val="24"/>
-        </w:rPr>
-        <w:t xml:space="preserve">1. Verificar que los datos KPMG Perspectivas 2026 (1.200+ directivos, transformación como prioridad #1, barreras principales) están disponibles en la versión pública del informe antes de publicar.</w:t>
-      </w:r>
-    </w:p>
-    <w:p>
-      <w:pPr>
-        <w:spacing w:after="200" w:before="0"/>
-      </w:pPr>
-      <w:r>
-        <w:rPr>
-          <w:rFonts w:ascii="Arial" w:cs="Arial" w:eastAsia="Arial" w:hAnsi="Arial"/>
-          <w:b w:val="false"/>
-          <w:bCs w:val="false"/>
-          <w:sz w:val="24"/>
-          <w:szCs w:val="24"/>
-        </w:rPr>
-        <w:t xml:space="preserve">2. Confirmar el dato PwC España julio 2026 (70% de empresas con posición financiera sólida) con referencia exacta al informe.</w:t>
-      </w:r>
-    </w:p>
-    <w:p>
-      <w:pPr>
-        <w:spacing w:after="200" w:before="0"/>
-      </w:pPr>
-      <w:r>
-        <w:rPr>
-          <w:rFonts w:ascii="Arial" w:cs="Arial" w:eastAsia="Arial" w:hAnsi="Arial"/>
-          <w:b w:val="false"/>
-          <w:bCs w:val="false"/>
-          <w:sz w:val="24"/>
-          <w:szCs w:val="24"/>
-        </w:rPr>
-        <w:t xml:space="preserve">3. Confirmar que el barómetro Adequancy 2026 está publicado y que los datos (24% misiones de transformación, 8,3 meses duración media) corresponden al período referenciado.</w:t>
-      </w:r>
-    </w:p>
-    <w:p>
-      <w:pPr>
-        <w:spacing w:after="200" w:before="0"/>
-      </w:pPr>
-      <w:r>
-        <w:rPr>
-          <w:rFonts w:ascii="Arial" w:cs="Arial" w:eastAsia="Arial" w:hAnsi="Arial"/>
-          <w:b w:val="false"/>
-          <w:bCs w:val="false"/>
-          <w:sz w:val="24"/>
-          <w:szCs w:val="24"/>
-        </w:rPr>
-        <w:t xml:space="preserve">4. Revisar con el equipo web la existencia de páginas de perfil para CDO interino, COO interino y artículo sobre interim management en empresas familiares para activar el enlazado interno sugerido.</w:t>
+        <w:spacing w:after="160"/>
+      </w:pPr>
+      <w:r>
+        <w:rPr>
+          <w:rFonts w:ascii="Arial" w:cs="Arial" w:eastAsia="Arial" w:hAnsi="Arial"/>
+          <w:sz w:val="24"/>
+          <w:szCs w:val="24"/>
+        </w:rPr>
+        <w:t xml:space="preserve">1. Verificar accesibilidad pública de los informes KPMG y EY antes de implementar los enlaces externos.</w:t>
+      </w:r>
+    </w:p>
+    <w:p>
+      <w:pPr>
+        <w:spacing w:after="160"/>
+      </w:pPr>
+      <w:r>
+        <w:rPr>
+          <w:rFonts w:ascii="Arial" w:cs="Arial" w:eastAsia="Arial" w:hAnsi="Arial"/>
+          <w:sz w:val="24"/>
+          <w:szCs w:val="24"/>
+        </w:rPr>
+        <w:t xml:space="preserve">2. Verificar que el formato de tabla se renderiza correctamente en el CMS antes de publicar.</w:t>
+      </w:r>
+    </w:p>
+    <w:p>
+      <w:pPr>
+        <w:spacing w:after="160"/>
+      </w:pPr>
+      <w:r>
+        <w:rPr>
+          <w:rFonts w:ascii="Arial" w:cs="Arial" w:eastAsia="Arial" w:hAnsi="Arial"/>
+          <w:sz w:val="24"/>
+          <w:szCs w:val="24"/>
+        </w:rPr>
+        <w:t xml:space="preserve">3. El rango de 800-1.500 EUR/día citado en la FAQ es orientativo. Revisar con el equipo comercial antes de publicar.</w:t>
+      </w:r>
+    </w:p>
+    <w:p>
+      <w:pPr>
+        <w:spacing w:after="160"/>
+      </w:pPr>
+      <w:r>
+        <w:rPr>
+          <w:rFonts w:ascii="Arial" w:cs="Arial" w:eastAsia="Arial" w:hAnsi="Arial"/>
+          <w:sz w:val="24"/>
+          <w:szCs w:val="24"/>
+        </w:rPr>
+        <w:t xml:space="preserve">4. Confirmar existencia de páginas de perfil funcional (COO interino, CDO interino) y artículo sobre interim management en empresas familiares antes de activar el enlazado interno.</w:t>
+      </w:r>
+    </w:p>
+    <w:p>
+      <w:pPr>
+        <w:spacing w:after="160"/>
+      </w:pPr>
+      <w:r>
+        <w:rPr>
+          <w:rFonts w:ascii="Arial" w:cs="Arial" w:eastAsia="Arial" w:hAnsi="Arial"/>
+          <w:sz w:val="24"/>
+          <w:szCs w:val="24"/>
+        </w:rPr>
+        <w:t xml:space="preserve">5. Implementar schema markup JSON-LD FAQPage y Article/BlogPosting en el CMS antes de publicar.</w:t>
       </w:r>
     </w:p>
     <w:sectPr>

--- a/output/agent3_article.docx
+++ b/output/agent3_article.docx
@@ -97,7 +97,7 @@
                 <w:sz w:val="20"/>
                 <w:szCs w:val="20"/>
               </w:rPr>
-              <w:t xml:space="preserve">Interim management en la sucesión de empresa familiar | 2026</w:t>
+              <w:t xml:space="preserve">Sucesión en la Empresa Familiar: El Interim Management que Garantiza el Relevo | Manager in Motion</w:t>
             </w:r>
           </w:p>
         </w:tc>
@@ -165,7 +165,7 @@
                 <w:sz w:val="20"/>
                 <w:szCs w:val="20"/>
               </w:rPr>
-              <w:t xml:space="preserve">El 70% de las empresas familiares no supera la primera transición generacional. El interim manager asegura el relevo sin poner en riesgo el negocio.</w:t>
+              <w:t xml:space="preserve">El 70 % de las empresas familiares no supera la primera transición generacional. Descubre cómo el interim management garantiza el relevo sin arriesgar el negocio que has construido. Guía práctica 2026.</w:t>
             </w:r>
           </w:p>
         </w:tc>
@@ -463,7 +463,7 @@
           <w:b/>
           <w:bCs/>
         </w:rPr>
-        <w:t xml:space="preserve">Sucesión en la empresa familiar: el interim manager como director de transición generacional</w:t>
+        <w:t xml:space="preserve">Sucesión en la empresa familiar: cómo el interim management garantiza el relevo sin arriesgar el negocio</w:t>
       </w:r>
     </w:p>
     <w:p>
@@ -561,7 +561,7 @@
           <w:b/>
           <w:bCs/>
         </w:rPr>
-        <w:t xml:space="preserve">El problema de la sucesión familiar en España: cifras que ningún propietario puede ignorar</w:t>
+        <w:t xml:space="preserve">El problema que el 70 % de las empresas familiares no logra resolver</w:t>
       </w:r>
     </w:p>
     <w:p>
@@ -724,7 +724,7 @@
           <w:b/>
           <w:bCs/>
         </w:rPr>
-        <w:t xml:space="preserve">Por qué fracasan los procesos de relevo generacional sin apoyo directivo externo</w:t>
+        <w:t xml:space="preserve">Por qué fracasan los relevos generacionales —y no es por falta de buena voluntad</w:t>
       </w:r>
     </w:p>
     <w:p>
@@ -869,7 +869,7 @@
           <w:b/>
           <w:bCs/>
         </w:rPr>
-        <w:t xml:space="preserve">El rol del interim manager en la sucesión: tres fases de actuación</w:t>
+        <w:t xml:space="preserve">El papel concreto del interim manager en un proceso de sucesión familiar</w:t>
       </w:r>
     </w:p>
     <w:p>
@@ -882,7 +882,7 @@
           <w:sz w:val="22"/>
           <w:szCs w:val="22"/>
         </w:rPr>
-        <w:t xml:space="preserve">A continuación se presenta el modelo de tres fases de Manager in Motion: la aportación metodológica que convierte el </w:t>
+        <w:t xml:space="preserve">A continuación se describe el modelo de tres fases de Manager in Motion: la aportación metodológica que convierte el </w:t>
       </w:r>
       <w:r>
         <w:rPr>
@@ -1063,7 +1063,7 @@
           <w:b/>
           <w:bCs/>
         </w:rPr>
-        <w:t xml:space="preserve">Tres escenarios en los que el interim management resuelve la sucesión familiar</w:t>
+        <w:t xml:space="preserve">Tres situaciones en las que el interim management es la respuesta correcta</w:t>
       </w:r>
     </w:p>
     <w:p>
@@ -1208,7 +1208,7 @@
           <w:b/>
           <w:bCs/>
         </w:rPr>
-        <w:t xml:space="preserve">Cómo elegir al interim manager adecuado para la sucesión de su empresa familiar</w:t>
+        <w:t xml:space="preserve">Cómo seleccionar al interim manager adecuado para tu empresa familiar</w:t>
       </w:r>
     </w:p>
     <w:p>
@@ -1332,19 +1332,6 @@
     </w:p>
     <w:p>
       <w:pPr>
-        <w:pStyle w:val="Heading2"/>
-        <w:spacing w:after="160" w:before="360"/>
-      </w:pPr>
-      <w:r>
-        <w:rPr>
-          <w:b/>
-          <w:bCs/>
-        </w:rPr>
-        <w:t xml:space="preserve">Lo que España puede aprender del modelo francés de management de relay</w:t>
-      </w:r>
-    </w:p>
-    <w:p>
-      <w:pPr>
         <w:spacing w:after="180" w:line="276"/>
       </w:pPr>
       <w:r>
@@ -1353,7 +1340,25 @@
           <w:sz w:val="22"/>
           <w:szCs w:val="22"/>
         </w:rPr>
-        <w:t xml:space="preserve">El mercado francés de management de transition es el espejo más fiable del mercado español con dos o tres años de antelación. Las misiones de relay —el equivalente directo a la sucesión como motivo de contratación de un </w:t>
+        <w:t xml:space="preserve">En </w:t>
+      </w:r>
+      <w:r>
+        <w:rPr>
+          <w:rFonts w:ascii="Calibri" w:cs="Calibri" w:eastAsia="Calibri" w:hAnsi="Calibri"/>
+          <w:b/>
+          <w:bCs/>
+          <w:sz w:val="22"/>
+          <w:szCs w:val="22"/>
+        </w:rPr>
+        <w:t xml:space="preserve">Manager in Motion</w:t>
+      </w:r>
+      <w:r>
+        <w:rPr>
+          <w:rFonts w:ascii="Calibri" w:cs="Calibri" w:eastAsia="Calibri" w:hAnsi="Calibri"/>
+          <w:sz w:val="22"/>
+          <w:szCs w:val="22"/>
+        </w:rPr>
+        <w:t xml:space="preserve">, el proceso de identificación del </w:t>
       </w:r>
       <w:r>
         <w:rPr>
@@ -1371,43 +1376,33 @@
           <w:sz w:val="22"/>
           <w:szCs w:val="22"/>
         </w:rPr>
-        <w:t xml:space="preserve">— representan ya el </w:t>
-      </w:r>
-      <w:r>
-        <w:rPr>
-          <w:rFonts w:ascii="Calibri" w:cs="Calibri" w:eastAsia="Calibri" w:hAnsi="Calibri"/>
-          <w:b/>
-          <w:bCs/>
-          <w:sz w:val="22"/>
-          <w:szCs w:val="22"/>
-        </w:rPr>
-        <w:t xml:space="preserve">33,2% de todas las intervenciones</w:t>
-      </w:r>
-      <w:r>
-        <w:rPr>
-          <w:rFonts w:ascii="Calibri" w:cs="Calibri" w:eastAsia="Calibri" w:hAnsi="Calibri"/>
-          <w:sz w:val="22"/>
-          <w:szCs w:val="22"/>
-        </w:rPr>
-        <w:t xml:space="preserve"> en Francia según el barómetro Adequancy / France Transition 2026. En el Reino Unido, las solicitudes de CEO interino han crecido más de un </w:t>
-      </w:r>
-      <w:r>
-        <w:rPr>
-          <w:rFonts w:ascii="Calibri" w:cs="Calibri" w:eastAsia="Calibri" w:hAnsi="Calibri"/>
-          <w:b/>
-          <w:bCs/>
-          <w:sz w:val="22"/>
-          <w:szCs w:val="22"/>
-        </w:rPr>
-        <w:t xml:space="preserve">80%</w:t>
-      </w:r>
-      <w:r>
-        <w:rPr>
-          <w:rFonts w:ascii="Calibri" w:cs="Calibri" w:eastAsia="Calibri" w:hAnsi="Calibri"/>
-          <w:sz w:val="22"/>
-          <w:szCs w:val="22"/>
-        </w:rPr>
-        <w:t xml:space="preserve"> en el último año según el IIM 2026, consolidando el </w:t>
+        <w:t xml:space="preserve"> más adecuado para cada proceso de sucesión se completa en menos de dos semanas, con plena garantía de confidencialidad desde el primer contacto.</w:t>
+      </w:r>
+    </w:p>
+    <w:p>
+      <w:pPr>
+        <w:pStyle w:val="Heading3"/>
+        <w:spacing w:after="100" w:before="240"/>
+      </w:pPr>
+      <w:r>
+        <w:rPr>
+          <w:b/>
+          <w:bCs/>
+        </w:rPr>
+        <w:t xml:space="preserve">Lo que el mercado francés anticipa sobre el futuro del interim management en España</w:t>
+      </w:r>
+    </w:p>
+    <w:p>
+      <w:pPr>
+        <w:spacing w:after="180" w:line="276"/>
+      </w:pPr>
+      <w:r>
+        <w:rPr>
+          <w:rFonts w:ascii="Calibri" w:cs="Calibri" w:eastAsia="Calibri" w:hAnsi="Calibri"/>
+          <w:sz w:val="22"/>
+          <w:szCs w:val="22"/>
+        </w:rPr>
+        <w:t xml:space="preserve">El mercado francés es el espejo más fiable del mercado español con dos o tres años de antelación. Las misiones de relay —la sucesión como motivo de contratación de un </w:t>
       </w:r>
       <w:r>
         <w:rPr>
@@ -1417,15 +1412,51 @@
           <w:sz w:val="22"/>
           <w:szCs w:val="22"/>
         </w:rPr>
-        <w:t xml:space="preserve">interim management</w:t>
-      </w:r>
-      <w:r>
-        <w:rPr>
-          <w:rFonts w:ascii="Calibri" w:cs="Calibri" w:eastAsia="Calibri" w:hAnsi="Calibri"/>
-          <w:sz w:val="22"/>
-          <w:szCs w:val="22"/>
-        </w:rPr>
-        <w:t xml:space="preserve"> como la palanca más utilizada en los procesos de transición ejecutiva.</w:t>
+        <w:t xml:space="preserve">interim manager</w:t>
+      </w:r>
+      <w:r>
+        <w:rPr>
+          <w:rFonts w:ascii="Calibri" w:cs="Calibri" w:eastAsia="Calibri" w:hAnsi="Calibri"/>
+          <w:sz w:val="22"/>
+          <w:szCs w:val="22"/>
+        </w:rPr>
+        <w:t xml:space="preserve">— representan ya el </w:t>
+      </w:r>
+      <w:r>
+        <w:rPr>
+          <w:rFonts w:ascii="Calibri" w:cs="Calibri" w:eastAsia="Calibri" w:hAnsi="Calibri"/>
+          <w:b/>
+          <w:bCs/>
+          <w:sz w:val="22"/>
+          <w:szCs w:val="22"/>
+        </w:rPr>
+        <w:t xml:space="preserve">33,2% de todas las intervenciones</w:t>
+      </w:r>
+      <w:r>
+        <w:rPr>
+          <w:rFonts w:ascii="Calibri" w:cs="Calibri" w:eastAsia="Calibri" w:hAnsi="Calibri"/>
+          <w:sz w:val="22"/>
+          <w:szCs w:val="22"/>
+        </w:rPr>
+        <w:t xml:space="preserve"> en Francia según el barómetro Adequancy / France Transition 2026. El </w:t>
+      </w:r>
+      <w:r>
+        <w:rPr>
+          <w:rFonts w:ascii="Calibri" w:cs="Calibri" w:eastAsia="Calibri" w:hAnsi="Calibri"/>
+          <w:b/>
+          <w:bCs/>
+          <w:sz w:val="22"/>
+          <w:szCs w:val="22"/>
+        </w:rPr>
+        <w:t xml:space="preserve">10% de las misiones de interim management en España</w:t>
+      </w:r>
+      <w:r>
+        <w:rPr>
+          <w:rFonts w:ascii="Calibri" w:cs="Calibri" w:eastAsia="Calibri" w:hAnsi="Calibri"/>
+          <w:sz w:val="22"/>
+          <w:szCs w:val="22"/>
+        </w:rPr>
+        <w:t xml:space="preserve"> ya corresponden a procesos de profesionalización de empresa familiar, con una tendencia al alza. España está en el punto de inflexión en el que Francia estaba hace tres años.</w:t>
       </w:r>
     </w:p>
     <w:p>
@@ -1438,51 +1469,25 @@
           <w:sz w:val="22"/>
           <w:szCs w:val="22"/>
         </w:rPr>
-        <w:t xml:space="preserve">España está en el punto de partida de ese mismo recorrido. El </w:t>
-      </w:r>
-      <w:r>
-        <w:rPr>
-          <w:rFonts w:ascii="Calibri" w:cs="Calibri" w:eastAsia="Calibri" w:hAnsi="Calibri"/>
-          <w:b/>
-          <w:bCs/>
-          <w:sz w:val="22"/>
-          <w:szCs w:val="22"/>
-        </w:rPr>
-        <w:t xml:space="preserve">10% de las misiones de interim management en España</w:t>
-      </w:r>
-      <w:r>
-        <w:rPr>
-          <w:rFonts w:ascii="Calibri" w:cs="Calibri" w:eastAsia="Calibri" w:hAnsi="Calibri"/>
-          <w:sz w:val="22"/>
-          <w:szCs w:val="22"/>
-        </w:rPr>
-        <w:t xml:space="preserve"> ya corresponden a procesos de profesionalización de empresa familiar, con una tendencia claramente al alza. El mercado español se encuentra en el punto de inflexión en el que el mercado francés estaba hace tres años. Quien ocupa el espacio de conversación ahora —como referente de contenido y como proveedor de servicio— tiene ventaja cuando la demanda se normalice.</w:t>
-      </w:r>
-    </w:p>
-    <w:p>
-      <w:pPr>
-        <w:pStyle w:val="Heading2"/>
-        <w:spacing w:after="160" w:before="360"/>
-      </w:pPr>
-      <w:r>
-        <w:rPr>
-          <w:b/>
-          <w:bCs/>
-        </w:rPr>
-        <w:t xml:space="preserve">La sucesión no se improvisa: el directivo interino no es el último recurso</w:t>
-      </w:r>
-    </w:p>
-    <w:p>
-      <w:pPr>
-        <w:spacing w:after="180" w:line="276"/>
-      </w:pPr>
-      <w:r>
-        <w:rPr>
-          <w:rFonts w:ascii="Calibri" w:cs="Calibri" w:eastAsia="Calibri" w:hAnsi="Calibri"/>
-          <w:sz w:val="22"/>
-          <w:szCs w:val="22"/>
-        </w:rPr>
-        <w:t xml:space="preserve">El propietario que incorpora un </w:t>
+        <w:t xml:space="preserve">El </w:t>
+      </w:r>
+      <w:r>
+        <w:rPr>
+          <w:rFonts w:ascii="Calibri" w:cs="Calibri" w:eastAsia="Calibri" w:hAnsi="Calibri"/>
+          <w:b/>
+          <w:bCs/>
+          <w:sz w:val="22"/>
+          <w:szCs w:val="22"/>
+        </w:rPr>
+        <w:t xml:space="preserve">directivo interino</w:t>
+      </w:r>
+      <w:r>
+        <w:rPr>
+          <w:rFonts w:ascii="Calibri" w:cs="Calibri" w:eastAsia="Calibri" w:hAnsi="Calibri"/>
+          <w:sz w:val="22"/>
+          <w:szCs w:val="22"/>
+        </w:rPr>
+        <w:t xml:space="preserve"> no es el último recurso: es la decisión más inteligente que puede tomar un propietario antes de que el relevo se convierta en una urgencia. La sucesión bien gestionada es el mayor acto de responsabilidad hacia el negocio que ha construido y las personas que dependen de él. El </w:t>
       </w:r>
       <w:r>
         <w:rPr>
@@ -1492,37 +1497,6 @@
           <w:sz w:val="22"/>
           <w:szCs w:val="22"/>
         </w:rPr>
-        <w:t xml:space="preserve">interim manager</w:t>
-      </w:r>
-      <w:r>
-        <w:rPr>
-          <w:rFonts w:ascii="Calibri" w:cs="Calibri" w:eastAsia="Calibri" w:hAnsi="Calibri"/>
-          <w:sz w:val="22"/>
-          <w:szCs w:val="22"/>
-        </w:rPr>
-        <w:t xml:space="preserve"> cuando la sucesión todavía está bajo control tiene opciones: puede planificar los plazos, elegir el perfil adecuado con tiempo, preparar al sucesor en condiciones. El que lo hace cuando el relevo ya ha generado una crisis tiene urgencias: menos tiempo, menos margen y un coste mayor.</w:t>
-      </w:r>
-    </w:p>
-    <w:p>
-      <w:pPr>
-        <w:spacing w:after="180" w:line="276"/>
-      </w:pPr>
-      <w:r>
-        <w:rPr>
-          <w:rFonts w:ascii="Calibri" w:cs="Calibri" w:eastAsia="Calibri" w:hAnsi="Calibri"/>
-          <w:sz w:val="22"/>
-          <w:szCs w:val="22"/>
-        </w:rPr>
-        <w:t xml:space="preserve">La sucesión bien gestionada es el mayor acto de responsabilidad que un fundador puede ejercer hacia el negocio que ha construido y hacia las personas que dependen de él. El </w:t>
-      </w:r>
-      <w:r>
-        <w:rPr>
-          <w:rFonts w:ascii="Calibri" w:cs="Calibri" w:eastAsia="Calibri" w:hAnsi="Calibri"/>
-          <w:i/>
-          <w:iCs/>
-          <w:sz w:val="22"/>
-          <w:szCs w:val="22"/>
-        </w:rPr>
         <w:t xml:space="preserve">interim management</w:t>
       </w:r>
       <w:r>
@@ -1531,7 +1505,7 @@
           <w:sz w:val="22"/>
           <w:szCs w:val="22"/>
         </w:rPr>
-        <w:t xml:space="preserve"> no resuelve el problema que ya existe: lo previene. Y esa diferencia, medida en continuidad del negocio, retención de talento directivo y valor preservado, es lo que distingue a las empresas familiares que superan el relevo de las que no lo consiguen.</w:t>
+        <w:t xml:space="preserve"> no resuelve el problema que ya existe: lo previene.</w:t>
       </w:r>
     </w:p>
     <w:p>
@@ -1544,18 +1518,15 @@
     </w:p>
     <w:p>
       <w:pPr>
-        <w:spacing w:after="200" w:before="160"/>
-      </w:pPr>
-      <w:r>
-        <w:rPr>
-          <w:rFonts w:ascii="Calibri" w:cs="Calibri" w:eastAsia="Calibri" w:hAnsi="Calibri"/>
-          <w:b/>
-          <w:bCs/>
-          <w:color w:val="1F3864"/>
-          <w:sz w:val="28"/>
-          <w:szCs w:val="28"/>
-        </w:rPr>
-        <w:t xml:space="preserve">Preguntas Frecuentes</w:t>
+        <w:pStyle w:val="Heading2"/>
+        <w:spacing w:after="160" w:before="360"/>
+      </w:pPr>
+      <w:r>
+        <w:rPr>
+          <w:b/>
+          <w:bCs/>
+        </w:rPr>
+        <w:t xml:space="preserve">Preguntas frecuentes sobre interim management en la empresa familiar</w:t>
       </w:r>
     </w:p>
     <w:p>
@@ -1570,7 +1541,7 @@
           <w:sz w:val="22"/>
           <w:szCs w:val="22"/>
         </w:rPr>
-        <w:t xml:space="preserve">¿Qué hace exactamente un interim manager durante una sucesión en empresa familiar?</w:t>
+        <w:t xml:space="preserve">¿Qué es exactamente un interim manager en el contexto de una sucesión familiar?</w:t>
       </w:r>
     </w:p>
     <w:p>
@@ -1584,7 +1555,7 @@
           <w:sz w:val="22"/>
           <w:szCs w:val="22"/>
         </w:rPr>
-        <w:t xml:space="preserve">Actúa como director de transición temporal: garantiza la continuidad operativa, estabiliza el equipo directivo durante el relevo, trabaja en paralelo con el sucesor para transferirle el liderazgo y asegura que la organización no entra en modo de espera mientras se produce el cambio de mando. Su mandato dura entre 9 y 18 meses dependiendo de la complejidad del proceso.</w:t>
+        <w:t xml:space="preserve">No es el CEO sustituto permanente ni un consultor de protocolo familiar. Es un directivo con autoridad ejecutiva real que ocupa el espacio de liderazgo durante el período de transición y transfiere toda la capacidad al sucesor al final del mandato.</w:t>
       </w:r>
     </w:p>
     <w:p>
@@ -1599,7 +1570,7 @@
           <w:sz w:val="22"/>
           <w:szCs w:val="22"/>
         </w:rPr>
-        <w:t xml:space="preserve">¿Cuándo es el momento ideal para incorporar un directivo interino al proceso de sucesión?</w:t>
+        <w:t xml:space="preserve">¿Cuánto tiempo dura normalmente una misión de interim management en una empresa familiar?</w:t>
       </w:r>
     </w:p>
     <w:p>
@@ -1613,7 +1584,43 @@
           <w:sz w:val="22"/>
           <w:szCs w:val="22"/>
         </w:rPr>
-        <w:t xml:space="preserve">Cuanto antes, mejor. El interim manager incorporado cuando la sucesión todavía está bajo control tiene tiempo para estabilizar la organización, identificar riesgos y preparar al sucesor con garantías. Incorporarlo en el momento de crisis es más caro, más difícil y con menos margen de maniobra. La planificación anticipada es siempre la inversión más eficiente.</w:t>
+        <w:t xml:space="preserve">Entre </w:t>
+      </w:r>
+      <w:r>
+        <w:rPr>
+          <w:rFonts w:ascii="Calibri" w:cs="Calibri" w:eastAsia="Calibri" w:hAnsi="Calibri"/>
+          <w:b/>
+          <w:bCs/>
+          <w:sz w:val="22"/>
+          <w:szCs w:val="22"/>
+        </w:rPr>
+        <w:t xml:space="preserve">4 y 9 meses</w:t>
+      </w:r>
+      <w:r>
+        <w:rPr>
+          <w:rFonts w:ascii="Calibri" w:cs="Calibri" w:eastAsia="Calibri" w:hAnsi="Calibri"/>
+          <w:sz w:val="22"/>
+          <w:szCs w:val="22"/>
+        </w:rPr>
+        <w:t xml:space="preserve"> según la complejidad del proceso y el estado de madurez del sucesor. El objetivo es siempre la salida ordenada con transferencia completa de liderazgo. El barómetro Adequancy 2026 registra una duración media de </w:t>
+      </w:r>
+      <w:r>
+        <w:rPr>
+          <w:rFonts w:ascii="Calibri" w:cs="Calibri" w:eastAsia="Calibri" w:hAnsi="Calibri"/>
+          <w:b/>
+          <w:bCs/>
+          <w:sz w:val="22"/>
+          <w:szCs w:val="22"/>
+        </w:rPr>
+        <w:t xml:space="preserve">7,5 meses</w:t>
+      </w:r>
+      <w:r>
+        <w:rPr>
+          <w:rFonts w:ascii="Calibri" w:cs="Calibri" w:eastAsia="Calibri" w:hAnsi="Calibri"/>
+          <w:sz w:val="22"/>
+          <w:szCs w:val="22"/>
+        </w:rPr>
+        <w:t xml:space="preserve"> para misiones de interim management en Europa.</w:t>
       </w:r>
     </w:p>
     <w:p>
@@ -1628,7 +1635,7 @@
           <w:sz w:val="22"/>
           <w:szCs w:val="22"/>
         </w:rPr>
-        <w:t xml:space="preserve">¿Una empresa familiar pequeña puede permitirse un directivo interino para la sucesión?</w:t>
+        <w:t xml:space="preserve">¿Puede el interim manager coexistir con el fundador durante el período de transición?</w:t>
       </w:r>
     </w:p>
     <w:p>
@@ -1642,7 +1649,7 @@
           <w:sz w:val="22"/>
           <w:szCs w:val="22"/>
         </w:rPr>
-        <w:t xml:space="preserve">Sí. El interim management es especialmente adecuado para empresas medianas y pequeñas, que son precisamente las que con mayor frecuencia necesitan capacidades directivas que no tienen internamente y que no quieren comprometer con una estructura permanente. El coste del interim manager es comparativamente inferior al coste de una sucesión mal gestionada, medido en términos de rotación directiva, deterioro de relaciones comerciales y caída de ventas durante la transición.</w:t>
+        <w:t xml:space="preserve">Sí, y es uno de los modelos más frecuentes y efectivos. El fundador mantiene el rol de presidente o consejero delegado mientras el interim manager gestiona la operativa del día a día. La clave es definir claramente los límites de autoridad desde el primer día.</w:t>
       </w:r>
     </w:p>
     <w:p>
@@ -1657,7 +1664,7 @@
           <w:sz w:val="22"/>
           <w:szCs w:val="22"/>
         </w:rPr>
-        <w:t xml:space="preserve">¿En qué se diferencia el interim manager del asesor externo o el consultor en una sucesión?</w:t>
+        <w:t xml:space="preserve">¿El interim manager puede actuar también como mentor del sucesor?</w:t>
       </w:r>
     </w:p>
     <w:p>
@@ -1671,7 +1678,7 @@
           <w:sz w:val="22"/>
           <w:szCs w:val="22"/>
         </w:rPr>
-        <w:t xml:space="preserve">El consultor analiza y recomienda. El interim manager dirige: toma decisiones, gestiona personas y es responsable de los resultados operativos durante su mandato. En una sucesión, la diferencia es crítica: hace falta alguien que ejecute con autoridad real, no alguien que entregue un informe de recomendaciones que la organización debe implementar sola.</w:t>
+        <w:t xml:space="preserve">Sí. Es una de las funciones más valoradas en misiones de empresa familiar. El interim manager transmite al sucesor no solo el control operativo sino la metodología de gestión, la red de relaciones externas y la autoridad institucional que se consolida con el tiempo y con la visibilidad de las decisiones correctas.</w:t>
       </w:r>
     </w:p>
     <w:p>
@@ -1686,7 +1693,7 @@
           <w:sz w:val="22"/>
           <w:szCs w:val="22"/>
         </w:rPr>
-        <w:t xml:space="preserve">¿El interim manager sustituye al sucesor o trabaja con él?</w:t>
+        <w:t xml:space="preserve">¿En qué se diferencia contratar un interim manager de contratar un CEO permanente para la transición?</w:t>
       </w:r>
     </w:p>
     <w:p>
@@ -1700,7 +1707,7 @@
           <w:sz w:val="22"/>
           <w:szCs w:val="22"/>
         </w:rPr>
-        <w:t xml:space="preserve">Trabaja con él, no en su lugar. La función del interim manager no es ocupar la posición de forma permanente ni desplazar al heredero. Al contrario: su misión incluye específicamente preparar al sucesor para que cuando el interim manager se vaya, el nuevo liderazgo esté consolidado y reconocido por toda la organización.</w:t>
+        <w:t xml:space="preserve">El interim manager se incorpora en menos de dos semanas (frente a 3-6 meses de un proceso de selección permanente), no genera expectativas de continuidad, opera con mandato y objetivos claros desde el primer día y cierra la misión con una salida ordenada. No hay coste de rescisión, no hay período de prueba de 6 meses, no hay ambigüedad sobre el final del mandato.</w:t>
       </w:r>
     </w:p>
     <w:p>
@@ -1715,7 +1722,7 @@
           <w:sz w:val="22"/>
           <w:szCs w:val="22"/>
         </w:rPr>
-        <w:t xml:space="preserve">¿Qué perfil debe tener el interim manager para gestionar la sucesión de una empresa familiar?</w:t>
+        <w:t xml:space="preserve">¿Los planes de sucesión obligatorios propuestos por el Ministerio de Trabajo en 2026 afectan a mi empresa?</w:t>
       </w:r>
     </w:p>
     <w:p>
@@ -1729,7 +1736,7 @@
           <w:sz w:val="22"/>
           <w:szCs w:val="22"/>
         </w:rPr>
-        <w:t xml:space="preserve">Experiencia real en dirección general con resultados medibles, conocimiento de la dinámica específica de la empresa familiar, capacidad de gestionar entornos de alta carga emocional sin tomar partido y habilidad para construir confianza simultáneamente con el fundador, el sucesor y el equipo directivo. La experiencia en empresa familiar no es intercambiable con la experiencia directiva corporativa: son contextos radicalmente diferentes.</w:t>
+        <w:t xml:space="preserve">La propuesta (febrero 2026) aplica a empresas de entre 20 y 2.000 empleados. Su objetivo es que la dirección prevea mecanismos formales de continuidad ante la salida imprevista de puestos clave. El interim management es una de las herramientas más eficaces para cumplir con esos requisitos y poner en marcha el proceso con garantías.</w:t>
       </w:r>
     </w:p>
     <w:p>
@@ -1742,87 +1749,48 @@
     </w:p>
     <w:p>
       <w:pPr>
-        <w:spacing w:after="160" w:before="160"/>
-      </w:pPr>
-      <w:r>
-        <w:rPr>
-          <w:rFonts w:ascii="Calibri" w:cs="Calibri" w:eastAsia="Calibri" w:hAnsi="Calibri"/>
-          <w:b/>
-          <w:bCs/>
-          <w:color w:val="1F3864"/>
-          <w:sz w:val="28"/>
-          <w:szCs w:val="28"/>
-        </w:rPr>
-        <w:t xml:space="preserve">Solicitar una consulta gratuita</w:t>
-      </w:r>
-    </w:p>
-    <w:p>
-      <w:pPr>
-        <w:spacing w:after="180" w:line="276"/>
-      </w:pPr>
-      <w:r>
-        <w:rPr>
-          <w:rFonts w:ascii="Calibri" w:cs="Calibri" w:eastAsia="Calibri" w:hAnsi="Calibri"/>
-          <w:b/>
-          <w:bCs/>
-          <w:sz w:val="22"/>
-          <w:szCs w:val="22"/>
-        </w:rPr>
-        <w:t xml:space="preserve">Si está iniciando o anticipando un proceso de sucesión en su empresa familiar, hable con un especialista de Manager in Motion.</w:t>
-      </w:r>
-      <w:r>
-        <w:rPr>
-          <w:rFonts w:ascii="Calibri" w:cs="Calibri" w:eastAsia="Calibri" w:hAnsi="Calibri"/>
-          <w:sz w:val="22"/>
-          <w:szCs w:val="22"/>
-        </w:rPr>
-        <w:t xml:space="preserve"> Evaluamos su situación sin compromiso y le presentamos el perfil de interim manager más adecuado para garantizar la continuidad de su negocio.</w:t>
-      </w:r>
-    </w:p>
-    <w:p>
-      <w:pPr>
-        <w:spacing w:after="180" w:line="276"/>
-      </w:pPr>
-      <w:r>
-        <w:rPr>
-          <w:rFonts w:ascii="Calibri" w:cs="Calibri" w:eastAsia="Calibri" w:hAnsi="Calibri"/>
-          <w:b/>
-          <w:bCs/>
-          <w:sz w:val="22"/>
-          <w:szCs w:val="22"/>
-        </w:rPr>
-        <w:t xml:space="preserve">[Botón] Solicitar una consulta gratuita</w:t>
-      </w:r>
-      <w:r>
-        <w:rPr>
-          <w:rFonts w:ascii="Calibri" w:cs="Calibri" w:eastAsia="Calibri" w:hAnsi="Calibri"/>
-          <w:sz w:val="22"/>
-          <w:szCs w:val="22"/>
-        </w:rPr>
-        <w:t xml:space="preserve"> → Enlazar a la página de contacto o formulario de diagnóstico de Manager in Motion.</w:t>
-      </w:r>
-    </w:p>
-    <w:p>
-      <w:pPr>
-        <w:spacing w:after="180" w:line="276"/>
-      </w:pPr>
-      <w:r>
-        <w:rPr>
-          <w:rFonts w:ascii="Calibri" w:cs="Calibri" w:eastAsia="Calibri" w:hAnsi="Calibri"/>
-          <w:sz w:val="22"/>
-          <w:szCs w:val="22"/>
-        </w:rPr>
-        <w:t xml:space="preserve">CTA secundario (texto inline, al final de la sección de escenarios): </w:t>
-      </w:r>
-      <w:r>
-        <w:rPr>
-          <w:rFonts w:ascii="Calibri" w:cs="Calibri" w:eastAsia="Calibri" w:hAnsi="Calibri"/>
-          <w:i/>
-          <w:iCs/>
-          <w:sz w:val="22"/>
-          <w:szCs w:val="22"/>
-        </w:rPr>
-        <w:t xml:space="preserve">¿Reconoce su situación en alguno de estos escenarios? Cuéntenos su caso.</w:t>
+        <w:spacing w:after="100" w:before="120" w:line="276"/>
+        <w:ind w:left="360" w:right="360"/>
+      </w:pPr>
+      <w:r>
+        <w:rPr>
+          <w:rFonts w:ascii="Calibri" w:cs="Calibri" w:eastAsia="Calibri" w:hAnsi="Calibri"/>
+          <w:b/>
+          <w:bCs/>
+          <w:sz w:val="22"/>
+          <w:szCs w:val="22"/>
+        </w:rPr>
+        <w:t xml:space="preserve">¿Tu empresa familiar está ante un proceso de sucesión?</w:t>
+      </w:r>
+    </w:p>
+    <w:p>
+      <w:pPr>
+        <w:spacing w:after="100" w:line="276"/>
+        <w:ind w:left="360" w:right="360"/>
+      </w:pPr>
+      <w:r>
+        <w:rPr>
+          <w:rFonts w:ascii="Calibri" w:cs="Calibri" w:eastAsia="Calibri" w:hAnsi="Calibri"/>
+          <w:sz w:val="22"/>
+          <w:szCs w:val="22"/>
+        </w:rPr>
+        <w:t xml:space="preserve">En Manager in Motion identificamos al interim manager adecuado para tu situación en menos de dos semanas. Sin riesgo. Con plena garantía de confidencialidad.</w:t>
+      </w:r>
+    </w:p>
+    <w:p>
+      <w:pPr>
+        <w:spacing w:after="120" w:line="276"/>
+        <w:ind w:left="360" w:right="360"/>
+      </w:pPr>
+      <w:r>
+        <w:rPr>
+          <w:rFonts w:ascii="Calibri" w:cs="Calibri" w:eastAsia="Calibri" w:hAnsi="Calibri"/>
+          <w:b/>
+          <w:bCs/>
+          <w:sz w:val="22"/>
+          <w:szCs w:val="22"/>
+        </w:rPr>
+        <w:t xml:space="preserve">[Solicita una conversación inicial — sin compromiso]</w:t>
       </w:r>
     </w:p>
     <w:p>

--- a/output/agent3_article.docx
+++ b/output/agent3_article.docx
@@ -14,7 +14,7 @@
         <w:t xml:space="preserve">Título SEO: </w:t>
       </w:r>
       <w:r>
-        <w:t xml:space="preserve">Interim Manager en la Empresa Familiar: Cómo Gestionar la Sucesión sin Crisis</w:t>
+        <w:t xml:space="preserve">Interim CFO con IA: qué hace, cuándo contratarlo y qué resultados esperar</w:t>
       </w:r>
     </w:p>
     <w:p>
@@ -29,7 +29,7 @@
         <w:t xml:space="preserve">Meta descripción: </w:t>
       </w:r>
       <w:r>
-        <w:t xml:space="preserve">El 70% de las empresas familiares españolas no tiene plan de sucesión. Descubre cómo un interim manager profesionaliza la transición generacional y protege el legado sin improvisación.</w:t>
+        <w:t xml:space="preserve">Descubre qué es un interim CFO con inteligencia artificial, en qué situaciones lo necesita tu empresa mediana y qué resultados reales puede conseguir en 90 días. Guía práctica para CEOs.</w:t>
       </w:r>
     </w:p>
     <w:p>
@@ -44,7 +44,7 @@
         <w:t xml:space="preserve">URL slug: </w:t>
       </w:r>
       <w:r>
-        <w:t xml:space="preserve">/interim-manager-empresa-familiar-sucesion</w:t>
+        <w:t xml:space="preserve">interim-cfo-inteligencia-artificial-empresa-mediana</w:t>
       </w:r>
     </w:p>
     <w:p>
@@ -52,31 +52,23 @@
         <w:pStyle w:val="Heading1"/>
       </w:pPr>
       <w:r>
-        <w:t xml:space="preserve">Interim Manager en la Empresa Familiar: Cómo Liderar la Sucesión sin Improvisar</w:t>
-      </w:r>
-    </w:p>
-    <w:p>
-      <w:pPr>
-        <w:spacing w:after="200"/>
-      </w:pPr>
-      <w:r>
-        <w:t xml:space="preserve">Cada año, miles de empresas familiares españolas se enfrentan al mismo momento: el fundador se acerca a la jubilación, la segunda generación todavía no está lista para asumir el mando, y la empresa no puede permitirse detenerse. La mayoría improvisa. Pocas gestionan esa transición con la misma exigencia con que gestionan una operación de fusión o una expansión internacional.</w:t>
-      </w:r>
-    </w:p>
-    <w:p>
-      <w:pPr>
-        <w:spacing w:after="200"/>
-      </w:pPr>
-      <w:r>
-        <w:t xml:space="preserve">El resultado de improvisar es predecible: conflictos entre hermanos, pérdida de talento directivo, deterioro de la relación con clientes clave, y en los peores casos, la venta o el cierre de una empresa construida durante décadas.</w:t>
-      </w:r>
-    </w:p>
-    <w:p>
-      <w:pPr>
-        <w:spacing w:after="320"/>
-      </w:pPr>
-      <w:r>
-        <w:t xml:space="preserve">Existe una alternativa más inteligente. Y en los mercados europeos más maduros —Francia, Reino Unido, Alemania— es ya la práctica habitual: el interim manager.</w:t>
+        <w:t xml:space="preserve">Interim CFO con IA: el director financiero interino que moderniza tu empresa sin estructura permanente</w:t>
+      </w:r>
+    </w:p>
+    <w:p>
+      <w:pPr>
+        <w:spacing w:after="200"/>
+      </w:pPr>
+      <w:r>
+        <w:t xml:space="preserve">Hay un momento en la vida de cualquier empresa mediana en el que la función financiera deja de ser suficiente. Los cierres se alargan. El reporting llega tarde. Los datos existen pero no generan decisiones. Y contratar un CFO permanente de alto nivel, con el tiempo y el coste que implica, no es la respuesta que el negocio puede permitirse en ese momento.</w:t>
+      </w:r>
+    </w:p>
+    <w:p>
+      <w:pPr>
+        <w:spacing w:after="280"/>
+      </w:pPr>
+      <w:r>
+        <w:t xml:space="preserve">Ahí es donde entra el interim management financiero. Y en 2026, ese perfil ha evolucionado: el Interim CFO con dominio de inteligencia artificial ya no es una novedad del mercado europeo, sino una necesidad creciente en la empresa española.</w:t>
       </w:r>
     </w:p>
     <w:p>
@@ -84,39 +76,71 @@
         <w:pStyle w:val="Heading2"/>
       </w:pPr>
       <w:r>
-        <w:t xml:space="preserve">El mayor reto de la empresa familiar española no es crecer — es sobrevivir al cambio de mando</w:t>
-      </w:r>
-    </w:p>
-    <w:p>
-      <w:pPr>
-        <w:spacing w:after="200"/>
-      </w:pPr>
-      <w:r>
-        <w:t xml:space="preserve">España tiene más de 1,1 millones de empresas familiares. Representan el 89% del tejido empresarial, generan el 67% del PIB privado y emplean a más de la mitad de la población activa. En la próxima década, un tercio de sus propietarios alcanzará la edad de jubilación.</w:t>
-      </w:r>
-    </w:p>
-    <w:p>
-      <w:pPr>
-        <w:spacing w:after="200"/>
-      </w:pPr>
-      <w:r>
-        <w:t xml:space="preserve">El problema es que más del 70% de estas organizaciones carece de un plan de sucesión formalizado. No porque sus propietarios no sean conscientes del reto —la mayoría lo identifica como su mayor preocupación a medio plazo— sino porque durante años han priorizado la operación del negocio sobre la planificación del relevo.</w:t>
-      </w:r>
-    </w:p>
-    <w:p>
-      <w:pPr>
-        <w:spacing w:after="200"/>
-      </w:pPr>
-      <w:r>
-        <w:t xml:space="preserve">Cuando el cambio de mando llega sin preparación, la empresa entra en una zona de máxima vulnerabilidad. Los clientes perciben incertidumbre. Los empleados clave buscan alternativas. Las entidades financieras aumentan su vigilancia. Y los competidores aprovechan el momento.</w:t>
-      </w:r>
-    </w:p>
-    <w:p>
-      <w:pPr>
-        <w:spacing w:after="320"/>
-      </w:pPr>
-      <w:r>
-        <w:t xml:space="preserve">Los modelos tradicionales de gestión del relevo —confiar en un familiar sin experiencia directiva, contratar a un director general a toda prisa, o dilatar la decisión hasta el límite— rara vez funcionan. El primero genera conflictos. El segundo tarda de seis a doce meses en rendir resultados. El tercero convierte la transición en una crisis gestionada al día.</w:t>
+        <w:t xml:space="preserve">Qué es un Interim CFO y en qué se diferencia de un CFO permanente</w:t>
+      </w:r>
+    </w:p>
+    <w:p>
+      <w:pPr>
+        <w:pStyle w:val="Heading3"/>
+      </w:pPr>
+      <w:r>
+        <w:t xml:space="preserve">El perfil clásico del director financiero interino</w:t>
+      </w:r>
+    </w:p>
+    <w:p>
+      <w:pPr>
+        <w:spacing w:after="200"/>
+      </w:pPr>
+      <w:r>
+        <w:t xml:space="preserve">Un Interim CFO es un directivo financiero sénior que se incorpora a la empresa de forma temporal para asumir el liderazgo real de la función financiera. No es un consultor que elabora informes y se va. Es un directivo que forma parte del equipo directivo, que tiene autoridad ejecutiva, que toma decisiones y que responde por los resultados de la misión.</w:t>
+      </w:r>
+    </w:p>
+    <w:p>
+      <w:pPr>
+        <w:spacing w:after="200"/>
+      </w:pPr>
+      <w:r>
+        <w:t xml:space="preserve">La diferencia con un CFO permanente no está en la capacidad técnica ni en el nivel de responsabilidad. Está en el modelo de contratación. El interim manager llega con un mandato concreto, un horizonte temporal definido (habitualmente entre 6 y 18 meses) y un objetivo de entrega claro: ya sea estabilizar las cuentas, liderar una reestructuración, preparar una auditoría, profesionalizar el control de gestión o acompañar una operación de fusión o adquisición.</w:t>
+      </w:r>
+    </w:p>
+    <w:p>
+      <w:pPr>
+        <w:spacing w:after="200"/>
+      </w:pPr>
+      <w:r>
+        <w:t xml:space="preserve">El interim management en su dimensión financiera tiene una ventaja que el modelo permanente no puede igualar: velocidad de activación. En 72 horas, el directivo puede estar en la empresa. En dos semanas, ya conoce la situación real del negocio. En 90 días, los resultados son medibles.</w:t>
+      </w:r>
+    </w:p>
+    <w:p>
+      <w:pPr>
+        <w:pStyle w:val="Heading3"/>
+      </w:pPr>
+      <w:r>
+        <w:t xml:space="preserve">Qué añade la inteligencia artificial a este perfil</w:t>
+      </w:r>
+    </w:p>
+    <w:p>
+      <w:pPr>
+        <w:spacing w:after="200"/>
+      </w:pPr>
+      <w:r>
+        <w:t xml:space="preserve">El mercado europeo está documentando la aparición de un nuevo perfil: el Interim CFO que combina experiencia financiera sénior con dominio práctico de herramientas de inteligencia artificial aplicadas a la gestión financiera. No se trata de un perfil tecnológico que habla de finanzas, sino de un directivo financiero que sabe usar la IA como palanca de productividad y análisis.</w:t>
+      </w:r>
+    </w:p>
+    <w:p>
+      <w:pPr>
+        <w:spacing w:after="200"/>
+      </w:pPr>
+      <w:r>
+        <w:t xml:space="preserve">En la práctica, esto se traduce en: modelos de forecasting financiero basados en machine learning, automatización del ciclo de cierre contable, dashboards de reporting en tiempo real, análisis predictivo de tesorería, y detección temprana de desviaciones presupuestarias. Herramientas que ya existen, ya son accesibles para la empresa mediana, y que el 85% de las empresas tienen en agenda pero no saben cómo implementar.</w:t>
+      </w:r>
+    </w:p>
+    <w:p>
+      <w:pPr>
+        <w:spacing w:after="280"/>
+      </w:pPr>
+      <w:r>
+        <w:t xml:space="preserve">El interim manager con este perfil no solo profesionaliza la función financiera. La transforma y deja capacidad instalada en el equipo cuando se va.</w:t>
       </w:r>
     </w:p>
     <w:p>
@@ -124,15 +148,7 @@
         <w:pStyle w:val="Heading2"/>
       </w:pPr>
       <w:r>
-        <w:t xml:space="preserve">Qué es exactamente un interim manager (y qué no es)</w:t>
-      </w:r>
-    </w:p>
-    <w:p>
-      <w:pPr>
-        <w:spacing w:after="200"/>
-      </w:pPr>
-      <w:r>
-        <w:t xml:space="preserve">El interim manager es un directivo senior con experiencia contrastada que se incorpora a una organización durante un periodo definido —habitualmente entre seis y dieciocho meses— para asumir responsabilidades ejecutivas reales, con autoridad de gestión y objetivos concretos.</w:t>
+        <w:t xml:space="preserve">Cuándo necesita tu empresa un Interim CFO con IA</w:t>
       </w:r>
     </w:p>
     <w:p>
@@ -140,23 +156,63 @@
         <w:pStyle w:val="Heading3"/>
       </w:pPr>
       <w:r>
-        <w:t xml:space="preserve">Interim manager vs. consultor: la diferencia que lo cambia todo</w:t>
-      </w:r>
-    </w:p>
-    <w:p>
-      <w:pPr>
-        <w:spacing w:after="200"/>
-      </w:pPr>
-      <w:r>
-        <w:t xml:space="preserve">El consultor analiza, recomienda y entrega un informe. El interim manager toma decisiones, dirige equipos y responde por los resultados. No viene a decirle a la empresa lo que tiene que hacer: viene a hacerlo. Esta distinción es fundamental para entender por qué el interim management es la respuesta adecuada a una transición generacional, y no una consultoría estratégica.</w:t>
-      </w:r>
-    </w:p>
-    <w:p>
-      <w:pPr>
-        <w:spacing w:after="200"/>
-      </w:pPr>
-      <w:r>
-        <w:t xml:space="preserve">La diferencia en la práctica es la siguiente: cuando el fundador de una empresa familiar se retira, la empresa no necesita un diagnóstico. Necesita alguien que asuma el mando ejecutivo desde el primer día, mantenga la confianza de los equipos y los clientes, y al mismo tiempo prepare a la siguiente generación para liderar.</w:t>
+        <w:t xml:space="preserve">Señales de alarma en la función financiera</w:t>
+      </w:r>
+    </w:p>
+    <w:p>
+      <w:pPr>
+        <w:spacing w:after="160"/>
+      </w:pPr>
+      <w:r>
+        <w:t xml:space="preserve">No siempre es fácil identificar el momento adecuado para llamar a un interim manager. Pero hay señales que, cuando aparecen juntas, indican que la función financiera necesita refuerzo externo con urgencia:</w:t>
+      </w:r>
+    </w:p>
+    <w:p>
+      <w:pPr>
+        <w:spacing w:after="80"/>
+      </w:pPr>
+      <w:r>
+        <w:t xml:space="preserve">• El cierre mensual tarda más de 10 días en producir datos fiables</w:t>
+      </w:r>
+    </w:p>
+    <w:p>
+      <w:pPr>
+        <w:spacing w:after="80"/>
+      </w:pPr>
+      <w:r>
+        <w:t xml:space="preserve">• El CEO toma decisiones estratégicas sin información financiera actualizada</w:t>
+      </w:r>
+    </w:p>
+    <w:p>
+      <w:pPr>
+        <w:spacing w:after="80"/>
+      </w:pPr>
+      <w:r>
+        <w:t xml:space="preserve">• El equipo financiero está desbordado y los errores aumentan</w:t>
+      </w:r>
+    </w:p>
+    <w:p>
+      <w:pPr>
+        <w:spacing w:after="80"/>
+      </w:pPr>
+      <w:r>
+        <w:t xml:space="preserve">• Hay una operación corporativa en marcha sin una dirección financiera a la altura</w:t>
+      </w:r>
+    </w:p>
+    <w:p>
+      <w:pPr>
+        <w:spacing w:after="200"/>
+      </w:pPr>
+      <w:r>
+        <w:t xml:space="preserve">• La empresa crece rápido pero el control de gestión no escala con ella</w:t>
+      </w:r>
+    </w:p>
+    <w:p>
+      <w:pPr>
+        <w:spacing w:after="200"/>
+      </w:pPr>
+      <w:r>
+        <w:t xml:space="preserve">Cuando estas situaciones confluyen, el coste de no actuar es mucho mayor que el de contratar un Interim CFO.</w:t>
       </w:r>
     </w:p>
     <w:p>
@@ -164,15 +220,47 @@
         <w:pStyle w:val="Heading3"/>
       </w:pPr>
       <w:r>
-        <w:t xml:space="preserve">Interim manager vs. contratación permanente: velocidad y coste</w:t>
-      </w:r>
-    </w:p>
-    <w:p>
-      <w:pPr>
-        <w:spacing w:after="320"/>
-      </w:pPr>
-      <w:r>
-        <w:t xml:space="preserve">Una contratación directiva permanente tarda de media entre cuatro y seis meses, requiere un proceso de selección exigente y conlleva el riesgo de equivocarse en la elección. Un interim manager puede estar operativo en dos semanas. No genera compromisos laborales a largo plazo. Y su coste —que puede parecer elevado en términos de tarifa diaria— se amortiza rápidamente cuando se considera el coste de oportunidad de una transición mal gestionada.</w:t>
+        <w:t xml:space="preserve">Los 5 escenarios más frecuentes en la empresa mediana española</w:t>
+      </w:r>
+    </w:p>
+    <w:p>
+      <w:pPr>
+        <w:spacing w:after="160"/>
+      </w:pPr>
+      <w:r>
+        <w:t xml:space="preserve">1. Vacante directiva no planificada. El CFO anterior deja la empresa y no hay sucesor inmediato. El negocio no puede permitirse meses de proceso de selección con el puesto vacío.</w:t>
+      </w:r>
+    </w:p>
+    <w:p>
+      <w:pPr>
+        <w:spacing w:after="160"/>
+      </w:pPr>
+      <w:r>
+        <w:t xml:space="preserve">2. Transformación digital de la función financiera. La empresa quiere implementar un ERP, un sistema de BI o herramientas de automatización, pero no tiene internamente quien lidere el proyecto con criterio directivo y técnico.</w:t>
+      </w:r>
+    </w:p>
+    <w:p>
+      <w:pPr>
+        <w:spacing w:after="160"/>
+      </w:pPr>
+      <w:r>
+        <w:t xml:space="preserve">3. Preparación para una operación corporativa. Una empresa que se prepara para ser vendida, para captar inversión o para integrarse con otra necesita una función financiera de estándares de auditoría.</w:t>
+      </w:r>
+    </w:p>
+    <w:p>
+      <w:pPr>
+        <w:spacing w:after="160"/>
+      </w:pPr>
+      <w:r>
+        <w:t xml:space="preserve">4. Reestructuración o turnaround. Cuando el negocio atraviesa una crisis de liquidez, una renegociación bancaria o una reducción de costes estructural, necesita un directivo financiero que haya estado antes en esa situación.</w:t>
+      </w:r>
+    </w:p>
+    <w:p>
+      <w:pPr>
+        <w:spacing w:after="280"/>
+      </w:pPr>
+      <w:r>
+        <w:t xml:space="preserve">5. Acompañamiento a la empresa familiar en proceso de profesionalización. El interim management es la forma más eficiente de profesionalizar la función financiera sin que esa profesionalización dependa de una sola persona contratada de forma permanente.</w:t>
       </w:r>
     </w:p>
     <w:p>
@@ -180,15 +268,7 @@
         <w:pStyle w:val="Heading2"/>
       </w:pPr>
       <w:r>
-        <w:t xml:space="preserve">Cuándo necesita una empresa familiar un interim manager</w:t>
-      </w:r>
-    </w:p>
-    <w:p>
-      <w:pPr>
-        <w:spacing w:after="200"/>
-      </w:pPr>
-      <w:r>
-        <w:t xml:space="preserve">El interim manager no es la solución a todos los retos de la empresa familiar, pero hay cuatro situaciones en las que su incorporación es especialmente acertada.</w:t>
+        <w:t xml:space="preserve">Qué resultados reales puede conseguir un Interim CFO en 90 días</w:t>
       </w:r>
     </w:p>
     <w:p>
@@ -196,15 +276,15 @@
         <w:pStyle w:val="Heading3"/>
       </w:pPr>
       <w:r>
-        <w:t xml:space="preserve">Cuando el fundador se retira sin sucesor identificado</w:t>
-      </w:r>
-    </w:p>
-    <w:p>
-      <w:pPr>
-        <w:spacing w:after="200"/>
-      </w:pPr>
-      <w:r>
-        <w:t xml:space="preserve">Es el escenario más frecuente. El fundador lleva décadas siendo el centro neurálgico de la empresa: la persona que conoce todos los clientes, que toma todas las decisiones relevantes y que mantiene la cohesión del equipo. Cuando esa figura sale del mapa operativo sin un sucesor preparado, la empresa queda expuesta. Un interim manager asume el liderazgo ejecutivo mientras se identifica y prepara al candidato permanente, garantizando continuidad sin improviso.</w:t>
+        <w:t xml:space="preserve">Control de gestión digitalizado</w:t>
+      </w:r>
+    </w:p>
+    <w:p>
+      <w:pPr>
+        <w:spacing w:after="200"/>
+      </w:pPr>
+      <w:r>
+        <w:t xml:space="preserve">En los primeros 30 días, el Interim CFO con experiencia en IA puede implementar o reorganizar el sistema de control de gestión para producir datos financieros fiables, comparables y accesibles en tiempo real. Esto incluye desde la redefinición del plan de cuentas hasta la implantación de dashboards automatizados que el equipo pueda operar sin depender de hojas de cálculo manuales.</w:t>
       </w:r>
     </w:p>
     <w:p>
@@ -212,15 +292,15 @@
         <w:pStyle w:val="Heading3"/>
       </w:pPr>
       <w:r>
-        <w:t xml:space="preserve">Cuando la segunda generación necesita apoyo para profesionalizar la gestión</w:t>
-      </w:r>
-    </w:p>
-    <w:p>
-      <w:pPr>
-        <w:spacing w:after="200"/>
-      </w:pPr>
-      <w:r>
-        <w:t xml:space="preserve">La segunda generación suele traer energía, formación académica sólida y visión de futuro. Lo que frecuentemente le falta es experiencia en la gestión de equipos, en la negociación con bancos, en la toma de decisiones bajo presión. Un interim manager actúa como director de transición y mentor ejecutivo: asume el mando con plena autoridad mientras transfiere metodología, procesos y cultura de gestión profesional al equipo familiar. Al final de la misión, la empresa familiar tiene una dirección profesionalizada y la nueva generación tiene los instrumentos para liderar con solidez.</w:t>
+        <w:t xml:space="preserve">Forecasting financiero con modelos predictivos</w:t>
+      </w:r>
+    </w:p>
+    <w:p>
+      <w:pPr>
+        <w:spacing w:after="200"/>
+      </w:pPr>
+      <w:r>
+        <w:t xml:space="preserve">Entre los días 30 y 60, el foco se desplaza al análisis prospectivo. El interim manager introduce modelos de forecasting que combinan datos históricos de la empresa con variables externas para producir proyecciones financieras con un margen de error significativamente menor que los métodos tradicionales. El CEO deja de tomar decisiones de inversión con datos del trimestre pasado.</w:t>
       </w:r>
     </w:p>
     <w:p>
@@ -228,15 +308,23 @@
         <w:pStyle w:val="Heading3"/>
       </w:pPr>
       <w:r>
-        <w:t xml:space="preserve">Cuando hay que separar propiedad y gestión antes de una operación corporativa</w:t>
-      </w:r>
-    </w:p>
-    <w:p>
-      <w:pPr>
-        <w:spacing w:after="200"/>
-      </w:pPr>
-      <w:r>
-        <w:t xml:space="preserve">La entrada de un fondo de private equity, una fusión con otra empresa familiar o la preparación para una venta parcial requieren que la empresa esté gobernada con estándares corporativos claros. En estos escenarios, el interim manager —libre de vínculos familiares y emocionales— diseña la estructura de gobierno, profesionaliza el comité de dirección y garantiza que la empresa es atractiva para inversores institucionales.</w:t>
+        <w:t xml:space="preserve">Reducción del ciclo de cierre y mejora del reporting</w:t>
+      </w:r>
+    </w:p>
+    <w:p>
+      <w:pPr>
+        <w:spacing w:after="280"/>
+      </w:pPr>
+      <w:r>
+        <w:t xml:space="preserve">A los 90 días, el impacto es visible y medible: el ciclo de cierre se reduce de semanas a días, el reporting ejecutivo llega puntual y en el formato que el Comité de Dirección necesita, y el equipo financiero tiene procesos más claros y menos dependencia de la persona que los ejecuta.</w:t>
+      </w:r>
+    </w:p>
+    <w:p>
+      <w:pPr>
+        <w:pStyle w:val="Heading2"/>
+      </w:pPr>
+      <w:r>
+        <w:t xml:space="preserve">Cómo se estructura una misión de interim management financiero</w:t>
       </w:r>
     </w:p>
     <w:p>
@@ -244,15 +332,55 @@
         <w:pStyle w:val="Heading3"/>
       </w:pPr>
       <w:r>
-        <w:t xml:space="preserve">Cuando la empresa crece más rápido que su estructura directiva</w:t>
-      </w:r>
-    </w:p>
-    <w:p>
-      <w:pPr>
-        <w:spacing w:after="320"/>
-      </w:pPr>
-      <w:r>
-        <w:t xml:space="preserve">El crecimiento rápido es una buena noticia que puede convertirse en un problema. Cuando una empresa familiar pasa de 50 a 150 empleados en tres años, sus procesos, su estructura y su cultura necesitan evolucionar. Un interim manager acompaña ese crecimiento aportando la experiencia de quien ha gestionado estructuras más complejas, sin necesidad de incorporar a tiempo completo un perfil que quizás en dos años la empresa ya no necesite.</w:t>
+        <w:t xml:space="preserve">Fases de la misión: diagnóstico, ejecución, transferencia</w:t>
+      </w:r>
+    </w:p>
+    <w:p>
+      <w:pPr>
+        <w:spacing w:after="120"/>
+      </w:pPr>
+      <w:r>
+        <w:t xml:space="preserve">• Diagnóstico (semanas 1-3): El directivo interino analiza la situación real, identifica los cuellos de botella, mapea el equipo, y acuerda con el CEO los objetivos de la misión y los indicadores de éxito.</w:t>
+      </w:r>
+    </w:p>
+    <w:p>
+      <w:pPr>
+        <w:spacing w:after="120"/>
+      </w:pPr>
+      <w:r>
+        <w:t xml:space="preserve">• Ejecución (semanas 4 hasta el final): El Interim CFO lidera, decide y ejecuta. No recomienda desde fuera. Opera desde dentro.</w:t>
+      </w:r>
+    </w:p>
+    <w:p>
+      <w:pPr>
+        <w:spacing w:after="200"/>
+      </w:pPr>
+      <w:r>
+        <w:t xml:space="preserve">• Transferencia (últimas 4-6 semanas): Antes de salir, el directivo interino documenta los procesos, forma al equipo en las herramientas implementadas, y deja la organización en condiciones de operar de forma autónoma.</w:t>
+      </w:r>
+    </w:p>
+    <w:p>
+      <w:pPr>
+        <w:pStyle w:val="Heading3"/>
+      </w:pPr>
+      <w:r>
+        <w:t xml:space="preserve">Cuánto cuesta un Interim CFO en España en 2026</w:t>
+      </w:r>
+    </w:p>
+    <w:p>
+      <w:pPr>
+        <w:spacing w:after="200"/>
+      </w:pPr>
+      <w:r>
+        <w:t xml:space="preserve">El coste de un Interim CFO en España en 2026 oscila entre 800 y 1.500 euros por jornada de trabajo. A efectos de comparación, el mercado alemán — el más maduro de Europa — registra un TJM medio de 1.317 euros/día para perfiles directivos de alto nivel, y Francia documenta más de 8.000 misiones anuales con tarifas similares.</w:t>
+      </w:r>
+    </w:p>
+    <w:p>
+      <w:pPr>
+        <w:spacing w:after="280"/>
+      </w:pPr>
+      <w:r>
+        <w:t xml:space="preserve">El coste real debe compararse con la alternativa: un CFO permanente de ese perfil tiene un coste total de entre 120.000 y 200.000 euros anuales (salario más cargas), más el tiempo de onboarding y el riesgo de que la persona no encaje. El interim manager, al llegar ya al nivel de productividad desde el primer día, tiene un ROI que se puede medir desde los primeros 90 días.</w:t>
       </w:r>
     </w:p>
     <w:p>
@@ -260,47 +388,233 @@
         <w:pStyle w:val="Heading2"/>
       </w:pPr>
       <w:r>
-        <w:t xml:space="preserve">Cómo actúa un interim manager durante la transición generacional</w:t>
-      </w:r>
-    </w:p>
-    <w:p>
-      <w:pPr>
-        <w:spacing w:after="200"/>
-      </w:pPr>
-      <w:r>
-        <w:t xml:space="preserve">Una misión de interim management bien ejecutada tiene tres fases diferenciadas.</w:t>
-      </w:r>
-    </w:p>
-    <w:p>
-      <w:pPr>
-        <w:spacing w:after="200"/>
-      </w:pPr>
-      <w:r>
-        <w:t xml:space="preserve">La primera es el diagnóstico. En las primeras dos a cuatro semanas, el interim manager realiza una auditoría de la situación: mapea los procesos clave, identifica los cuellos de botella, establece las relaciones con el equipo directivo y define los objetivos concretos de la misión junto con el propietario o el consejo.</w:t>
-      </w:r>
-    </w:p>
-    <w:p>
-      <w:pPr>
-        <w:spacing w:after="200"/>
-      </w:pPr>
-      <w:r>
-        <w:t xml:space="preserve">La segunda es la ejecución. Durante el grueso de la misión —generalmente entre cuatro y doce meses— el interim manager ejerce el liderazgo ejecutivo con plena autoridad. Toma decisiones, gestiona el equipo, mantiene las relaciones con los stakeholders externos y avanza hacia los objetivos definidos.</w:t>
-      </w:r>
-    </w:p>
-    <w:p>
-      <w:pPr>
-        <w:spacing w:after="200"/>
-      </w:pPr>
-      <w:r>
-        <w:t xml:space="preserve">La tercera fase es la transferencia. En los últimos dos o tres meses, el interim manager trabaja activamente para que la salida sea invisible para la organización. El sucesor está ya operativo, los procesos están documentados, y el equipo tiene la confianza y las herramientas para continuar. El interim manager no crea dependencia: diseña su propia salida desde el primer día.</w:t>
-      </w:r>
-    </w:p>
-    <w:p>
-      <w:pPr>
-        <w:spacing w:after="320"/>
-      </w:pPr>
-      <w:r>
-        <w:t xml:space="preserve">La duración total de una misión en contextos de sucesión familiar es habitualmente de entre seis y dieciocho meses, con un promedio de doce meses.</w:t>
+        <w:t xml:space="preserve">Interim CFO vs. Consultor vs. CFO a tiempo parcial</w:t>
+      </w:r>
+    </w:p>
+    <w:tbl>
+      <w:tblPr>
+        <w:tblW w:type="pct" w:w="100%"/>
+        <w:tblBorders>
+          <w:top w:val="single" w:color="auto" w:sz="4"/>
+          <w:left w:val="single" w:color="auto" w:sz="4"/>
+          <w:bottom w:val="single" w:color="auto" w:sz="4"/>
+          <w:right w:val="single" w:color="auto" w:sz="4"/>
+          <w:insideH w:val="single" w:color="auto" w:sz="4"/>
+          <w:insideV w:val="single" w:color="auto" w:sz="4"/>
+        </w:tblBorders>
+      </w:tblPr>
+      <w:tblGrid>
+        <w:gridCol w:w="100"/>
+        <w:gridCol w:w="100"/>
+        <w:gridCol w:w="100"/>
+        <w:gridCol w:w="100"/>
+      </w:tblGrid>
+      <w:tr>
+        <w:trPr>
+          <w:tblHeader/>
+        </w:trPr>
+        <w:tc>
+          <w:p>
+            <w:r>
+              <w:rPr>
+                <w:b/>
+                <w:bCs/>
+              </w:rPr>
+              <w:t xml:space="preserve">Criterio</w:t>
+            </w:r>
+          </w:p>
+        </w:tc>
+        <w:tc>
+          <w:p>
+            <w:r>
+              <w:rPr>
+                <w:b/>
+                <w:bCs/>
+              </w:rPr>
+              <w:t xml:space="preserve">Interim CFO</w:t>
+            </w:r>
+          </w:p>
+        </w:tc>
+        <w:tc>
+          <w:p>
+            <w:r>
+              <w:rPr>
+                <w:b/>
+                <w:bCs/>
+              </w:rPr>
+              <w:t xml:space="preserve">Consultor financiero</w:t>
+            </w:r>
+          </w:p>
+        </w:tc>
+        <w:tc>
+          <w:p>
+            <w:r>
+              <w:rPr>
+                <w:b/>
+                <w:bCs/>
+              </w:rPr>
+              <w:t xml:space="preserve">CFO a tiempo parcial</w:t>
+            </w:r>
+          </w:p>
+        </w:tc>
+      </w:tr>
+      <w:tr>
+        <w:tc>
+          <w:p>
+            <w:r>
+              <w:t xml:space="preserve">Autoridad ejecutiva</w:t>
+            </w:r>
+          </w:p>
+        </w:tc>
+        <w:tc>
+          <w:p>
+            <w:r>
+              <w:t xml:space="preserve">Sí, plena</w:t>
+            </w:r>
+          </w:p>
+        </w:tc>
+        <w:tc>
+          <w:p>
+            <w:r>
+              <w:t xml:space="preserve">No — solo recomienda</w:t>
+            </w:r>
+          </w:p>
+        </w:tc>
+        <w:tc>
+          <w:p>
+            <w:r>
+              <w:t xml:space="preserve">Limitada</w:t>
+            </w:r>
+          </w:p>
+        </w:tc>
+      </w:tr>
+      <w:tr>
+        <w:tc>
+          <w:p>
+            <w:r>
+              <w:t xml:space="preserve">Velocidad de resultados</w:t>
+            </w:r>
+          </w:p>
+        </w:tc>
+        <w:tc>
+          <w:p>
+            <w:r>
+              <w:t xml:space="preserve">Alta (desde día 1)</w:t>
+            </w:r>
+          </w:p>
+        </w:tc>
+        <w:tc>
+          <w:p>
+            <w:r>
+              <w:t xml:space="preserve">Media</w:t>
+            </w:r>
+          </w:p>
+        </w:tc>
+        <w:tc>
+          <w:p>
+            <w:r>
+              <w:t xml:space="preserve">Media</w:t>
+            </w:r>
+          </w:p>
+        </w:tc>
+      </w:tr>
+      <w:tr>
+        <w:tc>
+          <w:p>
+            <w:r>
+              <w:t xml:space="preserve">Duración típica</w:t>
+            </w:r>
+          </w:p>
+        </w:tc>
+        <w:tc>
+          <w:p>
+            <w:r>
+              <w:t xml:space="preserve">6-18 meses</w:t>
+            </w:r>
+          </w:p>
+        </w:tc>
+        <w:tc>
+          <w:p>
+            <w:r>
+              <w:t xml:space="preserve">Según proyecto</w:t>
+            </w:r>
+          </w:p>
+        </w:tc>
+        <w:tc>
+          <w:p>
+            <w:r>
+              <w:t xml:space="preserve">Indefinida</w:t>
+            </w:r>
+          </w:p>
+        </w:tc>
+      </w:tr>
+      <w:tr>
+        <w:tc>
+          <w:p>
+            <w:r>
+              <w:t xml:space="preserve">Transferencia de conocimiento</w:t>
+            </w:r>
+          </w:p>
+        </w:tc>
+        <w:tc>
+          <w:p>
+            <w:r>
+              <w:t xml:space="preserve">Estructurada</w:t>
+            </w:r>
+          </w:p>
+        </w:tc>
+        <w:tc>
+          <w:p>
+            <w:r>
+              <w:t xml:space="preserve">Variable</w:t>
+            </w:r>
+          </w:p>
+        </w:tc>
+        <w:tc>
+          <w:p>
+            <w:r>
+              <w:t xml:space="preserve">Baja</w:t>
+            </w:r>
+          </w:p>
+        </w:tc>
+      </w:tr>
+      <w:tr>
+        <w:tc>
+          <w:p>
+            <w:r>
+              <w:t xml:space="preserve">Ideal para</w:t>
+            </w:r>
+          </w:p>
+        </w:tc>
+        <w:tc>
+          <w:p>
+            <w:r>
+              <w:t xml:space="preserve">Vacante, transformación, crisis</w:t>
+            </w:r>
+          </w:p>
+        </w:tc>
+        <w:tc>
+          <w:p>
+            <w:r>
+              <w:t xml:space="preserve">Análisis puntual</w:t>
+            </w:r>
+          </w:p>
+        </w:tc>
+        <w:tc>
+          <w:p>
+            <w:r>
+              <w:t xml:space="preserve">Bajo volumen financiero</w:t>
+            </w:r>
+          </w:p>
+        </w:tc>
+      </w:tr>
+    </w:tbl>
+    <w:p>
+      <w:pPr>
+        <w:spacing w:after="280"/>
+      </w:pPr>
+      <w:r>
+        <w:t xml:space="preserve"/>
       </w:r>
     </w:p>
     <w:p>
@@ -308,55 +622,7 @@
         <w:pStyle w:val="Heading2"/>
       </w:pPr>
       <w:r>
-        <w:t xml:space="preserve">Qué buscar en un interim manager para tu empresa familiar</w:t>
-      </w:r>
-    </w:p>
-    <w:p>
-      <w:pPr>
-        <w:spacing w:after="200"/>
-      </w:pPr>
-      <w:r>
-        <w:t xml:space="preserve">La elección del interim manager adecuado es la decisión más importante del proceso. Hay tres criterios que no deberían negociarse.</w:t>
-      </w:r>
-    </w:p>
-    <w:p>
-      <w:pPr>
-        <w:spacing w:after="200"/>
-      </w:pPr>
-      <w:r>
-        <w:t xml:space="preserve">El primero es la experiencia directiva real. Un interim manager en una empresa familiar debe haber gestionado organizaciones similares en tamaño y complejidad, haber enfrentado situaciones de cambio o crisis, y tener evidencia de resultados concretos.</w:t>
-      </w:r>
-    </w:p>
-    <w:p>
-      <w:pPr>
-        <w:spacing w:after="200"/>
-      </w:pPr>
-      <w:r>
-        <w:t xml:space="preserve">El segundo es la independencia de los vínculos familiares. Una de las grandes ventajas del interim manager en el contexto familiar es precisamente que no tiene historia con la familia, no tiene preferencias entre los sucesores, y puede decir lo que nadie en el círculo familiar se atreve a decir. Esta independencia es un activo estratégico, no un inconveniente.</w:t>
-      </w:r>
-    </w:p>
-    <w:p>
-      <w:pPr>
-        <w:spacing w:after="200"/>
-      </w:pPr>
-      <w:r>
-        <w:t xml:space="preserve">El tercero es la capacidad de transferir metodología. El mejor interim manager no es el que resuelve todos los problemas mientras está en la empresa: es el que deja a la organización con la capacidad de resolverlos sola.</w:t>
-      </w:r>
-    </w:p>
-    <w:p>
-      <w:pPr>
-        <w:spacing w:after="320"/>
-      </w:pPr>
-      <w:r>
-        <w:t xml:space="preserve">En Manager in Motion trabajamos con una red de directivos interinos senior con historial probado en empresas familiares españolas y europeas. Nuestra metodología de matching garantiza que el perfil propuesto no solo tiene la experiencia técnica adecuada, sino la compatibilidad cultural para integrarse en el ecosistema particular de cada empresa familiar.</w:t>
-      </w:r>
-    </w:p>
-    <w:p>
-      <w:pPr>
-        <w:pStyle w:val="Heading2"/>
-      </w:pPr>
-      <w:r>
-        <w:t xml:space="preserve">Preguntas Frecuentes</w:t>
+        <w:t xml:space="preserve">Preguntas frecuentes</w:t>
       </w:r>
     </w:p>
     <w:p>
@@ -368,15 +634,15 @@
           <w:b/>
           <w:bCs/>
         </w:rPr>
-        <w:t xml:space="preserve">¿Cuánto cuesta contratar un interim manager para gestionar la sucesión?</w:t>
-      </w:r>
-    </w:p>
-    <w:p>
-      <w:pPr>
-        <w:spacing w:after="200"/>
-      </w:pPr>
-      <w:r>
-        <w:t xml:space="preserve">El coste de un interim manager se estructura habitualmente en una tarifa diaria o mensual, sin los costes sociales ni los compromisos de una contratación permanente. Para misiones de dirección general o C-suite en empresas familiares medianas, las tarifas en España oscilan entre 700 y 1.500 euros por día según el perfil y la complejidad de la misión. Comparado con el coste de una mala transición —pérdida de clientes, rotación de talento, deterioro del EBITDA— la inversión es habitualmente muy rentable.</w:t>
+        <w:t xml:space="preserve">¿Qué diferencia hay entre un interim CFO y un consultor financiero?</w:t>
+      </w:r>
+    </w:p>
+    <w:p>
+      <w:pPr>
+        <w:spacing w:after="200"/>
+      </w:pPr>
+      <w:r>
+        <w:t xml:space="preserve">El consultor analiza y recomienda; el interim manager decide y ejecuta. Un Interim CFO tiene autoridad ejecutiva real dentro de la empresa: firma, gestiona el equipo, interactúa con bancos y auditores, y es responsable de los resultados. El consultor entrega un informe. El interim manager entrega un resultado.</w:t>
       </w:r>
     </w:p>
     <w:p>
@@ -388,15 +654,15 @@
           <w:b/>
           <w:bCs/>
         </w:rPr>
-        <w:t xml:space="preserve">¿Cuánto tiempo dura una misión de interim management en una empresa familiar?</w:t>
-      </w:r>
-    </w:p>
-    <w:p>
-      <w:pPr>
-        <w:spacing w:after="200"/>
-      </w:pPr>
-      <w:r>
-        <w:t xml:space="preserve">La duración varía en función de la complejidad de la situación, pero las misiones de sucesión y relevo generacional duran habitualmente entre seis y dieciocho meses. Lo más frecuente es que la misión se defina con hitos claros —no solo con una duración— para que el éxito se mida por resultados, no por tiempo transcurrido.</w:t>
+        <w:t xml:space="preserve">¿Cuánto tiempo dura una misión de interim management financiero?</w:t>
+      </w:r>
+    </w:p>
+    <w:p>
+      <w:pPr>
+        <w:spacing w:after="200"/>
+      </w:pPr>
+      <w:r>
+        <w:t xml:space="preserve">La duración media en España está entre 6 y 18 meses. Las misiones más cortas (3-4 meses) suelen estar asociadas a una necesidad puntual muy concreta, como la preparación de un proceso de due diligence.</w:t>
       </w:r>
     </w:p>
     <w:p>
@@ -408,15 +674,15 @@
           <w:b/>
           <w:bCs/>
         </w:rPr>
-        <w:t xml:space="preserve">¿Puede un interim manager liderar una empresa familiar sin conocer el sector específico?</w:t>
-      </w:r>
-    </w:p>
-    <w:p>
-      <w:pPr>
-        <w:spacing w:after="200"/>
-      </w:pPr>
-      <w:r>
-        <w:t xml:space="preserve">En muchos casos, sí. La experiencia en gestión directiva, en cambio organizativo y en liderazgo de equipos es transferible entre sectores. Un interim manager con sólida trayectoria en empresa industrial puede añadir valor enorme en una empresa familiar de distribución o servicios si conoce los patrones de transformación que la empresa necesita.</w:t>
+        <w:t xml:space="preserve">¿Puede un Interim CFO implementar herramientas de IA en mi empresa?</w:t>
+      </w:r>
+    </w:p>
+    <w:p>
+      <w:pPr>
+        <w:spacing w:after="200"/>
+      </w:pPr>
+      <w:r>
+        <w:t xml:space="preserve">Sí, si el directivo tiene ese perfil específico. El Interim CFO con experiencia en IA puede liderar la selección e implementación de herramientas de análisis financiero basadas en inteligencia artificial, adaptadas al tamaño y las necesidades de la empresa.</w:t>
       </w:r>
     </w:p>
     <w:p>
@@ -428,15 +694,15 @@
           <w:b/>
           <w:bCs/>
         </w:rPr>
-        <w:t xml:space="preserve">¿Es compatible el interim manager con el protocolo familiar ya establecido?</w:t>
-      </w:r>
-    </w:p>
-    <w:p>
-      <w:pPr>
-        <w:spacing w:after="200"/>
-      </w:pPr>
-      <w:r>
-        <w:t xml:space="preserve">Absolutamente. El interim manager opera dentro del marco de gobierno que la familia ha establecido. Si existe un protocolo familiar, el directivo interino lo respeta y trabaja dentro de sus límites. De hecho, en muchos casos el interim manager ayuda a hacer operativo un protocolo familiar que hasta entonces existía solo sobre el papel.</w:t>
+        <w:t xml:space="preserve">¿Es el interim management financiero adecuado para una empresa familiar?</w:t>
+      </w:r>
+    </w:p>
+    <w:p>
+      <w:pPr>
+        <w:spacing w:after="200"/>
+      </w:pPr>
+      <w:r>
+        <w:t xml:space="preserve">Especialmente para la empresa familiar. El interim manager aporta profesionalización sin las fricciones de una contratación permanente, sin amenazar la estructura de propiedad y sin generar dependencia a largo plazo.</w:t>
       </w:r>
     </w:p>
     <w:p>
@@ -448,15 +714,15 @@
           <w:b/>
           <w:bCs/>
         </w:rPr>
-        <w:t xml:space="preserve">¿Qué diferencia hay entre un interim manager y un director general interino?</w:t>
-      </w:r>
-    </w:p>
-    <w:p>
-      <w:pPr>
-        <w:spacing w:after="200"/>
-      </w:pPr>
-      <w:r>
-        <w:t xml:space="preserve">En la práctica, son el mismo concepto aplicado a roles diferentes. Un director general interino es un interim manager que ocupa específicamente el cargo de CEO o Director General durante un período de transición. El interim management como disciplina cubre todos los niveles del C-suite: CEO, CFO, COO, CHRO, CTO y otros roles directivos críticos.</w:t>
+        <w:t xml:space="preserve">¿Cuánto cuesta contratar un director financiero interino en España?</w:t>
+      </w:r>
+    </w:p>
+    <w:p>
+      <w:pPr>
+        <w:spacing w:after="200"/>
+      </w:pPr>
+      <w:r>
+        <w:t xml:space="preserve">El rango habitual en 2026 es de 800 a 1.500 euros por jornada. La misión completa tiene un coste total inferior al primer año de un CFO permanente de perfil equivalente.</w:t>
       </w:r>
     </w:p>
     <w:p>
@@ -468,15 +734,15 @@
           <w:b/>
           <w:bCs/>
         </w:rPr>
-        <w:t xml:space="preserve">¿Qué garantías ofrece Manager in Motion durante el proceso?</w:t>
-      </w:r>
-    </w:p>
-    <w:p>
-      <w:pPr>
-        <w:spacing w:after="320"/>
-      </w:pPr>
-      <w:r>
-        <w:t xml:space="preserve">En Manager in Motion establecemos objetivos concretos y medibles al inicio de cada misión. Hacemos seguimiento continuo con el cliente durante toda la misión, y ofrecemos garantía de sustitución si el interim manager propuesto no encaja en los primeros treinta días. La confidencialidad del proceso está garantizada por contrato desde el primer contacto.</w:t>
+        <w:t xml:space="preserve">¿Qué perfil profesional tiene un Interim CFO con experiencia en IA?</w:t>
+      </w:r>
+    </w:p>
+    <w:p>
+      <w:pPr>
+        <w:spacing w:after="280"/>
+      </w:pPr>
+      <w:r>
+        <w:t xml:space="preserve">Es un directivo que ha ejercido como director financiero en empresa mediana o gran empresa, con historial demostrable de liderazgo de transformaciones. En el perfil más avanzado, tiene experiencia directa en la implementación de herramientas de forecasting automatizado, ERP de nueva generación o sistemas de BI basados en machine learning.</w:t>
       </w:r>
     </w:p>
     <w:p>
@@ -484,31 +750,35 @@
         <w:pStyle w:val="Heading2"/>
       </w:pPr>
       <w:r>
-        <w:t xml:space="preserve">Conclusión — La sucesión bien gestionada no es un gasto: es la mayor inversión de la empresa familiar</w:t>
-      </w:r>
-    </w:p>
-    <w:p>
-      <w:pPr>
-        <w:spacing w:after="200"/>
-      </w:pPr>
-      <w:r>
-        <w:t xml:space="preserve">El relevo generacional en la empresa familiar no es un trámite administrativo: es el momento en que se decide si el legado de décadas de trabajo continúa o se diluye. Las empresas que lo gestionan con seriedad, con las personas adecuadas y con el tiempo necesario salen fortalecidas. Las que improvisan pagan el precio durante años.</w:t>
-      </w:r>
-    </w:p>
-    <w:p>
-      <w:pPr>
-        <w:spacing w:after="200"/>
-      </w:pPr>
-      <w:r>
-        <w:t xml:space="preserve">El interim management no es una solución de emergencia para cuando todo falla. Es una decisión estratégica que los propietarios más visionarios toman antes de que el cambio sea urgente. En los mercados europeos más maduros, contratar a un interim manager para acompañar la sucesión ya no es excepcional: es la norma.</w:t>
-      </w:r>
-    </w:p>
-    <w:p>
-      <w:pPr>
-        <w:spacing w:after="200"/>
-      </w:pPr>
-      <w:r>
-        <w:t xml:space="preserve">Si estás planificando la transición de liderazgo en tu empresa familiar y quieres entender cómo el interim management puede ayudarte a proteger lo que has construido, en Manager in Motion podemos ayudarte a identificar y activar el perfil directivo adecuado en menos de quince días. Habla con nosotros.</w:t>
+        <w:t xml:space="preserve">Cómo Manager in Motion puede ayudarte</w:t>
+      </w:r>
+    </w:p>
+    <w:p>
+      <w:pPr>
+        <w:spacing w:after="200"/>
+      </w:pPr>
+      <w:r>
+        <w:t xml:space="preserve">En Manager in Motion llevamos años conectando empresas medianas, empresas familiares e inversores con directivos interinos de alto nivel en España, Portugal y Europa. Nuestro modelo de interim management garantiza que en 72 horas tienes una primera propuesta de perfil, y en dos semanas el directivo está operativo dentro de tu organización.</w:t>
+      </w:r>
+    </w:p>
+    <w:p>
+      <w:pPr>
+        <w:spacing w:after="200"/>
+      </w:pPr>
+      <w:r>
+        <w:t xml:space="preserve">Si tu empresa está en un momento de transformación financiera, de crecimiento acelerado, de reestructuración o de preparación para una operación corporativa, el interim management puede ser la palanca que necesitas.</w:t>
+      </w:r>
+    </w:p>
+    <w:p>
+      <w:pPr>
+        <w:spacing w:after="200"/>
+      </w:pPr>
+      <w:r>
+        <w:rPr>
+          <w:b/>
+          <w:bCs/>
+        </w:rPr>
+        <w:t xml:space="preserve">¿Hablamos? Cuéntanos tu situación y en 48 horas te damos una respuesta concreta.</w:t>
       </w:r>
     </w:p>
     <w:sectPr>

--- a/output/agent3_article.docx
+++ b/output/agent3_article.docx
@@ -4,55 +4,47 @@
   <w:body>
     <w:p>
       <w:pPr>
-        <w:pStyle w:val="Heading1"/>
-      </w:pPr>
-      <w:r>
-        <w:t xml:space="preserve">Metadatos SEO</w:t>
-      </w:r>
-    </w:p>
-    <w:p>
-      <w:pPr>
-        <w:spacing w:after="200"/>
+        <w:spacing w:after="80"/>
       </w:pPr>
       <w:r>
         <w:rPr>
           <w:b/>
           <w:bCs/>
         </w:rPr>
-        <w:t xml:space="preserve">Título SEO:</w:t>
-      </w:r>
-      <w:r>
-        <w:t xml:space="preserve"> Interim Manager para la Internacionalización: Ventajas, Perfil y Primeros 100 Días</w:t>
-      </w:r>
-    </w:p>
-    <w:p>
-      <w:pPr>
-        <w:spacing w:after="200"/>
+        <w:t xml:space="preserve">Título SEO: </w:t>
+      </w:r>
+      <w:r>
+        <w:t xml:space="preserve">CHRO Interino: Cuándo la Empresa Mediana Necesita un Director de RRHH de Transición</w:t>
+      </w:r>
+    </w:p>
+    <w:p>
+      <w:pPr>
+        <w:spacing w:after="80"/>
       </w:pPr>
       <w:r>
         <w:rPr>
           <w:b/>
           <w:bCs/>
         </w:rPr>
-        <w:t xml:space="preserve">Meta descripción:</w:t>
-      </w:r>
-      <w:r>
-        <w:t xml:space="preserve"> Descubre cómo un interim manager puede liderar la expansión internacional de tu empresa mediana: qué perfil necesita, cómo se articula la misión y qué resultados se pueden esperar en los primeros 100 días.</w:t>
-      </w:r>
-    </w:p>
-    <w:p>
-      <w:pPr>
-        <w:spacing w:after="200"/>
+        <w:t xml:space="preserve">Meta descripción: </w:t>
+      </w:r>
+      <w:r>
+        <w:t xml:space="preserve">Un CHRO interino resuelve en semanas lo que una contratación permanente tarda meses. Descubre cuándo es la respuesta correcta para tu empresa y qué resultados puedes esperar.</w:t>
+      </w:r>
+    </w:p>
+    <w:p>
+      <w:pPr>
+        <w:spacing w:after="320"/>
       </w:pPr>
       <w:r>
         <w:rPr>
           <w:b/>
           <w:bCs/>
         </w:rPr>
-        <w:t xml:space="preserve">URL slug:</w:t>
-      </w:r>
-      <w:r>
-        <w:t xml:space="preserve"> interim-manager-internacionalizacion-empresa</w:t>
+        <w:t xml:space="preserve">URL slug: </w:t>
+      </w:r>
+      <w:r>
+        <w:t xml:space="preserve">/chro-interino-director-recursos-humanos-empresa-mediana</w:t>
       </w:r>
     </w:p>
     <w:p>
@@ -60,7 +52,7 @@
         <w:pStyle w:val="Heading1"/>
       </w:pPr>
       <w:r>
-        <w:t xml:space="preserve">Interim Manager para la Internacionalización: el perfil ejecutivo que acelera la apertura de nuevos mercados</w:t>
+        <w:t xml:space="preserve">CHRO Interino: el Ejecutivo de RRHH que la Empresa Mediana Necesita en los Momentos Clave</w:t>
       </w:r>
     </w:p>
     <w:p>
@@ -68,7 +60,31 @@
         <w:spacing w:after="200"/>
       </w:pPr>
       <w:r>
-        <w:t xml:space="preserve">Cuando una empresa mediana española decide expandirse al extranjero, el primer obstáculo no suele ser el producto ni el capital: es el liderazgo. La internacionalización exige un perfil directivo capaz de operar en mercados desconocidos, construir relaciones comerciales desde cero y tomar decisiones ejecutivas en entornos de alta incertidumbre. Esa combinación es difícil de encontrar en plantilla, y más difícil aún de atraer con una oferta permanente cuando el proyecto tiene un horizonte temporal acotado.</w:t>
+        <w:t xml:space="preserve">Hay momentos en la vida de una empresa mediana en que la dirección de personas deja de ser una función de soporte y se convierte en el centro de gravedad de toda la organización. Una integración tras una adquisición. Una reestructuración que afecta a cien puestos. La entrada de un fondo de inversión que exige profesionalizar la gestión del talento antes del siguiente ejercicio. En esos momentos, el perfil disponible internamente —un responsable de RRHH con experiencia operativa— no tiene ni la autoridad ejecutiva ni la experiencia específica para liderar lo que viene. Ahí es donde el interim management ofrece una respuesta distinta: un CHRO con trayectoria contrastada, mandato claro y velocidad de despliegue que ningún proceso de selección permanente puede igualar.</w:t>
+      </w:r>
+    </w:p>
+    <w:p>
+      <w:pPr>
+        <w:pStyle w:val="Heading2"/>
+      </w:pPr>
+      <w:r>
+        <w:t xml:space="preserve">Cuándo la función de RRHH supera la capacidad del equipo interno</w:t>
+      </w:r>
+    </w:p>
+    <w:p>
+      <w:pPr>
+        <w:spacing w:after="160"/>
+      </w:pPr>
+      <w:r>
+        <w:t xml:space="preserve">Las empresas medianas operan durante años con una función de RRHH calibrada para la estabilidad. Contratan, administran, forman y gestionan el día a día con un equipo competente en su escala. El problema aparece cuando la empresa entra en un momento de discontinuidad: una fusión que obliga a integrar dos culturas distintas, una reestructuración que requiere negociar con representantes sindicales, una apertura internacional que exige diseñar una política de movilidad, o un plan de sucesión en una empresa familiar donde la gestión del talento directivo es un tema sensible políticamente.</w:t>
+      </w:r>
+    </w:p>
+    <w:p>
+      <w:pPr>
+        <w:spacing w:after="160"/>
+      </w:pPr>
+      <w:r>
+        <w:t xml:space="preserve">En todos estos escenarios, la pregunta no es si el equipo de RRHH es bueno: es si tiene el nivel ejecutivo, la autoridad en el comité de dirección y la experiencia específica en ese tipo de situación. En la mayoría de casos, la respuesta es no: decisiones que se retrasan, conflictos que escalan, transformaciones que se atascan.</w:t>
       </w:r>
     </w:p>
     <w:p>
@@ -76,7 +92,47 @@
         <w:spacing w:after="200"/>
       </w:pPr>
       <w:r>
-        <w:t xml:space="preserve">El interim management ofrece una respuesta precisa a ese problema: un directivo con historial probado en internacionalización, que se incorpora con rapidez, asume responsabilidad ejecutiva plena y opera bajo un mandato claro con un criterio de salida definido desde el inicio.</w:t>
+        <w:t xml:space="preserve">El interim management cierra esa brecha con una lógica diferente a la contratación permanente. No se trata de esperar tres o cuatro meses al candidato ideal. Se trata de incorporar en semanas a un profesional que ya ha resuelto ese tipo de situación antes, con la autoridad ejecutiva para hacerlo y el compromiso de salir cuando el trabajo esté hecho.</w:t>
+      </w:r>
+    </w:p>
+    <w:p>
+      <w:pPr>
+        <w:pStyle w:val="Heading2"/>
+      </w:pPr>
+      <w:r>
+        <w:t xml:space="preserve">Qué hace un CHRO interino que un perfil interno no puede hacer</w:t>
+      </w:r>
+    </w:p>
+    <w:p>
+      <w:pPr>
+        <w:spacing w:after="160"/>
+      </w:pPr>
+      <w:r>
+        <w:t xml:space="preserve">La distinción esencial no está en los conocimientos técnicos de RRHH —que un buen responsable interno también posee— sino en tres atributos que solo se adquieren con tiempo y con mandatos ejecutivos reales.</w:t>
+      </w:r>
+    </w:p>
+    <w:p>
+      <w:pPr>
+        <w:spacing w:after="160"/>
+      </w:pPr>
+      <w:r>
+        <w:t xml:space="preserve">El primero es la independencia política. Un CHRO interino no tiene agenda de permanencia, no aspira a una posición dentro de la empresa y no tiene alianzas previas con ningún miembro del equipo. Eso le permite tomar decisiones difíciles —reorganizaciones, salidas, cambios de política retributiva— con una objetividad que un directivo interno raramente puede ejercer.</w:t>
+      </w:r>
+    </w:p>
+    <w:p>
+      <w:pPr>
+        <w:spacing w:after="160"/>
+      </w:pPr>
+      <w:r>
+        <w:t xml:space="preserve">El segundo es la velocidad. Un interim manager con experiencia en mandatos similares llega con un diagnóstico estructurado, reconoce los patrones de la situación desde el primer día y puede presentar un plan de acción ejecutivo en las primeras dos semanas. El proceso de incorporación de un CHRO permanente —búsqueda, selección, período de prueba— tarda entre seis y nueve meses. En una integración post-fusión, ese tiempo no existe.</w:t>
+      </w:r>
+    </w:p>
+    <w:p>
+      <w:pPr>
+        <w:spacing w:after="160"/>
+      </w:pPr>
+      <w:r>
+        <w:t xml:space="preserve">El tercero es la experiencia acumulada en situaciones de alta presión. El mercado alemán de interim management, que con más de 2.700 millones de euros anuales es el más maduro de Europa continental, documenta que las misiones de reestructuración y transformación son las de mayor demanda. No es casualidad: son las situaciones donde la experiencia previa tiene más valor y donde el coste de un error de liderazgo es más alto.</w:t>
       </w:r>
     </w:p>
     <w:p>
@@ -84,7 +140,7 @@
         <w:spacing w:after="200"/>
       </w:pPr>
       <w:r>
-        <w:t xml:space="preserve">La demanda de este perfil está creciendo en Europa. En el mercado británico, la demanda de interim managers con experiencia operativa multi-país ha crecido de forma significativa en 2026. En Alemania, la apertura de filiales y los proyectos de expansión transfronteriza figuran entre los principales detonantes de misiones. La señal es relevante para el mercado español, donde la internacionalización se consolida como uno de los casos de uso con mayor potencial de crecimiento para esta figura directiva.</w:t>
+        <w:t xml:space="preserve">En la práctica, el CHRO interino actúa como miembro pleno del comité de dirección, con acceso a la información, responsabilidad sobre los resultados y capacidad de tomar decisiones vinculantes sobre la organización de personas. No asesora desde fuera: ejecuta desde dentro, con un mandato fechado y unos objetivos medibles.</w:t>
       </w:r>
     </w:p>
     <w:p>
@@ -92,7 +148,31 @@
         <w:pStyle w:val="Heading2"/>
       </w:pPr>
       <w:r>
-        <w:t xml:space="preserve">Por qué la internacionalización necesita un liderazgo directivo dedicado</w:t>
+        <w:t xml:space="preserve">Cómo se estructura un mandato de CHRO interino: del primer contacto a la salida</w:t>
+      </w:r>
+    </w:p>
+    <w:p>
+      <w:pPr>
+        <w:spacing w:after="160"/>
+      </w:pPr>
+      <w:r>
+        <w:t xml:space="preserve">Un mandato de interim management en la función de RRHH sigue una lógica diferente a la de una consultoría de recursos humanos. No produce un informe: produce un cambio de estado. El criterio de éxito no es la entrega de un diagnóstico sino la transferencia de una capacidad que la organización no tenía al inicio.</w:t>
+      </w:r>
+    </w:p>
+    <w:p>
+      <w:pPr>
+        <w:spacing w:after="160"/>
+      </w:pPr>
+      <w:r>
+        <w:t xml:space="preserve">La estructura habitual de un mandato tiene cuatro fases. La primera —diagnóstico— dura entre dos y cuatro semanas y produce un mapa claro de la situación: brechas de estructura, conflictos de gestión, riesgos laborales, prioridades inmediatas. La segunda —diseño— establece el plan de acción: qué se hace, en qué orden, con qué recursos y con qué criterios de éxito. La tercera —ejecución— es el núcleo del mandato: el interim manager lidera, decide y acompaña al equipo en la implementación. La cuarta —transferencia— es la que diferencia el interim management de una consultoría: el objetivo declarado es que la organización pueda continuar sin el perfil interino.</w:t>
+      </w:r>
+    </w:p>
+    <w:p>
+      <w:pPr>
+        <w:spacing w:after="160"/>
+      </w:pPr>
+      <w:r>
+        <w:t xml:space="preserve">En el eje temático de recursos humanos, la transferencia tiene una dimensión específica: el sucesor puede ser una contratación permanente, un miembro del equipo interno que asume más responsabilidad, o una reorganización de la función que no requiere un directivo dedicado. En cualquier caso, el mandato ha terminado cuando la organización sabe qué hacer y tiene la capacidad para hacerlo.</w:t>
       </w:r>
     </w:p>
     <w:p>
@@ -100,31 +180,15 @@
         <w:spacing w:after="200"/>
       </w:pPr>
       <w:r>
-        <w:t xml:space="preserve">El error más habitual en los proyectos de internacionalización no es estratégico: es de asignación. La dirección decide expandirse, aprueba el plan de mercado y encarga la ejecución a alguien que ya tiene otra función —un director comercial, un COO o el propio CEO— con la expectativa de que pueda asumir ese trabajo adicional sin comprometer sus responsabilidades actuales.</w:t>
-      </w:r>
-    </w:p>
-    <w:p>
-      <w:pPr>
-        <w:spacing w:after="200"/>
-      </w:pPr>
-      <w:r>
-        <w:t xml:space="preserve">El resultado es predecible: la internacionalización se convierte en una prioridad de segundo orden. Las decisiones se retrasan, los plazos se incumplen y la ventana de oportunidad se estrecha. Los mercados internacionales no esperan.</w:t>
-      </w:r>
-    </w:p>
-    <w:p>
-      <w:pPr>
-        <w:spacing w:after="200"/>
-      </w:pPr>
-      <w:r>
-        <w:t xml:space="preserve">Un proyecto de apertura de mercado en el extranjero necesita un ejecutivo que lo lidere a tiempo completo, con autoridad real y sin interferencias de las responsabilidades domésticas. Esa es precisamente la estructura de una misión de interim management: un directivo dedicado, con mandato ejecutivo, que opera desde dentro de la organización y no desde fuera como un asesor.</w:t>
-      </w:r>
-    </w:p>
-    <w:p>
-      <w:pPr>
-        <w:spacing w:after="200"/>
-      </w:pPr>
-      <w:r>
-        <w:t xml:space="preserve">La diferencia entre ejecutar y asesorar tiene consecuencias prácticas. El interim manager firma contratos, toma decisiones de contratación local, negocia con distribuidores y representa a la empresa ante las autoridades del país de destino. No elabora informes: actúa.</w:t>
+        <w:t xml:space="preserve">La duración media de estos mandatos oscila entre seis y dieciocho meses. El coste se evalúa frente al riesgo de no actuar: una integración de plantillas mal gestionada o la pérdida de talento clave durante un proceso de cambio tienen un coste directo e indirecto muy superior al de un mandato de interim management bien ejecutado.</w:t>
+      </w:r>
+    </w:p>
+    <w:p>
+      <w:pPr>
+        <w:spacing w:after="280"/>
+      </w:pPr>
+      <w:r>
+        <w:t xml:space="preserve">El CHRO interino no es una solución de emergencia ni un parche temporal. Es una herramienta de gestión ejecutiva pensada para los momentos en que la función de personas necesita operar a un nivel para el que la organización no tiene el perfil disponible. En un entorno donde los ciclos de transformación se acortan y la gestión del talento se convierte en un factor diferencial de competitividad, el interim management en RRHH es una palanca que las empresas medianas españolas empiezan a descubrir —y que los mercados maduros ya llevan años utilizando con resultados documentados.</w:t>
       </w:r>
     </w:p>
     <w:p>
@@ -132,115 +196,19 @@
         <w:pStyle w:val="Heading2"/>
       </w:pPr>
       <w:r>
-        <w:t xml:space="preserve">Qué hace un interim manager en un proyecto de internacionalización</w:t>
-      </w:r>
-    </w:p>
-    <w:p>
-      <w:pPr>
-        <w:spacing w:after="200"/>
-      </w:pPr>
-      <w:r>
-        <w:t xml:space="preserve">El perfil del interim manager de internacionalización no es el de un experto en estrategia de mercados internacionales en abstracto: es el de un directivo que ya ha hecho antes lo que la empresa necesita hacer ahora. Ha abierto una filial en Alemania, ha implantado una red de distribución en Francia o ha gestionado la relación con un socio local en Polonia. Esa experiencia específica es lo que justifica su incorporación y lo que reduce el riesgo de la operación.</w:t>
-      </w:r>
-    </w:p>
-    <w:p>
-      <w:pPr>
-        <w:spacing w:after="200"/>
-      </w:pPr>
-      <w:r>
-        <w:t xml:space="preserve">En un proyecto de internacionalización, el interim management puede cubrir distintos mandatos según el momento y el alcance del proyecto: director de expansión internacional, country manager de la nueva filial, director de operaciones en el país de destino, o responsable de la integración con el socio local. En todos los casos, el núcleo del mandato es el mismo: construir la presencia en el mercado, estabilizarla operativamente y preparar la transferencia al equipo definitivo.</w:t>
-      </w:r>
-    </w:p>
-    <w:p>
-      <w:pPr>
-        <w:spacing w:after="200"/>
-      </w:pPr>
-      <w:r>
-        <w:t xml:space="preserve">El interim manager trabaja desde dentro, con acceso completo a la información, con autoridad para tomar decisiones y con rendición de cuentas directa ante la dirección general o el consejo. No es un asesor que entrega un informe y se marcha: es un directivo que responde por los resultados.</w:t>
-      </w:r>
-    </w:p>
-    <w:p>
-      <w:pPr>
-        <w:spacing w:after="200"/>
-      </w:pPr>
-      <w:r>
-        <w:t xml:space="preserve">Uno de los elementos diferenciales de este perfil es la red de contactos en los mercados de destino. Un interim manager con historial en un país específico llega con relaciones comerciales, conocimiento regulatorio actualizado y capacidad de contratar con criterio local, desde el primer día. Esa ventaja no es reproducible mediante formación ni investigación de mercado.</w:t>
-      </w:r>
-    </w:p>
-    <w:p>
-      <w:pPr>
-        <w:pStyle w:val="Heading2"/>
-      </w:pPr>
-      <w:r>
-        <w:t xml:space="preserve">Cómo se articula una misión de internacionalización: fases y criterio de salida</w:t>
-      </w:r>
-    </w:p>
-    <w:p>
-      <w:pPr>
-        <w:spacing w:after="200"/>
-      </w:pPr>
-      <w:r>
-        <w:t xml:space="preserve">Una misión de interim management en un proyecto de internacionalización tiene una estructura en tres fases que combina velocidad de arranque con solidez de construcción.</w:t>
-      </w:r>
-    </w:p>
-    <w:p>
-      <w:pPr>
-        <w:spacing w:after="200"/>
-      </w:pPr>
-      <w:r>
-        <w:t xml:space="preserve">En los primeros 30 días, el interim manager realiza un diagnóstico rápido del mercado de destino, valida o corrige los supuestos del plan de entrada y establece las prioridades de ejecución. En este período también inicia la construcción de las relaciones clave: distribuidores, agentes, socios locales o contactos institucionales según el modelo de entrada elegido.</w:t>
-      </w:r>
-    </w:p>
-    <w:p>
-      <w:pPr>
-        <w:spacing w:after="200"/>
-      </w:pPr>
-      <w:r>
-        <w:t xml:space="preserve">Entre los días 30 y 100, la misión entra en fase de construcción. El interim manager ejecuta el plan de entrada: registra la entidad local si es necesario, contrata el equipo inicial, activa los primeros contratos comerciales y establece los procesos operativos mínimos para que la filial pueda funcionar. En esta fase opera como director general de la nueva operación, con toda la responsabilidad ejecutiva asociada.</w:t>
-      </w:r>
-    </w:p>
-    <w:p>
-      <w:pPr>
-        <w:spacing w:after="200"/>
-      </w:pPr>
-      <w:r>
-        <w:t xml:space="preserve">El criterio de salida se define desde el inicio de la misión: qué indicadores confirman que la operación está estabilizada y el equipo local puede asumir la continuidad. Habitualmente incluye un volumen de negocio mínimo, un equipo local contratado y formado, y los procesos críticos documentados y operativos. La transferencia al equipo definitivo no es un evento: es un proceso de varias semanas durante el cual el interim manager trabaja en paralelo con su sucesor.</w:t>
-      </w:r>
-    </w:p>
-    <w:p>
-      <w:pPr>
-        <w:spacing w:after="200"/>
-      </w:pPr>
-      <w:r>
-        <w:t xml:space="preserve">Esta estructura garantiza que la empresa no pierde el conocimiento acumulado durante la misión: el valor no se va con el directivo, se queda instalado en la organización.</w:t>
-      </w:r>
-    </w:p>
-    <w:p>
-      <w:pPr>
-        <w:spacing w:after="200"/>
-      </w:pPr>
-      <w:r>
-        <w:t xml:space="preserve">El interim management ha demostrado en los mercados europeos más maduros que es una herramienta eficaz para acelerar proyectos de internacionalización sin el riesgo ni el coste de una contratación permanente. Para la empresa mediana española con ambición internacional, representa una opción que combina velocidad, experiencia y flexibilidad en un único perfil ejecutivo.</w:t>
-      </w:r>
-    </w:p>
-    <w:p>
-      <w:pPr>
-        <w:pStyle w:val="Heading2"/>
-      </w:pPr>
-      <w:r>
         <w:t xml:space="preserve">Preguntas Frecuentes</w:t>
       </w:r>
     </w:p>
     <w:p>
       <w:pPr>
-        <w:spacing w:after="200"/>
+        <w:spacing w:after="100"/>
       </w:pPr>
       <w:r>
         <w:rPr>
           <w:b/>
           <w:bCs/>
         </w:rPr>
-        <w:t xml:space="preserve">Una empresa agroalimentaria familiar con sede en Valencia quiere introducir sus productos en el mercado alemán. Nunca ha exportado de forma directa y no tiene ningún directivo con experiencia en el país. ¿Cómo se articularía una misión de interim management en ese contexto?</w:t>
+        <w:t xml:space="preserve">Una empresa de distribución especializada en el sector farmacéutico ha adquirido a su principal competidor regional y debe integrar dos plantillas de 120 y 80 personas con culturas de gestión distintas en un plazo de seis meses. La dirección de RRHH existente nunca ha gestionado un proceso de esta envergadura. ¿Cómo se articula un mandato de CHRO interino en ese contexto?</w:t>
       </w:r>
     </w:p>
     <w:p>
@@ -248,19 +216,19 @@
         <w:spacing w:after="200"/>
       </w:pPr>
       <w:r>
-        <w:t xml:space="preserve">Es un escenario habitual y uno de los encajes más claros para el interim management en internacionalización. El perfil requerido sería el de un interim manager con experiencia directa en el mercado alemán del sector alimentación —idealmente alguien que haya gestionado relaciones con distribuidores DACH o que haya liderado la entrada de una marca española en el país—. La misión arrancaría con un análisis de posicionamiento y regulatorio (etiquetado, normativa de entrada, canales de distribución) en los primeros 30 días, seguido de la activación de contactos con distribuidores o cadenas de retail y la firma de los primeros acuerdos comerciales en los 100 días siguientes. El plazo de incorporación de un perfil de este tipo oscila entre dos y cuatro semanas desde el primer contacto. El criterio de salida se definiría por la firma de un acuerdo de distribución con cobertura mínima acordada y la documentación del modelo de relación con el canal para que el equipo interno pueda continuarlo.</w:t>
-      </w:r>
-    </w:p>
-    <w:p>
-      <w:pPr>
-        <w:spacing w:after="200"/>
+        <w:t xml:space="preserve">La misión comenzaría con un diagnóstico conjunto de ambas organizaciones: mapa de roles duplicados, análisis de las condiciones laborales de cada plantilla, identificación de líderes informales clave en ambas empresas y evaluación del clima cultural. En las primeras cuatro semanas, el CHRO interino establece la estructura objetivo, diseña el plan de integración con hitos mensuales y asegura la comunicación interna. Los primeros cien días se centran en estabilizar la organización: eliminar ambigüedades de reporte, resolver conflictos de condiciones y garantizar que el talento crítico de ambas empresas tenga un rol claro. El criterio de salida es la operativa integrada y un equipo de RRHH reforzado que puede gestionar la nueva escala de forma autónoma. La presencia del interim manager en ambas sedes durante las primeras semanas es un factor de éxito documentado en mandatos similares.</w:t>
+      </w:r>
+    </w:p>
+    <w:p>
+      <w:pPr>
+        <w:spacing w:after="100"/>
       </w:pPr>
       <w:r>
         <w:rPr>
           <w:b/>
           <w:bCs/>
         </w:rPr>
-        <w:t xml:space="preserve">¿Cómo se asegura una empresa de que el conocimiento del interim manager no se pierde al final de la misión?</w:t>
+        <w:t xml:space="preserve">¿Qué indicadores concretos permiten saber que el mandato del CHRO interino ha sido un éxito?</w:t>
       </w:r>
     </w:p>
     <w:p>
@@ -268,27 +236,27 @@
         <w:spacing w:after="200"/>
       </w:pPr>
       <w:r>
-        <w:t xml:space="preserve">La transferencia de conocimiento no ocurre sola: debe estar planificada desde el inicio del mandato como un entregable explícito. La práctica habitual incluye la documentación progresiva de los procesos, relaciones y aprendizajes de mercado a lo largo de toda la misión, la incorporación del sucesor con antelación suficiente para trabajar en paralelo durante varias semanas, y la entrega formal de una "guía de operación" del mercado que recoge los contactos clave, los criterios de decisión y las lecciones aprendidas. Un interim manager profesional entiende que su misión termina bien cuando la empresa puede prescindir de él sin perder continuidad: esa es la prueba de que el trabajo ha sido sólido.</w:t>
-      </w:r>
-    </w:p>
-    <w:p>
-      <w:pPr>
-        <w:spacing w:after="200"/>
+        <w:t xml:space="preserve">Los indicadores de éxito se definen al inicio del mandato y varían según el tipo de misión. En un proceso de integración post-adquisición: tasa de retención del talento clave (superior al 90% en los primeros doce meses), reducción de duplicidades de roles, tiempo medio de resolución de conflictos laborales. En una reestructuración: cumplimiento del calendario de salidas pactado con representación sindical, control de costes de la operación y ausencia de litigios posteriores. En todos los casos, el indicador más relevante es la capacidad de la organización para operar sin el CHRO interino al final del mandato: si el equipo interno ha absorbido la metodología y los procesos, el objetivo se ha cumplido.</w:t>
+      </w:r>
+    </w:p>
+    <w:p>
+      <w:pPr>
+        <w:spacing w:after="100"/>
       </w:pPr>
       <w:r>
         <w:rPr>
           <w:b/>
           <w:bCs/>
         </w:rPr>
-        <w:t xml:space="preserve">¿Cuándo es el momento óptimo para incorporar a un interim manager en un proyecto de internacionalización: antes de definir el mercado de destino o cuando la estrategia ya está aprobada?</w:t>
-      </w:r>
-    </w:p>
-    <w:p>
-      <w:pPr>
-        <w:spacing w:after="200"/>
-      </w:pPr>
-      <w:r>
-        <w:t xml:space="preserve">Depende del alcance del mandato. Si la empresa aún no ha tomado una decisión de mercado y necesita un directivo que evalúe opciones, valide la viabilidad y proponga un plan de entrada, el interim manager puede incorporarse en fase estratégica y liderar ese análisis ejecutivo. Si la estrategia ya está definida y el reto es la ejecución, el mandato empieza directamente en modo operativo. Ambas configuraciones son válidas. Lo que no funciona bien es pedir a un interim manager que ejecute un plan que nunca ha cuestionado ni validado: parte del valor de este perfil es precisamente la capacidad de cuestionar los supuestos de la estrategia desde la experiencia de mercado real.</w:t>
+        <w:t xml:space="preserve">¿Cómo se garantiza que el conocimiento y la gobernanza de RRHH no se pierden cuando finaliza la misión?</w:t>
+      </w:r>
+    </w:p>
+    <w:p>
+      <w:pPr>
+        <w:spacing w:after="280"/>
+      </w:pPr>
+      <w:r>
+        <w:t xml:space="preserve">La transferencia de conocimiento no es la última fase del mandato: es una actividad que comienza en la primera semana. Un interim manager con experiencia en mandatos de RRHH documenta procesos, forma al equipo interno en paralelo a la ejecución y asegura que las decisiones más relevantes dejan huella en los sistemas de gestión y en la cultura de la organización. Al final de la misión, la empresa recibe un manual operativo de la función de RRHH adaptado a su nueva realidad, un equipo entrenado en los nuevos procedimientos y, en muchos casos, un perfil de sucesor permanente ya identificado y en proceso de incorporación. La gobernanza no desaparece con el interim manager: se institucionaliza.</w:t>
       </w:r>
     </w:p>
     <w:p>
@@ -296,35 +264,38 @@
         <w:pStyle w:val="Heading2"/>
       </w:pPr>
       <w:r>
-        <w:t xml:space="preserve">¿Tu empresa tiene en mente crecer fuera de España?</w:t>
-      </w:r>
-    </w:p>
-    <w:p>
-      <w:pPr>
-        <w:spacing w:after="200"/>
-      </w:pPr>
-      <w:r>
-        <w:t xml:space="preserve">Manager in Motion conecta empresas medianas con interim managers con historial probado en expansión internacional. Sin proceso de selección largo. Sin coste fijo. Con un mandato claro y un criterio de salida definido desde el primer día.</w:t>
-      </w:r>
-    </w:p>
-    <w:p>
-      <w:pPr>
-        <w:spacing w:after="200"/>
-      </w:pPr>
-      <w:r>
-        <w:t xml:space="preserve">Reserva una primera conversación exploratoria.</w:t>
-      </w:r>
-    </w:p>
-    <w:p>
-      <w:pPr>
-        <w:spacing w:after="200"/>
-      </w:pPr>
-      <w:r>
-        <w:rPr>
+        <w:t xml:space="preserve">¿Tu empresa afronta un momento de cambio en la dirección de personas?</w:t>
+      </w:r>
+    </w:p>
+    <w:p>
+      <w:pPr>
+        <w:spacing w:after="400"/>
+      </w:pPr>
+      <w:r>
+        <w:t xml:space="preserve">Manager in Motion conecta empresas medianas y familiares con CHRO interinos con experiencia ejecutiva probada en situaciones de integración, reestructuración y profesionalización. El primer diagnóstico es sin compromiso.</w:t>
+      </w:r>
+    </w:p>
+    <w:p>
+      <w:pPr>
+        <w:spacing w:after="200" w:before="400"/>
+      </w:pPr>
+      <w:r>
+        <w:t xml:space="preserve">---</w:t>
+      </w:r>
+    </w:p>
+    <w:p>
+      <w:pPr>
+        <w:spacing w:after="160"/>
+      </w:pPr>
+      <w:r>
+        <w:rPr>
+          <w:b/>
+          <w:bCs/>
           <w:i/>
           <w:iCs/>
-        </w:rPr>
-        <w:t xml:space="preserve">Fuera del artículo — Solo para uso editorial</w:t>
+          <w:color w:val="808080"/>
+        </w:rPr>
+        <w:t xml:space="preserve">FUERA DEL ARTÍCULO — Solo para uso editorial</w:t>
       </w:r>
     </w:p>
     <w:p>
@@ -337,93 +308,50 @@
     </w:p>
     <w:p>
       <w:pPr>
-        <w:pStyle w:val="ListParagraph"/>
-        <w:numPr>
-          <w:ilvl w:val="0"/>
-          <w:numId w:val="1"/>
-        </w:numPr>
-        <w:spacing w:after="80"/>
-      </w:pPr>
-      <w:r>
-        <w:t xml:space="preserve">IIM (Institute of Interim Management) – Interim Management Survey 2026: https://iim.org.uk/survey/</w:t>
-      </w:r>
-    </w:p>
-    <w:p>
-      <w:pPr>
-        <w:pStyle w:val="ListParagraph"/>
-        <w:numPr>
-          <w:ilvl w:val="0"/>
-          <w:numId w:val="1"/>
-        </w:numPr>
-        <w:spacing w:after="80"/>
-      </w:pPr>
-      <w:r>
-        <w:t xml:space="preserve">Introlution – Unlocking Industrial Growth: How Interim Leadership Drives Transformation Across Europe and the UK (2026): https://www.introlution.co.uk/articles/unlocking-industrial-growth-how-interim-leadership-drives-transformation-across-europe-and-the-uk-and-some-outlook-for-2026</w:t>
-      </w:r>
-    </w:p>
-    <w:p>
-      <w:pPr>
-        <w:pStyle w:val="ListParagraph"/>
-        <w:numPr>
-          <w:ilvl w:val="0"/>
-          <w:numId w:val="1"/>
-        </w:numPr>
-        <w:spacing w:after="80"/>
-      </w:pPr>
-      <w:r>
-        <w:t xml:space="preserve">DDIM (Dachgesellschaft Deutsches Interim Management) – Marktstudie 2026: https://ddim.de/ddim-marktstudie-2026-interim-management-behauptet-sich-in-anspruchsvollem-marktumfeld/</w:t>
-      </w:r>
-    </w:p>
-    <w:p>
-      <w:pPr>
-        <w:pStyle w:val="ListParagraph"/>
-        <w:numPr>
-          <w:ilvl w:val="0"/>
-          <w:numId w:val="1"/>
-        </w:numPr>
-        <w:spacing w:after="80"/>
-      </w:pPr>
-      <w:r>
-        <w:t xml:space="preserve">GH Partners – El mercado francés del management de transition: chiffres clés, tendances 2025-2026: https://ghpartners.fr/guide/articles/le-marche-francais-du-management-de-transition-chiffres-cles-tendances-2025-2026-et-perspectives/</w:t>
-      </w:r>
-    </w:p>
-    <w:p>
-      <w:pPr>
-        <w:pStyle w:val="ListParagraph"/>
-        <w:numPr>
-          <w:ilvl w:val="0"/>
-          <w:numId w:val="1"/>
-        </w:numPr>
-        <w:spacing w:after="80"/>
-      </w:pPr>
-      <w:r>
-        <w:t xml:space="preserve">Zanda – Interim M&amp;A Rewired: Why Interim M&amp;A Expertise Will Matter in Europe in 2026: https://www.zandasearch.com/resources/blog/interim-m-a-rewired--why-interim-m-a-expertise-will-matter-in-europe-in-2026---zanda-blog/</w:t>
-      </w:r>
-    </w:p>
-    <w:p>
-      <w:pPr>
-        <w:pStyle w:val="ListParagraph"/>
-        <w:numPr>
-          <w:ilvl w:val="0"/>
-          <w:numId w:val="1"/>
-        </w:numPr>
-        <w:spacing w:after="80"/>
-      </w:pPr>
-      <w:r>
-        <w:t xml:space="preserve">EPUNTO Interim Management – El interim management en 2026: https://epunto.es/interim-management-2026/</w:t>
-      </w:r>
-    </w:p>
-    <w:p>
-      <w:pPr>
-        <w:pStyle w:val="ListParagraph"/>
-        <w:numPr>
-          <w:ilvl w:val="0"/>
-          <w:numId w:val="1"/>
-        </w:numPr>
-        <w:spacing w:after="80"/>
-      </w:pPr>
-      <w:r>
-        <w:t xml:space="preserve">APTIE – Transformación empresarial en 2026; el interim management acelera el cambio: https://aptie.org/noticias-sobre-tendencias/transformacion-empresarial-en-2026-el-interim-management-acelera-el-cambio-que-las-empresas-necesitan</w:t>
+        <w:spacing w:after="100"/>
+      </w:pPr>
+      <w:r>
+        <w:t xml:space="preserve">- DDIM Marktstudie 2026: Interim Management behauptet sich in anspruchsvollem Marktumfeld (ddim.de)</w:t>
+      </w:r>
+    </w:p>
+    <w:p>
+      <w:pPr>
+        <w:spacing w:after="100"/>
+      </w:pPr>
+      <w:r>
+        <w:t xml:space="preserve">- IIM Interim Management Survey 2026 Results — Institute of Interim Management UK (iim.org.uk)</w:t>
+      </w:r>
+    </w:p>
+    <w:p>
+      <w:pPr>
+        <w:spacing w:after="100"/>
+      </w:pPr>
+      <w:r>
+        <w:t xml:space="preserve">- Robert Walters: Informe de Remuneración y Tendencias Interim Management Europa 2026 (robertwalters.de / robertwalters.es)</w:t>
+      </w:r>
+    </w:p>
+    <w:p>
+      <w:pPr>
+        <w:spacing w:after="100"/>
+      </w:pPr>
+      <w:r>
+        <w:t xml:space="preserve">- DeutscheInterim Trendbarometer Frühjahr 2026 (deutscheinterim.com)</w:t>
+      </w:r>
+    </w:p>
+    <w:p>
+      <w:pPr>
+        <w:spacing w:after="100"/>
+      </w:pPr>
+      <w:r>
+        <w:t xml:space="preserve">- RRHHDIGITAL: Interim Management en España: madurez pendiente y oportunidad estratégica (rrhhdigital.com)</w:t>
+      </w:r>
+    </w:p>
+    <w:p>
+      <w:pPr>
+        <w:spacing w:after="200"/>
+      </w:pPr>
+      <w:r>
+        <w:t xml:space="preserve">- EPUNTO: CHRO Interim — Director de Recursos Humanos temporal (epunto.es)</w:t>
       </w:r>
     </w:p>
     <w:sectPr>

--- a/output/agent3_article.docx
+++ b/output/agent3_article.docx
@@ -14,7 +14,7 @@
         <w:t xml:space="preserve">Título SEO: </w:t>
       </w:r>
       <w:r>
-        <w:t xml:space="preserve">CHRO Interino: Cuándo la Empresa Mediana Necesita un Director de RRHH de Transición</w:t>
+        <w:t xml:space="preserve">COO Interino: el director de operaciones que la empresa necesita cuando no puede esperar</w:t>
       </w:r>
     </w:p>
     <w:p>
@@ -29,7 +29,7 @@
         <w:t xml:space="preserve">Meta descripción: </w:t>
       </w:r>
       <w:r>
-        <w:t xml:space="preserve">Un CHRO interino resuelve en semanas lo que una contratación permanente tarda meses. Descubre cuándo es la respuesta correcta para tu empresa y qué resultados puedes esperar.</w:t>
+        <w:t xml:space="preserve">¿Tu empresa necesita un director de operaciones de forma inmediata? Descubre cómo el interim management aporta liderazgo ejecutivo en operaciones en menos de dos semanas y qué impacto genera en los primeros 90 días.</w:t>
       </w:r>
     </w:p>
     <w:p>
@@ -44,7 +44,7 @@
         <w:t xml:space="preserve">URL slug: </w:t>
       </w:r>
       <w:r>
-        <w:t xml:space="preserve">/chro-interino-director-recursos-humanos-empresa-mediana</w:t>
+        <w:t xml:space="preserve">coo-interino-director-operaciones-interim-management</w:t>
       </w:r>
     </w:p>
     <w:p>
@@ -52,7 +52,7 @@
         <w:pStyle w:val="Heading1"/>
       </w:pPr>
       <w:r>
-        <w:t xml:space="preserve">CHRO Interino: el Ejecutivo de RRHH que la Empresa Mediana Necesita en los Momentos Clave</w:t>
+        <w:t xml:space="preserve">COO Interino: el ejecutivo de operaciones que estabiliza la empresa cuando el tiempo apremia</w:t>
       </w:r>
     </w:p>
     <w:p>
@@ -60,7 +60,7 @@
         <w:spacing w:after="200"/>
       </w:pPr>
       <w:r>
-        <w:t xml:space="preserve">Hay momentos en la vida de una empresa mediana en que la dirección de personas deja de ser una función de soporte y se convierte en el centro de gravedad de toda la organización. Una integración tras una adquisición. Una reestructuración que afecta a cien puestos. La entrada de un fondo de inversión que exige profesionalizar la gestión del talento antes del siguiente ejercicio. En esos momentos, el perfil disponible internamente —un responsable de RRHH con experiencia operativa— no tiene ni la autoridad ejecutiva ni la experiencia específica para liderar lo que viene. Ahí es donde el interim management ofrece una respuesta distinta: un CHRO con trayectoria contrastada, mandato claro y velocidad de despliegue que ningún proceso de selección permanente puede igualar.</w:t>
+        <w:t xml:space="preserve">La dirección de operaciones es uno de los puestos más críticos de cualquier organización industrial o de distribución. Cuando el titular deja el cargo —con preaviso o de forma imprevista— la empresa entra en una zona de vulnerabilidad que no puede sostenerse durante los meses que requiere un proceso de selección convencional. La cadena de valor se resiente, los equipos buscan referentes que no encuentran y la productividad comienza a caer antes de que el impacto sea visible en los números. El interim management ofrece en ese momento una respuesta que combina velocidad de incorporación con experiencia directiva de alto nivel: un interim manager de operaciones puede estar plenamente operativo en menos de dos semanas.</w:t>
       </w:r>
     </w:p>
     <w:p>
@@ -68,23 +68,31 @@
         <w:pStyle w:val="Heading2"/>
       </w:pPr>
       <w:r>
-        <w:t xml:space="preserve">Cuándo la función de RRHH supera la capacidad del equipo interno</w:t>
-      </w:r>
-    </w:p>
-    <w:p>
-      <w:pPr>
-        <w:spacing w:after="160"/>
-      </w:pPr>
-      <w:r>
-        <w:t xml:space="preserve">Las empresas medianas operan durante años con una función de RRHH calibrada para la estabilidad. Contratan, administran, forman y gestionan el día a día con un equipo competente en su escala. El problema aparece cuando la empresa entra en un momento de discontinuidad: una fusión que obliga a integrar dos culturas distintas, una reestructuración que requiere negociar con representantes sindicales, una apertura internacional que exige diseñar una política de movilidad, o un plan de sucesión en una empresa familiar donde la gestión del talento directivo es un tema sensible políticamente.</w:t>
-      </w:r>
-    </w:p>
-    <w:p>
-      <w:pPr>
-        <w:spacing w:after="160"/>
-      </w:pPr>
-      <w:r>
-        <w:t xml:space="preserve">En todos estos escenarios, la pregunta no es si el equipo de RRHH es bueno: es si tiene el nivel ejecutivo, la autoridad en el comité de dirección y la experiencia específica en ese tipo de situación. En la mayoría de casos, la respuesta es no: decisiones que se retrasan, conflictos que escalan, transformaciones que se atascan.</w:t>
+        <w:t xml:space="preserve">Cuándo la dirección de operaciones no puede esperar</w:t>
+      </w:r>
+    </w:p>
+    <w:p>
+      <w:pPr>
+        <w:spacing w:after="160"/>
+      </w:pPr>
+      <w:r>
+        <w:t xml:space="preserve">La salida de un COO —planificada o imprevista— activa una cadena de riesgos que las organizaciones frecuentemente subestiman hasta que se materializan. Los procesos críticos quedan sin responsable ejecutivo, los proveedores estratégicos pierden a su interlocutor principal y los equipos operacionales funcionan sin la alineación necesaria entre planta, logística y planificación.</w:t>
+      </w:r>
+    </w:p>
+    <w:p>
+      <w:pPr>
+        <w:spacing w:after="160"/>
+      </w:pPr>
+      <w:r>
+        <w:t xml:space="preserve">El interim management actúa en estos escenarios no como un recurso temporal de emergencia, sino como una respuesta de plena autoridad directiva. El perfil de un interim manager de operaciones no es el de un asesor externo que observa y recomienda: es un ejecutivo que decide, ejecuta y rinde cuentas ante la propiedad o el consejo desde el primer día.</w:t>
+      </w:r>
+    </w:p>
+    <w:p>
+      <w:pPr>
+        <w:spacing w:after="160"/>
+      </w:pPr>
+      <w:r>
+        <w:t xml:space="preserve">Hay situaciones concretas que hacen imprescindible esta respuesta. La salida inesperada de un COO en plena temporada de alta demanda obliga a mantener el ritmo operacional sin que los equipos perciban vacío de liderazgo. Un plan de expansión de capacidad o apertura de nuevas líneas de producción que exige liderazgo dedicado sin desviar al equipo existente de sus objetivos. Una integración de plantas o plataformas logísticas tras una adquisición donde la fricción operacional amenaza las sinergias previstas. Una implantación de sistemas de planificación o de ERP que ha desbordado el alcance técnico y necesita gobernanza directiva.</w:t>
       </w:r>
     </w:p>
     <w:p>
@@ -92,7 +100,7 @@
         <w:spacing w:after="200"/>
       </w:pPr>
       <w:r>
-        <w:t xml:space="preserve">El interim management cierra esa brecha con una lógica diferente a la contratación permanente. No se trata de esperar tres o cuatro meses al candidato ideal. Se trata de incorporar en semanas a un profesional que ya ha resuelto ese tipo de situación antes, con la autoridad ejecutiva para hacerlo y el compromiso de salir cuando el trabajo esté hecho.</w:t>
+        <w:t xml:space="preserve">En todos estos casos, el interim management permite a la empresa mantener la continuidad operacional mientras avanza en la búsqueda de la solución definitiva —una contratación permanente, una reorganización interna o una redefinición del modelo operativo—. La misión de interim management y el proceso de selección pueden correr en paralelo, sin que uno bloquee al otro.</w:t>
       </w:r>
     </w:p>
     <w:p>
@@ -100,39 +108,39 @@
         <w:pStyle w:val="Heading2"/>
       </w:pPr>
       <w:r>
-        <w:t xml:space="preserve">Qué hace un CHRO interino que un perfil interno no puede hacer</w:t>
-      </w:r>
-    </w:p>
-    <w:p>
-      <w:pPr>
-        <w:spacing w:after="160"/>
-      </w:pPr>
-      <w:r>
-        <w:t xml:space="preserve">La distinción esencial no está en los conocimientos técnicos de RRHH —que un buen responsable interno también posee— sino en tres atributos que solo se adquieren con tiempo y con mandatos ejecutivos reales.</w:t>
-      </w:r>
-    </w:p>
-    <w:p>
-      <w:pPr>
-        <w:spacing w:after="160"/>
-      </w:pPr>
-      <w:r>
-        <w:t xml:space="preserve">El primero es la independencia política. Un CHRO interino no tiene agenda de permanencia, no aspira a una posición dentro de la empresa y no tiene alianzas previas con ningún miembro del equipo. Eso le permite tomar decisiones difíciles —reorganizaciones, salidas, cambios de política retributiva— con una objetividad que un directivo interno raramente puede ejercer.</w:t>
-      </w:r>
-    </w:p>
-    <w:p>
-      <w:pPr>
-        <w:spacing w:after="160"/>
-      </w:pPr>
-      <w:r>
-        <w:t xml:space="preserve">El segundo es la velocidad. Un interim manager con experiencia en mandatos similares llega con un diagnóstico estructurado, reconoce los patrones de la situación desde el primer día y puede presentar un plan de acción ejecutivo en las primeras dos semanas. El proceso de incorporación de un CHRO permanente —búsqueda, selección, período de prueba— tarda entre seis y nueve meses. En una integración post-fusión, ese tiempo no existe.</w:t>
-      </w:r>
-    </w:p>
-    <w:p>
-      <w:pPr>
-        <w:spacing w:after="160"/>
-      </w:pPr>
-      <w:r>
-        <w:t xml:space="preserve">El tercero es la experiencia acumulada en situaciones de alta presión. El mercado alemán de interim management, que con más de 2.700 millones de euros anuales es el más maduro de Europa continental, documenta que las misiones de reestructuración y transformación son las de mayor demanda. No es casualidad: son las situaciones donde la experiencia previa tiene más valor y donde el coste de un error de liderazgo es más alto.</w:t>
+        <w:t xml:space="preserve">Qué hace un interim manager de operaciones en sus primeros 90 días</w:t>
+      </w:r>
+    </w:p>
+    <w:p>
+      <w:pPr>
+        <w:spacing w:after="160"/>
+      </w:pPr>
+      <w:r>
+        <w:t xml:space="preserve">La velocidad de impacto es la variable que más diferencia al interim management de otras modalidades de apoyo directivo. No hay curva de aprendizaje extendida: el perfil senior que se incorpora llega con un marco de referencia construido en misiones anteriores en sectores y contextos comparables.</w:t>
+      </w:r>
+    </w:p>
+    <w:p>
+      <w:pPr>
+        <w:spacing w:after="160"/>
+      </w:pPr>
+      <w:r>
+        <w:t xml:space="preserve">Los primeros 30 días son de diagnosis y estabilización. El interim manager mapea los procesos críticos, identifica los cuellos de botella estructurales, establece la cadencia de seguimiento con los equipos y detecta los riesgos que requieren atención prioritaria. La incorporación es discreta: sin ruido organizacional, con foco total en los resultados.</w:t>
+      </w:r>
+    </w:p>
+    <w:p>
+      <w:pPr>
+        <w:spacing w:after="160"/>
+      </w:pPr>
+      <w:r>
+        <w:t xml:space="preserve">Entre el día 30 y el 60, el interim manager de operaciones activa las primeras medidas de mejora: alineación de indicadores clave de rendimiento, simplificación de flujos críticos, reactivación de relaciones con proveedores estratégicos y ajuste del planning de capacidad. El equipo empieza a percibir el cambio de ritmo antes de que los indicadores lo reflejen.</w:t>
+      </w:r>
+    </w:p>
+    <w:p>
+      <w:pPr>
+        <w:spacing w:after="160"/>
+      </w:pPr>
+      <w:r>
+        <w:t xml:space="preserve">En el tramo final de los primeros 90 días, el foco se desplaza a la consolidación: los procesos críticos funcionan de forma autónoma, el equipo directivo intermedio tiene claro su margen de decisión y la empresa recupera la visibilidad sobre su cadena de valor. Simultáneamente, el interim manager inicia la transferencia estructurada de conocimiento hacia la organización permanente.</w:t>
       </w:r>
     </w:p>
     <w:p>
@@ -140,7 +148,7 @@
         <w:spacing w:after="200"/>
       </w:pPr>
       <w:r>
-        <w:t xml:space="preserve">En la práctica, el CHRO interino actúa como miembro pleno del comité de dirección, con acceso a la información, responsabilidad sobre los resultados y capacidad de tomar decisiones vinculantes sobre la organización de personas. No asesora desde fuera: ejecuta desde dentro, con un mandato fechado y unos objetivos medibles.</w:t>
+        <w:t xml:space="preserve">Esta arquitectura de los primeros 90 días no es un protocolo genérico: se adapta en cada misión al sector, al modelo operativo y al nivel de madurez de la organización.</w:t>
       </w:r>
     </w:p>
     <w:p>
@@ -148,31 +156,31 @@
         <w:pStyle w:val="Heading2"/>
       </w:pPr>
       <w:r>
-        <w:t xml:space="preserve">Cómo se estructura un mandato de CHRO interino: del primer contacto a la salida</w:t>
-      </w:r>
-    </w:p>
-    <w:p>
-      <w:pPr>
-        <w:spacing w:after="160"/>
-      </w:pPr>
-      <w:r>
-        <w:t xml:space="preserve">Un mandato de interim management en la función de RRHH sigue una lógica diferente a la de una consultoría de recursos humanos. No produce un informe: produce un cambio de estado. El criterio de éxito no es la entrega de un diagnóstico sino la transferencia de una capacidad que la organización no tenía al inicio.</w:t>
-      </w:r>
-    </w:p>
-    <w:p>
-      <w:pPr>
-        <w:spacing w:after="160"/>
-      </w:pPr>
-      <w:r>
-        <w:t xml:space="preserve">La estructura habitual de un mandato tiene cuatro fases. La primera —diagnóstico— dura entre dos y cuatro semanas y produce un mapa claro de la situación: brechas de estructura, conflictos de gestión, riesgos laborales, prioridades inmediatas. La segunda —diseño— establece el plan de acción: qué se hace, en qué orden, con qué recursos y con qué criterios de éxito. La tercera —ejecución— es el núcleo del mandato: el interim manager lidera, decide y acompaña al equipo en la implementación. La cuarta —transferencia— es la que diferencia el interim management de una consultoría: el objetivo declarado es que la organización pueda continuar sin el perfil interino.</w:t>
-      </w:r>
-    </w:p>
-    <w:p>
-      <w:pPr>
-        <w:spacing w:after="160"/>
-      </w:pPr>
-      <w:r>
-        <w:t xml:space="preserve">En el eje temático de recursos humanos, la transferencia tiene una dimensión específica: el sucesor puede ser una contratación permanente, un miembro del equipo interno que asume más responsabilidad, o una reorganización de la función que no requiere un directivo dedicado. En cualquier caso, el mandato ha terminado cuando la organización sabe qué hacer y tiene la capacidad para hacerlo.</w:t>
+        <w:t xml:space="preserve">El perfil que convierte la urgencia operacional en ventaja competitiva</w:t>
+      </w:r>
+    </w:p>
+    <w:p>
+      <w:pPr>
+        <w:spacing w:after="160"/>
+      </w:pPr>
+      <w:r>
+        <w:t xml:space="preserve">El interim management en operaciones no es, en la mayoría de los casos, una solución reactiva de emergencia. Las organizaciones que lo han integrado en su modelo de gestión lo utilizan también de forma proactiva: para acelerar la implantación de un nuevo modelo operativo sin desviar a la línea de sus objetivos, para liderar un proyecto de optimización con autoridad directiva plena o para preparar la organización antes de una integración compleja.</w:t>
+      </w:r>
+    </w:p>
+    <w:p>
+      <w:pPr>
+        <w:spacing w:after="160"/>
+      </w:pPr>
+      <w:r>
+        <w:t xml:space="preserve">El perfil de un interim manager de operaciones senior combina experiencia multisectorial, capacidad para leer culturas organizacionales con rapidez y orientación a resultados medibles. Ha liderado transformaciones en entornos con recursos limitados, sabe gestionar la presión de la propiedad o del consejo sin trasladarla de forma destructiva a los equipos y conoce los límites entre lo urgente y lo importante.</w:t>
+      </w:r>
+    </w:p>
+    <w:p>
+      <w:pPr>
+        <w:spacing w:after="160"/>
+      </w:pPr>
+      <w:r>
+        <w:t xml:space="preserve">En el contexto europeo actual, donde la presión sobre los costes logísticos, la volatilidad en las cadenas de suministro y la digitalización de los procesos industriales exigen una capacidad de respuesta que las estructuras permanentes raramente pueden activar con rapidez, el interim management de operaciones se posiciona como una herramienta de ventaja competitiva real, no solo como un recurso de transición.</w:t>
       </w:r>
     </w:p>
     <w:p>
@@ -180,7 +188,7 @@
         <w:spacing w:after="200"/>
       </w:pPr>
       <w:r>
-        <w:t xml:space="preserve">La duración media de estos mandatos oscila entre seis y dieciocho meses. El coste se evalúa frente al riesgo de no actuar: una integración de plantillas mal gestionada o la pérdida de talento clave durante un proceso de cambio tienen un coste directo e indirecto muy superior al de un mandato de interim management bien ejecutado.</w:t>
+        <w:t xml:space="preserve">Las empresas que incorporan esta lógica —interim manager como palanca estratégica y no solo como solución de urgencia— son las que extraen mayor valor de cada misión.</w:t>
       </w:r>
     </w:p>
     <w:p>
@@ -188,7 +196,7 @@
         <w:spacing w:after="280"/>
       </w:pPr>
       <w:r>
-        <w:t xml:space="preserve">El CHRO interino no es una solución de emergencia ni un parche temporal. Es una herramienta de gestión ejecutiva pensada para los momentos en que la función de personas necesita operar a un nivel para el que la organización no tiene el perfil disponible. En un entorno donde los ciclos de transformación se acortan y la gestión del talento se convierte en un factor diferencial de competitividad, el interim management en RRHH es una palanca que las empresas medianas españolas empiezan a descubrir —y que los mercados maduros ya llevan años utilizando con resultados documentados.</w:t>
+        <w:t xml:space="preserve">La dirección de operaciones no puede permitirse semanas de parálisis. Cuando el liderazgo ejecutivo falla o el contexto lo desborda, el interim management ofrece la única respuesta que combina inmediatez y profundidad directiva. No se trata de adquirir tiempo: se trata de incorporar experiencia probada con capacidad de ejecución autónoma desde el primer día. La pregunta que debería plantearse no es si la empresa puede permitirse un interim manager de operaciones, sino cuánto está costando, en términos operacionales y de oportunidad, no haberlo activado antes.</w:t>
       </w:r>
     </w:p>
     <w:p>
@@ -208,7 +216,7 @@
           <w:b/>
           <w:bCs/>
         </w:rPr>
-        <w:t xml:space="preserve">Una empresa de distribución especializada en el sector farmacéutico ha adquirido a su principal competidor regional y debe integrar dos plantillas de 120 y 80 personas con culturas de gestión distintas en un plazo de seis meses. La dirección de RRHH existente nunca ha gestionado un proceso de esta envergadura. ¿Cómo se articula un mandato de CHRO interino en ese contexto?</w:t>
+        <w:t xml:space="preserve">Una filial española de un grupo belga de logística y distribución debe afrontar el inicio de su campaña de mayor demanda del año cuando el director de operaciones es reubicado en la matriz con seis semanas de preaviso. ¿Cómo se articula un mandato de interim management en ese contexto?</w:t>
       </w:r>
     </w:p>
     <w:p>
@@ -216,7 +224,7 @@
         <w:spacing w:after="200"/>
       </w:pPr>
       <w:r>
-        <w:t xml:space="preserve">La misión comenzaría con un diagnóstico conjunto de ambas organizaciones: mapa de roles duplicados, análisis de las condiciones laborales de cada plantilla, identificación de líderes informales clave en ambas empresas y evaluación del clima cultural. En las primeras cuatro semanas, el CHRO interino establece la estructura objetivo, diseña el plan de integración con hitos mensuales y asegura la comunicación interna. Los primeros cien días se centran en estabilizar la organización: eliminar ambigüedades de reporte, resolver conflictos de condiciones y garantizar que el talento crítico de ambas empresas tenga un rol claro. El criterio de salida es la operativa integrada y un equipo de RRHH reforzado que puede gestionar la nueva escala de forma autónoma. La presencia del interim manager en ambas sedes durante las primeras semanas es un factor de éxito documentado en mandatos similares.</w:t>
+        <w:t xml:space="preserve">La prioridad del interim manager en ese escenario es garantizar la continuidad operacional de la campaña sin interrupciones. En los primeros diez días, el ejecutivo asume plena responsabilidad sobre los flujos de entrada, picking, almacenamiento y distribución, establece los indicadores de seguimiento diario y confirma los acuerdos de servicio con transportistas y operadores clave. Durante la campaña, ejerce el liderazgo operacional con plena autoridad ante los equipos y ante la matriz. La misión se estructura habitualmente en tres fases: estabilización (semanas 1-4), ejecución de la campaña de alta demanda (semanas 5-12) y transferencia al sucesor permanente, con entrega de documentación de procesos y del modelo de gestión (semanas 13-16).</w:t>
       </w:r>
     </w:p>
     <w:p>
@@ -228,7 +236,7 @@
           <w:b/>
           <w:bCs/>
         </w:rPr>
-        <w:t xml:space="preserve">¿Qué indicadores concretos permiten saber que el mandato del CHRO interino ha sido un éxito?</w:t>
+        <w:t xml:space="preserve">¿Cómo se estructura el reporting del interim manager de operaciones ante la propiedad o el consejo cuando no existe una cadena de mando clara?</w:t>
       </w:r>
     </w:p>
     <w:p>
@@ -236,7 +244,7 @@
         <w:spacing w:after="200"/>
       </w:pPr>
       <w:r>
-        <w:t xml:space="preserve">Los indicadores de éxito se definen al inicio del mandato y varían según el tipo de misión. En un proceso de integración post-adquisición: tasa de retención del talento clave (superior al 90% en los primeros doce meses), reducción de duplicidades de roles, tiempo medio de resolución de conflictos laborales. En una reestructuración: cumplimiento del calendario de salidas pactado con representación sindical, control de costes de la operación y ausencia de litigios posteriores. En todos los casos, el indicador más relevante es la capacidad de la organización para operar sin el CHRO interino al final del mandato: si el equipo interno ha absorbido la metodología y los procesos, el objetivo se ha cumplido.</w:t>
+        <w:t xml:space="preserve">En la mayoría de las misiones de interim management, el ejecutivo reporta directamente al CEO o al consejo, con una cadencia semanal de seguimiento ejecutivo y un informe mensual de indicadores clave. Antes del inicio de la misión, se acuerdan el perímetro de decisión autónoma del interim manager, las decisiones que requieren consulta previa y los umbrales a partir de los cuales el consejo debe ser informado de forma inmediata. Esta claridad de gobernanza es uno de los factores que más acelera la efectividad de la misión.</w:t>
       </w:r>
     </w:p>
     <w:p>
@@ -248,7 +256,7 @@
           <w:b/>
           <w:bCs/>
         </w:rPr>
-        <w:t xml:space="preserve">¿Cómo se garantiza que el conocimiento y la gobernanza de RRHH no se pierden cuando finaliza la misión?</w:t>
+        <w:t xml:space="preserve">Al final de la misión, ¿cómo decide la empresa si necesita incorporar un COO permanente o puede redistribuir las responsabilidades de la dirección de operaciones entre el equipo existente?</w:t>
       </w:r>
     </w:p>
     <w:p>
@@ -256,7 +264,7 @@
         <w:spacing w:after="280"/>
       </w:pPr>
       <w:r>
-        <w:t xml:space="preserve">La transferencia de conocimiento no es la última fase del mandato: es una actividad que comienza en la primera semana. Un interim manager con experiencia en mandatos de RRHH documenta procesos, forma al equipo interno en paralelo a la ejecución y asegura que las decisiones más relevantes dejan huella en los sistemas de gestión y en la cultura de la organización. Al final de la misión, la empresa recibe un manual operativo de la función de RRHH adaptado a su nueva realidad, un equipo entrenado en los nuevos procedimientos y, en muchos casos, un perfil de sucesor permanente ya identificado y en proceso de incorporación. La gobernanza no desaparece con el interim manager: se institucionaliza.</w:t>
+        <w:t xml:space="preserve">El interim manager contribuye activamente a esta decisión durante la fase final de la misión, porque ha tenido la oportunidad de evaluar la madurez operacional de los mandos intermedios y la complejidad real del puesto. En empresas medianas con operaciones estables, puede ser viable una redistribución interna bien diseñada. En organizaciones en crecimiento, con múltiples centros o con integración post-adquisición pendiente, la contratación de un COO permanente suele ser la opción más sólida a largo plazo. El interim manager puede, además, participar en el briefing de la búsqueda del sucesor y en su incorporación.</w:t>
       </w:r>
     </w:p>
     <w:p>
@@ -264,7 +272,7 @@
         <w:pStyle w:val="Heading2"/>
       </w:pPr>
       <w:r>
-        <w:t xml:space="preserve">¿Tu empresa afronta un momento de cambio en la dirección de personas?</w:t>
+        <w:t xml:space="preserve">¿Tu empresa necesita incorporar un director de operaciones de forma inmediata?</w:t>
       </w:r>
     </w:p>
     <w:p>
@@ -272,7 +280,7 @@
         <w:spacing w:after="400"/>
       </w:pPr>
       <w:r>
-        <w:t xml:space="preserve">Manager in Motion conecta empresas medianas y familiares con CHRO interinos con experiencia ejecutiva probada en situaciones de integración, reestructuración y profesionalización. El primer diagnóstico es sin compromiso.</w:t>
+        <w:t xml:space="preserve">En Manager in Motion identificamos el perfil adecuado y lo activamos en menos de dos semanas. Solicita un primer diagnóstico gratuito en 24 horas.</w:t>
       </w:r>
     </w:p>
     <w:p>
@@ -308,50 +316,18 @@
     </w:p>
     <w:p>
       <w:pPr>
-        <w:spacing w:after="100"/>
-      </w:pPr>
-      <w:r>
-        <w:t xml:space="preserve">- DDIM Marktstudie 2026: Interim Management behauptet sich in anspruchsvollem Marktumfeld (ddim.de)</w:t>
-      </w:r>
-    </w:p>
-    <w:p>
-      <w:pPr>
-        <w:spacing w:after="100"/>
-      </w:pPr>
-      <w:r>
-        <w:t xml:space="preserve">- IIM Interim Management Survey 2026 Results — Institute of Interim Management UK (iim.org.uk)</w:t>
-      </w:r>
-    </w:p>
-    <w:p>
-      <w:pPr>
-        <w:spacing w:after="100"/>
-      </w:pPr>
-      <w:r>
-        <w:t xml:space="preserve">- Robert Walters: Informe de Remuneración y Tendencias Interim Management Europa 2026 (robertwalters.de / robertwalters.es)</w:t>
-      </w:r>
-    </w:p>
-    <w:p>
-      <w:pPr>
-        <w:spacing w:after="100"/>
-      </w:pPr>
-      <w:r>
-        <w:t xml:space="preserve">- DeutscheInterim Trendbarometer Frühjahr 2026 (deutscheinterim.com)</w:t>
-      </w:r>
-    </w:p>
-    <w:p>
-      <w:pPr>
-        <w:spacing w:after="100"/>
-      </w:pPr>
-      <w:r>
-        <w:t xml:space="preserve">- RRHHDIGITAL: Interim Management en España: madurez pendiente y oportunidad estratégica (rrhhdigital.com)</w:t>
-      </w:r>
-    </w:p>
-    <w:p>
-      <w:pPr>
         <w:spacing w:after="200"/>
       </w:pPr>
       <w:r>
-        <w:t xml:space="preserve">- EPUNTO: CHRO Interim — Director de Recursos Humanos temporal (epunto.es)</w:t>
+        <w:t xml:space="preserve">Robert Walters: EU Interim Management Trends &amp; Rates Report 2026 (robertwalters.es / robertwalters.fr)
+DDIM: Marktstudie 2026 — Interim Management behauptet sich in anspruchsvollem Marktumfeld (ddim.de)
+DeutscheInterim: Trendbarometer Frühjahr 2026 (deutscheinterim.com)
+Institute of Interim Management (IIM): Interim Management Survey 2026 (iim.org.uk)
+GH Partners: Le marché français du management de transition: chiffres clés 2025-2026 (ghpartners.fr)
+Introlution UK: Unlocking Industrial Growth: How Interim Leadership Drives Transformation Across Europe and the UK (introlution.co.uk)
+Verified Market Reports: Global Post Merger Integration Consulting Market 2026-2034
+RRHHDIGITAL: Interim Management en España: madurez pendiente y oportunidad estratégica (rrhhdigital.com)
+EPUNTO Interim Management: El Interim Management en 2026 (epunto.es)</w:t>
       </w:r>
     </w:p>
     <w:sectPr>

--- a/output/agent3_article.docx
+++ b/output/agent3_article.docx
@@ -14,7 +14,7 @@
         <w:t xml:space="preserve">Título SEO: </w:t>
       </w:r>
       <w:r>
-        <w:t xml:space="preserve">COO Interino: el director de operaciones que la empresa necesita cuando no puede esperar</w:t>
+        <w:t xml:space="preserve">Interim Manager Industrial: Cuándo y Cómo Modernizar la Planta con Liderazgo Externo</w:t>
       </w:r>
     </w:p>
     <w:p>
@@ -29,7 +29,7 @@
         <w:t xml:space="preserve">Meta descripción: </w:t>
       </w:r>
       <w:r>
-        <w:t xml:space="preserve">¿Tu empresa necesita un director de operaciones de forma inmediata? Descubre cómo el interim management aporta liderazgo ejecutivo en operaciones en menos de dos semanas y qué impacto genera en los primeros 90 días.</w:t>
+        <w:t xml:space="preserve">Descubre cuándo una empresa manufacturera necesita un interim manager industrial, qué perfil aporta valor real y cómo se articula una misión en entornos de transformación, ERP o nearshoring.</w:t>
       </w:r>
     </w:p>
     <w:p>
@@ -44,7 +44,7 @@
         <w:t xml:space="preserve">URL slug: </w:t>
       </w:r>
       <w:r>
-        <w:t xml:space="preserve">coo-interino-director-operaciones-interim-management</w:t>
+        <w:t xml:space="preserve">/interim-manager-industrial</w:t>
       </w:r>
     </w:p>
     <w:p>
@@ -52,15 +52,31 @@
         <w:pStyle w:val="Heading1"/>
       </w:pPr>
       <w:r>
-        <w:t xml:space="preserve">COO Interino: el ejecutivo de operaciones que estabiliza la empresa cuando el tiempo apremia</w:t>
-      </w:r>
-    </w:p>
-    <w:p>
-      <w:pPr>
-        <w:spacing w:after="200"/>
-      </w:pPr>
-      <w:r>
-        <w:t xml:space="preserve">La dirección de operaciones es uno de los puestos más críticos de cualquier organización industrial o de distribución. Cuando el titular deja el cargo —con preaviso o de forma imprevista— la empresa entra en una zona de vulnerabilidad que no puede sostenerse durante los meses que requiere un proceso de selección convencional. La cadena de valor se resiente, los equipos buscan referentes que no encuentran y la productividad comienza a caer antes de que el impacto sea visible en los números. El interim management ofrece en ese momento una respuesta que combina velocidad de incorporación con experiencia directiva de alto nivel: un interim manager de operaciones puede estar plenamente operativo en menos de dos semanas.</w:t>
+        <w:t xml:space="preserve">Interim Manager Industrial: el liderazgo ejecutivo que la transformación de planta no puede esperar</w:t>
+      </w:r>
+    </w:p>
+    <w:p>
+      <w:pPr>
+        <w:spacing w:after="200"/>
+      </w:pPr>
+      <w:r>
+        <w:t xml:space="preserve">Las empresas industriales españolas afrontan una de sus agendas de modernización más intensas en décadas: digitalización de planta, implantación de sistemas ERP, rediseño de cadenas de suministro, transición hacia procesos más eficientes y sostenibles. La presión llega de varios frentes a la vez —inversores, mercados, regulación, competencia europea— y el plazo que marca el entorno rara vez coincide con el ritmo al que el talento directivo interno puede responder.</w:t>
+      </w:r>
+    </w:p>
+    <w:p>
+      <w:pPr>
+        <w:spacing w:after="200"/>
+      </w:pPr>
+      <w:r>
+        <w:t xml:space="preserve">Cuando el proyecto está definido y los recursos económicos están disponibles, la pregunta que más directores generales y consejos de administración se hacen en voz alta es esta: ¿qué ocurre si el perfil directivo que debe liderarlo no existe dentro de la organización?</w:t>
+      </w:r>
+    </w:p>
+    <w:p>
+      <w:pPr>
+        <w:spacing w:after="200"/>
+      </w:pPr>
+      <w:r>
+        <w:t xml:space="preserve">La respuesta que el interim management ofrece en este contexto es concreta y verificable.</w:t>
       </w:r>
     </w:p>
     <w:p>
@@ -68,39 +84,31 @@
         <w:pStyle w:val="Heading2"/>
       </w:pPr>
       <w:r>
-        <w:t xml:space="preserve">Cuándo la dirección de operaciones no puede esperar</w:t>
-      </w:r>
-    </w:p>
-    <w:p>
-      <w:pPr>
-        <w:spacing w:after="160"/>
-      </w:pPr>
-      <w:r>
-        <w:t xml:space="preserve">La salida de un COO —planificada o imprevista— activa una cadena de riesgos que las organizaciones frecuentemente subestiman hasta que se materializan. Los procesos críticos quedan sin responsable ejecutivo, los proveedores estratégicos pierden a su interlocutor principal y los equipos operacionales funcionan sin la alineación necesaria entre planta, logística y planificación.</w:t>
-      </w:r>
-    </w:p>
-    <w:p>
-      <w:pPr>
-        <w:spacing w:after="160"/>
-      </w:pPr>
-      <w:r>
-        <w:t xml:space="preserve">El interim management actúa en estos escenarios no como un recurso temporal de emergencia, sino como una respuesta de plena autoridad directiva. El perfil de un interim manager de operaciones no es el de un asesor externo que observa y recomienda: es un ejecutivo que decide, ejecuta y rinde cuentas ante la propiedad o el consejo desde el primer día.</w:t>
-      </w:r>
-    </w:p>
-    <w:p>
-      <w:pPr>
-        <w:spacing w:after="160"/>
-      </w:pPr>
-      <w:r>
-        <w:t xml:space="preserve">Hay situaciones concretas que hacen imprescindible esta respuesta. La salida inesperada de un COO en plena temporada de alta demanda obliga a mantener el ritmo operacional sin que los equipos perciban vacío de liderazgo. Un plan de expansión de capacidad o apertura de nuevas líneas de producción que exige liderazgo dedicado sin desviar al equipo existente de sus objetivos. Una integración de plantas o plataformas logísticas tras una adquisición donde la fricción operacional amenaza las sinergias previstas. Una implantación de sistemas de planificación o de ERP que ha desbordado el alcance técnico y necesita gobernanza directiva.</w:t>
-      </w:r>
-    </w:p>
-    <w:p>
-      <w:pPr>
-        <w:spacing w:after="200"/>
-      </w:pPr>
-      <w:r>
-        <w:t xml:space="preserve">En todos estos casos, el interim management permite a la empresa mantener la continuidad operacional mientras avanza en la búsqueda de la solución definitiva —una contratación permanente, una reorganización interna o una redefinición del modelo operativo—. La misión de interim management y el proceso de selección pueden correr en paralelo, sin que uno bloquee al otro.</w:t>
+        <w:t xml:space="preserve">Por qué la transformación industrial necesita un perfil directivo distinto</w:t>
+      </w:r>
+    </w:p>
+    <w:p>
+      <w:pPr>
+        <w:spacing w:after="200"/>
+      </w:pPr>
+      <w:r>
+        <w:t xml:space="preserve">Liderar la implantación de un ERP en una planta industrial no es lo mismo que gestionar esa planta en condiciones de producción ordinaria. Rediseñar la cadena de suministro bajo presión de costes, o dirigir la reestructuración de un turno de producción mientras se mantiene el nivel de servicio al cliente, exige una combinación de experiencias que pocos directivos internos reúnen de forma simultánea.</w:t>
+      </w:r>
+    </w:p>
+    <w:p>
+      <w:pPr>
+        <w:spacing w:after="200"/>
+      </w:pPr>
+      <w:r>
+        <w:t xml:space="preserve">El equipo interno de una empresa manufacturera mediana suele tener dominio profundo del producto y del proceso, pero no siempre ha liderado proyectos de transformación a esta escala. Las consultoras externas aportan metodología, pero no asumen la responsabilidad ejecutiva ni están presentes en la planta el día a día. El interim manager industrial cubre ese espacio: ejecuta con autoridad de línea, responde ante el consejo o la dirección general, y aporta la experiencia acumulada en proyectos similares que el equipo interno no ha tenido oportunidad de vivir.</w:t>
+      </w:r>
+    </w:p>
+    <w:p>
+      <w:pPr>
+        <w:spacing w:after="200"/>
+      </w:pPr>
+      <w:r>
+        <w:t xml:space="preserve">La velocidad de incorporación —habitualmente inferior a cuatro semanas desde la decisión hasta el inicio efectivo de la misión— es un factor que diferencia al interim management de otras alternativas cuando el proyecto no puede esperar.</w:t>
       </w:r>
     </w:p>
     <w:p>
@@ -108,47 +116,31 @@
         <w:pStyle w:val="Heading2"/>
       </w:pPr>
       <w:r>
-        <w:t xml:space="preserve">Qué hace un interim manager de operaciones en sus primeros 90 días</w:t>
-      </w:r>
-    </w:p>
-    <w:p>
-      <w:pPr>
-        <w:spacing w:after="160"/>
-      </w:pPr>
-      <w:r>
-        <w:t xml:space="preserve">La velocidad de impacto es la variable que más diferencia al interim management de otras modalidades de apoyo directivo. No hay curva de aprendizaje extendida: el perfil senior que se incorpora llega con un marco de referencia construido en misiones anteriores en sectores y contextos comparables.</w:t>
-      </w:r>
-    </w:p>
-    <w:p>
-      <w:pPr>
-        <w:spacing w:after="160"/>
-      </w:pPr>
-      <w:r>
-        <w:t xml:space="preserve">Los primeros 30 días son de diagnosis y estabilización. El interim manager mapea los procesos críticos, identifica los cuellos de botella estructurales, establece la cadencia de seguimiento con los equipos y detecta los riesgos que requieren atención prioritaria. La incorporación es discreta: sin ruido organizacional, con foco total en los resultados.</w:t>
-      </w:r>
-    </w:p>
-    <w:p>
-      <w:pPr>
-        <w:spacing w:after="160"/>
-      </w:pPr>
-      <w:r>
-        <w:t xml:space="preserve">Entre el día 30 y el 60, el interim manager de operaciones activa las primeras medidas de mejora: alineación de indicadores clave de rendimiento, simplificación de flujos críticos, reactivación de relaciones con proveedores estratégicos y ajuste del planning de capacidad. El equipo empieza a percibir el cambio de ritmo antes de que los indicadores lo reflejen.</w:t>
-      </w:r>
-    </w:p>
-    <w:p>
-      <w:pPr>
-        <w:spacing w:after="160"/>
-      </w:pPr>
-      <w:r>
-        <w:t xml:space="preserve">En el tramo final de los primeros 90 días, el foco se desplaza a la consolidación: los procesos críticos funcionan de forma autónoma, el equipo directivo intermedio tiene claro su margen de decisión y la empresa recupera la visibilidad sobre su cadena de valor. Simultáneamente, el interim manager inicia la transferencia estructurada de conocimiento hacia la organización permanente.</w:t>
-      </w:r>
-    </w:p>
-    <w:p>
-      <w:pPr>
-        <w:spacing w:after="200"/>
-      </w:pPr>
-      <w:r>
-        <w:t xml:space="preserve">Esta arquitectura de los primeros 90 días no es un protocolo genérico: se adapta en cada misión al sector, al modelo operativo y al nivel de madurez de la organización.</w:t>
+        <w:t xml:space="preserve">Las tres misiones más frecuentes del interim manager en empresa industrial</w:t>
+      </w:r>
+    </w:p>
+    <w:p>
+      <w:pPr>
+        <w:spacing w:after="200"/>
+      </w:pPr>
+      <w:r>
+        <w:t xml:space="preserve">Implantación de ERP y digitalización de planta. Es la misión que mayor demanda está generando en el sector industrial europeo en 2026. El fracaso en proyectos de este tipo rara vez tiene origen tecnológico: casi siempre responde a una insuficiencia de liderazgo ejecutivo con capacidad de tomar decisiones de proceso bajo presión. Un interim manager con experiencia en implantaciones industriales asegura que el proyecto avanza con criterio, que los conflictos entre áreas se resuelven con rapidez y que la dirección de planta no queda atrapada entre el proveedor tecnológico y las necesidades reales de producción.</w:t>
+      </w:r>
+    </w:p>
+    <w:p>
+      <w:pPr>
+        <w:spacing w:after="200"/>
+      </w:pPr>
+      <w:r>
+        <w:t xml:space="preserve">Rediseño de cadena de suministro y nearshoring. La estrategia de diversificación de proveedores y de acercamiento de la cadena de suministro a mercados europeos está generando proyectos de alta complejidad en muchas empresas industriales medianas españolas. El interim manager especializado en supply chain aporta criterio de selección, capacidad de negociación y experiencia en la gestión del riesgo operativo durante la transición.</w:t>
+      </w:r>
+    </w:p>
+    <w:p>
+      <w:pPr>
+        <w:spacing w:after="200"/>
+      </w:pPr>
+      <w:r>
+        <w:t xml:space="preserve">Reestructuración operativa y transición de dirección de planta. Cuando la empresa debe reducir costes de estructura sin comprometer la capacidad productiva, o cuando la dirección de planta cambia en un momento crítico, el interim management proporciona la continuidad operativa que el equipo no puede garantizar por sí solo. Los primeros 90 días de una misión de este tipo se orientan a estabilizar el proceso, identificar las palancas de mejora y construir la confianza con los mandos intermedios y el comité de dirección.</w:t>
       </w:r>
     </w:p>
     <w:p>
@@ -156,47 +148,39 @@
         <w:pStyle w:val="Heading2"/>
       </w:pPr>
       <w:r>
-        <w:t xml:space="preserve">El perfil que convierte la urgencia operacional en ventaja competitiva</w:t>
-      </w:r>
-    </w:p>
-    <w:p>
-      <w:pPr>
-        <w:spacing w:after="160"/>
-      </w:pPr>
-      <w:r>
-        <w:t xml:space="preserve">El interim management en operaciones no es, en la mayoría de los casos, una solución reactiva de emergencia. Las organizaciones que lo han integrado en su modelo de gestión lo utilizan también de forma proactiva: para acelerar la implantación de un nuevo modelo operativo sin desviar a la línea de sus objetivos, para liderar un proyecto de optimización con autoridad directiva plena o para preparar la organización antes de una integración compleja.</w:t>
-      </w:r>
-    </w:p>
-    <w:p>
-      <w:pPr>
-        <w:spacing w:after="160"/>
-      </w:pPr>
-      <w:r>
-        <w:t xml:space="preserve">El perfil de un interim manager de operaciones senior combina experiencia multisectorial, capacidad para leer culturas organizacionales con rapidez y orientación a resultados medibles. Ha liderado transformaciones en entornos con recursos limitados, sabe gestionar la presión de la propiedad o del consejo sin trasladarla de forma destructiva a los equipos y conoce los límites entre lo urgente y lo importante.</w:t>
-      </w:r>
-    </w:p>
-    <w:p>
-      <w:pPr>
-        <w:spacing w:after="160"/>
-      </w:pPr>
-      <w:r>
-        <w:t xml:space="preserve">En el contexto europeo actual, donde la presión sobre los costes logísticos, la volatilidad en las cadenas de suministro y la digitalización de los procesos industriales exigen una capacidad de respuesta que las estructuras permanentes raramente pueden activar con rapidez, el interim management de operaciones se posiciona como una herramienta de ventaja competitiva real, no solo como un recurso de transición.</w:t>
-      </w:r>
-    </w:p>
-    <w:p>
-      <w:pPr>
-        <w:spacing w:after="200"/>
-      </w:pPr>
-      <w:r>
-        <w:t xml:space="preserve">Las empresas que incorporan esta lógica —interim manager como palanca estratégica y no solo como solución de urgencia— son las que extraen mayor valor de cada misión.</w:t>
-      </w:r>
-    </w:p>
-    <w:p>
-      <w:pPr>
-        <w:spacing w:after="280"/>
-      </w:pPr>
-      <w:r>
-        <w:t xml:space="preserve">La dirección de operaciones no puede permitirse semanas de parálisis. Cuando el liderazgo ejecutivo falla o el contexto lo desborda, el interim management ofrece la única respuesta que combina inmediatez y profundidad directiva. No se trata de adquirir tiempo: se trata de incorporar experiencia probada con capacidad de ejecución autónoma desde el primer día. La pregunta que debería plantearse no es si la empresa puede permitirse un interim manager de operaciones, sino cuánto está costando, en términos operacionales y de oportunidad, no haberlo activado antes.</w:t>
+        <w:t xml:space="preserve">Cómo se estructura una misión de interim management en el sector industrial</w:t>
+      </w:r>
+    </w:p>
+    <w:p>
+      <w:pPr>
+        <w:spacing w:after="200"/>
+      </w:pPr>
+      <w:r>
+        <w:t xml:space="preserve">La incorporación de un interim manager en una empresa industrial sigue un proceso que reduce el riesgo de la transición. En la fase inicial —generalmente las primeras dos semanas— el foco está en el diagnóstico: comprensión del estado real del proyecto, identificación de los interlocutores clave y establecimiento de la línea de reporting con la dirección general o el consejo.</w:t>
+      </w:r>
+    </w:p>
+    <w:p>
+      <w:pPr>
+        <w:spacing w:after="200"/>
+      </w:pPr>
+      <w:r>
+        <w:t xml:space="preserve">El modelo de gobernanza condiciona de forma directa el éxito de la misión. El interim manager que reporta directamente al CEO o al consejo, con autoridad de línea sobre el equipo, genera resultados más consistentes que aquel que actúa en una posición ambigua entre la dirección y los mandos intermedios. Definir ese encaje antes de la incorporación es parte del diseño de la misión.</w:t>
+      </w:r>
+    </w:p>
+    <w:p>
+      <w:pPr>
+        <w:spacing w:after="200"/>
+      </w:pPr>
+      <w:r>
+        <w:t xml:space="preserve">La transferencia de conocimiento al equipo interno no es el último paso: es una actividad que empieza desde el primer día. El objetivo del interim management no es crear dependencia, sino dejar una organización más capaz al final del mandato. La duración media de una misión industrial oscila entre seis y dieciocho meses, en función de la complejidad del proyecto y de la capacidad interna para absorber el cambio.</w:t>
+      </w:r>
+    </w:p>
+    <w:p>
+      <w:pPr>
+        <w:spacing w:after="300"/>
+      </w:pPr>
+      <w:r>
+        <w:t xml:space="preserve">La transformación industrial no espera a que la estructura interna esté lista. Las empresas que están acelerando su modernización —con o sin presión externa de un inversor— están descubriendo que el interim management no es un recurso de emergencia, sino una palanca de ejecución disponible desde el primer momento en que se identifica la brecha entre el proyecto que debe hacerse y el talento directivo que puede liderarlo.</w:t>
       </w:r>
     </w:p>
     <w:p>
@@ -209,62 +193,62 @@
     </w:p>
     <w:p>
       <w:pPr>
-        <w:spacing w:after="100"/>
+        <w:spacing w:after="120"/>
       </w:pPr>
       <w:r>
         <w:rPr>
           <w:b/>
           <w:bCs/>
         </w:rPr>
-        <w:t xml:space="preserve">Una filial española de un grupo belga de logística y distribución debe afrontar el inicio de su campaña de mayor demanda del año cuando el director de operaciones es reubicado en la matriz con seis semanas de preaviso. ¿Cómo se articula un mandato de interim management en ese contexto?</w:t>
-      </w:r>
-    </w:p>
-    <w:p>
-      <w:pPr>
-        <w:spacing w:after="200"/>
-      </w:pPr>
-      <w:r>
-        <w:t xml:space="preserve">La prioridad del interim manager en ese escenario es garantizar la continuidad operacional de la campaña sin interrupciones. En los primeros diez días, el ejecutivo asume plena responsabilidad sobre los flujos de entrada, picking, almacenamiento y distribución, establece los indicadores de seguimiento diario y confirma los acuerdos de servicio con transportistas y operadores clave. Durante la campaña, ejerce el liderazgo operacional con plena autoridad ante los equipos y ante la matriz. La misión se estructura habitualmente en tres fases: estabilización (semanas 1-4), ejecución de la campaña de alta demanda (semanas 5-12) y transferencia al sucesor permanente, con entrega de documentación de procesos y del modelo de gestión (semanas 13-16).</w:t>
-      </w:r>
-    </w:p>
-    <w:p>
-      <w:pPr>
-        <w:spacing w:after="100"/>
+        <w:t xml:space="preserve">Una empresa familiar de fabricación de componentes de automoción, participada por un fondo de private equity hace 18 meses, debe implantar un ERP en planta en el plazo fijado por el inversor. Su director de operaciones —de perfil técnico— nunca ha liderado un proyecto de esta envergadura. ¿Cómo se articula una misión de interim management en ese contexto?</w:t>
+      </w:r>
+    </w:p>
+    <w:p>
+      <w:pPr>
+        <w:spacing w:after="200"/>
+      </w:pPr>
+      <w:r>
+        <w:t xml:space="preserve">Se incorpora un interim manager con experiencia en implantaciones ERP en entornos de manufactura de componentes. El perfil requerido combina autoridad operativa —capacidad de tomar decisiones de proceso y resolver conflictos entre el equipo de planta y el integrador tecnológico— con interlocución fluida ante el consejo y los representantes del fondo. En los primeros 30 días, el foco es el diagnóstico del estado real del proyecto: alcance comprometido, recursos internos disponibles, riesgos de desviación de plazo y coste. En los 60 días siguientes, el interim manager toma la dirección efectiva del proyecto, establece el ritmo de avance y ajusta las expectativas del inversor con criterio técnico. El criterio de salida se define desde el inicio: entrega del sistema en producción y estabilización de los procesos clave, con el equipo interno formado y capaz de operar sin apoyo externo.</w:t>
+      </w:r>
+    </w:p>
+    <w:p>
+      <w:pPr>
+        <w:spacing w:after="120"/>
       </w:pPr>
       <w:r>
         <w:rPr>
           <w:b/>
           <w:bCs/>
         </w:rPr>
-        <w:t xml:space="preserve">¿Cómo se estructura el reporting del interim manager de operaciones ante la propiedad o el consejo cuando no existe una cadena de mando clara?</w:t>
-      </w:r>
-    </w:p>
-    <w:p>
-      <w:pPr>
-        <w:spacing w:after="200"/>
-      </w:pPr>
-      <w:r>
-        <w:t xml:space="preserve">En la mayoría de las misiones de interim management, el ejecutivo reporta directamente al CEO o al consejo, con una cadencia semanal de seguimiento ejecutivo y un informe mensual de indicadores clave. Antes del inicio de la misión, se acuerdan el perímetro de decisión autónoma del interim manager, las decisiones que requieren consulta previa y los umbrales a partir de los cuales el consejo debe ser informado de forma inmediata. Esta claridad de gobernanza es uno de los factores que más acelera la efectividad de la misión.</w:t>
-      </w:r>
-    </w:p>
-    <w:p>
-      <w:pPr>
-        <w:spacing w:after="100"/>
+        <w:t xml:space="preserve">¿Cómo gestiona el interim manager industrial la relación con los mandos intermedios de planta que llevan años en la empresa y pueden percibir su llegada como una amenaza?</w:t>
+      </w:r>
+    </w:p>
+    <w:p>
+      <w:pPr>
+        <w:spacing w:after="200"/>
+      </w:pPr>
+      <w:r>
+        <w:t xml:space="preserve">La relación con los mandos intermedios es uno de los primeros focos de cualquier misión de interim management en planta. La incorporación de un perfil externo con autoridad ejecutiva puede generar incertidumbre en equipos consolidados. El abordaje habitual es directo: desde el primer día, el interim manager establece conversaciones individuales con los mandos clave, identifica sus capacidades y define con claridad el alcance de cada uno dentro del proyecto. El objetivo no es sustituir el conocimiento acumulado del equipo, sino amplificarlo con una dirección más clara y mayor capacidad de decisión. En la práctica, los mandos intermedios que más se benefician de este tipo de misión son quienes llevaban tiempo sin una dirección con suficiente seniority para escuchar sus propuestas y darles respaldo.</w:t>
+      </w:r>
+    </w:p>
+    <w:p>
+      <w:pPr>
+        <w:spacing w:after="120"/>
       </w:pPr>
       <w:r>
         <w:rPr>
           <w:b/>
           <w:bCs/>
         </w:rPr>
-        <w:t xml:space="preserve">Al final de la misión, ¿cómo decide la empresa si necesita incorporar un COO permanente o puede redistribuir las responsabilidades de la dirección de operaciones entre el equipo existente?</w:t>
-      </w:r>
-    </w:p>
-    <w:p>
-      <w:pPr>
-        <w:spacing w:after="280"/>
-      </w:pPr>
-      <w:r>
-        <w:t xml:space="preserve">El interim manager contribuye activamente a esta decisión durante la fase final de la misión, porque ha tenido la oportunidad de evaluar la madurez operacional de los mandos intermedios y la complejidad real del puesto. En empresas medianas con operaciones estables, puede ser viable una redistribución interna bien diseñada. En organizaciones en crecimiento, con múltiples centros o con integración post-adquisición pendiente, la contratación de un COO permanente suele ser la opción más sólida a largo plazo. El interim manager puede, además, participar en el briefing de la búsqueda del sucesor y en su incorporación.</w:t>
+        <w:t xml:space="preserve">Al finalizar la misión, ¿cómo decide la empresa si necesita incorporar un perfil directivo permanente o puede redistribuir las responsabilidades entre el equipo existente?</w:t>
+      </w:r>
+    </w:p>
+    <w:p>
+      <w:pPr>
+        <w:spacing w:after="200"/>
+      </w:pPr>
+      <w:r>
+        <w:t xml:space="preserve">Esta decisión se toma con criterios que se establecen, idealmente, antes del inicio de la misión. Un interim manager riguroso incluye en el diseño del mandato una evaluación explícita de la capacidad interna: si existe un perfil con potencial para asumir las responsabilidades al término de la misión, parte del trabajo consiste en desarrollarlo y transferirle la metodología de dirección. Si no existe ese perfil, la evaluación se hace durante los primeros 60 días y la conclusión se traslada con tiempo suficiente al consejo para que la búsqueda de un sucesor permanente no quede al margen del plan. La decisión no depende del tiempo que lleve la misión, sino del estado de madurez de la organización al momento del cierre.</w:t>
       </w:r>
     </w:p>
     <w:p>
@@ -272,7 +256,7 @@
         <w:pStyle w:val="Heading2"/>
       </w:pPr>
       <w:r>
-        <w:t xml:space="preserve">¿Tu empresa necesita incorporar un director de operaciones de forma inmediata?</w:t>
+        <w:t xml:space="preserve">¿Tu empresa industrial afronta un proyecto de transformación sin el perfil directivo que lo lidere?</w:t>
       </w:r>
     </w:p>
     <w:p>
@@ -280,7 +264,7 @@
         <w:spacing w:after="400"/>
       </w:pPr>
       <w:r>
-        <w:t xml:space="preserve">En Manager in Motion identificamos el perfil adecuado y lo activamos en menos de dos semanas. Solicita un primer diagnóstico gratuito en 24 horas.</w:t>
+        <w:t xml:space="preserve">Habla con Manager in Motion: presentamos el interim manager adecuado en menos de 72 horas.</w:t>
       </w:r>
     </w:p>
     <w:p>
@@ -316,18 +300,50 @@
     </w:p>
     <w:p>
       <w:pPr>
-        <w:spacing w:after="200"/>
-      </w:pPr>
-      <w:r>
-        <w:t xml:space="preserve">Robert Walters: EU Interim Management Trends &amp; Rates Report 2026 (robertwalters.es / robertwalters.fr)
-DDIM: Marktstudie 2026 — Interim Management behauptet sich in anspruchsvollem Marktumfeld (ddim.de)
-DeutscheInterim: Trendbarometer Frühjahr 2026 (deutscheinterim.com)
-Institute of Interim Management (IIM): Interim Management Survey 2026 (iim.org.uk)
-GH Partners: Le marché français du management de transition: chiffres clés 2025-2026 (ghpartners.fr)
-Introlution UK: Unlocking Industrial Growth: How Interim Leadership Drives Transformation Across Europe and the UK (introlution.co.uk)
-Verified Market Reports: Global Post Merger Integration Consulting Market 2026-2034
-RRHHDIGITAL: Interim Management en España: madurez pendiente y oportunidad estratégica (rrhhdigital.com)
-EPUNTO Interim Management: El Interim Management en 2026 (epunto.es)</w:t>
+        <w:spacing w:after="100"/>
+      </w:pPr>
+      <w:r>
+        <w:t xml:space="preserve">- DDIM (Dachgesellschaft Deutsches Interim Management) — Marktstudie 2026: estado del mercado alemán de interim management, volumen, tarifas y drivers de demanda.</w:t>
+      </w:r>
+    </w:p>
+    <w:p>
+      <w:pPr>
+        <w:spacing w:after="100"/>
+      </w:pPr>
+      <w:r>
+        <w:t xml:space="preserve">- IIM (Institute of Interim Management, UK) — Interim Management Survey 2026: tendencias del mercado británico, utilización, sectores de mayor demanda, módulo sobre fractional interim management.</w:t>
+      </w:r>
+    </w:p>
+    <w:p>
+      <w:pPr>
+        <w:spacing w:after="100"/>
+      </w:pPr>
+      <w:r>
+        <w:t xml:space="preserve">- Introlution (UK) — Unlocking Industrial Growth: How Interim Leadership Drives Transformation Across Europe and the UK and some outlook for 2026: demanda de liderazgo interino en sectores industriales europeos.</w:t>
+      </w:r>
+    </w:p>
+    <w:p>
+      <w:pPr>
+        <w:spacing w:after="100"/>
+      </w:pPr>
+      <w:r>
+        <w:t xml:space="preserve">- ConsultingHeads — Interim Supply Chain Manager: Rapid Solutions for Resilient Supply Chains in 2026: tendencias en supply chain y nearshoring.</w:t>
+      </w:r>
+    </w:p>
+    <w:p>
+      <w:pPr>
+        <w:spacing w:after="100"/>
+      </w:pPr>
+      <w:r>
+        <w:t xml:space="preserve">- Robert Half / Robert Walters — estudios de remuneración y tendencias de interim management en España, Francia y Alemania 2026.</w:t>
+      </w:r>
+    </w:p>
+    <w:p>
+      <w:pPr>
+        <w:spacing w:after="200"/>
+      </w:pPr>
+      <w:r>
+        <w:t xml:space="preserve">- APTIE — Transformación empresarial en 2026: el interim management acelera el cambio que las empresas necesitan: contexto del mercado español.</w:t>
       </w:r>
     </w:p>
     <w:sectPr>

--- a/output/agent3_article.docx
+++ b/output/agent3_article.docx
@@ -14,7 +14,7 @@
         <w:t xml:space="preserve">Título SEO: </w:t>
       </w:r>
       <w:r>
-        <w:t xml:space="preserve">Interim Manager Industrial: Cuándo y Cómo Modernizar la Planta con Liderazgo Externo</w:t>
+        <w:t xml:space="preserve">CEO Interino: cuándo el consejo necesita un director general de transición</w:t>
       </w:r>
     </w:p>
     <w:p>
@@ -29,7 +29,7 @@
         <w:t xml:space="preserve">Meta descripción: </w:t>
       </w:r>
       <w:r>
-        <w:t xml:space="preserve">Descubre cuándo una empresa manufacturera necesita un interim manager industrial, qué perfil aporta valor real y cómo se articula una misión en entornos de transformación, ERP o nearshoring.</w:t>
+        <w:t xml:space="preserve">Descubre en qué situaciones el CEO interino es la respuesta más eficaz para el consejo de administración: sucesión, transformación, vacante urgente o entrada de inversor. Guía para directivos y propietarios.</w:t>
       </w:r>
     </w:p>
     <w:p>
@@ -44,7 +44,7 @@
         <w:t xml:space="preserve">URL slug: </w:t>
       </w:r>
       <w:r>
-        <w:t xml:space="preserve">/interim-manager-industrial</w:t>
+        <w:t xml:space="preserve">/ceo-interino-director-general-transicion</w:t>
       </w:r>
     </w:p>
     <w:p>
@@ -52,7 +52,7 @@
         <w:pStyle w:val="Heading1"/>
       </w:pPr>
       <w:r>
-        <w:t xml:space="preserve">Interim Manager Industrial: el liderazgo ejecutivo que la transformación de planta no puede esperar</w:t>
+        <w:t xml:space="preserve">CEO Interino: cuándo el consejo necesita un director general de transición</w:t>
       </w:r>
     </w:p>
     <w:p>
@@ -60,7 +60,7 @@
         <w:spacing w:after="200"/>
       </w:pPr>
       <w:r>
-        <w:t xml:space="preserve">Las empresas industriales españolas afrontan una de sus agendas de modernización más intensas en décadas: digitalización de planta, implantación de sistemas ERP, rediseño de cadenas de suministro, transición hacia procesos más eficientes y sostenibles. La presión llega de varios frentes a la vez —inversores, mercados, regulación, competencia europea— y el plazo que marca el entorno rara vez coincide con el ritmo al que el talento directivo interno puede responder.</w:t>
+        <w:t xml:space="preserve">Hay decisiones que el consejo de administración no puede aplazar. La vacante en la dirección general es una de ellas. Cuando el CEO sale —con preaviso o sin él— la organización no entra en pausa: los equipos esperan señales, los clientes observan y los inversores evalúan. La pregunta que el consejo debe responder rápido no es solo «¿a quién nombramos?» sino «¿qué necesitamos en este momento concreto?». En muchas situaciones, la respuesta más eficaz es un CEO interino.</w:t>
       </w:r>
     </w:p>
     <w:p>
@@ -68,7 +68,47 @@
         <w:spacing w:after="200"/>
       </w:pPr>
       <w:r>
-        <w:t xml:space="preserve">Cuando el proyecto está definido y los recursos económicos están disponibles, la pregunta que más directores generales y consejos de administración se hacen en voz alta es esta: ¿qué ocurre si el perfil directivo que debe liderarlo no existe dentro de la organización?</w:t>
+        <w:t xml:space="preserve">El interim management aplicado a la dirección general es el eje de mayor crecimiento en los mercados europeos maduros. No es una solución de emergencia para tapar un hueco: es una decisión estratégica que permite a la empresa mantener el liderazgo ejecutivo con plena autoridad, avanzar en sus objetivos y preparar el terreno para el sucesor permanente —o para la operación corporativa que venga a continuación.</w:t>
+      </w:r>
+    </w:p>
+    <w:p>
+      <w:pPr>
+        <w:pStyle w:val="Heading2"/>
+      </w:pPr>
+      <w:r>
+        <w:t xml:space="preserve">Las cuatro situaciones en que el CEO interino es la decisión más racional</w:t>
+      </w:r>
+    </w:p>
+    <w:p>
+      <w:pPr>
+        <w:spacing w:after="160"/>
+      </w:pPr>
+      <w:r>
+        <w:t xml:space="preserve">El primer error es asumir que la única respuesta a la vacante en la dirección general es acelerar la búsqueda permanente. Un proceso de selección de CEO tarda entre cuatro y ocho meses. Durante ese período, la empresa necesita liderazgo ejecutivo real, no un comité de gestión improvisado.</w:t>
+      </w:r>
+    </w:p>
+    <w:p>
+      <w:pPr>
+        <w:spacing w:after="160"/>
+      </w:pPr>
+      <w:r>
+        <w:t xml:space="preserve">La vacante urgente sin sucesor preparado es la situación más frecuente. La salida del CEO —por enfermedad, desacuerdo con el accionista, oferta externa o cierre de ciclo— deja a la organización sin cabeza visible. Promover al número dos puede ser la solución correcta a largo plazo, pero no siempre es viable a corto: el candidato interno puede no estar preparado aún, puede generar fricción política entre las áreas o puede no tener el perfil adecuado para el momento específico que atraviesa la empresa.</w:t>
+      </w:r>
+    </w:p>
+    <w:p>
+      <w:pPr>
+        <w:spacing w:after="160"/>
+      </w:pPr>
+      <w:r>
+        <w:t xml:space="preserve">El proceso de transformación estratégica que el equipo existente no puede liderar representa la segunda situación de alto valor. Una empresa que afronta una reestructuración profunda, un cambio de modelo de negocio o una integración post-adquisición puede necesitar un CEO interino precisamente porque la transformación requiere autoridad ejecutiva plena y distancia de los intereses internos. Un interim manager en la dirección general tiene el mandato claro, la experiencia en situaciones análogas y la capacidad de tomar decisiones difíciles sin hipotecar su carrera interna.</w:t>
+      </w:r>
+    </w:p>
+    <w:p>
+      <w:pPr>
+        <w:spacing w:after="160"/>
+      </w:pPr>
+      <w:r>
+        <w:t xml:space="preserve">La entrada de un inversor o el proceso de preparación para la venta generan una tercera situación donde el CEO interino aporta un valor singular. El inversor o el comprador potencial necesita un interlocutor ejecutivo con credibilidad, que domine la narrativa financiera y operativa de la empresa y que pueda gestionar el proceso sin las tensiones propias de un CEO que también negocia su propio contrato. El perfil de CEO interino ofrece esa neutralidad y esa experiencia en operaciones corporativas.</w:t>
       </w:r>
     </w:p>
     <w:p>
@@ -76,7 +116,7 @@
         <w:spacing w:after="200"/>
       </w:pPr>
       <w:r>
-        <w:t xml:space="preserve">La respuesta que el interim management ofrece en este contexto es concreta y verificable.</w:t>
+        <w:t xml:space="preserve">La sucesión en la empresa familiar es la cuarta situación, y una de las más delicadas. Cuando el fundador o el CEO familiar decide salir y el sucesor de la siguiente generación aún no está listo —o cuando la familia no ha resuelto quién lidera—, el CEO interino actúa como director general de transición generacional. Gestiona la empresa con autoridad plena, acompaña la profesionalización del sucesor y prepara la estructura organizativa para el relevo definitivo, sin la presión política que tendría cualquier miembro de la familia en ese rol.</w:t>
       </w:r>
     </w:p>
     <w:p>
@@ -84,7 +124,23 @@
         <w:pStyle w:val="Heading2"/>
       </w:pPr>
       <w:r>
-        <w:t xml:space="preserve">Por qué la transformación industrial necesita un perfil directivo distinto</w:t>
+        <w:t xml:space="preserve">El perfil del CEO interino: qué lo diferencia de otras figuras de liderazgo transitorio</w:t>
+      </w:r>
+    </w:p>
+    <w:p>
+      <w:pPr>
+        <w:spacing w:after="160"/>
+      </w:pPr>
+      <w:r>
+        <w:t xml:space="preserve">Un CEO interino no es un gestor de continuidad que mantiene el statu quo hasta que llega el permanente. Tampoco es un consultor que recomienda sin ejecutar. El interim manager tiene autoridad ejecutiva plena desde el primer día —firma, toma decisiones, lidera el comité de dirección, representa a la empresa ante clientes, bancos e inversores— y un mandato con objetivos definidos y criterios de salida explícitos.</w:t>
+      </w:r>
+    </w:p>
+    <w:p>
+      <w:pPr>
+        <w:spacing w:after="160"/>
+      </w:pPr>
+      <w:r>
+        <w:t xml:space="preserve">Lo que distingue al CEO interino de otras figuras es la combinación de tres atributos que raramente se encuentran juntos en un perfil de contratación permanente: velocidad de diagnóstico, independencia de intereses y orientación a resultados con horizonte definido. Un CEO interino de experiencia ha liderado situaciones de alta complejidad en sectores distintos, lo que le permite identificar los problemas reales de la organización en semanas, no en meses. No tiene agenda política interna. Y sabe que su misión termina cuando los objetivos están alcanzados o cuando el sucesor está listo.</w:t>
       </w:r>
     </w:p>
     <w:p>
@@ -92,7 +148,39 @@
         <w:spacing w:after="200"/>
       </w:pPr>
       <w:r>
-        <w:t xml:space="preserve">Liderar la implantación de un ERP en una planta industrial no es lo mismo que gestionar esa planta en condiciones de producción ordinaria. Rediseñar la cadena de suministro bajo presión de costes, o dirigir la reestructuración de un turno de producción mientras se mantiene el nivel de servicio al cliente, exige una combinación de experiencias que pocos directivos internos reúnen de forma simultánea.</w:t>
+        <w:t xml:space="preserve">El interim management en la dirección general también incluye una fase de transferencia estructurada. Al finalizar el mandato, el CEO interino no desaparece: trabaja con la empresa para documentar los procesos críticos, preparar al equipo de dirección y asegurar que el conocimiento acumulado durante la misión queda en la organización.</w:t>
+      </w:r>
+    </w:p>
+    <w:p>
+      <w:pPr>
+        <w:pStyle w:val="Heading2"/>
+      </w:pPr>
+      <w:r>
+        <w:t xml:space="preserve">Los primeros 90 días: cómo el CEO interino estabiliza, diagnostica y activa</w:t>
+      </w:r>
+    </w:p>
+    <w:p>
+      <w:pPr>
+        <w:spacing w:after="160"/>
+      </w:pPr>
+      <w:r>
+        <w:t xml:space="preserve">El valor de un CEO interino se demuestra en los primeros tres meses. La curva de aprendizaje que en una contratación permanente puede durar seis meses o un año se comprime en semanas.</w:t>
+      </w:r>
+    </w:p>
+    <w:p>
+      <w:pPr>
+        <w:spacing w:after="160"/>
+      </w:pPr>
+      <w:r>
+        <w:t xml:space="preserve">Las primeras semanas están dedicadas a la escucha estructurada: conversaciones individuales con los miembros del comité de dirección, revisión de los indicadores financieros y operativos clave, lectura de la cultura organizativa real —no la declarada— y mapeo de los aliados y los focos de resistencia. El interim manager no llega con un plan preconcebido: llega con una metodología de diagnóstico que le permite construir ese plan con los datos reales de la empresa.</w:t>
+      </w:r>
+    </w:p>
+    <w:p>
+      <w:pPr>
+        <w:spacing w:after="160"/>
+      </w:pPr>
+      <w:r>
+        <w:t xml:space="preserve">A partir de la cuarta semana, el foco se desplaza a consolidar la confianza del equipo y de la propiedad. El CEO interino comunica con claridad su mandato y sus prioridades, establece una cadencia de reporting con el consejo y gestiona la incertidumbre del equipo directivo con transparencia. En situaciones de vacante, el equipo teme lo que no sabe: el CEO interino neutraliza ese miedo con presencia y con claridad sobre el horizonte temporal.</w:t>
       </w:r>
     </w:p>
     <w:p>
@@ -100,7 +188,55 @@
         <w:spacing w:after="200"/>
       </w:pPr>
       <w:r>
-        <w:t xml:space="preserve">El equipo interno de una empresa manufacturera mediana suele tener dominio profundo del producto y del proceso, pero no siempre ha liderado proyectos de transformación a esta escala. Las consultoras externas aportan metodología, pero no asumen la responsabilidad ejecutiva ni están presentes en la planta el día a día. El interim manager industrial cubre ese espacio: ejecuta con autoridad de línea, responde ante el consejo o la dirección general, y aporta la experiencia acumulada en proyectos similares que el equipo interno no ha tenido oportunidad de vivir.</w:t>
+        <w:t xml:space="preserve">En la séptima a duodécima semana, el plan de acción entra en fase de activación. Las primeras decisiones visibles —reorganizaciones, acuerdos comerciales, ajustes de estructura, primeras palancas financieras— dan al equipo la señal de que la dirección está operativa y que la empresa avanza. El interim management en la dirección general no paraliza: moviliza.</w:t>
+      </w:r>
+    </w:p>
+    <w:p>
+      <w:pPr>
+        <w:pStyle w:val="Heading2"/>
+      </w:pPr>
+      <w:r>
+        <w:t xml:space="preserve">Preguntas Frecuentes</w:t>
+      </w:r>
+    </w:p>
+    <w:p>
+      <w:pPr>
+        <w:spacing w:after="80"/>
+      </w:pPr>
+      <w:r>
+        <w:t xml:space="preserve">Una empresa de servicios de salud ocupacional con 180 empleados pierde a su CEO fundador por motivos de salud a dos meses del cierre del ejercicio y en plena negociación de una línea de crédito con su banco. El consejo de administración —formado por tres socios— nunca ha gestionado este tipo de situación. ¿Cómo se articula una misión de CEO interino en ese contexto?</w:t>
+      </w:r>
+    </w:p>
+    <w:p>
+      <w:pPr>
+        <w:spacing w:after="160"/>
+      </w:pPr>
+      <w:r>
+        <w:t xml:space="preserve">El primer paso es definir el mandato con claridad antes de la incorporación: objetivos inmediatos (cierre del ejercicio, negociación bancaria, estabilización del equipo), horizonte temporal estimado (seis a nueve meses), estructura de reporting ante el consejo y criterios de salida. El CEO interino se incorpora en días —no semanas— y asume la representación ejecutiva plena desde el primer día, incluida la interlocución con el banco. En las primeras dos semanas realiza un diagnóstico de la situación financiera y operativa, establece la relación de confianza con los directivos internos y presenta al consejo un plan de prioridades para los primeros 90 días. En paralelo, puede acompañar la búsqueda del sucesor permanente o la preparación del relevo interno, actuando como puente entre el momento de crisis y la normalidad directiva.</w:t>
+      </w:r>
+    </w:p>
+    <w:p>
+      <w:pPr>
+        <w:spacing w:after="80"/>
+      </w:pPr>
+      <w:r>
+        <w:t xml:space="preserve">¿Puede el CEO interino preparar la empresa para la entrada de un inversor o un proceso de venta durante su mandato?</w:t>
+      </w:r>
+    </w:p>
+    <w:p>
+      <w:pPr>
+        <w:spacing w:after="160"/>
+      </w:pPr>
+      <w:r>
+        <w:t xml:space="preserve">Sí, y es uno de los escenarios donde el CEO interino aporta mayor valor diferencial. A diferencia de un CEO permanente, no tiene incentivos propios ligados a la operación que puedan sesgar sus decisiones. Puede ordenar la información financiera y operativa para el proceso de due diligence, gestionar la narrativa ante los potenciales inversores o compradores, liderar las negociaciones de primer nivel y asegurar que la empresa llega al momento de la operación en las mejores condiciones posibles. El interim management en este contexto actúa como catalizador de valor, no como gestor de mantenimiento.</w:t>
+      </w:r>
+    </w:p>
+    <w:p>
+      <w:pPr>
+        <w:spacing w:after="80"/>
+      </w:pPr>
+      <w:r>
+        <w:t xml:space="preserve">¿Cómo se estructura el reporting del CEO interino ante un consejo de administración que nunca ha supervisado a un directivo externo?</w:t>
       </w:r>
     </w:p>
     <w:p>
@@ -108,7 +244,7 @@
         <w:spacing w:after="200"/>
       </w:pPr>
       <w:r>
-        <w:t xml:space="preserve">La velocidad de incorporación —habitualmente inferior a cuatro semanas desde la decisión hasta el inicio efectivo de la misión— es un factor que diferencia al interim management de otras alternativas cuando el proyecto no puede esperar.</w:t>
+        <w:t xml:space="preserve">La relación entre el CEO interino y el consejo se establece desde el inicio con un protocolo explícito: frecuencia de reuniones (quincenal o mensual según el momento), formato del informe ejecutivo (objetivos, avance, riesgos, próximos pasos), canales de comunicación para situaciones de urgencia y límites de autonomía decisional del CEO interino para decisiones que requieren aval del consejo. Esta estructura no es burocracia: es la base de confianza que permite al CEO interino actuar con velocidad y al consejo mantener la supervisión sin microgestionar. Para un consejo sin experiencia en supervisión ejecutiva externa, el interim manager senior aporta también el criterio para construir ese protocolo desde cero.</w:t>
       </w:r>
     </w:p>
     <w:p>
@@ -116,7 +252,7 @@
         <w:pStyle w:val="Heading2"/>
       </w:pPr>
       <w:r>
-        <w:t xml:space="preserve">Las tres misiones más frecuentes del interim manager en empresa industrial</w:t>
+        <w:t xml:space="preserve">¿Su empresa necesita un CEO de transición?</w:t>
       </w:r>
     </w:p>
     <w:p>
@@ -124,147 +260,7 @@
         <w:spacing w:after="200"/>
       </w:pPr>
       <w:r>
-        <w:t xml:space="preserve">Implantación de ERP y digitalización de planta. Es la misión que mayor demanda está generando en el sector industrial europeo en 2026. El fracaso en proyectos de este tipo rara vez tiene origen tecnológico: casi siempre responde a una insuficiencia de liderazgo ejecutivo con capacidad de tomar decisiones de proceso bajo presión. Un interim manager con experiencia en implantaciones industriales asegura que el proyecto avanza con criterio, que los conflictos entre áreas se resuelven con rapidez y que la dirección de planta no queda atrapada entre el proveedor tecnológico y las necesidades reales de producción.</w:t>
-      </w:r>
-    </w:p>
-    <w:p>
-      <w:pPr>
-        <w:spacing w:after="200"/>
-      </w:pPr>
-      <w:r>
-        <w:t xml:space="preserve">Rediseño de cadena de suministro y nearshoring. La estrategia de diversificación de proveedores y de acercamiento de la cadena de suministro a mercados europeos está generando proyectos de alta complejidad en muchas empresas industriales medianas españolas. El interim manager especializado en supply chain aporta criterio de selección, capacidad de negociación y experiencia en la gestión del riesgo operativo durante la transición.</w:t>
-      </w:r>
-    </w:p>
-    <w:p>
-      <w:pPr>
-        <w:spacing w:after="200"/>
-      </w:pPr>
-      <w:r>
-        <w:t xml:space="preserve">Reestructuración operativa y transición de dirección de planta. Cuando la empresa debe reducir costes de estructura sin comprometer la capacidad productiva, o cuando la dirección de planta cambia en un momento crítico, el interim management proporciona la continuidad operativa que el equipo no puede garantizar por sí solo. Los primeros 90 días de una misión de este tipo se orientan a estabilizar el proceso, identificar las palancas de mejora y construir la confianza con los mandos intermedios y el comité de dirección.</w:t>
-      </w:r>
-    </w:p>
-    <w:p>
-      <w:pPr>
-        <w:pStyle w:val="Heading2"/>
-      </w:pPr>
-      <w:r>
-        <w:t xml:space="preserve">Cómo se estructura una misión de interim management en el sector industrial</w:t>
-      </w:r>
-    </w:p>
-    <w:p>
-      <w:pPr>
-        <w:spacing w:after="200"/>
-      </w:pPr>
-      <w:r>
-        <w:t xml:space="preserve">La incorporación de un interim manager en una empresa industrial sigue un proceso que reduce el riesgo de la transición. En la fase inicial —generalmente las primeras dos semanas— el foco está en el diagnóstico: comprensión del estado real del proyecto, identificación de los interlocutores clave y establecimiento de la línea de reporting con la dirección general o el consejo.</w:t>
-      </w:r>
-    </w:p>
-    <w:p>
-      <w:pPr>
-        <w:spacing w:after="200"/>
-      </w:pPr>
-      <w:r>
-        <w:t xml:space="preserve">El modelo de gobernanza condiciona de forma directa el éxito de la misión. El interim manager que reporta directamente al CEO o al consejo, con autoridad de línea sobre el equipo, genera resultados más consistentes que aquel que actúa en una posición ambigua entre la dirección y los mandos intermedios. Definir ese encaje antes de la incorporación es parte del diseño de la misión.</w:t>
-      </w:r>
-    </w:p>
-    <w:p>
-      <w:pPr>
-        <w:spacing w:after="200"/>
-      </w:pPr>
-      <w:r>
-        <w:t xml:space="preserve">La transferencia de conocimiento al equipo interno no es el último paso: es una actividad que empieza desde el primer día. El objetivo del interim management no es crear dependencia, sino dejar una organización más capaz al final del mandato. La duración media de una misión industrial oscila entre seis y dieciocho meses, en función de la complejidad del proyecto y de la capacidad interna para absorber el cambio.</w:t>
-      </w:r>
-    </w:p>
-    <w:p>
-      <w:pPr>
-        <w:spacing w:after="300"/>
-      </w:pPr>
-      <w:r>
-        <w:t xml:space="preserve">La transformación industrial no espera a que la estructura interna esté lista. Las empresas que están acelerando su modernización —con o sin presión externa de un inversor— están descubriendo que el interim management no es un recurso de emergencia, sino una palanca de ejecución disponible desde el primer momento en que se identifica la brecha entre el proyecto que debe hacerse y el talento directivo que puede liderarlo.</w:t>
-      </w:r>
-    </w:p>
-    <w:p>
-      <w:pPr>
-        <w:pStyle w:val="Heading2"/>
-      </w:pPr>
-      <w:r>
-        <w:t xml:space="preserve">Preguntas Frecuentes</w:t>
-      </w:r>
-    </w:p>
-    <w:p>
-      <w:pPr>
-        <w:spacing w:after="120"/>
-      </w:pPr>
-      <w:r>
-        <w:rPr>
-          <w:b/>
-          <w:bCs/>
-        </w:rPr>
-        <w:t xml:space="preserve">Una empresa familiar de fabricación de componentes de automoción, participada por un fondo de private equity hace 18 meses, debe implantar un ERP en planta en el plazo fijado por el inversor. Su director de operaciones —de perfil técnico— nunca ha liderado un proyecto de esta envergadura. ¿Cómo se articula una misión de interim management en ese contexto?</w:t>
-      </w:r>
-    </w:p>
-    <w:p>
-      <w:pPr>
-        <w:spacing w:after="200"/>
-      </w:pPr>
-      <w:r>
-        <w:t xml:space="preserve">Se incorpora un interim manager con experiencia en implantaciones ERP en entornos de manufactura de componentes. El perfil requerido combina autoridad operativa —capacidad de tomar decisiones de proceso y resolver conflictos entre el equipo de planta y el integrador tecnológico— con interlocución fluida ante el consejo y los representantes del fondo. En los primeros 30 días, el foco es el diagnóstico del estado real del proyecto: alcance comprometido, recursos internos disponibles, riesgos de desviación de plazo y coste. En los 60 días siguientes, el interim manager toma la dirección efectiva del proyecto, establece el ritmo de avance y ajusta las expectativas del inversor con criterio técnico. El criterio de salida se define desde el inicio: entrega del sistema en producción y estabilización de los procesos clave, con el equipo interno formado y capaz de operar sin apoyo externo.</w:t>
-      </w:r>
-    </w:p>
-    <w:p>
-      <w:pPr>
-        <w:spacing w:after="120"/>
-      </w:pPr>
-      <w:r>
-        <w:rPr>
-          <w:b/>
-          <w:bCs/>
-        </w:rPr>
-        <w:t xml:space="preserve">¿Cómo gestiona el interim manager industrial la relación con los mandos intermedios de planta que llevan años en la empresa y pueden percibir su llegada como una amenaza?</w:t>
-      </w:r>
-    </w:p>
-    <w:p>
-      <w:pPr>
-        <w:spacing w:after="200"/>
-      </w:pPr>
-      <w:r>
-        <w:t xml:space="preserve">La relación con los mandos intermedios es uno de los primeros focos de cualquier misión de interim management en planta. La incorporación de un perfil externo con autoridad ejecutiva puede generar incertidumbre en equipos consolidados. El abordaje habitual es directo: desde el primer día, el interim manager establece conversaciones individuales con los mandos clave, identifica sus capacidades y define con claridad el alcance de cada uno dentro del proyecto. El objetivo no es sustituir el conocimiento acumulado del equipo, sino amplificarlo con una dirección más clara y mayor capacidad de decisión. En la práctica, los mandos intermedios que más se benefician de este tipo de misión son quienes llevaban tiempo sin una dirección con suficiente seniority para escuchar sus propuestas y darles respaldo.</w:t>
-      </w:r>
-    </w:p>
-    <w:p>
-      <w:pPr>
-        <w:spacing w:after="120"/>
-      </w:pPr>
-      <w:r>
-        <w:rPr>
-          <w:b/>
-          <w:bCs/>
-        </w:rPr>
-        <w:t xml:space="preserve">Al finalizar la misión, ¿cómo decide la empresa si necesita incorporar un perfil directivo permanente o puede redistribuir las responsabilidades entre el equipo existente?</w:t>
-      </w:r>
-    </w:p>
-    <w:p>
-      <w:pPr>
-        <w:spacing w:after="200"/>
-      </w:pPr>
-      <w:r>
-        <w:t xml:space="preserve">Esta decisión se toma con criterios que se establecen, idealmente, antes del inicio de la misión. Un interim manager riguroso incluye en el diseño del mandato una evaluación explícita de la capacidad interna: si existe un perfil con potencial para asumir las responsabilidades al término de la misión, parte del trabajo consiste en desarrollarlo y transferirle la metodología de dirección. Si no existe ese perfil, la evaluación se hace durante los primeros 60 días y la conclusión se traslada con tiempo suficiente al consejo para que la búsqueda de un sucesor permanente no quede al margen del plan. La decisión no depende del tiempo que lleve la misión, sino del estado de madurez de la organización al momento del cierre.</w:t>
-      </w:r>
-    </w:p>
-    <w:p>
-      <w:pPr>
-        <w:pStyle w:val="Heading2"/>
-      </w:pPr>
-      <w:r>
-        <w:t xml:space="preserve">¿Tu empresa industrial afronta un proyecto de transformación sin el perfil directivo que lo lidere?</w:t>
-      </w:r>
-    </w:p>
-    <w:p>
-      <w:pPr>
-        <w:spacing w:after="400"/>
-      </w:pPr>
-      <w:r>
-        <w:t xml:space="preserve">Habla con Manager in Motion: presentamos el interim manager adecuado en menos de 72 horas.</w:t>
+        <w:t xml:space="preserve">Si el consejo o la propiedad se enfrenta a una vacante en la dirección general, a un proceso de transformación que el equipo interno no puede liderar, a la entrada de un inversor o a una sucesión familiar sin relevo preparado, Manager in Motion identifica y moviliza el perfil de interim manager adecuado para la dirección general en el menor tiempo posible. La primera conversación es confidencial y sin compromiso.</w:t>
       </w:r>
     </w:p>
     <w:p>
@@ -300,42 +296,34 @@
     </w:p>
     <w:p>
       <w:pPr>
-        <w:spacing w:after="100"/>
-      </w:pPr>
-      <w:r>
-        <w:t xml:space="preserve">- DDIM (Dachgesellschaft Deutsches Interim Management) — Marktstudie 2026: estado del mercado alemán de interim management, volumen, tarifas y drivers de demanda.</w:t>
-      </w:r>
-    </w:p>
-    <w:p>
-      <w:pPr>
-        <w:spacing w:after="100"/>
-      </w:pPr>
-      <w:r>
-        <w:t xml:space="preserve">- IIM (Institute of Interim Management, UK) — Interim Management Survey 2026: tendencias del mercado británico, utilización, sectores de mayor demanda, módulo sobre fractional interim management.</w:t>
-      </w:r>
-    </w:p>
-    <w:p>
-      <w:pPr>
-        <w:spacing w:after="100"/>
-      </w:pPr>
-      <w:r>
-        <w:t xml:space="preserve">- Introlution (UK) — Unlocking Industrial Growth: How Interim Leadership Drives Transformation Across Europe and the UK and some outlook for 2026: demanda de liderazgo interino en sectores industriales europeos.</w:t>
-      </w:r>
-    </w:p>
-    <w:p>
-      <w:pPr>
-        <w:spacing w:after="100"/>
-      </w:pPr>
-      <w:r>
-        <w:t xml:space="preserve">- ConsultingHeads — Interim Supply Chain Manager: Rapid Solutions for Resilient Supply Chains in 2026: tendencias en supply chain y nearshoring.</w:t>
-      </w:r>
-    </w:p>
-    <w:p>
-      <w:pPr>
-        <w:spacing w:after="100"/>
-      </w:pPr>
-      <w:r>
-        <w:t xml:space="preserve">- Robert Half / Robert Walters — estudios de remuneración y tendencias de interim management en España, Francia y Alemania 2026.</w:t>
+        <w:spacing w:after="80"/>
+      </w:pPr>
+      <w:r>
+        <w:t xml:space="preserve">- IIM (Institute of Interim Management) — IIM Interim Management Survey 2026. Datos de demanda de CEO/presidente interino (+80 % interanual en UK). iim.org.uk</w:t>
+      </w:r>
+    </w:p>
+    <w:p>
+      <w:pPr>
+        <w:spacing w:after="80"/>
+      </w:pPr>
+      <w:r>
+        <w:t xml:space="preserve">- Robert Half France — «Management de transition en 2026 : les 5 situations où le choix devient rationnel». roberthalf.com/fr</w:t>
+      </w:r>
+    </w:p>
+    <w:p>
+      <w:pPr>
+        <w:spacing w:after="80"/>
+      </w:pPr>
+      <w:r>
+        <w:t xml:space="preserve">- DDIM (Dachgesellschaft Deutsches Interim Management) — Marktstudie 2026. Datos de mercado alemán: volumen ~2.700 M€, tarifas medias 1.317 €/día. ddim.de</w:t>
+      </w:r>
+    </w:p>
+    <w:p>
+      <w:pPr>
+        <w:spacing w:after="80"/>
+      </w:pPr>
+      <w:r>
+        <w:t xml:space="preserve">- Asociación Interim Management España (Interim Spain) — Congreso 2026. interimspain.org</w:t>
       </w:r>
     </w:p>
     <w:p>
@@ -343,7 +331,7 @@
         <w:spacing w:after="200"/>
       </w:pPr>
       <w:r>
-        <w:t xml:space="preserve">- APTIE — Transformación empresarial en 2026: el interim management acelera el cambio que las empresas necesitan: contexto del mercado español.</w:t>
+        <w:t xml:space="preserve">- Robert Walters Europe — EU Interim Management Report 2026. Tendencias y tarifas en España y Europa. robertwalters.es</w:t>
       </w:r>
     </w:p>
     <w:sectPr>
